--- a/whitepaper/Securing-the-Agentic-Enterprise-Part-2.docx
+++ b/whitepaper/Securing-the-Agentic-Enterprise-Part-2.docx
@@ -118,7 +118,7 @@
           <w:color w:val="141821"/>
           <w:sz w:val="21"/>
         </w:rPr>
-        <w:t>Part 1 drew the map: 11 layers, 7 trust boundaries, 8 attack families, and a single structural flaw running underneath all of them. Part 2 turns that map into something a security organization can act on. It catalogs all 31 distinct risks rigorously, surveys what the market sells against them, and then makes the honest call about where coverage is strong, where it is partial, and where there is no product to buy at any price.</w:t>
+        <w:t>Part 1 drew the map: 11 layers, 7 trust boundaries, 8 attack families, and a single structural flaw running underneath all of them. Part 2 turns that map into something a security organization can act on. It catalogs all 42 distinct risks rigorously, surveys what the market sells against them, and then makes the honest call about where coverage is strong, where it is partial, and where there is no product to buy at any price.</w:t>
       </w:r>
     </w:p>
     <w:p>
@@ -194,7 +194,7 @@
                 <w:color w:val="142033"/>
                 <w:sz w:val="20"/>
               </w:rPr>
-              <w:t>Most agentic risk is contained, not prevented. The strongest controls are architectural (kill the lethal trifecta, identity as the control plane, out-of-band immutable governance), and they work even when the model is fooled. Probabilistic detectors (model guards, runtime AI firewalls) are necessary backstops, not the foundation. At least two of the 31 risks (prompt injection and latent model backdoors) have no product solution and must be governed as standing residual risk, not closed as tickets.</w:t>
+              <w:t>Most agentic risk is contained, not prevented. The strongest controls are architectural (kill the lethal trifecta, identity as the control plane, out-of-band immutable governance), and they work even when the model is fooled. Probabilistic detectors (model guards, runtime AI firewalls) are necessary backstops, not the foundation. At least two of the 42 risks (prompt injection and latent model backdoors) have no product solution and must be governed as standing residual risk, not closed as tickets.</w:t>
             </w:r>
           </w:p>
         </w:tc>
@@ -272,7 +272,7 @@
                 <w:color w:val="12230F"/>
                 <w:sz w:val="20"/>
               </w:rPr>
-              <w:t>The estate carries 8 families and 31 distinct risks, each mapped to OWASP LLM Top 10 (2025), the OWASP Agentic T-codes, MITRE ATLAS, CSA MAESTRO, and NIST AI RMF. Four layers (L4 prompt assembly, L9 identity, L5 tools, L10 governance) carry the heaviest concentration of distinct risks.</w:t>
+              <w:t>The estate carries 8 families and 42 distinct risks, each mapped to OWASP LLM Top 10 (2025), the OWASP Agentic T-codes, MITRE ATLAS, CSA MAESTRO, and NIST AI RMF. Four layers (L4 prompt assembly, L9 identity, L5 tools, L10 governance) carry the heaviest concentration of distinct risks.</w:t>
             </w:r>
           </w:p>
           <w:p>
@@ -526,7 +526,7 @@
           <w:color w:val="2F6FED"/>
           <w:sz w:val="28"/>
         </w:rPr>
-        <w:t>2.1 The full risk taxonomy: 8 families to 31 risks</w:t>
+        <w:t>2.1 The full risk taxonomy: 8 families to 42 risks</w:t>
       </w:r>
     </w:p>
     <w:p>
@@ -554,7 +554,7 @@
           <w:color w:val="141821"/>
           <w:sz w:val="21"/>
         </w:rPr>
-        <w:t>Each of the 31 risks carries the same metadata so executives can skim families and practitioners can read entries. Every entry has an id (R01 to R31), a family (F1 to F8), a one-line definition, the underlying mechanism, a severity chip (Critical / High / Medium), the affected architecture layers from Part 1, and standards mappings: OWASP LLM Top 10 (2025) IDs, OWASP Agentic Top 10 T-codes, plus alignment to MITRE ATLAS, CSA MAESTRO, and NIST AI RMF where relevant. Each risk anchors to at least one validated, named, in-the-wild example. Severity reflects enterprise blast radius and exploitability together, not CVSS alone: a Medium-severity flaw that is trivially exploitable at scale (denial of wallet) can cost more than a Critical that needs rare preconditions.</w:t>
+        <w:t>Each of the 42 risks carries the same metadata so executives can skim families and practitioners can read entries. Every entry has an id (R01 to R42), a family (F1 to F8), a one-line definition, the underlying mechanism, a severity chip (Critical / High / Medium), the affected architecture layers from Part 1, and standards mappings: OWASP LLM Top 10 (2025) IDs, OWASP Agentic Top 10 T-codes, plus alignment to MITRE ATLAS, CSA MAESTRO, and NIST AI RMF where relevant. Each risk anchors to at least one validated, named, in-the-wild example. Severity reflects enterprise blast radius and exploitability together, not CVSS alone: a Medium-severity flaw that is trivially exploitable at scale (denial of wallet) can cost more than a Critical that needs rare preconditions.</w:t>
       </w:r>
     </w:p>
     <w:p>
@@ -568,7 +568,7 @@
           <w:color w:val="141821"/>
           <w:sz w:val="21"/>
         </w:rPr>
-        <w:t>Read the families top to bottom and a pattern emerges. The early families (F1, F2) are about getting in and acting. The middle families (F3, F4, F5) are about persistence, privilege, and provenance. The late families (F6, F7, F8) are about the model itself, the mesh of agents, and the governance plane that is supposed to catch everything else. The same root flaw (one context window mixing instructions and data) threads through all of them, but it lands differently at each layer, which is why a single control never covers the estate.</w:t>
+        <w:t>Read the families top to bottom and a pattern emerges. The early families (F1, F2) are about getting in and acting. The middle families (F3, F4, F5) are about persistence, privilege, and provenance. The late families (F6, F7, F8) are about the model itself, the mesh of agents, and the governance plane that is supposed to catch everything else. The same root flaw (one context window mixing instructions and data) threads through all of them, but it lands differently at each layer, which is why a single control never covers the estate. The taxonomy began as 31 risks and was expanded to 42 through an adversarial-review pass that added the input-side, governance-scope, multimodal, browser-agent, and confidentiality risks the original axis under-weighted.</w:t>
       </w:r>
     </w:p>
     <w:tbl>
@@ -7699,6 +7699,2452 @@
           </w:p>
         </w:tc>
       </w:tr>
+      <w:tr>
+        <w:tc>
+          <w:tcPr>
+            <w:tcW w:type="dxa" w:w="1170"/>
+            <w:tcMar>
+              <w:top w:w="50" w:type="dxa"/>
+              <w:bottom w:w="50" w:type="dxa"/>
+              <w:start w:w="90" w:type="dxa"/>
+              <w:end w:w="90" w:type="dxa"/>
+              <w:left w:w="90" w:type="dxa"/>
+              <w:right w:w="90" w:type="dxa"/>
+            </w:tcMar>
+            <w:shd w:val="clear" w:color="auto" w:fill="F4F6F9"/>
+          </w:tcPr>
+          <w:p>
+            <w:pPr>
+              <w:spacing w:after="20"/>
+            </w:pPr>
+            <w:r>
+              <w:rPr>
+                <w:b w:val="0"/>
+                <w:i w:val="0"/>
+                <w:color w:val="141821"/>
+                <w:sz w:val="19"/>
+              </w:rPr>
+              <w:t>R32</w:t>
+            </w:r>
+          </w:p>
+        </w:tc>
+        <w:tc>
+          <w:tcPr>
+            <w:tcW w:type="dxa" w:w="1170"/>
+            <w:tcMar>
+              <w:top w:w="50" w:type="dxa"/>
+              <w:bottom w:w="50" w:type="dxa"/>
+              <w:start w:w="90" w:type="dxa"/>
+              <w:end w:w="90" w:type="dxa"/>
+              <w:left w:w="90" w:type="dxa"/>
+              <w:right w:w="90" w:type="dxa"/>
+            </w:tcMar>
+            <w:shd w:val="clear" w:color="auto" w:fill="F4F6F9"/>
+          </w:tcPr>
+          <w:p>
+            <w:pPr>
+              <w:spacing w:after="20"/>
+            </w:pPr>
+            <w:r>
+              <w:rPr>
+                <w:b w:val="0"/>
+                <w:i w:val="0"/>
+                <w:color w:val="141821"/>
+                <w:sz w:val="19"/>
+              </w:rPr>
+              <w:t>Sensitive-data leakage to the model provider via user/agent input (retention + training inclusion)</w:t>
+            </w:r>
+          </w:p>
+        </w:tc>
+        <w:tc>
+          <w:tcPr>
+            <w:tcW w:type="dxa" w:w="1170"/>
+            <w:tcMar>
+              <w:top w:w="50" w:type="dxa"/>
+              <w:bottom w:w="50" w:type="dxa"/>
+              <w:start w:w="90" w:type="dxa"/>
+              <w:end w:w="90" w:type="dxa"/>
+              <w:left w:w="90" w:type="dxa"/>
+              <w:right w:w="90" w:type="dxa"/>
+            </w:tcMar>
+            <w:shd w:val="clear" w:color="auto" w:fill="F4F6F9"/>
+          </w:tcPr>
+          <w:p>
+            <w:pPr>
+              <w:spacing w:after="20"/>
+            </w:pPr>
+            <w:r>
+              <w:rPr>
+                <w:b w:val="0"/>
+                <w:i w:val="0"/>
+                <w:color w:val="141821"/>
+                <w:sz w:val="19"/>
+              </w:rPr>
+              <w:t>F4</w:t>
+            </w:r>
+          </w:p>
+        </w:tc>
+        <w:tc>
+          <w:tcPr>
+            <w:tcW w:type="dxa" w:w="1170"/>
+            <w:tcMar>
+              <w:top w:w="50" w:type="dxa"/>
+              <w:bottom w:w="50" w:type="dxa"/>
+              <w:start w:w="90" w:type="dxa"/>
+              <w:end w:w="90" w:type="dxa"/>
+              <w:left w:w="90" w:type="dxa"/>
+              <w:right w:w="90" w:type="dxa"/>
+            </w:tcMar>
+            <w:shd w:val="clear" w:color="auto" w:fill="F4F6F9"/>
+          </w:tcPr>
+          <w:p>
+            <w:pPr>
+              <w:spacing w:after="20"/>
+            </w:pPr>
+            <w:r>
+              <w:rPr>
+                <w:b w:val="0"/>
+                <w:i w:val="0"/>
+                <w:color w:val="141821"/>
+                <w:sz w:val="19"/>
+              </w:rPr>
+              <w:t>High</w:t>
+            </w:r>
+          </w:p>
+        </w:tc>
+        <w:tc>
+          <w:tcPr>
+            <w:tcW w:type="dxa" w:w="1170"/>
+            <w:tcMar>
+              <w:top w:w="50" w:type="dxa"/>
+              <w:bottom w:w="50" w:type="dxa"/>
+              <w:start w:w="90" w:type="dxa"/>
+              <w:end w:w="90" w:type="dxa"/>
+              <w:left w:w="90" w:type="dxa"/>
+              <w:right w:w="90" w:type="dxa"/>
+            </w:tcMar>
+            <w:shd w:val="clear" w:color="auto" w:fill="F4F6F9"/>
+          </w:tcPr>
+          <w:p>
+            <w:pPr>
+              <w:spacing w:after="20"/>
+            </w:pPr>
+            <w:r>
+              <w:rPr>
+                <w:b w:val="0"/>
+                <w:i w:val="0"/>
+                <w:color w:val="141821"/>
+                <w:sz w:val="19"/>
+              </w:rPr>
+              <w:t>L1 L3 L11</w:t>
+            </w:r>
+          </w:p>
+        </w:tc>
+        <w:tc>
+          <w:tcPr>
+            <w:tcW w:type="dxa" w:w="1170"/>
+            <w:tcMar>
+              <w:top w:w="50" w:type="dxa"/>
+              <w:bottom w:w="50" w:type="dxa"/>
+              <w:start w:w="90" w:type="dxa"/>
+              <w:end w:w="90" w:type="dxa"/>
+              <w:left w:w="90" w:type="dxa"/>
+              <w:right w:w="90" w:type="dxa"/>
+            </w:tcMar>
+            <w:shd w:val="clear" w:color="auto" w:fill="F4F6F9"/>
+          </w:tcPr>
+          <w:p>
+            <w:pPr>
+              <w:spacing w:after="20"/>
+            </w:pPr>
+            <w:r>
+              <w:rPr>
+                <w:b w:val="0"/>
+                <w:i w:val="0"/>
+                <w:color w:val="141821"/>
+                <w:sz w:val="19"/>
+              </w:rPr>
+              <w:t>LLM02:2025</w:t>
+            </w:r>
+          </w:p>
+        </w:tc>
+        <w:tc>
+          <w:tcPr>
+            <w:tcW w:type="dxa" w:w="1170"/>
+            <w:tcMar>
+              <w:top w:w="50" w:type="dxa"/>
+              <w:bottom w:w="50" w:type="dxa"/>
+              <w:start w:w="90" w:type="dxa"/>
+              <w:end w:w="90" w:type="dxa"/>
+              <w:left w:w="90" w:type="dxa"/>
+              <w:right w:w="90" w:type="dxa"/>
+            </w:tcMar>
+            <w:shd w:val="clear" w:color="auto" w:fill="F4F6F9"/>
+          </w:tcPr>
+          <w:p>
+            <w:pPr>
+              <w:spacing w:after="20"/>
+            </w:pPr>
+            <w:r>
+              <w:rPr>
+                <w:b w:val="0"/>
+                <w:i w:val="0"/>
+                <w:color w:val="141821"/>
+                <w:sz w:val="19"/>
+              </w:rPr>
+              <w:t>T15</w:t>
+            </w:r>
+          </w:p>
+        </w:tc>
+        <w:tc>
+          <w:tcPr>
+            <w:tcW w:type="dxa" w:w="1170"/>
+            <w:tcMar>
+              <w:top w:w="50" w:type="dxa"/>
+              <w:bottom w:w="50" w:type="dxa"/>
+              <w:start w:w="90" w:type="dxa"/>
+              <w:end w:w="90" w:type="dxa"/>
+              <w:left w:w="90" w:type="dxa"/>
+              <w:right w:w="90" w:type="dxa"/>
+            </w:tcMar>
+            <w:shd w:val="clear" w:color="auto" w:fill="F4F6F9"/>
+          </w:tcPr>
+          <w:p>
+            <w:pPr>
+              <w:spacing w:after="20"/>
+            </w:pPr>
+            <w:hyperlink r:id="rId40">
+              <w:r>
+                <w:rPr>
+                  <w:color w:val="2F6FED"/>
+                  <w:u w:val="single"/>
+                </w:rPr>
+                <w:t xml:space="preserve">Employees regularly paste company secrets into ChatGPT (La...</w:t>
+              </w:r>
+            </w:hyperlink>
+          </w:p>
+        </w:tc>
+      </w:tr>
+      <w:tr>
+        <w:tc>
+          <w:tcPr>
+            <w:tcW w:type="dxa" w:w="1170"/>
+            <w:tcMar>
+              <w:top w:w="50" w:type="dxa"/>
+              <w:bottom w:w="50" w:type="dxa"/>
+              <w:start w:w="90" w:type="dxa"/>
+              <w:end w:w="90" w:type="dxa"/>
+              <w:left w:w="90" w:type="dxa"/>
+              <w:right w:w="90" w:type="dxa"/>
+            </w:tcMar>
+          </w:tcPr>
+          <w:p>
+            <w:pPr>
+              <w:spacing w:after="20"/>
+            </w:pPr>
+            <w:r>
+              <w:rPr>
+                <w:b w:val="0"/>
+                <w:i w:val="0"/>
+                <w:color w:val="141821"/>
+                <w:sz w:val="19"/>
+              </w:rPr>
+              <w:t>R33</w:t>
+            </w:r>
+          </w:p>
+        </w:tc>
+        <w:tc>
+          <w:tcPr>
+            <w:tcW w:type="dxa" w:w="1170"/>
+            <w:tcMar>
+              <w:top w:w="50" w:type="dxa"/>
+              <w:bottom w:w="50" w:type="dxa"/>
+              <w:start w:w="90" w:type="dxa"/>
+              <w:end w:w="90" w:type="dxa"/>
+              <w:left w:w="90" w:type="dxa"/>
+              <w:right w:w="90" w:type="dxa"/>
+            </w:tcMar>
+          </w:tcPr>
+          <w:p>
+            <w:pPr>
+              <w:spacing w:after="20"/>
+            </w:pPr>
+            <w:r>
+              <w:rPr>
+                <w:b w:val="0"/>
+                <w:i w:val="0"/>
+                <w:color w:val="141821"/>
+                <w:sz w:val="19"/>
+              </w:rPr>
+              <w:t>System-prompt and instruction extraction (LLM07:2025)</w:t>
+            </w:r>
+          </w:p>
+        </w:tc>
+        <w:tc>
+          <w:tcPr>
+            <w:tcW w:type="dxa" w:w="1170"/>
+            <w:tcMar>
+              <w:top w:w="50" w:type="dxa"/>
+              <w:bottom w:w="50" w:type="dxa"/>
+              <w:start w:w="90" w:type="dxa"/>
+              <w:end w:w="90" w:type="dxa"/>
+              <w:left w:w="90" w:type="dxa"/>
+              <w:right w:w="90" w:type="dxa"/>
+            </w:tcMar>
+          </w:tcPr>
+          <w:p>
+            <w:pPr>
+              <w:spacing w:after="20"/>
+            </w:pPr>
+            <w:r>
+              <w:rPr>
+                <w:b w:val="0"/>
+                <w:i w:val="0"/>
+                <w:color w:val="141821"/>
+                <w:sz w:val="19"/>
+              </w:rPr>
+              <w:t>F1</w:t>
+            </w:r>
+          </w:p>
+        </w:tc>
+        <w:tc>
+          <w:tcPr>
+            <w:tcW w:type="dxa" w:w="1170"/>
+            <w:tcMar>
+              <w:top w:w="50" w:type="dxa"/>
+              <w:bottom w:w="50" w:type="dxa"/>
+              <w:start w:w="90" w:type="dxa"/>
+              <w:end w:w="90" w:type="dxa"/>
+              <w:left w:w="90" w:type="dxa"/>
+              <w:right w:w="90" w:type="dxa"/>
+            </w:tcMar>
+          </w:tcPr>
+          <w:p>
+            <w:pPr>
+              <w:spacing w:after="20"/>
+            </w:pPr>
+            <w:r>
+              <w:rPr>
+                <w:b w:val="0"/>
+                <w:i w:val="0"/>
+                <w:color w:val="141821"/>
+                <w:sz w:val="19"/>
+              </w:rPr>
+              <w:t>Medium</w:t>
+            </w:r>
+          </w:p>
+        </w:tc>
+        <w:tc>
+          <w:tcPr>
+            <w:tcW w:type="dxa" w:w="1170"/>
+            <w:tcMar>
+              <w:top w:w="50" w:type="dxa"/>
+              <w:bottom w:w="50" w:type="dxa"/>
+              <w:start w:w="90" w:type="dxa"/>
+              <w:end w:w="90" w:type="dxa"/>
+              <w:left w:w="90" w:type="dxa"/>
+              <w:right w:w="90" w:type="dxa"/>
+            </w:tcMar>
+          </w:tcPr>
+          <w:p>
+            <w:pPr>
+              <w:spacing w:after="20"/>
+            </w:pPr>
+            <w:r>
+              <w:rPr>
+                <w:b w:val="0"/>
+                <w:i w:val="0"/>
+                <w:color w:val="141821"/>
+                <w:sz w:val="19"/>
+              </w:rPr>
+              <w:t>L2 L3 L1</w:t>
+            </w:r>
+          </w:p>
+        </w:tc>
+        <w:tc>
+          <w:tcPr>
+            <w:tcW w:type="dxa" w:w="1170"/>
+            <w:tcMar>
+              <w:top w:w="50" w:type="dxa"/>
+              <w:bottom w:w="50" w:type="dxa"/>
+              <w:start w:w="90" w:type="dxa"/>
+              <w:end w:w="90" w:type="dxa"/>
+              <w:left w:w="90" w:type="dxa"/>
+              <w:right w:w="90" w:type="dxa"/>
+            </w:tcMar>
+          </w:tcPr>
+          <w:p>
+            <w:pPr>
+              <w:spacing w:after="20"/>
+            </w:pPr>
+            <w:r>
+              <w:rPr>
+                <w:b w:val="0"/>
+                <w:i w:val="0"/>
+                <w:color w:val="141821"/>
+                <w:sz w:val="19"/>
+              </w:rPr>
+              <w:t>LLM07:2025</w:t>
+            </w:r>
+          </w:p>
+        </w:tc>
+        <w:tc>
+          <w:tcPr>
+            <w:tcW w:type="dxa" w:w="1170"/>
+            <w:tcMar>
+              <w:top w:w="50" w:type="dxa"/>
+              <w:bottom w:w="50" w:type="dxa"/>
+              <w:start w:w="90" w:type="dxa"/>
+              <w:end w:w="90" w:type="dxa"/>
+              <w:left w:w="90" w:type="dxa"/>
+              <w:right w:w="90" w:type="dxa"/>
+            </w:tcMar>
+          </w:tcPr>
+          <w:p>
+            <w:pPr>
+              <w:spacing w:after="20"/>
+            </w:pPr>
+            <w:r>
+              <w:rPr>
+                <w:b w:val="0"/>
+                <w:i w:val="0"/>
+                <w:color w:val="141821"/>
+                <w:sz w:val="19"/>
+              </w:rPr>
+              <w:t>T6</w:t>
+            </w:r>
+          </w:p>
+        </w:tc>
+        <w:tc>
+          <w:tcPr>
+            <w:tcW w:type="dxa" w:w="1170"/>
+            <w:tcMar>
+              <w:top w:w="50" w:type="dxa"/>
+              <w:bottom w:w="50" w:type="dxa"/>
+              <w:start w:w="90" w:type="dxa"/>
+              <w:end w:w="90" w:type="dxa"/>
+              <w:left w:w="90" w:type="dxa"/>
+              <w:right w:w="90" w:type="dxa"/>
+            </w:tcMar>
+          </w:tcPr>
+          <w:p>
+            <w:pPr>
+              <w:spacing w:after="20"/>
+            </w:pPr>
+            <w:hyperlink r:id="rId41">
+              <w:r>
+                <w:rPr>
+                  <w:color w:val="2F6FED"/>
+                  <w:u w:val="single"/>
+                </w:rPr>
+                <w:t xml:space="preserve">LLM07:2025 System Prompt Leakage (OWASP Gen AI Security Pr...</w:t>
+              </w:r>
+            </w:hyperlink>
+          </w:p>
+        </w:tc>
+      </w:tr>
+      <w:tr>
+        <w:tc>
+          <w:tcPr>
+            <w:tcW w:type="dxa" w:w="1170"/>
+            <w:tcMar>
+              <w:top w:w="50" w:type="dxa"/>
+              <w:bottom w:w="50" w:type="dxa"/>
+              <w:start w:w="90" w:type="dxa"/>
+              <w:end w:w="90" w:type="dxa"/>
+              <w:left w:w="90" w:type="dxa"/>
+              <w:right w:w="90" w:type="dxa"/>
+            </w:tcMar>
+            <w:shd w:val="clear" w:color="auto" w:fill="F4F6F9"/>
+          </w:tcPr>
+          <w:p>
+            <w:pPr>
+              <w:spacing w:after="20"/>
+            </w:pPr>
+            <w:r>
+              <w:rPr>
+                <w:b w:val="0"/>
+                <w:i w:val="0"/>
+                <w:color w:val="141821"/>
+                <w:sz w:val="19"/>
+              </w:rPr>
+              <w:t>R34</w:t>
+            </w:r>
+          </w:p>
+        </w:tc>
+        <w:tc>
+          <w:tcPr>
+            <w:tcW w:type="dxa" w:w="1170"/>
+            <w:tcMar>
+              <w:top w:w="50" w:type="dxa"/>
+              <w:bottom w:w="50" w:type="dxa"/>
+              <w:start w:w="90" w:type="dxa"/>
+              <w:end w:w="90" w:type="dxa"/>
+              <w:left w:w="90" w:type="dxa"/>
+              <w:right w:w="90" w:type="dxa"/>
+            </w:tcMar>
+            <w:shd w:val="clear" w:color="auto" w:fill="F4F6F9"/>
+          </w:tcPr>
+          <w:p>
+            <w:pPr>
+              <w:spacing w:after="20"/>
+            </w:pPr>
+            <w:r>
+              <w:rPr>
+                <w:b w:val="0"/>
+                <w:i w:val="0"/>
+                <w:color w:val="141821"/>
+                <w:sz w:val="19"/>
+              </w:rPr>
+              <w:t>Multimodal injection via image, audio, and voice channels</w:t>
+            </w:r>
+          </w:p>
+        </w:tc>
+        <w:tc>
+          <w:tcPr>
+            <w:tcW w:type="dxa" w:w="1170"/>
+            <w:tcMar>
+              <w:top w:w="50" w:type="dxa"/>
+              <w:bottom w:w="50" w:type="dxa"/>
+              <w:start w:w="90" w:type="dxa"/>
+              <w:end w:w="90" w:type="dxa"/>
+              <w:left w:w="90" w:type="dxa"/>
+              <w:right w:w="90" w:type="dxa"/>
+            </w:tcMar>
+            <w:shd w:val="clear" w:color="auto" w:fill="F4F6F9"/>
+          </w:tcPr>
+          <w:p>
+            <w:pPr>
+              <w:spacing w:after="20"/>
+            </w:pPr>
+            <w:r>
+              <w:rPr>
+                <w:b w:val="0"/>
+                <w:i w:val="0"/>
+                <w:color w:val="141821"/>
+                <w:sz w:val="19"/>
+              </w:rPr>
+              <w:t>F1</w:t>
+            </w:r>
+          </w:p>
+        </w:tc>
+        <w:tc>
+          <w:tcPr>
+            <w:tcW w:type="dxa" w:w="1170"/>
+            <w:tcMar>
+              <w:top w:w="50" w:type="dxa"/>
+              <w:bottom w:w="50" w:type="dxa"/>
+              <w:start w:w="90" w:type="dxa"/>
+              <w:end w:w="90" w:type="dxa"/>
+              <w:left w:w="90" w:type="dxa"/>
+              <w:right w:w="90" w:type="dxa"/>
+            </w:tcMar>
+            <w:shd w:val="clear" w:color="auto" w:fill="F4F6F9"/>
+          </w:tcPr>
+          <w:p>
+            <w:pPr>
+              <w:spacing w:after="20"/>
+            </w:pPr>
+            <w:r>
+              <w:rPr>
+                <w:b w:val="0"/>
+                <w:i w:val="0"/>
+                <w:color w:val="141821"/>
+                <w:sz w:val="19"/>
+              </w:rPr>
+              <w:t>High</w:t>
+            </w:r>
+          </w:p>
+        </w:tc>
+        <w:tc>
+          <w:tcPr>
+            <w:tcW w:type="dxa" w:w="1170"/>
+            <w:tcMar>
+              <w:top w:w="50" w:type="dxa"/>
+              <w:bottom w:w="50" w:type="dxa"/>
+              <w:start w:w="90" w:type="dxa"/>
+              <w:end w:w="90" w:type="dxa"/>
+              <w:left w:w="90" w:type="dxa"/>
+              <w:right w:w="90" w:type="dxa"/>
+            </w:tcMar>
+            <w:shd w:val="clear" w:color="auto" w:fill="F4F6F9"/>
+          </w:tcPr>
+          <w:p>
+            <w:pPr>
+              <w:spacing w:after="20"/>
+            </w:pPr>
+            <w:r>
+              <w:rPr>
+                <w:b w:val="0"/>
+                <w:i w:val="0"/>
+                <w:color w:val="141821"/>
+                <w:sz w:val="19"/>
+              </w:rPr>
+              <w:t>L1 L4 L3</w:t>
+            </w:r>
+          </w:p>
+        </w:tc>
+        <w:tc>
+          <w:tcPr>
+            <w:tcW w:type="dxa" w:w="1170"/>
+            <w:tcMar>
+              <w:top w:w="50" w:type="dxa"/>
+              <w:bottom w:w="50" w:type="dxa"/>
+              <w:start w:w="90" w:type="dxa"/>
+              <w:end w:w="90" w:type="dxa"/>
+              <w:left w:w="90" w:type="dxa"/>
+              <w:right w:w="90" w:type="dxa"/>
+            </w:tcMar>
+            <w:shd w:val="clear" w:color="auto" w:fill="F4F6F9"/>
+          </w:tcPr>
+          <w:p>
+            <w:pPr>
+              <w:spacing w:after="20"/>
+            </w:pPr>
+            <w:r>
+              <w:rPr>
+                <w:b w:val="0"/>
+                <w:i w:val="0"/>
+                <w:color w:val="141821"/>
+                <w:sz w:val="19"/>
+              </w:rPr>
+              <w:t>LLM01:2025</w:t>
+            </w:r>
+          </w:p>
+        </w:tc>
+        <w:tc>
+          <w:tcPr>
+            <w:tcW w:type="dxa" w:w="1170"/>
+            <w:tcMar>
+              <w:top w:w="50" w:type="dxa"/>
+              <w:bottom w:w="50" w:type="dxa"/>
+              <w:start w:w="90" w:type="dxa"/>
+              <w:end w:w="90" w:type="dxa"/>
+              <w:left w:w="90" w:type="dxa"/>
+              <w:right w:w="90" w:type="dxa"/>
+            </w:tcMar>
+            <w:shd w:val="clear" w:color="auto" w:fill="F4F6F9"/>
+          </w:tcPr>
+          <w:p>
+            <w:pPr>
+              <w:spacing w:after="20"/>
+            </w:pPr>
+            <w:r>
+              <w:rPr>
+                <w:b w:val="0"/>
+                <w:i w:val="0"/>
+                <w:color w:val="141821"/>
+                <w:sz w:val="19"/>
+              </w:rPr>
+              <w:t>T6</w:t>
+            </w:r>
+          </w:p>
+        </w:tc>
+        <w:tc>
+          <w:tcPr>
+            <w:tcW w:type="dxa" w:w="1170"/>
+            <w:tcMar>
+              <w:top w:w="50" w:type="dxa"/>
+              <w:bottom w:w="50" w:type="dxa"/>
+              <w:start w:w="90" w:type="dxa"/>
+              <w:end w:w="90" w:type="dxa"/>
+              <w:left w:w="90" w:type="dxa"/>
+              <w:right w:w="90" w:type="dxa"/>
+            </w:tcMar>
+            <w:shd w:val="clear" w:color="auto" w:fill="F4F6F9"/>
+          </w:tcPr>
+          <w:p>
+            <w:pPr>
+              <w:spacing w:after="20"/>
+            </w:pPr>
+            <w:hyperlink r:id="rId42">
+              <w:r>
+                <w:rPr>
+                  <w:color w:val="2F6FED"/>
+                  <w:u w:val="single"/>
+                </w:rPr>
+                <w:t xml:space="preserve">Invisible Injections: Exploiting Vision-Language Models Th...</w:t>
+              </w:r>
+            </w:hyperlink>
+          </w:p>
+        </w:tc>
+      </w:tr>
+      <w:tr>
+        <w:tc>
+          <w:tcPr>
+            <w:tcW w:type="dxa" w:w="1170"/>
+            <w:tcMar>
+              <w:top w:w="50" w:type="dxa"/>
+              <w:bottom w:w="50" w:type="dxa"/>
+              <w:start w:w="90" w:type="dxa"/>
+              <w:end w:w="90" w:type="dxa"/>
+              <w:left w:w="90" w:type="dxa"/>
+              <w:right w:w="90" w:type="dxa"/>
+            </w:tcMar>
+          </w:tcPr>
+          <w:p>
+            <w:pPr>
+              <w:spacing w:after="20"/>
+            </w:pPr>
+            <w:r>
+              <w:rPr>
+                <w:b w:val="0"/>
+                <w:i w:val="0"/>
+                <w:color w:val="141821"/>
+                <w:sz w:val="19"/>
+              </w:rPr>
+              <w:t>R35</w:t>
+            </w:r>
+          </w:p>
+        </w:tc>
+        <w:tc>
+          <w:tcPr>
+            <w:tcW w:type="dxa" w:w="1170"/>
+            <w:tcMar>
+              <w:top w:w="50" w:type="dxa"/>
+              <w:bottom w:w="50" w:type="dxa"/>
+              <w:start w:w="90" w:type="dxa"/>
+              <w:end w:w="90" w:type="dxa"/>
+              <w:left w:w="90" w:type="dxa"/>
+              <w:right w:w="90" w:type="dxa"/>
+            </w:tcMar>
+          </w:tcPr>
+          <w:p>
+            <w:pPr>
+              <w:spacing w:after="20"/>
+            </w:pPr>
+            <w:r>
+              <w:rPr>
+                <w:b w:val="0"/>
+                <w:i w:val="0"/>
+                <w:color w:val="141821"/>
+                <w:sz w:val="19"/>
+              </w:rPr>
+              <w:t>Autonomous browser-agent hijack (Operator / Atlas / Comet class)</w:t>
+            </w:r>
+          </w:p>
+        </w:tc>
+        <w:tc>
+          <w:tcPr>
+            <w:tcW w:type="dxa" w:w="1170"/>
+            <w:tcMar>
+              <w:top w:w="50" w:type="dxa"/>
+              <w:bottom w:w="50" w:type="dxa"/>
+              <w:start w:w="90" w:type="dxa"/>
+              <w:end w:w="90" w:type="dxa"/>
+              <w:left w:w="90" w:type="dxa"/>
+              <w:right w:w="90" w:type="dxa"/>
+            </w:tcMar>
+          </w:tcPr>
+          <w:p>
+            <w:pPr>
+              <w:spacing w:after="20"/>
+            </w:pPr>
+            <w:r>
+              <w:rPr>
+                <w:b w:val="0"/>
+                <w:i w:val="0"/>
+                <w:color w:val="141821"/>
+                <w:sz w:val="19"/>
+              </w:rPr>
+              <w:t>F2</w:t>
+            </w:r>
+          </w:p>
+        </w:tc>
+        <w:tc>
+          <w:tcPr>
+            <w:tcW w:type="dxa" w:w="1170"/>
+            <w:tcMar>
+              <w:top w:w="50" w:type="dxa"/>
+              <w:bottom w:w="50" w:type="dxa"/>
+              <w:start w:w="90" w:type="dxa"/>
+              <w:end w:w="90" w:type="dxa"/>
+              <w:left w:w="90" w:type="dxa"/>
+              <w:right w:w="90" w:type="dxa"/>
+            </w:tcMar>
+          </w:tcPr>
+          <w:p>
+            <w:pPr>
+              <w:spacing w:after="20"/>
+            </w:pPr>
+            <w:r>
+              <w:rPr>
+                <w:b w:val="0"/>
+                <w:i w:val="0"/>
+                <w:color w:val="141821"/>
+                <w:sz w:val="19"/>
+              </w:rPr>
+              <w:t>Critical</w:t>
+            </w:r>
+          </w:p>
+        </w:tc>
+        <w:tc>
+          <w:tcPr>
+            <w:tcW w:type="dxa" w:w="1170"/>
+            <w:tcMar>
+              <w:top w:w="50" w:type="dxa"/>
+              <w:bottom w:w="50" w:type="dxa"/>
+              <w:start w:w="90" w:type="dxa"/>
+              <w:end w:w="90" w:type="dxa"/>
+              <w:left w:w="90" w:type="dxa"/>
+              <w:right w:w="90" w:type="dxa"/>
+            </w:tcMar>
+          </w:tcPr>
+          <w:p>
+            <w:pPr>
+              <w:spacing w:after="20"/>
+            </w:pPr>
+            <w:r>
+              <w:rPr>
+                <w:b w:val="0"/>
+                <w:i w:val="0"/>
+                <w:color w:val="141821"/>
+                <w:sz w:val="19"/>
+              </w:rPr>
+              <w:t>L1 L6 L2</w:t>
+            </w:r>
+          </w:p>
+        </w:tc>
+        <w:tc>
+          <w:tcPr>
+            <w:tcW w:type="dxa" w:w="1170"/>
+            <w:tcMar>
+              <w:top w:w="50" w:type="dxa"/>
+              <w:bottom w:w="50" w:type="dxa"/>
+              <w:start w:w="90" w:type="dxa"/>
+              <w:end w:w="90" w:type="dxa"/>
+              <w:left w:w="90" w:type="dxa"/>
+              <w:right w:w="90" w:type="dxa"/>
+            </w:tcMar>
+          </w:tcPr>
+          <w:p>
+            <w:pPr>
+              <w:spacing w:after="20"/>
+            </w:pPr>
+            <w:r>
+              <w:rPr>
+                <w:b w:val="0"/>
+                <w:i w:val="0"/>
+                <w:color w:val="141821"/>
+                <w:sz w:val="19"/>
+              </w:rPr>
+              <w:t>LLM01:2025</w:t>
+            </w:r>
+          </w:p>
+        </w:tc>
+        <w:tc>
+          <w:tcPr>
+            <w:tcW w:type="dxa" w:w="1170"/>
+            <w:tcMar>
+              <w:top w:w="50" w:type="dxa"/>
+              <w:bottom w:w="50" w:type="dxa"/>
+              <w:start w:w="90" w:type="dxa"/>
+              <w:end w:w="90" w:type="dxa"/>
+              <w:left w:w="90" w:type="dxa"/>
+              <w:right w:w="90" w:type="dxa"/>
+            </w:tcMar>
+          </w:tcPr>
+          <w:p>
+            <w:pPr>
+              <w:spacing w:after="20"/>
+            </w:pPr>
+            <w:r>
+              <w:rPr>
+                <w:b w:val="0"/>
+                <w:i w:val="0"/>
+                <w:color w:val="141821"/>
+                <w:sz w:val="19"/>
+              </w:rPr>
+              <w:t>T6, T7</w:t>
+            </w:r>
+          </w:p>
+        </w:tc>
+        <w:tc>
+          <w:tcPr>
+            <w:tcW w:type="dxa" w:w="1170"/>
+            <w:tcMar>
+              <w:top w:w="50" w:type="dxa"/>
+              <w:bottom w:w="50" w:type="dxa"/>
+              <w:start w:w="90" w:type="dxa"/>
+              <w:end w:w="90" w:type="dxa"/>
+              <w:left w:w="90" w:type="dxa"/>
+              <w:right w:w="90" w:type="dxa"/>
+            </w:tcMar>
+          </w:tcPr>
+          <w:p>
+            <w:pPr>
+              <w:spacing w:after="20"/>
+            </w:pPr>
+            <w:hyperlink r:id="rId43">
+              <w:r>
+                <w:rPr>
+                  <w:color w:val="2F6FED"/>
+                  <w:u w:val="single"/>
+                </w:rPr>
+                <w:t xml:space="preserve">OpenAI says AI browsers may always be vulnerable to prompt...</w:t>
+              </w:r>
+            </w:hyperlink>
+          </w:p>
+        </w:tc>
+      </w:tr>
+      <w:tr>
+        <w:tc>
+          <w:tcPr>
+            <w:tcW w:type="dxa" w:w="1170"/>
+            <w:tcMar>
+              <w:top w:w="50" w:type="dxa"/>
+              <w:bottom w:w="50" w:type="dxa"/>
+              <w:start w:w="90" w:type="dxa"/>
+              <w:end w:w="90" w:type="dxa"/>
+              <w:left w:w="90" w:type="dxa"/>
+              <w:right w:w="90" w:type="dxa"/>
+            </w:tcMar>
+            <w:shd w:val="clear" w:color="auto" w:fill="F4F6F9"/>
+          </w:tcPr>
+          <w:p>
+            <w:pPr>
+              <w:spacing w:after="20"/>
+            </w:pPr>
+            <w:r>
+              <w:rPr>
+                <w:b w:val="0"/>
+                <w:i w:val="0"/>
+                <w:color w:val="141821"/>
+                <w:sz w:val="19"/>
+              </w:rPr>
+              <w:t>R36</w:t>
+            </w:r>
+          </w:p>
+        </w:tc>
+        <w:tc>
+          <w:tcPr>
+            <w:tcW w:type="dxa" w:w="1170"/>
+            <w:tcMar>
+              <w:top w:w="50" w:type="dxa"/>
+              <w:bottom w:w="50" w:type="dxa"/>
+              <w:start w:w="90" w:type="dxa"/>
+              <w:end w:w="90" w:type="dxa"/>
+              <w:left w:w="90" w:type="dxa"/>
+              <w:right w:w="90" w:type="dxa"/>
+            </w:tcMar>
+            <w:shd w:val="clear" w:color="auto" w:fill="F4F6F9"/>
+          </w:tcPr>
+          <w:p>
+            <w:pPr>
+              <w:spacing w:after="20"/>
+            </w:pPr>
+            <w:r>
+              <w:rPr>
+                <w:b w:val="0"/>
+                <w:i w:val="0"/>
+                <w:color w:val="141821"/>
+                <w:sz w:val="19"/>
+              </w:rPr>
+              <w:t>RAG / Copilot permission-amplification (latent oversharing made instantly discoverable)</w:t>
+            </w:r>
+          </w:p>
+        </w:tc>
+        <w:tc>
+          <w:tcPr>
+            <w:tcW w:type="dxa" w:w="1170"/>
+            <w:tcMar>
+              <w:top w:w="50" w:type="dxa"/>
+              <w:bottom w:w="50" w:type="dxa"/>
+              <w:start w:w="90" w:type="dxa"/>
+              <w:end w:w="90" w:type="dxa"/>
+              <w:left w:w="90" w:type="dxa"/>
+              <w:right w:w="90" w:type="dxa"/>
+            </w:tcMar>
+            <w:shd w:val="clear" w:color="auto" w:fill="F4F6F9"/>
+          </w:tcPr>
+          <w:p>
+            <w:pPr>
+              <w:spacing w:after="20"/>
+            </w:pPr>
+            <w:r>
+              <w:rPr>
+                <w:b w:val="0"/>
+                <w:i w:val="0"/>
+                <w:color w:val="141821"/>
+                <w:sz w:val="19"/>
+              </w:rPr>
+              <w:t>F4</w:t>
+            </w:r>
+          </w:p>
+        </w:tc>
+        <w:tc>
+          <w:tcPr>
+            <w:tcW w:type="dxa" w:w="1170"/>
+            <w:tcMar>
+              <w:top w:w="50" w:type="dxa"/>
+              <w:bottom w:w="50" w:type="dxa"/>
+              <w:start w:w="90" w:type="dxa"/>
+              <w:end w:w="90" w:type="dxa"/>
+              <w:left w:w="90" w:type="dxa"/>
+              <w:right w:w="90" w:type="dxa"/>
+            </w:tcMar>
+            <w:shd w:val="clear" w:color="auto" w:fill="F4F6F9"/>
+          </w:tcPr>
+          <w:p>
+            <w:pPr>
+              <w:spacing w:after="20"/>
+            </w:pPr>
+            <w:r>
+              <w:rPr>
+                <w:b w:val="0"/>
+                <w:i w:val="0"/>
+                <w:color w:val="141821"/>
+                <w:sz w:val="19"/>
+              </w:rPr>
+              <w:t>High</w:t>
+            </w:r>
+          </w:p>
+        </w:tc>
+        <w:tc>
+          <w:tcPr>
+            <w:tcW w:type="dxa" w:w="1170"/>
+            <w:tcMar>
+              <w:top w:w="50" w:type="dxa"/>
+              <w:bottom w:w="50" w:type="dxa"/>
+              <w:start w:w="90" w:type="dxa"/>
+              <w:end w:w="90" w:type="dxa"/>
+              <w:left w:w="90" w:type="dxa"/>
+              <w:right w:w="90" w:type="dxa"/>
+            </w:tcMar>
+            <w:shd w:val="clear" w:color="auto" w:fill="F4F6F9"/>
+          </w:tcPr>
+          <w:p>
+            <w:pPr>
+              <w:spacing w:after="20"/>
+            </w:pPr>
+            <w:r>
+              <w:rPr>
+                <w:b w:val="0"/>
+                <w:i w:val="0"/>
+                <w:color w:val="141821"/>
+                <w:sz w:val="19"/>
+              </w:rPr>
+              <w:t>L7 L9 L6</w:t>
+            </w:r>
+          </w:p>
+        </w:tc>
+        <w:tc>
+          <w:tcPr>
+            <w:tcW w:type="dxa" w:w="1170"/>
+            <w:tcMar>
+              <w:top w:w="50" w:type="dxa"/>
+              <w:bottom w:w="50" w:type="dxa"/>
+              <w:start w:w="90" w:type="dxa"/>
+              <w:end w:w="90" w:type="dxa"/>
+              <w:left w:w="90" w:type="dxa"/>
+              <w:right w:w="90" w:type="dxa"/>
+            </w:tcMar>
+            <w:shd w:val="clear" w:color="auto" w:fill="F4F6F9"/>
+          </w:tcPr>
+          <w:p>
+            <w:pPr>
+              <w:spacing w:after="20"/>
+            </w:pPr>
+            <w:r>
+              <w:rPr>
+                <w:b w:val="0"/>
+                <w:i w:val="0"/>
+                <w:color w:val="141821"/>
+                <w:sz w:val="19"/>
+              </w:rPr>
+              <w:t>LLM02:2025</w:t>
+            </w:r>
+          </w:p>
+        </w:tc>
+        <w:tc>
+          <w:tcPr>
+            <w:tcW w:type="dxa" w:w="1170"/>
+            <w:tcMar>
+              <w:top w:w="50" w:type="dxa"/>
+              <w:bottom w:w="50" w:type="dxa"/>
+              <w:start w:w="90" w:type="dxa"/>
+              <w:end w:w="90" w:type="dxa"/>
+              <w:left w:w="90" w:type="dxa"/>
+              <w:right w:w="90" w:type="dxa"/>
+            </w:tcMar>
+            <w:shd w:val="clear" w:color="auto" w:fill="F4F6F9"/>
+          </w:tcPr>
+          <w:p>
+            <w:pPr>
+              <w:spacing w:after="20"/>
+            </w:pPr>
+            <w:r>
+              <w:rPr>
+                <w:b w:val="0"/>
+                <w:i w:val="0"/>
+                <w:color w:val="141821"/>
+                <w:sz w:val="19"/>
+              </w:rPr>
+              <w:t>T3</w:t>
+            </w:r>
+          </w:p>
+        </w:tc>
+        <w:tc>
+          <w:tcPr>
+            <w:tcW w:type="dxa" w:w="1170"/>
+            <w:tcMar>
+              <w:top w:w="50" w:type="dxa"/>
+              <w:bottom w:w="50" w:type="dxa"/>
+              <w:start w:w="90" w:type="dxa"/>
+              <w:end w:w="90" w:type="dxa"/>
+              <w:left w:w="90" w:type="dxa"/>
+              <w:right w:w="90" w:type="dxa"/>
+            </w:tcMar>
+            <w:shd w:val="clear" w:color="auto" w:fill="F4F6F9"/>
+          </w:tcPr>
+          <w:p>
+            <w:pPr>
+              <w:spacing w:after="20"/>
+            </w:pPr>
+            <w:hyperlink r:id="rId44">
+              <w:r>
+                <w:rPr>
+                  <w:color w:val="2F6FED"/>
+                  <w:u w:val="single"/>
+                </w:rPr>
+                <w:t xml:space="preserve">Mitigate Oversharing to Govern Microsoft 365 Copilot and A...</w:t>
+              </w:r>
+            </w:hyperlink>
+          </w:p>
+        </w:tc>
+      </w:tr>
+      <w:tr>
+        <w:tc>
+          <w:tcPr>
+            <w:tcW w:type="dxa" w:w="1170"/>
+            <w:tcMar>
+              <w:top w:w="50" w:type="dxa"/>
+              <w:bottom w:w="50" w:type="dxa"/>
+              <w:start w:w="90" w:type="dxa"/>
+              <w:end w:w="90" w:type="dxa"/>
+              <w:left w:w="90" w:type="dxa"/>
+              <w:right w:w="90" w:type="dxa"/>
+            </w:tcMar>
+          </w:tcPr>
+          <w:p>
+            <w:pPr>
+              <w:spacing w:after="20"/>
+            </w:pPr>
+            <w:r>
+              <w:rPr>
+                <w:b w:val="0"/>
+                <w:i w:val="0"/>
+                <w:color w:val="141821"/>
+                <w:sz w:val="19"/>
+              </w:rPr>
+              <w:t>R37</w:t>
+            </w:r>
+          </w:p>
+        </w:tc>
+        <w:tc>
+          <w:tcPr>
+            <w:tcW w:type="dxa" w:w="1170"/>
+            <w:tcMar>
+              <w:top w:w="50" w:type="dxa"/>
+              <w:bottom w:w="50" w:type="dxa"/>
+              <w:start w:w="90" w:type="dxa"/>
+              <w:end w:w="90" w:type="dxa"/>
+              <w:left w:w="90" w:type="dxa"/>
+              <w:right w:w="90" w:type="dxa"/>
+            </w:tcMar>
+          </w:tcPr>
+          <w:p>
+            <w:pPr>
+              <w:spacing w:after="20"/>
+            </w:pPr>
+            <w:r>
+              <w:rPr>
+                <w:b w:val="0"/>
+                <w:i w:val="0"/>
+                <w:color w:val="141821"/>
+                <w:sz w:val="19"/>
+              </w:rPr>
+              <w:t>Hallucination-driven wrong action / confident misinformation feeding automated decisions (LLM09:2025)</w:t>
+            </w:r>
+          </w:p>
+        </w:tc>
+        <w:tc>
+          <w:tcPr>
+            <w:tcW w:type="dxa" w:w="1170"/>
+            <w:tcMar>
+              <w:top w:w="50" w:type="dxa"/>
+              <w:bottom w:w="50" w:type="dxa"/>
+              <w:start w:w="90" w:type="dxa"/>
+              <w:end w:w="90" w:type="dxa"/>
+              <w:left w:w="90" w:type="dxa"/>
+              <w:right w:w="90" w:type="dxa"/>
+            </w:tcMar>
+          </w:tcPr>
+          <w:p>
+            <w:pPr>
+              <w:spacing w:after="20"/>
+            </w:pPr>
+            <w:r>
+              <w:rPr>
+                <w:b w:val="0"/>
+                <w:i w:val="0"/>
+                <w:color w:val="141821"/>
+                <w:sz w:val="19"/>
+              </w:rPr>
+              <w:t>F6</w:t>
+            </w:r>
+          </w:p>
+        </w:tc>
+        <w:tc>
+          <w:tcPr>
+            <w:tcW w:type="dxa" w:w="1170"/>
+            <w:tcMar>
+              <w:top w:w="50" w:type="dxa"/>
+              <w:bottom w:w="50" w:type="dxa"/>
+              <w:start w:w="90" w:type="dxa"/>
+              <w:end w:w="90" w:type="dxa"/>
+              <w:left w:w="90" w:type="dxa"/>
+              <w:right w:w="90" w:type="dxa"/>
+            </w:tcMar>
+          </w:tcPr>
+          <w:p>
+            <w:pPr>
+              <w:spacing w:after="20"/>
+            </w:pPr>
+            <w:r>
+              <w:rPr>
+                <w:b w:val="0"/>
+                <w:i w:val="0"/>
+                <w:color w:val="141821"/>
+                <w:sz w:val="19"/>
+              </w:rPr>
+              <w:t>High</w:t>
+            </w:r>
+          </w:p>
+        </w:tc>
+        <w:tc>
+          <w:tcPr>
+            <w:tcW w:type="dxa" w:w="1170"/>
+            <w:tcMar>
+              <w:top w:w="50" w:type="dxa"/>
+              <w:bottom w:w="50" w:type="dxa"/>
+              <w:start w:w="90" w:type="dxa"/>
+              <w:end w:w="90" w:type="dxa"/>
+              <w:left w:w="90" w:type="dxa"/>
+              <w:right w:w="90" w:type="dxa"/>
+            </w:tcMar>
+          </w:tcPr>
+          <w:p>
+            <w:pPr>
+              <w:spacing w:after="20"/>
+            </w:pPr>
+            <w:r>
+              <w:rPr>
+                <w:b w:val="0"/>
+                <w:i w:val="0"/>
+                <w:color w:val="141821"/>
+                <w:sz w:val="19"/>
+              </w:rPr>
+              <w:t>L3 L2 L6</w:t>
+            </w:r>
+          </w:p>
+        </w:tc>
+        <w:tc>
+          <w:tcPr>
+            <w:tcW w:type="dxa" w:w="1170"/>
+            <w:tcMar>
+              <w:top w:w="50" w:type="dxa"/>
+              <w:bottom w:w="50" w:type="dxa"/>
+              <w:start w:w="90" w:type="dxa"/>
+              <w:end w:w="90" w:type="dxa"/>
+              <w:left w:w="90" w:type="dxa"/>
+              <w:right w:w="90" w:type="dxa"/>
+            </w:tcMar>
+          </w:tcPr>
+          <w:p>
+            <w:pPr>
+              <w:spacing w:after="20"/>
+            </w:pPr>
+            <w:r>
+              <w:rPr>
+                <w:b w:val="0"/>
+                <w:i w:val="0"/>
+                <w:color w:val="141821"/>
+                <w:sz w:val="19"/>
+              </w:rPr>
+              <w:t>LLM09:2025</w:t>
+            </w:r>
+          </w:p>
+        </w:tc>
+        <w:tc>
+          <w:tcPr>
+            <w:tcW w:type="dxa" w:w="1170"/>
+            <w:tcMar>
+              <w:top w:w="50" w:type="dxa"/>
+              <w:bottom w:w="50" w:type="dxa"/>
+              <w:start w:w="90" w:type="dxa"/>
+              <w:end w:w="90" w:type="dxa"/>
+              <w:left w:w="90" w:type="dxa"/>
+              <w:right w:w="90" w:type="dxa"/>
+            </w:tcMar>
+          </w:tcPr>
+          <w:p>
+            <w:pPr>
+              <w:spacing w:after="20"/>
+            </w:pPr>
+            <w:r>
+              <w:rPr>
+                <w:b w:val="0"/>
+                <w:i w:val="0"/>
+                <w:color w:val="141821"/>
+                <w:sz w:val="19"/>
+              </w:rPr>
+              <w:t>T5</w:t>
+            </w:r>
+          </w:p>
+        </w:tc>
+        <w:tc>
+          <w:tcPr>
+            <w:tcW w:type="dxa" w:w="1170"/>
+            <w:tcMar>
+              <w:top w:w="50" w:type="dxa"/>
+              <w:bottom w:w="50" w:type="dxa"/>
+              <w:start w:w="90" w:type="dxa"/>
+              <w:end w:w="90" w:type="dxa"/>
+              <w:left w:w="90" w:type="dxa"/>
+              <w:right w:w="90" w:type="dxa"/>
+            </w:tcMar>
+          </w:tcPr>
+          <w:p>
+            <w:pPr>
+              <w:spacing w:after="20"/>
+            </w:pPr>
+            <w:hyperlink r:id="rId45">
+              <w:r>
+                <w:rPr>
+                  <w:color w:val="2F6FED"/>
+                  <w:u w:val="single"/>
+                </w:rPr>
+                <w:t xml:space="preserve">LLM09:2025 Misinformation (OWASP Gen AI Security Project)</w:t>
+              </w:r>
+            </w:hyperlink>
+          </w:p>
+        </w:tc>
+      </w:tr>
+      <w:tr>
+        <w:tc>
+          <w:tcPr>
+            <w:tcW w:type="dxa" w:w="1170"/>
+            <w:tcMar>
+              <w:top w:w="50" w:type="dxa"/>
+              <w:bottom w:w="50" w:type="dxa"/>
+              <w:start w:w="90" w:type="dxa"/>
+              <w:end w:w="90" w:type="dxa"/>
+              <w:left w:w="90" w:type="dxa"/>
+              <w:right w:w="90" w:type="dxa"/>
+            </w:tcMar>
+            <w:shd w:val="clear" w:color="auto" w:fill="F4F6F9"/>
+          </w:tcPr>
+          <w:p>
+            <w:pPr>
+              <w:spacing w:after="20"/>
+            </w:pPr>
+            <w:r>
+              <w:rPr>
+                <w:b w:val="0"/>
+                <w:i w:val="0"/>
+                <w:color w:val="141821"/>
+                <w:sz w:val="19"/>
+              </w:rPr>
+              <w:t>R38</w:t>
+            </w:r>
+          </w:p>
+        </w:tc>
+        <w:tc>
+          <w:tcPr>
+            <w:tcW w:type="dxa" w:w="1170"/>
+            <w:tcMar>
+              <w:top w:w="50" w:type="dxa"/>
+              <w:bottom w:w="50" w:type="dxa"/>
+              <w:start w:w="90" w:type="dxa"/>
+              <w:end w:w="90" w:type="dxa"/>
+              <w:left w:w="90" w:type="dxa"/>
+              <w:right w:w="90" w:type="dxa"/>
+            </w:tcMar>
+            <w:shd w:val="clear" w:color="auto" w:fill="F4F6F9"/>
+          </w:tcPr>
+          <w:p>
+            <w:pPr>
+              <w:spacing w:after="20"/>
+            </w:pPr>
+            <w:r>
+              <w:rPr>
+                <w:b w:val="0"/>
+                <w:i w:val="0"/>
+                <w:color w:val="141821"/>
+                <w:sz w:val="19"/>
+              </w:rPr>
+              <w:t>Secrets and PII leakage into agent logs, traces, and observability pipelines</w:t>
+            </w:r>
+          </w:p>
+        </w:tc>
+        <w:tc>
+          <w:tcPr>
+            <w:tcW w:type="dxa" w:w="1170"/>
+            <w:tcMar>
+              <w:top w:w="50" w:type="dxa"/>
+              <w:bottom w:w="50" w:type="dxa"/>
+              <w:start w:w="90" w:type="dxa"/>
+              <w:end w:w="90" w:type="dxa"/>
+              <w:left w:w="90" w:type="dxa"/>
+              <w:right w:w="90" w:type="dxa"/>
+            </w:tcMar>
+            <w:shd w:val="clear" w:color="auto" w:fill="F4F6F9"/>
+          </w:tcPr>
+          <w:p>
+            <w:pPr>
+              <w:spacing w:after="20"/>
+            </w:pPr>
+            <w:r>
+              <w:rPr>
+                <w:b w:val="0"/>
+                <w:i w:val="0"/>
+                <w:color w:val="141821"/>
+                <w:sz w:val="19"/>
+              </w:rPr>
+              <w:t>F4</w:t>
+            </w:r>
+          </w:p>
+        </w:tc>
+        <w:tc>
+          <w:tcPr>
+            <w:tcW w:type="dxa" w:w="1170"/>
+            <w:tcMar>
+              <w:top w:w="50" w:type="dxa"/>
+              <w:bottom w:w="50" w:type="dxa"/>
+              <w:start w:w="90" w:type="dxa"/>
+              <w:end w:w="90" w:type="dxa"/>
+              <w:left w:w="90" w:type="dxa"/>
+              <w:right w:w="90" w:type="dxa"/>
+            </w:tcMar>
+            <w:shd w:val="clear" w:color="auto" w:fill="F4F6F9"/>
+          </w:tcPr>
+          <w:p>
+            <w:pPr>
+              <w:spacing w:after="20"/>
+            </w:pPr>
+            <w:r>
+              <w:rPr>
+                <w:b w:val="0"/>
+                <w:i w:val="0"/>
+                <w:color w:val="141821"/>
+                <w:sz w:val="19"/>
+              </w:rPr>
+              <w:t>High</w:t>
+            </w:r>
+          </w:p>
+        </w:tc>
+        <w:tc>
+          <w:tcPr>
+            <w:tcW w:type="dxa" w:w="1170"/>
+            <w:tcMar>
+              <w:top w:w="50" w:type="dxa"/>
+              <w:bottom w:w="50" w:type="dxa"/>
+              <w:start w:w="90" w:type="dxa"/>
+              <w:end w:w="90" w:type="dxa"/>
+              <w:left w:w="90" w:type="dxa"/>
+              <w:right w:w="90" w:type="dxa"/>
+            </w:tcMar>
+            <w:shd w:val="clear" w:color="auto" w:fill="F4F6F9"/>
+          </w:tcPr>
+          <w:p>
+            <w:pPr>
+              <w:spacing w:after="20"/>
+            </w:pPr>
+            <w:r>
+              <w:rPr>
+                <w:b w:val="0"/>
+                <w:i w:val="0"/>
+                <w:color w:val="141821"/>
+                <w:sz w:val="19"/>
+              </w:rPr>
+              <w:t>L10 L9 L5</w:t>
+            </w:r>
+          </w:p>
+        </w:tc>
+        <w:tc>
+          <w:tcPr>
+            <w:tcW w:type="dxa" w:w="1170"/>
+            <w:tcMar>
+              <w:top w:w="50" w:type="dxa"/>
+              <w:bottom w:w="50" w:type="dxa"/>
+              <w:start w:w="90" w:type="dxa"/>
+              <w:end w:w="90" w:type="dxa"/>
+              <w:left w:w="90" w:type="dxa"/>
+              <w:right w:w="90" w:type="dxa"/>
+            </w:tcMar>
+            <w:shd w:val="clear" w:color="auto" w:fill="F4F6F9"/>
+          </w:tcPr>
+          <w:p>
+            <w:pPr>
+              <w:spacing w:after="20"/>
+            </w:pPr>
+            <w:r>
+              <w:rPr>
+                <w:b w:val="0"/>
+                <w:i w:val="0"/>
+                <w:color w:val="141821"/>
+                <w:sz w:val="19"/>
+              </w:rPr>
+              <w:t>LLM02:2025</w:t>
+            </w:r>
+          </w:p>
+        </w:tc>
+        <w:tc>
+          <w:tcPr>
+            <w:tcW w:type="dxa" w:w="1170"/>
+            <w:tcMar>
+              <w:top w:w="50" w:type="dxa"/>
+              <w:bottom w:w="50" w:type="dxa"/>
+              <w:start w:w="90" w:type="dxa"/>
+              <w:end w:w="90" w:type="dxa"/>
+              <w:left w:w="90" w:type="dxa"/>
+              <w:right w:w="90" w:type="dxa"/>
+            </w:tcMar>
+            <w:shd w:val="clear" w:color="auto" w:fill="F4F6F9"/>
+          </w:tcPr>
+          <w:p>
+            <w:pPr>
+              <w:spacing w:after="20"/>
+            </w:pPr>
+            <w:r>
+              <w:rPr>
+                <w:b w:val="0"/>
+                <w:i w:val="0"/>
+                <w:color w:val="141821"/>
+                <w:sz w:val="19"/>
+              </w:rPr>
+              <w:t>T9</w:t>
+            </w:r>
+          </w:p>
+        </w:tc>
+        <w:tc>
+          <w:tcPr>
+            <w:tcW w:type="dxa" w:w="1170"/>
+            <w:tcMar>
+              <w:top w:w="50" w:type="dxa"/>
+              <w:bottom w:w="50" w:type="dxa"/>
+              <w:start w:w="90" w:type="dxa"/>
+              <w:end w:w="90" w:type="dxa"/>
+              <w:left w:w="90" w:type="dxa"/>
+              <w:right w:w="90" w:type="dxa"/>
+            </w:tcMar>
+            <w:shd w:val="clear" w:color="auto" w:fill="F4F6F9"/>
+          </w:tcPr>
+          <w:p>
+            <w:pPr>
+              <w:spacing w:after="20"/>
+            </w:pPr>
+            <w:hyperlink r:id="rId46">
+              <w:r>
+                <w:rPr>
+                  <w:color w:val="2F6FED"/>
+                  <w:u w:val="single"/>
+                </w:rPr>
+                <w:t xml:space="preserve">29 million leaked secrets in 2025: Why AI agents credentia...</w:t>
+              </w:r>
+            </w:hyperlink>
+          </w:p>
+        </w:tc>
+      </w:tr>
+      <w:tr>
+        <w:tc>
+          <w:tcPr>
+            <w:tcW w:type="dxa" w:w="1170"/>
+            <w:tcMar>
+              <w:top w:w="50" w:type="dxa"/>
+              <w:bottom w:w="50" w:type="dxa"/>
+              <w:start w:w="90" w:type="dxa"/>
+              <w:end w:w="90" w:type="dxa"/>
+              <w:left w:w="90" w:type="dxa"/>
+              <w:right w:w="90" w:type="dxa"/>
+            </w:tcMar>
+          </w:tcPr>
+          <w:p>
+            <w:pPr>
+              <w:spacing w:after="20"/>
+            </w:pPr>
+            <w:r>
+              <w:rPr>
+                <w:b w:val="0"/>
+                <w:i w:val="0"/>
+                <w:color w:val="141821"/>
+                <w:sz w:val="19"/>
+              </w:rPr>
+              <w:t>R39</w:t>
+            </w:r>
+          </w:p>
+        </w:tc>
+        <w:tc>
+          <w:tcPr>
+            <w:tcW w:type="dxa" w:w="1170"/>
+            <w:tcMar>
+              <w:top w:w="50" w:type="dxa"/>
+              <w:bottom w:w="50" w:type="dxa"/>
+              <w:start w:w="90" w:type="dxa"/>
+              <w:end w:w="90" w:type="dxa"/>
+              <w:left w:w="90" w:type="dxa"/>
+              <w:right w:w="90" w:type="dxa"/>
+            </w:tcMar>
+          </w:tcPr>
+          <w:p>
+            <w:pPr>
+              <w:spacing w:after="20"/>
+            </w:pPr>
+            <w:r>
+              <w:rPr>
+                <w:b w:val="0"/>
+                <w:i w:val="0"/>
+                <w:color w:val="141821"/>
+                <w:sz w:val="19"/>
+              </w:rPr>
+              <w:t>Insecure agent-to-human output rendering: XSS-to-RCE in the rendering surface</w:t>
+            </w:r>
+          </w:p>
+        </w:tc>
+        <w:tc>
+          <w:tcPr>
+            <w:tcW w:type="dxa" w:w="1170"/>
+            <w:tcMar>
+              <w:top w:w="50" w:type="dxa"/>
+              <w:bottom w:w="50" w:type="dxa"/>
+              <w:start w:w="90" w:type="dxa"/>
+              <w:end w:w="90" w:type="dxa"/>
+              <w:left w:w="90" w:type="dxa"/>
+              <w:right w:w="90" w:type="dxa"/>
+            </w:tcMar>
+          </w:tcPr>
+          <w:p>
+            <w:pPr>
+              <w:spacing w:after="20"/>
+            </w:pPr>
+            <w:r>
+              <w:rPr>
+                <w:b w:val="0"/>
+                <w:i w:val="0"/>
+                <w:color w:val="141821"/>
+                <w:sz w:val="19"/>
+              </w:rPr>
+              <w:t>F8</w:t>
+            </w:r>
+          </w:p>
+        </w:tc>
+        <w:tc>
+          <w:tcPr>
+            <w:tcW w:type="dxa" w:w="1170"/>
+            <w:tcMar>
+              <w:top w:w="50" w:type="dxa"/>
+              <w:bottom w:w="50" w:type="dxa"/>
+              <w:start w:w="90" w:type="dxa"/>
+              <w:end w:w="90" w:type="dxa"/>
+              <w:left w:w="90" w:type="dxa"/>
+              <w:right w:w="90" w:type="dxa"/>
+            </w:tcMar>
+          </w:tcPr>
+          <w:p>
+            <w:pPr>
+              <w:spacing w:after="20"/>
+            </w:pPr>
+            <w:r>
+              <w:rPr>
+                <w:b w:val="0"/>
+                <w:i w:val="0"/>
+                <w:color w:val="141821"/>
+                <w:sz w:val="19"/>
+              </w:rPr>
+              <w:t>Critical</w:t>
+            </w:r>
+          </w:p>
+        </w:tc>
+        <w:tc>
+          <w:tcPr>
+            <w:tcW w:type="dxa" w:w="1170"/>
+            <w:tcMar>
+              <w:top w:w="50" w:type="dxa"/>
+              <w:bottom w:w="50" w:type="dxa"/>
+              <w:start w:w="90" w:type="dxa"/>
+              <w:end w:w="90" w:type="dxa"/>
+              <w:left w:w="90" w:type="dxa"/>
+              <w:right w:w="90" w:type="dxa"/>
+            </w:tcMar>
+          </w:tcPr>
+          <w:p>
+            <w:pPr>
+              <w:spacing w:after="20"/>
+            </w:pPr>
+            <w:r>
+              <w:rPr>
+                <w:b w:val="0"/>
+                <w:i w:val="0"/>
+                <w:color w:val="141821"/>
+                <w:sz w:val="19"/>
+              </w:rPr>
+              <w:t>L6 L2 L10</w:t>
+            </w:r>
+          </w:p>
+        </w:tc>
+        <w:tc>
+          <w:tcPr>
+            <w:tcW w:type="dxa" w:w="1170"/>
+            <w:tcMar>
+              <w:top w:w="50" w:type="dxa"/>
+              <w:bottom w:w="50" w:type="dxa"/>
+              <w:start w:w="90" w:type="dxa"/>
+              <w:end w:w="90" w:type="dxa"/>
+              <w:left w:w="90" w:type="dxa"/>
+              <w:right w:w="90" w:type="dxa"/>
+            </w:tcMar>
+          </w:tcPr>
+          <w:p>
+            <w:pPr>
+              <w:spacing w:after="20"/>
+            </w:pPr>
+            <w:r>
+              <w:rPr>
+                <w:b w:val="0"/>
+                <w:i w:val="0"/>
+                <w:color w:val="141821"/>
+                <w:sz w:val="19"/>
+              </w:rPr>
+              <w:t>LLM05:2025</w:t>
+            </w:r>
+          </w:p>
+        </w:tc>
+        <w:tc>
+          <w:tcPr>
+            <w:tcW w:type="dxa" w:w="1170"/>
+            <w:tcMar>
+              <w:top w:w="50" w:type="dxa"/>
+              <w:bottom w:w="50" w:type="dxa"/>
+              <w:start w:w="90" w:type="dxa"/>
+              <w:end w:w="90" w:type="dxa"/>
+              <w:left w:w="90" w:type="dxa"/>
+              <w:right w:w="90" w:type="dxa"/>
+            </w:tcMar>
+          </w:tcPr>
+          <w:p>
+            <w:pPr>
+              <w:spacing w:after="20"/>
+            </w:pPr>
+            <w:r>
+              <w:rPr>
+                <w:b w:val="0"/>
+                <w:i w:val="0"/>
+                <w:color w:val="141821"/>
+                <w:sz w:val="19"/>
+              </w:rPr>
+              <w:t>T11</w:t>
+            </w:r>
+          </w:p>
+        </w:tc>
+        <w:tc>
+          <w:tcPr>
+            <w:tcW w:type="dxa" w:w="1170"/>
+            <w:tcMar>
+              <w:top w:w="50" w:type="dxa"/>
+              <w:bottom w:w="50" w:type="dxa"/>
+              <w:start w:w="90" w:type="dxa"/>
+              <w:end w:w="90" w:type="dxa"/>
+              <w:left w:w="90" w:type="dxa"/>
+              <w:right w:w="90" w:type="dxa"/>
+            </w:tcMar>
+          </w:tcPr>
+          <w:p>
+            <w:pPr>
+              <w:spacing w:after="20"/>
+            </w:pPr>
+            <w:hyperlink r:id="rId47">
+              <w:r>
+                <w:rPr>
+                  <w:color w:val="2F6FED"/>
+                  <w:u w:val="single"/>
+                </w:rPr>
+                <w:t xml:space="preserve">CVE-2025-67744: DeepChat Remote Code Execution via Mermaid...</w:t>
+              </w:r>
+            </w:hyperlink>
+          </w:p>
+        </w:tc>
+      </w:tr>
+      <w:tr>
+        <w:tc>
+          <w:tcPr>
+            <w:tcW w:type="dxa" w:w="1170"/>
+            <w:tcMar>
+              <w:top w:w="50" w:type="dxa"/>
+              <w:bottom w:w="50" w:type="dxa"/>
+              <w:start w:w="90" w:type="dxa"/>
+              <w:end w:w="90" w:type="dxa"/>
+              <w:left w:w="90" w:type="dxa"/>
+              <w:right w:w="90" w:type="dxa"/>
+            </w:tcMar>
+            <w:shd w:val="clear" w:color="auto" w:fill="F4F6F9"/>
+          </w:tcPr>
+          <w:p>
+            <w:pPr>
+              <w:spacing w:after="20"/>
+            </w:pPr>
+            <w:r>
+              <w:rPr>
+                <w:b w:val="0"/>
+                <w:i w:val="0"/>
+                <w:color w:val="141821"/>
+                <w:sz w:val="19"/>
+              </w:rPr>
+              <w:t>R40</w:t>
+            </w:r>
+          </w:p>
+        </w:tc>
+        <w:tc>
+          <w:tcPr>
+            <w:tcW w:type="dxa" w:w="1170"/>
+            <w:tcMar>
+              <w:top w:w="50" w:type="dxa"/>
+              <w:bottom w:w="50" w:type="dxa"/>
+              <w:start w:w="90" w:type="dxa"/>
+              <w:end w:w="90" w:type="dxa"/>
+              <w:left w:w="90" w:type="dxa"/>
+              <w:right w:w="90" w:type="dxa"/>
+            </w:tcMar>
+            <w:shd w:val="clear" w:color="auto" w:fill="F4F6F9"/>
+          </w:tcPr>
+          <w:p>
+            <w:pPr>
+              <w:spacing w:after="20"/>
+            </w:pPr>
+            <w:r>
+              <w:rPr>
+                <w:b w:val="0"/>
+                <w:i w:val="0"/>
+                <w:color w:val="141821"/>
+                <w:sz w:val="19"/>
+              </w:rPr>
+              <w:t>Model extraction / distillation and IP theft via API querying</w:t>
+            </w:r>
+          </w:p>
+        </w:tc>
+        <w:tc>
+          <w:tcPr>
+            <w:tcW w:type="dxa" w:w="1170"/>
+            <w:tcMar>
+              <w:top w:w="50" w:type="dxa"/>
+              <w:bottom w:w="50" w:type="dxa"/>
+              <w:start w:w="90" w:type="dxa"/>
+              <w:end w:w="90" w:type="dxa"/>
+              <w:left w:w="90" w:type="dxa"/>
+              <w:right w:w="90" w:type="dxa"/>
+            </w:tcMar>
+            <w:shd w:val="clear" w:color="auto" w:fill="F4F6F9"/>
+          </w:tcPr>
+          <w:p>
+            <w:pPr>
+              <w:spacing w:after="20"/>
+            </w:pPr>
+            <w:r>
+              <w:rPr>
+                <w:b w:val="0"/>
+                <w:i w:val="0"/>
+                <w:color w:val="141821"/>
+                <w:sz w:val="19"/>
+              </w:rPr>
+              <w:t>F6</w:t>
+            </w:r>
+          </w:p>
+        </w:tc>
+        <w:tc>
+          <w:tcPr>
+            <w:tcW w:type="dxa" w:w="1170"/>
+            <w:tcMar>
+              <w:top w:w="50" w:type="dxa"/>
+              <w:bottom w:w="50" w:type="dxa"/>
+              <w:start w:w="90" w:type="dxa"/>
+              <w:end w:w="90" w:type="dxa"/>
+              <w:left w:w="90" w:type="dxa"/>
+              <w:right w:w="90" w:type="dxa"/>
+            </w:tcMar>
+            <w:shd w:val="clear" w:color="auto" w:fill="F4F6F9"/>
+          </w:tcPr>
+          <w:p>
+            <w:pPr>
+              <w:spacing w:after="20"/>
+            </w:pPr>
+            <w:r>
+              <w:rPr>
+                <w:b w:val="0"/>
+                <w:i w:val="0"/>
+                <w:color w:val="141821"/>
+                <w:sz w:val="19"/>
+              </w:rPr>
+              <w:t>Medium</w:t>
+            </w:r>
+          </w:p>
+        </w:tc>
+        <w:tc>
+          <w:tcPr>
+            <w:tcW w:type="dxa" w:w="1170"/>
+            <w:tcMar>
+              <w:top w:w="50" w:type="dxa"/>
+              <w:bottom w:w="50" w:type="dxa"/>
+              <w:start w:w="90" w:type="dxa"/>
+              <w:end w:w="90" w:type="dxa"/>
+              <w:left w:w="90" w:type="dxa"/>
+              <w:right w:w="90" w:type="dxa"/>
+            </w:tcMar>
+            <w:shd w:val="clear" w:color="auto" w:fill="F4F6F9"/>
+          </w:tcPr>
+          <w:p>
+            <w:pPr>
+              <w:spacing w:after="20"/>
+            </w:pPr>
+            <w:r>
+              <w:rPr>
+                <w:b w:val="0"/>
+                <w:i w:val="0"/>
+                <w:color w:val="141821"/>
+                <w:sz w:val="19"/>
+              </w:rPr>
+              <w:t>L3 L11 L10</w:t>
+            </w:r>
+          </w:p>
+        </w:tc>
+        <w:tc>
+          <w:tcPr>
+            <w:tcW w:type="dxa" w:w="1170"/>
+            <w:tcMar>
+              <w:top w:w="50" w:type="dxa"/>
+              <w:bottom w:w="50" w:type="dxa"/>
+              <w:start w:w="90" w:type="dxa"/>
+              <w:end w:w="90" w:type="dxa"/>
+              <w:left w:w="90" w:type="dxa"/>
+              <w:right w:w="90" w:type="dxa"/>
+            </w:tcMar>
+            <w:shd w:val="clear" w:color="auto" w:fill="F4F6F9"/>
+          </w:tcPr>
+          <w:p>
+            <w:pPr>
+              <w:spacing w:after="20"/>
+            </w:pPr>
+            <w:r>
+              <w:rPr>
+                <w:b w:val="0"/>
+                <w:i w:val="0"/>
+                <w:color w:val="141821"/>
+                <w:sz w:val="19"/>
+              </w:rPr>
+              <w:t>LLM10:2025</w:t>
+            </w:r>
+          </w:p>
+        </w:tc>
+        <w:tc>
+          <w:tcPr>
+            <w:tcW w:type="dxa" w:w="1170"/>
+            <w:tcMar>
+              <w:top w:w="50" w:type="dxa"/>
+              <w:bottom w:w="50" w:type="dxa"/>
+              <w:start w:w="90" w:type="dxa"/>
+              <w:end w:w="90" w:type="dxa"/>
+              <w:left w:w="90" w:type="dxa"/>
+              <w:right w:w="90" w:type="dxa"/>
+            </w:tcMar>
+            <w:shd w:val="clear" w:color="auto" w:fill="F4F6F9"/>
+          </w:tcPr>
+          <w:p>
+            <w:pPr>
+              <w:spacing w:after="20"/>
+            </w:pPr>
+            <w:r>
+              <w:rPr>
+                <w:b w:val="0"/>
+                <w:i w:val="0"/>
+                <w:color w:val="141821"/>
+                <w:sz w:val="19"/>
+              </w:rPr>
+              <w:t>T4</w:t>
+            </w:r>
+          </w:p>
+        </w:tc>
+        <w:tc>
+          <w:tcPr>
+            <w:tcW w:type="dxa" w:w="1170"/>
+            <w:tcMar>
+              <w:top w:w="50" w:type="dxa"/>
+              <w:bottom w:w="50" w:type="dxa"/>
+              <w:start w:w="90" w:type="dxa"/>
+              <w:end w:w="90" w:type="dxa"/>
+              <w:left w:w="90" w:type="dxa"/>
+              <w:right w:w="90" w:type="dxa"/>
+            </w:tcMar>
+            <w:shd w:val="clear" w:color="auto" w:fill="F4F6F9"/>
+          </w:tcPr>
+          <w:p>
+            <w:pPr>
+              <w:spacing w:after="20"/>
+            </w:pPr>
+            <w:hyperlink r:id="rId48">
+              <w:r>
+                <w:rPr>
+                  <w:color w:val="2F6FED"/>
+                  <w:u w:val="single"/>
+                </w:rPr>
+                <w:t xml:space="preserve">GTIG AI Threat Tracker: Distillation, Experimentation, and...</w:t>
+              </w:r>
+            </w:hyperlink>
+          </w:p>
+        </w:tc>
+      </w:tr>
+      <w:tr>
+        <w:tc>
+          <w:tcPr>
+            <w:tcW w:type="dxa" w:w="1170"/>
+            <w:tcMar>
+              <w:top w:w="50" w:type="dxa"/>
+              <w:bottom w:w="50" w:type="dxa"/>
+              <w:start w:w="90" w:type="dxa"/>
+              <w:end w:w="90" w:type="dxa"/>
+              <w:left w:w="90" w:type="dxa"/>
+              <w:right w:w="90" w:type="dxa"/>
+            </w:tcMar>
+          </w:tcPr>
+          <w:p>
+            <w:pPr>
+              <w:spacing w:after="20"/>
+            </w:pPr>
+            <w:r>
+              <w:rPr>
+                <w:b w:val="0"/>
+                <w:i w:val="0"/>
+                <w:color w:val="141821"/>
+                <w:sz w:val="19"/>
+              </w:rPr>
+              <w:t>R41</w:t>
+            </w:r>
+          </w:p>
+        </w:tc>
+        <w:tc>
+          <w:tcPr>
+            <w:tcW w:type="dxa" w:w="1170"/>
+            <w:tcMar>
+              <w:top w:w="50" w:type="dxa"/>
+              <w:bottom w:w="50" w:type="dxa"/>
+              <w:start w:w="90" w:type="dxa"/>
+              <w:end w:w="90" w:type="dxa"/>
+              <w:left w:w="90" w:type="dxa"/>
+              <w:right w:w="90" w:type="dxa"/>
+            </w:tcMar>
+          </w:tcPr>
+          <w:p>
+            <w:pPr>
+              <w:spacing w:after="20"/>
+            </w:pPr>
+            <w:r>
+              <w:rPr>
+                <w:b w:val="0"/>
+                <w:i w:val="0"/>
+                <w:color w:val="141821"/>
+                <w:sz w:val="19"/>
+              </w:rPr>
+              <w:t>Shadow AI and unsanctioned agent sprawl (ungoverned agent inventory)</w:t>
+            </w:r>
+          </w:p>
+        </w:tc>
+        <w:tc>
+          <w:tcPr>
+            <w:tcW w:type="dxa" w:w="1170"/>
+            <w:tcMar>
+              <w:top w:w="50" w:type="dxa"/>
+              <w:bottom w:w="50" w:type="dxa"/>
+              <w:start w:w="90" w:type="dxa"/>
+              <w:end w:w="90" w:type="dxa"/>
+              <w:left w:w="90" w:type="dxa"/>
+              <w:right w:w="90" w:type="dxa"/>
+            </w:tcMar>
+          </w:tcPr>
+          <w:p>
+            <w:pPr>
+              <w:spacing w:after="20"/>
+            </w:pPr>
+            <w:r>
+              <w:rPr>
+                <w:b w:val="0"/>
+                <w:i w:val="0"/>
+                <w:color w:val="141821"/>
+                <w:sz w:val="19"/>
+              </w:rPr>
+              <w:t>F4</w:t>
+            </w:r>
+          </w:p>
+        </w:tc>
+        <w:tc>
+          <w:tcPr>
+            <w:tcW w:type="dxa" w:w="1170"/>
+            <w:tcMar>
+              <w:top w:w="50" w:type="dxa"/>
+              <w:bottom w:w="50" w:type="dxa"/>
+              <w:start w:w="90" w:type="dxa"/>
+              <w:end w:w="90" w:type="dxa"/>
+              <w:left w:w="90" w:type="dxa"/>
+              <w:right w:w="90" w:type="dxa"/>
+            </w:tcMar>
+          </w:tcPr>
+          <w:p>
+            <w:pPr>
+              <w:spacing w:after="20"/>
+            </w:pPr>
+            <w:r>
+              <w:rPr>
+                <w:b w:val="0"/>
+                <w:i w:val="0"/>
+                <w:color w:val="141821"/>
+                <w:sz w:val="19"/>
+              </w:rPr>
+              <w:t>High</w:t>
+            </w:r>
+          </w:p>
+        </w:tc>
+        <w:tc>
+          <w:tcPr>
+            <w:tcW w:type="dxa" w:w="1170"/>
+            <w:tcMar>
+              <w:top w:w="50" w:type="dxa"/>
+              <w:bottom w:w="50" w:type="dxa"/>
+              <w:start w:w="90" w:type="dxa"/>
+              <w:end w:w="90" w:type="dxa"/>
+              <w:left w:w="90" w:type="dxa"/>
+              <w:right w:w="90" w:type="dxa"/>
+            </w:tcMar>
+          </w:tcPr>
+          <w:p>
+            <w:pPr>
+              <w:spacing w:after="20"/>
+            </w:pPr>
+            <w:r>
+              <w:rPr>
+                <w:b w:val="0"/>
+                <w:i w:val="0"/>
+                <w:color w:val="141821"/>
+                <w:sz w:val="19"/>
+              </w:rPr>
+              <w:t>L9 L10 L2</w:t>
+            </w:r>
+          </w:p>
+        </w:tc>
+        <w:tc>
+          <w:tcPr>
+            <w:tcW w:type="dxa" w:w="1170"/>
+            <w:tcMar>
+              <w:top w:w="50" w:type="dxa"/>
+              <w:bottom w:w="50" w:type="dxa"/>
+              <w:start w:w="90" w:type="dxa"/>
+              <w:end w:w="90" w:type="dxa"/>
+              <w:left w:w="90" w:type="dxa"/>
+              <w:right w:w="90" w:type="dxa"/>
+            </w:tcMar>
+          </w:tcPr>
+          <w:p>
+            <w:pPr>
+              <w:spacing w:after="20"/>
+            </w:pPr>
+            <w:r>
+              <w:rPr>
+                <w:b w:val="0"/>
+                <w:i w:val="0"/>
+                <w:color w:val="141821"/>
+                <w:sz w:val="19"/>
+              </w:rPr>
+              <w:t>LLM02:2025</w:t>
+            </w:r>
+          </w:p>
+        </w:tc>
+        <w:tc>
+          <w:tcPr>
+            <w:tcW w:type="dxa" w:w="1170"/>
+            <w:tcMar>
+              <w:top w:w="50" w:type="dxa"/>
+              <w:bottom w:w="50" w:type="dxa"/>
+              <w:start w:w="90" w:type="dxa"/>
+              <w:end w:w="90" w:type="dxa"/>
+              <w:left w:w="90" w:type="dxa"/>
+              <w:right w:w="90" w:type="dxa"/>
+            </w:tcMar>
+          </w:tcPr>
+          <w:p>
+            <w:pPr>
+              <w:spacing w:after="20"/>
+            </w:pPr>
+            <w:r>
+              <w:rPr>
+                <w:b w:val="0"/>
+                <w:i w:val="0"/>
+                <w:color w:val="141821"/>
+                <w:sz w:val="19"/>
+              </w:rPr>
+              <w:t>T3</w:t>
+            </w:r>
+          </w:p>
+        </w:tc>
+        <w:tc>
+          <w:tcPr>
+            <w:tcW w:type="dxa" w:w="1170"/>
+            <w:tcMar>
+              <w:top w:w="50" w:type="dxa"/>
+              <w:bottom w:w="50" w:type="dxa"/>
+              <w:start w:w="90" w:type="dxa"/>
+              <w:end w:w="90" w:type="dxa"/>
+              <w:left w:w="90" w:type="dxa"/>
+              <w:right w:w="90" w:type="dxa"/>
+            </w:tcMar>
+          </w:tcPr>
+          <w:p>
+            <w:pPr>
+              <w:spacing w:after="20"/>
+            </w:pPr>
+            <w:hyperlink r:id="rId49">
+              <w:r>
+                <w:rPr>
+                  <w:color w:val="2F6FED"/>
+                  <w:u w:val="single"/>
+                </w:rPr>
+                <w:t xml:space="preserve">2025 State of Shadow AI Report (Reco): 91% of enterprise A...</w:t>
+              </w:r>
+            </w:hyperlink>
+          </w:p>
+        </w:tc>
+      </w:tr>
+      <w:tr>
+        <w:tc>
+          <w:tcPr>
+            <w:tcW w:type="dxa" w:w="1170"/>
+            <w:tcMar>
+              <w:top w:w="50" w:type="dxa"/>
+              <w:bottom w:w="50" w:type="dxa"/>
+              <w:start w:w="90" w:type="dxa"/>
+              <w:end w:w="90" w:type="dxa"/>
+              <w:left w:w="90" w:type="dxa"/>
+              <w:right w:w="90" w:type="dxa"/>
+            </w:tcMar>
+            <w:shd w:val="clear" w:color="auto" w:fill="F4F6F9"/>
+          </w:tcPr>
+          <w:p>
+            <w:pPr>
+              <w:spacing w:after="20"/>
+            </w:pPr>
+            <w:r>
+              <w:rPr>
+                <w:b w:val="0"/>
+                <w:i w:val="0"/>
+                <w:color w:val="141821"/>
+                <w:sz w:val="19"/>
+              </w:rPr>
+              <w:t>R42</w:t>
+            </w:r>
+          </w:p>
+        </w:tc>
+        <w:tc>
+          <w:tcPr>
+            <w:tcW w:type="dxa" w:w="1170"/>
+            <w:tcMar>
+              <w:top w:w="50" w:type="dxa"/>
+              <w:bottom w:w="50" w:type="dxa"/>
+              <w:start w:w="90" w:type="dxa"/>
+              <w:end w:w="90" w:type="dxa"/>
+              <w:left w:w="90" w:type="dxa"/>
+              <w:right w:w="90" w:type="dxa"/>
+            </w:tcMar>
+            <w:shd w:val="clear" w:color="auto" w:fill="F4F6F9"/>
+          </w:tcPr>
+          <w:p>
+            <w:pPr>
+              <w:spacing w:after="20"/>
+            </w:pPr>
+            <w:r>
+              <w:rPr>
+                <w:b w:val="0"/>
+                <w:i w:val="0"/>
+                <w:color w:val="141821"/>
+                <w:sz w:val="19"/>
+              </w:rPr>
+              <w:t>Cross-jurisdiction data-residency and AI-sovereignty exposure from autonomous tool/inference routing</w:t>
+            </w:r>
+          </w:p>
+        </w:tc>
+        <w:tc>
+          <w:tcPr>
+            <w:tcW w:type="dxa" w:w="1170"/>
+            <w:tcMar>
+              <w:top w:w="50" w:type="dxa"/>
+              <w:bottom w:w="50" w:type="dxa"/>
+              <w:start w:w="90" w:type="dxa"/>
+              <w:end w:w="90" w:type="dxa"/>
+              <w:left w:w="90" w:type="dxa"/>
+              <w:right w:w="90" w:type="dxa"/>
+            </w:tcMar>
+            <w:shd w:val="clear" w:color="auto" w:fill="F4F6F9"/>
+          </w:tcPr>
+          <w:p>
+            <w:pPr>
+              <w:spacing w:after="20"/>
+            </w:pPr>
+            <w:r>
+              <w:rPr>
+                <w:b w:val="0"/>
+                <w:i w:val="0"/>
+                <w:color w:val="141821"/>
+                <w:sz w:val="19"/>
+              </w:rPr>
+              <w:t>F8</w:t>
+            </w:r>
+          </w:p>
+        </w:tc>
+        <w:tc>
+          <w:tcPr>
+            <w:tcW w:type="dxa" w:w="1170"/>
+            <w:tcMar>
+              <w:top w:w="50" w:type="dxa"/>
+              <w:bottom w:w="50" w:type="dxa"/>
+              <w:start w:w="90" w:type="dxa"/>
+              <w:end w:w="90" w:type="dxa"/>
+              <w:left w:w="90" w:type="dxa"/>
+              <w:right w:w="90" w:type="dxa"/>
+            </w:tcMar>
+            <w:shd w:val="clear" w:color="auto" w:fill="F4F6F9"/>
+          </w:tcPr>
+          <w:p>
+            <w:pPr>
+              <w:spacing w:after="20"/>
+            </w:pPr>
+            <w:r>
+              <w:rPr>
+                <w:b w:val="0"/>
+                <w:i w:val="0"/>
+                <w:color w:val="141821"/>
+                <w:sz w:val="19"/>
+              </w:rPr>
+              <w:t>Medium</w:t>
+            </w:r>
+          </w:p>
+        </w:tc>
+        <w:tc>
+          <w:tcPr>
+            <w:tcW w:type="dxa" w:w="1170"/>
+            <w:tcMar>
+              <w:top w:w="50" w:type="dxa"/>
+              <w:bottom w:w="50" w:type="dxa"/>
+              <w:start w:w="90" w:type="dxa"/>
+              <w:end w:w="90" w:type="dxa"/>
+              <w:left w:w="90" w:type="dxa"/>
+              <w:right w:w="90" w:type="dxa"/>
+            </w:tcMar>
+            <w:shd w:val="clear" w:color="auto" w:fill="F4F6F9"/>
+          </w:tcPr>
+          <w:p>
+            <w:pPr>
+              <w:spacing w:after="20"/>
+            </w:pPr>
+            <w:r>
+              <w:rPr>
+                <w:b w:val="0"/>
+                <w:i w:val="0"/>
+                <w:color w:val="141821"/>
+                <w:sz w:val="19"/>
+              </w:rPr>
+              <w:t>L6 L9 L10</w:t>
+            </w:r>
+          </w:p>
+        </w:tc>
+        <w:tc>
+          <w:tcPr>
+            <w:tcW w:type="dxa" w:w="1170"/>
+            <w:tcMar>
+              <w:top w:w="50" w:type="dxa"/>
+              <w:bottom w:w="50" w:type="dxa"/>
+              <w:start w:w="90" w:type="dxa"/>
+              <w:end w:w="90" w:type="dxa"/>
+              <w:left w:w="90" w:type="dxa"/>
+              <w:right w:w="90" w:type="dxa"/>
+            </w:tcMar>
+            <w:shd w:val="clear" w:color="auto" w:fill="F4F6F9"/>
+          </w:tcPr>
+          <w:p>
+            <w:pPr>
+              <w:spacing w:after="20"/>
+            </w:pPr>
+            <w:r>
+              <w:rPr>
+                <w:b w:val="0"/>
+                <w:i w:val="0"/>
+                <w:color w:val="141821"/>
+                <w:sz w:val="19"/>
+              </w:rPr>
+              <w:t>LLM02:2025</w:t>
+            </w:r>
+          </w:p>
+        </w:tc>
+        <w:tc>
+          <w:tcPr>
+            <w:tcW w:type="dxa" w:w="1170"/>
+            <w:tcMar>
+              <w:top w:w="50" w:type="dxa"/>
+              <w:bottom w:w="50" w:type="dxa"/>
+              <w:start w:w="90" w:type="dxa"/>
+              <w:end w:w="90" w:type="dxa"/>
+              <w:left w:w="90" w:type="dxa"/>
+              <w:right w:w="90" w:type="dxa"/>
+            </w:tcMar>
+            <w:shd w:val="clear" w:color="auto" w:fill="F4F6F9"/>
+          </w:tcPr>
+          <w:p>
+            <w:pPr>
+              <w:spacing w:after="20"/>
+            </w:pPr>
+            <w:r>
+              <w:rPr>
+                <w:b w:val="0"/>
+                <w:i w:val="0"/>
+                <w:color w:val="141821"/>
+                <w:sz w:val="19"/>
+              </w:rPr>
+              <w:t>T3</w:t>
+            </w:r>
+          </w:p>
+        </w:tc>
+        <w:tc>
+          <w:tcPr>
+            <w:tcW w:type="dxa" w:w="1170"/>
+            <w:tcMar>
+              <w:top w:w="50" w:type="dxa"/>
+              <w:bottom w:w="50" w:type="dxa"/>
+              <w:start w:w="90" w:type="dxa"/>
+              <w:end w:w="90" w:type="dxa"/>
+              <w:left w:w="90" w:type="dxa"/>
+              <w:right w:w="90" w:type="dxa"/>
+            </w:tcMar>
+            <w:shd w:val="clear" w:color="auto" w:fill="F4F6F9"/>
+          </w:tcPr>
+          <w:p>
+            <w:pPr>
+              <w:spacing w:after="20"/>
+            </w:pPr>
+            <w:hyperlink r:id="rId50">
+              <w:r>
+                <w:rPr>
+                  <w:color w:val="2F6FED"/>
+                  <w:u w:val="single"/>
+                </w:rPr>
+                <w:t xml:space="preserve">Sovereignty at Risk: AI Agents' Cross-border Tool Calls Sh...</w:t>
+              </w:r>
+            </w:hyperlink>
+          </w:p>
+        </w:tc>
+      </w:tr>
     </w:tbl>
     <w:p>
       <w:pPr>
@@ -7707,7 +10153,7 @@
       <w:r>
         <w:drawing>
           <wp:inline xmlns:a="http://schemas.openxmlformats.org/drawingml/2006/main" xmlns:pic="http://schemas.openxmlformats.org/drawingml/2006/picture">
-            <wp:extent cx="4846320" cy="4912336"/>
+            <wp:extent cx="4846320" cy="6271480"/>
             <wp:docPr id="1" name="Picture 1"/>
             <wp:cNvGraphicFramePr>
               <a:graphicFrameLocks noChangeAspect="1"/>
@@ -7720,7 +10166,7 @@
                     <pic:cNvPicPr/>
                   </pic:nvPicPr>
                   <pic:blipFill>
-                    <a:blip r:embed="rId40"/>
+                    <a:blip r:embed="rId51"/>
                     <a:stretch>
                       <a:fillRect/>
                     </a:stretch>
@@ -7728,7 +10174,7 @@
                   <pic:spPr>
                     <a:xfrm>
                       <a:off x="0" y="0"/>
-                      <a:ext cx="4846320" cy="4912336"/>
+                      <a:ext cx="4846320" cy="6271480"/>
                     </a:xfrm>
                     <a:prstGeom prst="rect"/>
                   </pic:spPr>
@@ -7764,7 +10210,7 @@
           <w:color w:val="141821"/>
           <w:sz w:val="24"/>
         </w:rPr>
-        <w:t>F1 Injection and Input Manipulation (R01 to R03)</w:t>
+        <w:t>F1 Injection and Input Manipulation (R01 to R03, R33, R34)</w:t>
       </w:r>
     </w:p>
     <w:p>
@@ -7866,6 +10312,228 @@
         </w:rPr>
         <w:t xml:space="preserve"> (</w:t>
       </w:r>
+      <w:hyperlink r:id="rId52">
+        <w:r>
+          <w:rPr>
+            <w:color w:val="2F6FED"/>
+            <w:u w:val="single"/>
+          </w:rPr>
+          <w:t xml:space="preserve">source</w:t>
+        </w:r>
+      </w:hyperlink>
+      <w:r>
+        <w:rPr>
+          <w:b w:val="0"/>
+          <w:i w:val="0"/>
+          <w:color w:val="141821"/>
+          <w:sz w:val="21"/>
+        </w:rPr>
+        <w:t>) showed the same class against the ChatGPT Deep Research agent on 2025-09-18, exfiltrating PII service-side. Both bypassed the relevant cross-prompt injection (XPIA) classifiers. This is the open problem of the paper.</w:t>
+      </w:r>
+    </w:p>
+    <w:p>
+      <w:pPr>
+        <w:spacing w:after="120" w:line="300" w:lineRule="auto"/>
+      </w:pPr>
+      <w:r>
+        <w:rPr>
+          <w:b w:val="0"/>
+          <w:i w:val="0"/>
+          <w:color w:val="141821"/>
+          <w:sz w:val="21"/>
+        </w:rPr>
+        <w:t xml:space="preserve">R02 (High, L1/L3) is direct jailbreak and safety-guardrail bypass at the prompt. Here the operator is the attacker, crafting input that defeats the instruction hierarchy: disguising a forbidden request as a structured internal policy file plus fictional roleplay (Policy Puppetry), or escalating gradually across benign-looking turns (Crescendo, many-shot). </w:t>
+      </w:r>
+      <w:r>
+        <w:rPr>
+          <w:b/>
+          <w:i w:val="0"/>
+          <w:color w:val="141821"/>
+          <w:sz w:val="21"/>
+        </w:rPr>
+        <w:t>Policy Puppetry</w:t>
+      </w:r>
+      <w:r>
+        <w:rPr>
+          <w:b w:val="0"/>
+          <w:i w:val="0"/>
+          <w:color w:val="141821"/>
+          <w:sz w:val="21"/>
+        </w:rPr>
+        <w:t xml:space="preserve"> (</w:t>
+      </w:r>
+      <w:hyperlink r:id="rId11">
+        <w:r>
+          <w:rPr>
+            <w:color w:val="2F6FED"/>
+            <w:u w:val="single"/>
+          </w:rPr>
+          <w:t xml:space="preserve">source</w:t>
+        </w:r>
+      </w:hyperlink>
+      <w:r>
+        <w:rPr>
+          <w:b w:val="0"/>
+          <w:i w:val="0"/>
+          <w:color w:val="141821"/>
+          <w:sz w:val="21"/>
+        </w:rPr>
+        <w:t xml:space="preserve">), disclosed 2025-04-24, worked across Microsoft Copilot, GPT-4o, Claude 3.7, and Gemini 2.5 Pro with no per-model tuning. The </w:t>
+      </w:r>
+      <w:r>
+        <w:rPr>
+          <w:b/>
+          <w:i w:val="0"/>
+          <w:color w:val="141821"/>
+          <w:sz w:val="21"/>
+        </w:rPr>
+        <w:t>Crescendo</w:t>
+      </w:r>
+      <w:r>
+        <w:rPr>
+          <w:b w:val="0"/>
+          <w:i w:val="0"/>
+          <w:color w:val="141821"/>
+          <w:sz w:val="21"/>
+        </w:rPr>
+        <w:t xml:space="preserve"> multi-turn jailbreak (</w:t>
+      </w:r>
+      <w:hyperlink r:id="rId53">
+        <w:r>
+          <w:rPr>
+            <w:color w:val="2F6FED"/>
+            <w:u w:val="single"/>
+          </w:rPr>
+          <w:t xml:space="preserve">source</w:t>
+        </w:r>
+      </w:hyperlink>
+      <w:r>
+        <w:rPr>
+          <w:b w:val="0"/>
+          <w:i w:val="0"/>
+          <w:color w:val="141821"/>
+          <w:sz w:val="21"/>
+        </w:rPr>
+        <w:t>) showed the same against ChatGPT, Gemini, and Claude. An authorized operator has unlimited attempts, so system-prompt leakage under sustained attack is close to a given.</w:t>
+      </w:r>
+    </w:p>
+    <w:p>
+      <w:pPr>
+        <w:spacing w:after="120" w:line="300" w:lineRule="auto"/>
+      </w:pPr>
+      <w:r>
+        <w:rPr>
+          <w:b w:val="0"/>
+          <w:i w:val="0"/>
+          <w:color w:val="141821"/>
+          <w:sz w:val="21"/>
+        </w:rPr>
+        <w:t xml:space="preserve">R03 (High, L1/L4/L6) is indirect injection for AI-mediated phishing. Hidden instructions in inbound content make the assistant emit a fabricated, attacker-controlled message (a fake security alert, a reauth prompt) that the user trusts because the AI produced it. </w:t>
+      </w:r>
+      <w:r>
+        <w:rPr>
+          <w:b/>
+          <w:i w:val="0"/>
+          <w:color w:val="141821"/>
+          <w:sz w:val="21"/>
+        </w:rPr>
+        <w:t>Phishing For Gemini</w:t>
+      </w:r>
+      <w:r>
+        <w:rPr>
+          <w:b w:val="0"/>
+          <w:i w:val="0"/>
+          <w:color w:val="141821"/>
+          <w:sz w:val="21"/>
+        </w:rPr>
+        <w:t xml:space="preserve"> (</w:t>
+      </w:r>
+      <w:hyperlink r:id="rId12">
+        <w:r>
+          <w:rPr>
+            <w:color w:val="2F6FED"/>
+            <w:u w:val="single"/>
+          </w:rPr>
+          <w:t xml:space="preserve">source</w:t>
+        </w:r>
+      </w:hyperlink>
+      <w:r>
+        <w:rPr>
+          <w:b w:val="0"/>
+          <w:i w:val="0"/>
+          <w:color w:val="141821"/>
+          <w:sz w:val="21"/>
+        </w:rPr>
+        <w:t xml:space="preserve">), disclosed 2025-07-10 against Gemini for Workspace, hid a directive in zero-font text so that a benign "summarize this email" produced an attacker-chosen phishing message inside the trusted summary. </w:t>
+      </w:r>
+      <w:r>
+        <w:rPr>
+          <w:b/>
+          <w:i w:val="0"/>
+          <w:color w:val="141821"/>
+          <w:sz w:val="21"/>
+        </w:rPr>
+        <w:t>Invitation Is All You Need</w:t>
+      </w:r>
+      <w:r>
+        <w:rPr>
+          <w:b w:val="0"/>
+          <w:i w:val="0"/>
+          <w:color w:val="141821"/>
+          <w:sz w:val="21"/>
+        </w:rPr>
+        <w:t xml:space="preserve"> (</w:t>
+      </w:r>
+      <w:hyperlink r:id="rId54">
+        <w:r>
+          <w:rPr>
+            <w:color w:val="2F6FED"/>
+            <w:u w:val="single"/>
+          </w:rPr>
+          <w:t xml:space="preserve">source</w:t>
+        </w:r>
+      </w:hyperlink>
+      <w:r>
+        <w:rPr>
+          <w:b w:val="0"/>
+          <w:i w:val="0"/>
+          <w:color w:val="141821"/>
+          <w:sz w:val="21"/>
+        </w:rPr>
+        <w:t>) extended promptware attacks against the same assistant in production. The attack weaponizes user trust in AI output, not a technical exploit, which is why it is under-served: a clean summary pipeline cannot stop a convincing fabricated message if the injection slips through.</w:t>
+      </w:r>
+    </w:p>
+    <w:p>
+      <w:pPr>
+        <w:spacing w:after="120" w:line="300" w:lineRule="auto"/>
+      </w:pPr>
+      <w:r>
+        <w:rPr>
+          <w:b w:val="0"/>
+          <w:i w:val="0"/>
+          <w:color w:val="141821"/>
+          <w:sz w:val="21"/>
+        </w:rPr>
+        <w:t xml:space="preserve">R33 (Medium, L1/L2/L3) is system-prompt and instruction extraction (OWASP LLM07:2025). Benign-looking queries ("repeat everything above") or indirect injection coax the model into disclosing its hidden system prompt, embedded credentials, tool schemas, and the exact guardrail wording, handing an attacker the blueprint to craft a precise jailbreak or reuse leaked secrets, with no safety bypass required. </w:t>
+      </w:r>
+      <w:r>
+        <w:rPr>
+          <w:b/>
+          <w:i w:val="0"/>
+          <w:color w:val="141821"/>
+          <w:sz w:val="21"/>
+        </w:rPr>
+        <w:t>LLM07:2025 System Prompt Leakage</w:t>
+      </w:r>
+      <w:r>
+        <w:rPr>
+          <w:b w:val="0"/>
+          <w:i w:val="0"/>
+          <w:color w:val="141821"/>
+          <w:sz w:val="21"/>
+        </w:rPr>
+        <w:t xml:space="preserve"> (</w:t>
+      </w:r>
       <w:hyperlink r:id="rId41">
         <w:r>
           <w:rPr>
@@ -7882,7 +10550,7 @@
           <w:color w:val="141821"/>
           <w:sz w:val="21"/>
         </w:rPr>
-        <w:t>) showed the same class against the ChatGPT Deep Research agent on 2025-09-18, exfiltrating PII service-side. Both bypassed the relevant cross-prompt injection (XPIA) classifiers. This is the open problem of the paper.</w:t>
+        <w:t>) is its own 2025 OWASP category precisely because enterprises wrongly treat the system prompt as a secret and a security control. Partially-addressed: the durable fix is to assume the prompt leaks and enforce authorization out-of-band; canary tokens and output filters detect disclosure but do not prevent it.</w:t>
       </w:r>
     </w:p>
     <w:p>
@@ -7896,7 +10564,7 @@
           <w:color w:val="141821"/>
           <w:sz w:val="21"/>
         </w:rPr>
-        <w:t xml:space="preserve">R02 (High, L1/L3) is direct jailbreak and safety-guardrail bypass at the prompt. Here the operator is the attacker, crafting input that defeats the instruction hierarchy: disguising a forbidden request as a structured internal policy file plus fictional roleplay (Policy Puppetry), or escalating gradually across benign-looking turns (Crescendo, many-shot). </w:t>
+        <w:t xml:space="preserve">R34 (High, L1/L4/L3) is multimodal injection via image, audio, and voice channels. Instructions hidden in pixels (low-contrast text, steganographic or adversarial encoding a vision-language model reads but a human cannot) or in adversarial audio below the hearing threshold are decoded and executed by a multimodal or voice agent. </w:t>
       </w:r>
       <w:r>
         <w:rPr>
@@ -7905,7 +10573,7 @@
           <w:color w:val="141821"/>
           <w:sz w:val="21"/>
         </w:rPr>
-        <w:t>Policy Puppetry</w:t>
+        <w:t>Multimodal Prompt Injection Attacks</w:t>
       </w:r>
       <w:r>
         <w:rPr>
@@ -7916,7 +10584,7 @@
         </w:rPr>
         <w:t xml:space="preserve"> (</w:t>
       </w:r>
-      <w:hyperlink r:id="rId11">
+      <w:hyperlink r:id="rId55">
         <w:r>
           <w:rPr>
             <w:color w:val="2F6FED"/>
@@ -7932,7 +10600,89 @@
           <w:color w:val="141821"/>
           <w:sz w:val="21"/>
         </w:rPr>
-        <w:t xml:space="preserve">), disclosed 2025-04-24, worked across Microsoft Copilot, GPT-4o, Claude 3.7, and Gemini 2.5 Pro with no per-model tuning. The </w:t>
+        <w:t>) documents the class against production vision and audio models, and OWASP LLM01:2025 explicitly added multimodal injection. Open problem: the same instruction-data confusion as R01, now across a non-text encoder that re-compression and OCR screening only partially defang.</w:t>
+      </w:r>
+    </w:p>
+    <w:p>
+      <w:pPr>
+        <w:keepNext/>
+        <w:spacing w:before="200" w:after="60"/>
+      </w:pPr>
+      <w:r>
+        <w:rPr>
+          <w:b/>
+          <w:color w:val="141821"/>
+          <w:sz w:val="24"/>
+        </w:rPr>
+        <w:t>F2 Tool and Action Abuse (R04 to R09, R35)</w:t>
+      </w:r>
+    </w:p>
+    <w:p>
+      <w:pPr>
+        <w:spacing w:after="120" w:line="300" w:lineRule="auto"/>
+      </w:pPr>
+      <w:r>
+        <w:rPr>
+          <w:b w:val="0"/>
+          <w:i w:val="0"/>
+          <w:color w:val="141821"/>
+          <w:sz w:val="21"/>
+        </w:rPr>
+        <w:t>This family converts a successful injection (or simple over-broad autonomy) into real-world side effects: RCE, destructive operations, exfiltration, unauthorized transactions. F1 is the entry; F2 is where the entry becomes consequential.</w:t>
+      </w:r>
+    </w:p>
+    <w:p>
+      <w:pPr>
+        <w:spacing w:after="120" w:line="300" w:lineRule="auto"/>
+      </w:pPr>
+      <w:r>
+        <w:rPr>
+          <w:b w:val="0"/>
+          <w:i w:val="0"/>
+          <w:color w:val="141821"/>
+          <w:sz w:val="21"/>
+        </w:rPr>
+        <w:t xml:space="preserve">R04 (Critical, L2/L5/L10) is injection-driven self-escalation to RCE: the agent rewrites its own approval or config setting. Agentic IDEs can edit workspace files, including the file that governs whether destructive actions need confirmation. Injection planted in source, a README, or fetched content tells the agent to write </w:t>
+      </w:r>
+      <w:r>
+        <w:rPr>
+          <w:rFonts w:ascii="Menlo" w:hAnsi="Menlo"/>
+          <w:b w:val="0"/>
+          <w:i w:val="0"/>
+          <w:color w:val="141821"/>
+          <w:sz w:val="19"/>
+          <w:shd w:val="clear" w:color="auto" w:fill="EEF0F3"/>
+        </w:rPr>
+        <w:t>chat.tools.autoApprove=true</w:t>
+      </w:r>
+      <w:r>
+        <w:rPr>
+          <w:b w:val="0"/>
+          <w:i w:val="0"/>
+          <w:color w:val="141821"/>
+          <w:sz w:val="21"/>
+        </w:rPr>
+        <w:t xml:space="preserve"> into </w:t>
+      </w:r>
+      <w:r>
+        <w:rPr>
+          <w:rFonts w:ascii="Menlo" w:hAnsi="Menlo"/>
+          <w:b w:val="0"/>
+          <w:i w:val="0"/>
+          <w:color w:val="141821"/>
+          <w:sz w:val="19"/>
+          <w:shd w:val="clear" w:color="auto" w:fill="EEF0F3"/>
+        </w:rPr>
+        <w:t>.vscode/settings.json</w:t>
+      </w:r>
+      <w:r>
+        <w:rPr>
+          <w:b w:val="0"/>
+          <w:i w:val="0"/>
+          <w:color w:val="141821"/>
+          <w:sz w:val="21"/>
+        </w:rPr>
+        <w:t xml:space="preserve">, after which it executes arbitrary shell with no further prompt. </w:t>
       </w:r>
       <w:r>
         <w:rPr>
@@ -7941,7 +10691,7 @@
           <w:color w:val="141821"/>
           <w:sz w:val="21"/>
         </w:rPr>
-        <w:t>Crescendo</w:t>
+        <w:t>CVE-2025-53773</w:t>
       </w:r>
       <w:r>
         <w:rPr>
@@ -7950,9 +10700,9 @@
           <w:color w:val="141821"/>
           <w:sz w:val="21"/>
         </w:rPr>
-        <w:t xml:space="preserve"> multi-turn jailbreak (</w:t>
-      </w:r>
-      <w:hyperlink r:id="rId42">
+        <w:t xml:space="preserve"> (</w:t>
+      </w:r>
+      <w:hyperlink r:id="rId13">
         <w:r>
           <w:rPr>
             <w:color w:val="2F6FED"/>
@@ -7968,7 +10718,7 @@
           <w:color w:val="141821"/>
           <w:sz w:val="21"/>
         </w:rPr>
-        <w:t>) showed the same against ChatGPT, Gemini, and Claude. An authorized operator has unlimited attempts, so system-prompt leakage under sustained attack is close to a given.</w:t>
+        <w:t>), disclosed 2025-08-12 against GitHub Copilot agent mode in VS Code, is the closing of that loop to full RCE on the developer machine. The vendor patch is a point fix; the structural issue (agents with write access to files that govern their own permissions) persists.</w:t>
       </w:r>
     </w:p>
     <w:p>
@@ -7982,7 +10732,7 @@
           <w:color w:val="141821"/>
           <w:sz w:val="21"/>
         </w:rPr>
-        <w:t xml:space="preserve">R03 (High, L1/L4/L6) is indirect injection for AI-mediated phishing. Hidden instructions in inbound content make the assistant emit a fabricated, attacker-controlled message (a fake security alert, a reauth prompt) that the user trusts because the AI produced it. </w:t>
+        <w:t xml:space="preserve">R05 (Critical, L5/L6/L9/L4) is the confused deputy: untrusted content coerces the agent to use its own over-privileged tools against its own standing access, pulling and leaking data outside the user's scope. This is the lethal trifecta in one risk (private data plus untrusted input plus exfil channel). The </w:t>
       </w:r>
       <w:r>
         <w:rPr>
@@ -7991,7 +10741,7 @@
           <w:color w:val="141821"/>
           <w:sz w:val="21"/>
         </w:rPr>
-        <w:t>Phishing For Gemini</w:t>
+        <w:t>GitHub MCP</w:t>
       </w:r>
       <w:r>
         <w:rPr>
@@ -8000,9 +10750,9 @@
           <w:color w:val="141821"/>
           <w:sz w:val="21"/>
         </w:rPr>
-        <w:t xml:space="preserve"> (</w:t>
-      </w:r>
-      <w:hyperlink r:id="rId12">
+        <w:t xml:space="preserve"> exploit (</w:t>
+      </w:r>
+      <w:hyperlink r:id="rId14">
         <w:r>
           <w:rPr>
             <w:color w:val="2F6FED"/>
@@ -8018,7 +10768,7 @@
           <w:color w:val="141821"/>
           <w:sz w:val="21"/>
         </w:rPr>
-        <w:t xml:space="preserve">), disclosed 2025-07-10 against Gemini for Workspace, hid a directive in zero-font text so that a benign "summarize this email" produced an attacker-chosen phishing message inside the trusted summary. </w:t>
+        <w:t xml:space="preserve">), disclosed 2025-05-26, used a public issue to drive Claude Desktop's GitHub MCP server into reading private repositories the requesting user could not. </w:t>
       </w:r>
       <w:r>
         <w:rPr>
@@ -8027,7 +10777,389 @@
           <w:color w:val="141821"/>
           <w:sz w:val="21"/>
         </w:rPr>
-        <w:t>Invitation Is All You Need</w:t>
+        <w:t>ForcedLeak</w:t>
+      </w:r>
+      <w:r>
+        <w:rPr>
+          <w:b w:val="0"/>
+          <w:i w:val="0"/>
+          <w:color w:val="141821"/>
+          <w:sz w:val="21"/>
+        </w:rPr>
+        <w:t xml:space="preserve"> in Salesforce Agentforce (</w:t>
+      </w:r>
+      <w:hyperlink r:id="rId56">
+        <w:r>
+          <w:rPr>
+            <w:color w:val="2F6FED"/>
+            <w:u w:val="single"/>
+          </w:rPr>
+          <w:t xml:space="preserve">source</w:t>
+        </w:r>
+      </w:hyperlink>
+      <w:r>
+        <w:rPr>
+          <w:b w:val="0"/>
+          <w:i w:val="0"/>
+          <w:color w:val="141821"/>
+          <w:sz w:val="21"/>
+        </w:rPr>
+        <w:t>), disclosed 2025-09-25, did the same through a CRM web-to-lead field. It is under-served because convenience drives broad standing scopes and per-user auth is opt-in and operationally costly.</w:t>
+      </w:r>
+    </w:p>
+    <w:p>
+      <w:pPr>
+        <w:spacing w:after="120" w:line="300" w:lineRule="auto"/>
+      </w:pPr>
+      <w:r>
+        <w:rPr>
+          <w:b w:val="0"/>
+          <w:i w:val="0"/>
+          <w:color w:val="141821"/>
+          <w:sz w:val="21"/>
+        </w:rPr>
+        <w:t xml:space="preserve">R06 (High, L5/L4/L11) is MCP tool-description poisoning, also called line-jumping. When an MCP client connects, it loads every server-supplied tool description into the model context during the </w:t>
+      </w:r>
+      <w:r>
+        <w:rPr>
+          <w:rFonts w:ascii="Menlo" w:hAnsi="Menlo"/>
+          <w:b w:val="0"/>
+          <w:i w:val="0"/>
+          <w:color w:val="141821"/>
+          <w:sz w:val="19"/>
+          <w:shd w:val="clear" w:color="auto" w:fill="EEF0F3"/>
+        </w:rPr>
+        <w:t>tools/list</w:t>
+      </w:r>
+      <w:r>
+        <w:rPr>
+          <w:b w:val="0"/>
+          <w:i w:val="0"/>
+          <w:color w:val="141821"/>
+          <w:sz w:val="21"/>
+        </w:rPr>
+        <w:t xml:space="preserve"> handshake. The human sees a simplified tool name; the model ingests the full natural-language description. A malicious server packs behavior-changing instructions (read </w:t>
+      </w:r>
+      <w:r>
+        <w:rPr>
+          <w:rFonts w:ascii="Menlo" w:hAnsi="Menlo"/>
+          <w:b w:val="0"/>
+          <w:i w:val="0"/>
+          <w:color w:val="141821"/>
+          <w:sz w:val="19"/>
+          <w:shd w:val="clear" w:color="auto" w:fill="EEF0F3"/>
+        </w:rPr>
+        <w:t>~/.ssh/id_rsa</w:t>
+      </w:r>
+      <w:r>
+        <w:rPr>
+          <w:b w:val="0"/>
+          <w:i w:val="0"/>
+          <w:color w:val="141821"/>
+          <w:sz w:val="21"/>
+        </w:rPr>
+        <w:t xml:space="preserve"> and forward it) into that description, so the payload executes the moment the server connects, before the user ever invokes the tool. </w:t>
+      </w:r>
+      <w:r>
+        <w:rPr>
+          <w:b/>
+          <w:i w:val="0"/>
+          <w:color w:val="141821"/>
+          <w:sz w:val="21"/>
+        </w:rPr>
+        <w:t>MCP Tool Poisoning</w:t>
+      </w:r>
+      <w:r>
+        <w:rPr>
+          <w:b w:val="0"/>
+          <w:i w:val="0"/>
+          <w:color w:val="141821"/>
+          <w:sz w:val="21"/>
+        </w:rPr>
+        <w:t xml:space="preserve"> (</w:t>
+      </w:r>
+      <w:hyperlink r:id="rId15">
+        <w:r>
+          <w:rPr>
+            <w:color w:val="2F6FED"/>
+            <w:u w:val="single"/>
+          </w:rPr>
+          <w:t xml:space="preserve">source</w:t>
+        </w:r>
+      </w:hyperlink>
+      <w:r>
+        <w:rPr>
+          <w:b w:val="0"/>
+          <w:i w:val="0"/>
+          <w:color w:val="141821"/>
+          <w:sz w:val="21"/>
+        </w:rPr>
+        <w:t xml:space="preserve">), disclosed 2025-04-01, and </w:t>
+      </w:r>
+      <w:r>
+        <w:rPr>
+          <w:b/>
+          <w:i w:val="0"/>
+          <w:color w:val="141821"/>
+          <w:sz w:val="21"/>
+        </w:rPr>
+        <w:t>Jumping the line</w:t>
+      </w:r>
+      <w:r>
+        <w:rPr>
+          <w:b w:val="0"/>
+          <w:i w:val="0"/>
+          <w:color w:val="141821"/>
+          <w:sz w:val="21"/>
+        </w:rPr>
+        <w:t xml:space="preserve"> (</w:t>
+      </w:r>
+      <w:hyperlink r:id="rId57">
+        <w:r>
+          <w:rPr>
+            <w:color w:val="2F6FED"/>
+            <w:u w:val="single"/>
+          </w:rPr>
+          <w:t xml:space="preserve">source</w:t>
+        </w:r>
+      </w:hyperlink>
+      <w:r>
+        <w:rPr>
+          <w:b w:val="0"/>
+          <w:i w:val="0"/>
+          <w:color w:val="141821"/>
+          <w:sz w:val="21"/>
+        </w:rPr>
+        <w:t>) both document this. Under-served: there is no enforced provenance or signing for tool metadata in the ecosystem.</w:t>
+      </w:r>
+    </w:p>
+    <w:p>
+      <w:pPr>
+        <w:spacing w:after="120" w:line="300" w:lineRule="auto"/>
+      </w:pPr>
+      <w:r>
+        <w:rPr>
+          <w:b w:val="0"/>
+          <w:i w:val="0"/>
+          <w:color w:val="141821"/>
+          <w:sz w:val="21"/>
+        </w:rPr>
+        <w:t xml:space="preserve">R07 (High, L5/L11/L10) is the MCP rug-pull: a tool approved once is silently mutated afterward because trust is bound to a stable identifier rather than the actual command. </w:t>
+      </w:r>
+      <w:r>
+        <w:rPr>
+          <w:b/>
+          <w:i w:val="0"/>
+          <w:color w:val="141821"/>
+          <w:sz w:val="21"/>
+        </w:rPr>
+        <w:t>MCPoison (CVE-2025-54136)</w:t>
+      </w:r>
+      <w:r>
+        <w:rPr>
+          <w:b w:val="0"/>
+          <w:i w:val="0"/>
+          <w:color w:val="141821"/>
+          <w:sz w:val="21"/>
+        </w:rPr>
+        <w:t xml:space="preserve"> (</w:t>
+      </w:r>
+      <w:hyperlink r:id="rId16">
+        <w:r>
+          <w:rPr>
+            <w:color w:val="2F6FED"/>
+            <w:u w:val="single"/>
+          </w:rPr>
+          <w:t xml:space="preserve">source</w:t>
+        </w:r>
+      </w:hyperlink>
+      <w:r>
+        <w:rPr>
+          <w:b w:val="0"/>
+          <w:i w:val="0"/>
+          <w:color w:val="141821"/>
+          <w:sz w:val="21"/>
+        </w:rPr>
+        <w:t xml:space="preserve">), disclosed 2025-08-05 against Cursor, showed persistent code execution via this trust bypass. The </w:t>
+      </w:r>
+      <w:r>
+        <w:rPr>
+          <w:b/>
+          <w:i w:val="0"/>
+          <w:color w:val="141821"/>
+          <w:sz w:val="21"/>
+        </w:rPr>
+        <w:t>Postmark backdoor</w:t>
+      </w:r>
+      <w:r>
+        <w:rPr>
+          <w:b w:val="0"/>
+          <w:i w:val="0"/>
+          <w:color w:val="141821"/>
+          <w:sz w:val="21"/>
+        </w:rPr>
+        <w:t xml:space="preserve"> (</w:t>
+      </w:r>
+      <w:hyperlink r:id="rId58">
+        <w:r>
+          <w:rPr>
+            <w:color w:val="2F6FED"/>
+            <w:u w:val="single"/>
+          </w:rPr>
+          <w:t xml:space="preserve">source</w:t>
+        </w:r>
+      </w:hyperlink>
+      <w:r>
+        <w:rPr>
+          <w:b w:val="0"/>
+          <w:i w:val="0"/>
+          <w:color w:val="141821"/>
+          <w:sz w:val="21"/>
+        </w:rPr>
+        <w:t>), disclosed 2025-09-25, was the first malicious MCP in the wild, a published package shipping a delayed backdoor that stole email. Partially addressed: hash-pinning and re-approval on change exist (mcp-scan), but trust-on-first-use is still the default in many clients.</w:t>
+      </w:r>
+    </w:p>
+    <w:p>
+      <w:pPr>
+        <w:spacing w:after="120" w:line="300" w:lineRule="auto"/>
+      </w:pPr>
+      <w:r>
+        <w:rPr>
+          <w:b w:val="0"/>
+          <w:i w:val="0"/>
+          <w:color w:val="141821"/>
+          <w:sz w:val="21"/>
+        </w:rPr>
+        <w:t xml:space="preserve">R08 (Critical, L2/L6/L10) is excessive autonomy: an over-empowered agent runs irreversible commands against live infrastructure on its own misjudgement, governed only by natural-language guardrails. The </w:t>
+      </w:r>
+      <w:r>
+        <w:rPr>
+          <w:b/>
+          <w:i w:val="0"/>
+          <w:color w:val="141821"/>
+          <w:sz w:val="21"/>
+        </w:rPr>
+        <w:t>Replit agent</w:t>
+      </w:r>
+      <w:r>
+        <w:rPr>
+          <w:b w:val="0"/>
+          <w:i w:val="0"/>
+          <w:color w:val="141821"/>
+          <w:sz w:val="21"/>
+        </w:rPr>
+        <w:t xml:space="preserve"> incident (</w:t>
+      </w:r>
+      <w:hyperlink r:id="rId17">
+        <w:r>
+          <w:rPr>
+            <w:color w:val="2F6FED"/>
+            <w:u w:val="single"/>
+          </w:rPr>
+          <w:t xml:space="preserve">source</w:t>
+        </w:r>
+      </w:hyperlink>
+      <w:r>
+        <w:rPr>
+          <w:b w:val="0"/>
+          <w:i w:val="0"/>
+          <w:color w:val="141821"/>
+          <w:sz w:val="21"/>
+        </w:rPr>
+        <w:t xml:space="preserve">), 2025-07-18, executed unauthorized destructive commands during a code freeze. The </w:t>
+      </w:r>
+      <w:r>
+        <w:rPr>
+          <w:b/>
+          <w:i w:val="0"/>
+          <w:color w:val="141821"/>
+          <w:sz w:val="21"/>
+        </w:rPr>
+        <w:t>Claude Code</w:t>
+      </w:r>
+      <w:r>
+        <w:rPr>
+          <w:b w:val="0"/>
+          <w:i w:val="0"/>
+          <w:color w:val="141821"/>
+          <w:sz w:val="21"/>
+        </w:rPr>
+        <w:t xml:space="preserve"> issue (</w:t>
+      </w:r>
+      <w:hyperlink r:id="rId18">
+        <w:r>
+          <w:rPr>
+            <w:color w:val="2F6FED"/>
+            <w:u w:val="single"/>
+          </w:rPr>
+          <w:t xml:space="preserve">source</w:t>
+        </w:r>
+      </w:hyperlink>
+      <w:r>
+        <w:rPr>
+          <w:b w:val="0"/>
+          <w:i w:val="0"/>
+          <w:color w:val="141821"/>
+          <w:sz w:val="21"/>
+        </w:rPr>
+        <w:t xml:space="preserve">), 2025-10-21, executed </w:t>
+      </w:r>
+      <w:r>
+        <w:rPr>
+          <w:rFonts w:ascii="Menlo" w:hAnsi="Menlo"/>
+          <w:b w:val="0"/>
+          <w:i w:val="0"/>
+          <w:color w:val="141821"/>
+          <w:sz w:val="19"/>
+          <w:shd w:val="clear" w:color="auto" w:fill="EEF0F3"/>
+        </w:rPr>
+        <w:t>rm -rf</w:t>
+      </w:r>
+      <w:r>
+        <w:rPr>
+          <w:b w:val="0"/>
+          <w:i w:val="0"/>
+          <w:color w:val="141821"/>
+          <w:sz w:val="21"/>
+        </w:rPr>
+        <w:t xml:space="preserve"> deleting an entire home directory. This is a benign-but-misaligned failure mode that needs no attacker. Partially addressed: enforced dev/prod isolation and out-of-band approval gates work, but natural-language guardrails are not enforcement.</w:t>
+      </w:r>
+    </w:p>
+    <w:p>
+      <w:pPr>
+        <w:spacing w:after="120" w:line="300" w:lineRule="auto"/>
+      </w:pPr>
+      <w:r>
+        <w:rPr>
+          <w:b w:val="0"/>
+          <w:i w:val="0"/>
+          <w:color w:val="141821"/>
+          <w:sz w:val="21"/>
+        </w:rPr>
+        <w:t>R09 (High, L10/L1/L5) is the overwhelming or bypassed human-in-the-loop gate. The same two incidents apply, viewed through the approval-gate lens: operators get flooded with low-signal confirmations until they rubber-stamp, or a guardrail evaluates the literal command string while the shell later expands globs and tildes into far larger targets than what was approved. Under-served: approval fatigue scales with agent volume, and the semantic gap between approved-string and executed-scope is a general class (globs, tildes, redirects, symlinks) that string-level gates cannot fully model.</w:t>
+      </w:r>
+    </w:p>
+    <w:p>
+      <w:pPr>
+        <w:spacing w:after="120" w:line="300" w:lineRule="auto"/>
+      </w:pPr>
+      <w:r>
+        <w:rPr>
+          <w:b w:val="0"/>
+          <w:i w:val="0"/>
+          <w:color w:val="141821"/>
+          <w:sz w:val="21"/>
+        </w:rPr>
+        <w:t xml:space="preserve">R35 (Critical, L1/L6/L2) is autonomous browser-agent hijack of the Operator / Atlas / Comet class. An agentic browser acts on the live web inside the user's authenticated session, so hidden instructions in a visited page, a crafted URL fragment, a screenshot, or clipboard content override the user's task and drive the agent to exfiltrate mail and calendar, navigate to attacker sites, or initiate transactions with the user's standing cookies and permissions. </w:t>
+      </w:r>
+      <w:r>
+        <w:rPr>
+          <w:b/>
+          <w:i w:val="0"/>
+          <w:color w:val="141821"/>
+          <w:sz w:val="21"/>
+        </w:rPr>
+        <w:t>OpenAI says prompt injections that can trick AI browsers may never be fully solved</w:t>
       </w:r>
       <w:r>
         <w:rPr>
@@ -8054,7 +11186,7 @@
           <w:color w:val="141821"/>
           <w:sz w:val="21"/>
         </w:rPr>
-        <w:t>) extended promptware attacks against the same assistant in production. The attack weaponizes user trust in AI output, not a technical exploit, which is why it is under-served: a clean summary pipeline cannot stop a convincing fabricated message if the injection slips through.</w:t>
+        <w:t>) states the position publicly, and LayerX "Tainted Memories" CSRF poisoned ChatGPT Atlas long-term memory. Open problem: the autonomy-plus-ambient-session combination is the highest-risk corner of the design space, and OpenAI, Brave, and the UK NCSC say injection against it may never be fully mitigated.</w:t>
       </w:r>
     </w:p>
     <w:p>
@@ -8068,7 +11200,7 @@
           <w:color w:val="141821"/>
           <w:sz w:val="24"/>
         </w:rPr>
-        <w:t>F2 Tool and Action Abuse (R04 to R09)</w:t>
+        <w:t>F3 Memory and Data Poisoning (R10 to R13)</w:t>
       </w:r>
     </w:p>
     <w:p>
@@ -8082,7 +11214,7 @@
           <w:color w:val="141821"/>
           <w:sz w:val="21"/>
         </w:rPr>
-        <w:t>This family converts a successful injection (or simple over-broad autonomy) into real-world side effects: RCE, destructive operations, exfiltration, unauthorized transactions. F1 is the entry; F2 is where the entry becomes consequential.</w:t>
+        <w:t>This family is where a one-shot attack becomes a standing backdoor. Untrusted content written into persistent memory, RAG corpora, or vector stores becomes durable and resurfaces across sessions and users. The embeddings themselves also leak their source text.</w:t>
       </w:r>
     </w:p>
     <w:p>
@@ -8096,18 +11228,16 @@
           <w:color w:val="141821"/>
           <w:sz w:val="21"/>
         </w:rPr>
-        <w:t xml:space="preserve">R04 (Critical, L2/L5/L10) is injection-driven self-escalation to RCE: the agent rewrites its own approval or config setting. Agentic IDEs can edit workspace files, including the file that governs whether destructive actions need confirmation. Injection planted in source, a README, or fetched content tells the agent to write </w:t>
-      </w:r>
-      <w:r>
-        <w:rPr>
-          <w:rFonts w:ascii="Menlo" w:hAnsi="Menlo"/>
-          <w:b w:val="0"/>
+        <w:t xml:space="preserve">R10 (High, L7/L4) is persistent memory poisoning. Injected instructions are written into the agent's long-term memory and silently re-execute across future sessions. </w:t>
+      </w:r>
+      <w:r>
+        <w:rPr>
+          <w:b/>
           <w:i w:val="0"/>
           <w:color w:val="141821"/>
-          <w:sz w:val="19"/>
-          <w:shd w:val="clear" w:color="auto" w:fill="EEF0F3"/>
-        </w:rPr>
-        <w:t>chat.tools.autoApprove=true</w:t>
+          <w:sz w:val="21"/>
+        </w:rPr>
+        <w:t>SpAIware</w:t>
       </w:r>
       <w:r>
         <w:rPr>
@@ -8116,47 +11246,9 @@
           <w:color w:val="141821"/>
           <w:sz w:val="21"/>
         </w:rPr>
-        <w:t xml:space="preserve"> into </w:t>
-      </w:r>
-      <w:r>
-        <w:rPr>
-          <w:rFonts w:ascii="Menlo" w:hAnsi="Menlo"/>
-          <w:b w:val="0"/>
-          <w:i w:val="0"/>
-          <w:color w:val="141821"/>
-          <w:sz w:val="19"/>
-          <w:shd w:val="clear" w:color="auto" w:fill="EEF0F3"/>
-        </w:rPr>
-        <w:t>.vscode/settings.json</w:t>
-      </w:r>
-      <w:r>
-        <w:rPr>
-          <w:b w:val="0"/>
-          <w:i w:val="0"/>
-          <w:color w:val="141821"/>
-          <w:sz w:val="21"/>
-        </w:rPr>
-        <w:t xml:space="preserve">, after which it executes arbitrary shell with no further prompt. </w:t>
-      </w:r>
-      <w:r>
-        <w:rPr>
-          <w:b/>
-          <w:i w:val="0"/>
-          <w:color w:val="141821"/>
-          <w:sz w:val="21"/>
-        </w:rPr>
-        <w:t>CVE-2025-53773</w:t>
-      </w:r>
-      <w:r>
-        <w:rPr>
-          <w:b w:val="0"/>
-          <w:i w:val="0"/>
-          <w:color w:val="141821"/>
-          <w:sz w:val="21"/>
-        </w:rPr>
         <w:t xml:space="preserve"> (</w:t>
       </w:r>
-      <w:hyperlink r:id="rId13">
+      <w:hyperlink r:id="rId19">
         <w:r>
           <w:rPr>
             <w:color w:val="2F6FED"/>
@@ -8172,13 +11264,17 @@
           <w:color w:val="141821"/>
           <w:sz w:val="21"/>
         </w:rPr>
-        <w:t>), disclosed 2025-08-12 against GitHub Copilot agent mode in VS Code, is the closing of that loop to full RCE on the developer machine. The vendor patch is a point fix; the structural issue (agents with write access to files that govern their own permissions) persists.</w:t>
-      </w:r>
-    </w:p>
-    <w:p>
-      <w:pPr>
-        <w:spacing w:after="120" w:line="300" w:lineRule="auto"/>
-      </w:pPr>
+        <w:t xml:space="preserve">), disclosed 2024-09-20, drove the ChatGPT macOS app's memory feature to persist an attacker directive ("append all content to this URL") that survived across conversations. </w:t>
+      </w:r>
+      <w:r>
+        <w:rPr>
+          <w:b/>
+          <w:i w:val="0"/>
+          <w:color w:val="141821"/>
+          <w:sz w:val="21"/>
+        </w:rPr>
+        <w:t>MINJA</w:t>
+      </w:r>
       <w:r>
         <w:rPr>
           <w:b w:val="0"/>
@@ -8186,27 +11282,9 @@
           <w:color w:val="141821"/>
           <w:sz w:val="21"/>
         </w:rPr>
-        <w:t xml:space="preserve">R05 (Critical, L5/L6/L9/L4) is the confused deputy: untrusted content coerces the agent to use its own over-privileged tools against its own standing access, pulling and leaking data outside the user's scope. This is the lethal trifecta in one risk (private data plus untrusted input plus exfil channel). The </w:t>
-      </w:r>
-      <w:r>
-        <w:rPr>
-          <w:b/>
-          <w:i w:val="0"/>
-          <w:color w:val="141821"/>
-          <w:sz w:val="21"/>
-        </w:rPr>
-        <w:t>GitHub MCP</w:t>
-      </w:r>
-      <w:r>
-        <w:rPr>
-          <w:b w:val="0"/>
-          <w:i w:val="0"/>
-          <w:color w:val="141821"/>
-          <w:sz w:val="21"/>
-        </w:rPr>
-        <w:t xml:space="preserve"> exploit (</w:t>
-      </w:r>
-      <w:hyperlink r:id="rId14">
+        <w:t xml:space="preserve"> (</w:t>
+      </w:r>
+      <w:hyperlink r:id="rId59">
         <w:r>
           <w:rPr>
             <w:color w:val="2F6FED"/>
@@ -8222,7 +11300,21 @@
           <w:color w:val="141821"/>
           <w:sz w:val="21"/>
         </w:rPr>
-        <w:t xml:space="preserve">), disclosed 2025-05-26, used a public issue to drive Claude Desktop's GitHub MCP server into reading private repositories the requesting user could not. </w:t>
+        <w:t>), 2025-03-05, achieved the same with query-only access, no write API, by seeding malicious reasoning records the agent later retrieves. Under-served: input classifiers screen the live turn, not what was previously written into memory.</w:t>
+      </w:r>
+    </w:p>
+    <w:p>
+      <w:pPr>
+        <w:spacing w:after="120" w:line="300" w:lineRule="auto"/>
+      </w:pPr>
+      <w:r>
+        <w:rPr>
+          <w:b w:val="0"/>
+          <w:i w:val="0"/>
+          <w:color w:val="141821"/>
+          <w:sz w:val="21"/>
+        </w:rPr>
+        <w:t xml:space="preserve">R11 (High, L7/L4/L6) is RAG and vector-store poisoning. Crafted documents engineered for high retrieval similarity are injected into a knowledge base so they rank into top-k and steer the model's answer. </w:t>
       </w:r>
       <w:r>
         <w:rPr>
@@ -8231,7 +11323,7 @@
           <w:color w:val="141821"/>
           <w:sz w:val="21"/>
         </w:rPr>
-        <w:t>ForcedLeak</w:t>
+        <w:t>PoisonedRAG</w:t>
       </w:r>
       <w:r>
         <w:rPr>
@@ -8240,7 +11332,529 @@
           <w:color w:val="141821"/>
           <w:sz w:val="21"/>
         </w:rPr>
-        <w:t xml:space="preserve"> in Salesforce Agentforce (</w:t>
+        <w:t xml:space="preserve"> (</w:t>
+      </w:r>
+      <w:hyperlink r:id="rId20">
+        <w:r>
+          <w:rPr>
+            <w:color w:val="2F6FED"/>
+            <w:u w:val="single"/>
+          </w:rPr>
+          <w:t xml:space="preserve">source</w:t>
+        </w:r>
+      </w:hyperlink>
+      <w:r>
+        <w:rPr>
+          <w:b w:val="0"/>
+          <w:i w:val="0"/>
+          <w:color w:val="141821"/>
+          <w:sz w:val="21"/>
+        </w:rPr>
+        <w:t>) established that roughly 5 crafted texts per target question against a million-document store yield about 90 percent attack success. One poisoned source corrupts answers and actions for every user querying that topic. Under-served: embedding-space crafting evades naive content review and shared enterprise corpora are continuously ingested from semi-trusted sources.</w:t>
+      </w:r>
+    </w:p>
+    <w:p>
+      <w:pPr>
+        <w:spacing w:after="120" w:line="300" w:lineRule="auto"/>
+      </w:pPr>
+      <w:r>
+        <w:rPr>
+          <w:b w:val="0"/>
+          <w:i w:val="0"/>
+          <w:color w:val="141821"/>
+          <w:sz w:val="21"/>
+        </w:rPr>
+        <w:t xml:space="preserve">R12 (Medium, L7) is embedding inversion and vector-store leakage. Embeddings are not one-way hashes. Given stored vectors and query access to the embedding model, an attacker iteratively reconstructs the underlying text. </w:t>
+      </w:r>
+      <w:r>
+        <w:rPr>
+          <w:b/>
+          <w:i w:val="0"/>
+          <w:color w:val="141821"/>
+          <w:sz w:val="21"/>
+        </w:rPr>
+        <w:t>vec2text</w:t>
+      </w:r>
+      <w:r>
+        <w:rPr>
+          <w:b w:val="0"/>
+          <w:i w:val="0"/>
+          <w:color w:val="141821"/>
+          <w:sz w:val="21"/>
+        </w:rPr>
+        <w:t xml:space="preserve"> (</w:t>
+      </w:r>
+      <w:hyperlink r:id="rId21">
+        <w:r>
+          <w:rPr>
+            <w:color w:val="2F6FED"/>
+            <w:u w:val="single"/>
+          </w:rPr>
+          <w:t xml:space="preserve">source</w:t>
+        </w:r>
+      </w:hyperlink>
+      <w:r>
+        <w:rPr>
+          <w:b w:val="0"/>
+          <w:i w:val="0"/>
+          <w:color w:val="141821"/>
+          <w:sz w:val="21"/>
+        </w:rPr>
+        <w:t>) recovered about 92 percent of short inputs exactly and about 89 percent of full names from clinical-note embeddings, establishing that the index itself is sensitive data, not an anonymized derivative. Under-served: no shipping product specifically defends against inversion; the fix is treating vector stores as sensitive and locking down access.</w:t>
+      </w:r>
+    </w:p>
+    <w:p>
+      <w:pPr>
+        <w:spacing w:after="120" w:line="300" w:lineRule="auto"/>
+      </w:pPr>
+      <w:r>
+        <w:rPr>
+          <w:b w:val="0"/>
+          <w:i w:val="0"/>
+          <w:color w:val="141821"/>
+          <w:sz w:val="21"/>
+        </w:rPr>
+        <w:t>R13 (High, L4/L11/L2) is config and rules-file poisoning of coding agents. Hidden directives in trusted shared rule/config files (</w:t>
+      </w:r>
+      <w:r>
+        <w:rPr>
+          <w:rFonts w:ascii="Menlo" w:hAnsi="Menlo"/>
+          <w:b w:val="0"/>
+          <w:i w:val="0"/>
+          <w:color w:val="141821"/>
+          <w:sz w:val="19"/>
+          <w:shd w:val="clear" w:color="auto" w:fill="EEF0F3"/>
+        </w:rPr>
+        <w:t>.cursor/rules</w:t>
+      </w:r>
+      <w:r>
+        <w:rPr>
+          <w:b w:val="0"/>
+          <w:i w:val="0"/>
+          <w:color w:val="141821"/>
+          <w:sz w:val="21"/>
+        </w:rPr>
+        <w:t xml:space="preserve">, Copilot instructions) silently steer the assistant to generate backdoored code. The </w:t>
+      </w:r>
+      <w:r>
+        <w:rPr>
+          <w:b/>
+          <w:i w:val="0"/>
+          <w:color w:val="141821"/>
+          <w:sz w:val="21"/>
+        </w:rPr>
+        <w:t>Rules File Backdoor</w:t>
+      </w:r>
+      <w:r>
+        <w:rPr>
+          <w:b w:val="0"/>
+          <w:i w:val="0"/>
+          <w:color w:val="141821"/>
+          <w:sz w:val="21"/>
+        </w:rPr>
+        <w:t xml:space="preserve"> (</w:t>
+      </w:r>
+      <w:hyperlink r:id="rId22">
+        <w:r>
+          <w:rPr>
+            <w:color w:val="2F6FED"/>
+            <w:u w:val="single"/>
+          </w:rPr>
+          <w:t xml:space="preserve">source</w:t>
+        </w:r>
+      </w:hyperlink>
+      <w:r>
+        <w:rPr>
+          <w:b w:val="0"/>
+          <w:i w:val="0"/>
+          <w:color w:val="141821"/>
+          <w:sz w:val="21"/>
+        </w:rPr>
+        <w:t>), disclosed 2025-03-18 against Copilot and Cursor, used invisible Unicode (zero-width joiners, bidirectional markers) imperceptible to human reviewers but parsed by the model. Poisoned rule files propagate through shared repos and templates, backdooring generated code upstream of every later security gate. Under-served: invisible-Unicode detection is not yet standard in code review.</w:t>
+      </w:r>
+    </w:p>
+    <w:p>
+      <w:pPr>
+        <w:keepNext/>
+        <w:spacing w:before="200" w:after="60"/>
+      </w:pPr>
+      <w:r>
+        <w:rPr>
+          <w:b/>
+          <w:color w:val="141821"/>
+          <w:sz w:val="24"/>
+        </w:rPr>
+        <w:t>F4 Identity, Access and Secrets (R14 to R17, R32, R36, R38, R41)</w:t>
+      </w:r>
+    </w:p>
+    <w:p>
+      <w:pPr>
+        <w:spacing w:after="120" w:line="300" w:lineRule="auto"/>
+      </w:pPr>
+      <w:r>
+        <w:rPr>
+          <w:b w:val="0"/>
+          <w:i w:val="0"/>
+          <w:color w:val="141821"/>
+          <w:sz w:val="21"/>
+        </w:rPr>
+        <w:t>This family is where one integration compromise becomes enterprise-wide access. Over-broad, long-lived, or confused-deputy credentials and non-human identities convert a single breach into a lateral-movement springboard. OAuth tokens get stolen, replayed, phished, and leaked at rest.</w:t>
+      </w:r>
+    </w:p>
+    <w:p>
+      <w:pPr>
+        <w:spacing w:after="120" w:line="300" w:lineRule="auto"/>
+      </w:pPr>
+      <w:r>
+        <w:rPr>
+          <w:b w:val="0"/>
+          <w:i w:val="0"/>
+          <w:color w:val="141821"/>
+          <w:sz w:val="21"/>
+        </w:rPr>
+        <w:t xml:space="preserve">R14 (Critical, L9/L6/L11) is NHI OAuth token theft and replay via third-party agent integrations. Long-lived tokens held by a vendor as a non-human identity are stolen and replayed directly against customer SaaS APIs, bypassing human login and MFA entirely. The </w:t>
+      </w:r>
+      <w:r>
+        <w:rPr>
+          <w:b/>
+          <w:i w:val="0"/>
+          <w:color w:val="141821"/>
+          <w:sz w:val="21"/>
+        </w:rPr>
+        <w:t>Salesloft Drift</w:t>
+      </w:r>
+      <w:r>
+        <w:rPr>
+          <w:b w:val="0"/>
+          <w:i w:val="0"/>
+          <w:color w:val="141821"/>
+          <w:sz w:val="21"/>
+        </w:rPr>
+        <w:t xml:space="preserve"> campaign, tracked as </w:t>
+      </w:r>
+      <w:r>
+        <w:rPr>
+          <w:b/>
+          <w:i w:val="0"/>
+          <w:color w:val="141821"/>
+          <w:sz w:val="21"/>
+        </w:rPr>
+        <w:t>UNC6395</w:t>
+      </w:r>
+      <w:r>
+        <w:rPr>
+          <w:b w:val="0"/>
+          <w:i w:val="0"/>
+          <w:color w:val="141821"/>
+          <w:sz w:val="21"/>
+        </w:rPr>
+        <w:t xml:space="preserve"> (</w:t>
+      </w:r>
+      <w:hyperlink r:id="rId23">
+        <w:r>
+          <w:rPr>
+            <w:color w:val="2F6FED"/>
+            <w:u w:val="single"/>
+          </w:rPr>
+          <w:t xml:space="preserve">source</w:t>
+        </w:r>
+      </w:hyperlink>
+      <w:r>
+        <w:rPr>
+          <w:b w:val="0"/>
+          <w:i w:val="0"/>
+          <w:color w:val="141821"/>
+          <w:sz w:val="21"/>
+        </w:rPr>
+        <w:t>), 2025-08-26, compromised the vendor's token store and cascaded across 700-plus connected Salesforce instances with no human MFA in the path. NHIs now outnumber humans 25-50x and vendor-held tokens are over-scoped and rarely rotated. Under-served: no control fully prevents replay of a valid token once stolen from the vendor side, which sits outside the customer's IAM.</w:t>
+      </w:r>
+    </w:p>
+    <w:p>
+      <w:pPr>
+        <w:spacing w:after="120" w:line="300" w:lineRule="auto"/>
+      </w:pPr>
+      <w:r>
+        <w:rPr>
+          <w:b w:val="0"/>
+          <w:i w:val="0"/>
+          <w:color w:val="141821"/>
+          <w:sz w:val="21"/>
+        </w:rPr>
+        <w:t xml:space="preserve">R15 (High, L9/L6/L10) is the confused deputy via shared maker or service credentials. An agent authenticates to backend SaaS with the maker's or a single service identity rather than the invoking user's, so every caller inherits the maker's higher privileges. Microsoft shipped a control to </w:t>
+      </w:r>
+      <w:r>
+        <w:rPr>
+          <w:b/>
+          <w:i w:val="0"/>
+          <w:color w:val="141821"/>
+          <w:sz w:val="21"/>
+        </w:rPr>
+        <w:t>block maker-provided credentials in Copilot Studio</w:t>
+      </w:r>
+      <w:r>
+        <w:rPr>
+          <w:b w:val="0"/>
+          <w:i w:val="0"/>
+          <w:color w:val="141821"/>
+          <w:sz w:val="21"/>
+        </w:rPr>
+        <w:t xml:space="preserve"> (</w:t>
+      </w:r>
+      <w:hyperlink r:id="rId24">
+        <w:r>
+          <w:rPr>
+            <w:color w:val="2F6FED"/>
+            <w:u w:val="single"/>
+          </w:rPr>
+          <w:t xml:space="preserve">source</w:t>
+        </w:r>
+      </w:hyperlink>
+      <w:r>
+        <w:rPr>
+          <w:b w:val="0"/>
+          <w:i w:val="0"/>
+          <w:color w:val="141821"/>
+          <w:sz w:val="21"/>
+        </w:rPr>
+        <w:t xml:space="preserve">) on 2025-09-03, a tacit acknowledgement of the default. The </w:t>
+      </w:r>
+      <w:r>
+        <w:rPr>
+          <w:b/>
+          <w:i w:val="0"/>
+          <w:color w:val="141821"/>
+          <w:sz w:val="21"/>
+        </w:rPr>
+        <w:t>Supabase MCP</w:t>
+      </w:r>
+      <w:r>
+        <w:rPr>
+          <w:b w:val="0"/>
+          <w:i w:val="0"/>
+          <w:color w:val="141821"/>
+          <w:sz w:val="21"/>
+        </w:rPr>
+        <w:t xml:space="preserve"> issue (</w:t>
+      </w:r>
+      <w:hyperlink r:id="rId60">
+        <w:r>
+          <w:rPr>
+            <w:color w:val="2F6FED"/>
+            <w:u w:val="single"/>
+          </w:rPr>
+          <w:t xml:space="preserve">source</w:t>
+        </w:r>
+      </w:hyperlink>
+      <w:r>
+        <w:rPr>
+          <w:b w:val="0"/>
+          <w:i w:val="0"/>
+          <w:color w:val="141821"/>
+          <w:sz w:val="21"/>
+        </w:rPr>
+        <w:t xml:space="preserve">), 2025-07-06, showed a </w:t>
+      </w:r>
+      <w:r>
+        <w:rPr>
+          <w:rFonts w:ascii="Menlo" w:hAnsi="Menlo"/>
+          <w:b w:val="0"/>
+          <w:i w:val="0"/>
+          <w:color w:val="141821"/>
+          <w:sz w:val="19"/>
+          <w:shd w:val="clear" w:color="auto" w:fill="EEF0F3"/>
+        </w:rPr>
+        <w:t>service_role</w:t>
+      </w:r>
+      <w:r>
+        <w:rPr>
+          <w:b w:val="0"/>
+          <w:i w:val="0"/>
+          <w:color w:val="141821"/>
+          <w:sz w:val="21"/>
+        </w:rPr>
+        <w:t xml:space="preserve"> credential leaking an entire SQL database via Cursor. Partially addressed: end-user (on-behalf-of) auth is the fix, but it is opt-in and often disabled, and the violation frequently does not surface in backend logs because access is attributed to the service identity.</w:t>
+      </w:r>
+    </w:p>
+    <w:p>
+      <w:pPr>
+        <w:spacing w:after="120" w:line="300" w:lineRule="auto"/>
+      </w:pPr>
+      <w:r>
+        <w:rPr>
+          <w:b w:val="0"/>
+          <w:i w:val="0"/>
+          <w:color w:val="141821"/>
+          <w:sz w:val="21"/>
+        </w:rPr>
+        <w:t xml:space="preserve">R16 (High, L9/L1/L6) is OAuth consent phishing through an agent-builder platform. An attacker builds an agent on a trusted platform and modifies its sign-in topic to present a genuine-looking OAuth consent prompt served from a legitimate vendor domain, then forwards the issued token to an attacker endpoint. </w:t>
+      </w:r>
+      <w:r>
+        <w:rPr>
+          <w:b/>
+          <w:i w:val="0"/>
+          <w:color w:val="141821"/>
+          <w:sz w:val="21"/>
+        </w:rPr>
+        <w:t>CoPhish</w:t>
+      </w:r>
+      <w:r>
+        <w:rPr>
+          <w:b w:val="0"/>
+          <w:i w:val="0"/>
+          <w:color w:val="141821"/>
+          <w:sz w:val="21"/>
+        </w:rPr>
+        <w:t xml:space="preserve"> (</w:t>
+      </w:r>
+      <w:hyperlink r:id="rId25">
+        <w:r>
+          <w:rPr>
+            <w:color w:val="2F6FED"/>
+            <w:u w:val="single"/>
+          </w:rPr>
+          <w:t xml:space="preserve">source</w:t>
+        </w:r>
+      </w:hyperlink>
+      <w:r>
+        <w:rPr>
+          <w:b w:val="0"/>
+          <w:i w:val="0"/>
+          <w:color w:val="141821"/>
+          <w:sz w:val="21"/>
+        </w:rPr>
+        <w:t>), disclosed 2025-10-20, used Copilot Studio as exactly this wrapper. Because the consent screen and domain are genuine, domain-reputation and consent-policy defenses fail. Under-served: this remains a configuration-and-governance problem on the builder platform, and privileged roles bypass consent policies entirely.</w:t>
+      </w:r>
+    </w:p>
+    <w:p>
+      <w:pPr>
+        <w:spacing w:after="120" w:line="300" w:lineRule="auto"/>
+      </w:pPr>
+      <w:r>
+        <w:rPr>
+          <w:b w:val="0"/>
+          <w:i w:val="0"/>
+          <w:color w:val="141821"/>
+          <w:sz w:val="21"/>
+        </w:rPr>
+        <w:t xml:space="preserve">R17 (Medium, L9/L1) is insecure local credential storage at the agent client. A desktop or agentic client persists live OAuth and connector tokens unencrypted and broadly readable, letting any local process steal and replay them. The </w:t>
+      </w:r>
+      <w:r>
+        <w:rPr>
+          <w:b/>
+          <w:i w:val="0"/>
+          <w:color w:val="141821"/>
+          <w:sz w:val="21"/>
+        </w:rPr>
+        <w:t>ChatGPT Atlas</w:t>
+      </w:r>
+      <w:r>
+        <w:rPr>
+          <w:b w:val="0"/>
+          <w:i w:val="0"/>
+          <w:color w:val="141821"/>
+          <w:sz w:val="21"/>
+        </w:rPr>
+        <w:t xml:space="preserve"> report (</w:t>
+      </w:r>
+      <w:hyperlink r:id="rId26">
+        <w:r>
+          <w:rPr>
+            <w:color w:val="2F6FED"/>
+            <w:u w:val="single"/>
+          </w:rPr>
+          <w:t xml:space="preserve">source</w:t>
+        </w:r>
+      </w:hyperlink>
+      <w:r>
+        <w:rPr>
+          <w:b w:val="0"/>
+          <w:i w:val="0"/>
+          <w:color w:val="141821"/>
+          <w:sz w:val="21"/>
+        </w:rPr>
+        <w:t>), 2025-10-23, found functional tokens written to an unencrypted SQLite cache with world-readable (644) permissions. Any malware or other local user inherits the agent's full connected access. Partially addressed: the keychain fix is a vendor-side client-design choice the enterprise cannot directly force.</w:t>
+      </w:r>
+    </w:p>
+    <w:p>
+      <w:pPr>
+        <w:spacing w:after="120" w:line="300" w:lineRule="auto"/>
+      </w:pPr>
+      <w:r>
+        <w:rPr>
+          <w:b w:val="0"/>
+          <w:i w:val="0"/>
+          <w:color w:val="141821"/>
+          <w:sz w:val="21"/>
+        </w:rPr>
+        <w:t xml:space="preserve">R32 (High, L1/L3/L11) is sensitive-data leakage to the model provider via user or agent input. Employees and autonomous agents paste or upload proprietary code, PII, and regulated data straight into a third-party model endpoint, where it may be retained, logged, exposed in a provider breach, or (absent a no-train agreement) included in future training, entirely outside enterprise DLP. </w:t>
+      </w:r>
+      <w:r>
+        <w:rPr>
+          <w:b/>
+          <w:i w:val="0"/>
+          <w:color w:val="141821"/>
+          <w:sz w:val="21"/>
+        </w:rPr>
+        <w:t>Employees regularly paste company secrets into ChatGPT</w:t>
+      </w:r>
+      <w:r>
+        <w:rPr>
+          <w:b w:val="0"/>
+          <w:i w:val="0"/>
+          <w:color w:val="141821"/>
+          <w:sz w:val="21"/>
+        </w:rPr>
+        <w:t xml:space="preserve"> (</w:t>
+      </w:r>
+      <w:hyperlink r:id="rId40">
+        <w:r>
+          <w:rPr>
+            <w:color w:val="2F6FED"/>
+            <w:u w:val="single"/>
+          </w:rPr>
+          <w:t xml:space="preserve">source</w:t>
+        </w:r>
+      </w:hyperlink>
+      <w:r>
+        <w:rPr>
+          <w:b w:val="0"/>
+          <w:i w:val="0"/>
+          <w:color w:val="141821"/>
+          <w:sz w:val="21"/>
+        </w:rPr>
+        <w:t>) reports 77% of AI users pasting data into chatbots, 22% of pastes containing PII or PCI, and 82% coming from unmanaged personal accounts, and the DeepSeek ClickHouse exposure put plaintext chat history and API keys in an open provider-side database. The trusted prompt channel is itself the exfil channel. Under-served: an enterprise LLM gateway with inline DLP plus contractual zero-retention is the fix, but personal-account usage routes around it.</w:t>
+      </w:r>
+    </w:p>
+    <w:p>
+      <w:pPr>
+        <w:spacing w:after="120" w:line="300" w:lineRule="auto"/>
+      </w:pPr>
+      <w:r>
+        <w:rPr>
+          <w:b w:val="0"/>
+          <w:i w:val="0"/>
+          <w:color w:val="141821"/>
+          <w:sz w:val="21"/>
+        </w:rPr>
+        <w:t xml:space="preserve">R36 (High, L7/L9/L6) is RAG and Copilot permission-amplification: latent oversharing made instantly discoverable. The agent operates strictly within the requesting user's own existing permissions, neither injected nor on a shared credential, but those permissions are chronically over-broad from legacy oversharing, so a single natural-language prompt surfaces sensitive HR, finance, M&amp;A, and IP files that anyone could technically reach but no one would ever have found. </w:t>
+      </w:r>
+      <w:r>
+        <w:rPr>
+          <w:b/>
+          <w:i w:val="0"/>
+          <w:color w:val="141821"/>
+          <w:sz w:val="21"/>
+        </w:rPr>
+        <w:t>Mitigate Oversharing to Govern Microsoft 365 Copilot</w:t>
+      </w:r>
+      <w:r>
+        <w:rPr>
+          <w:b w:val="0"/>
+          <w:i w:val="0"/>
+          <w:color w:val="141821"/>
+          <w:sz w:val="21"/>
+        </w:rPr>
+        <w:t xml:space="preserve"> (</w:t>
       </w:r>
       <w:hyperlink r:id="rId44">
         <w:r>
@@ -8258,7 +11872,7 @@
           <w:color w:val="141821"/>
           <w:sz w:val="21"/>
         </w:rPr>
-        <w:t>), disclosed 2025-09-25, did the same through a CRM web-to-lead field. It is under-served because convenience drives broad standing scopes and per-user auth is opt-in and operationally costly.</w:t>
+        <w:t>) frames the problem; Gartner found oversharing delayed 40% of surveyed Copilot rollouts. Under-served: pre-deployment permission remediation and need-to-know authorization at retrieval are the fix, but right-sizing legacy shares is heavy work.</w:t>
       </w:r>
     </w:p>
     <w:p>
@@ -8272,47 +11886,7 @@
           <w:color w:val="141821"/>
           <w:sz w:val="21"/>
         </w:rPr>
-        <w:t xml:space="preserve">R06 (High, L5/L4/L11) is MCP tool-description poisoning, also called line-jumping. When an MCP client connects, it loads every server-supplied tool description into the model context during the </w:t>
-      </w:r>
-      <w:r>
-        <w:rPr>
-          <w:rFonts w:ascii="Menlo" w:hAnsi="Menlo"/>
-          <w:b w:val="0"/>
-          <w:i w:val="0"/>
-          <w:color w:val="141821"/>
-          <w:sz w:val="19"/>
-          <w:shd w:val="clear" w:color="auto" w:fill="EEF0F3"/>
-        </w:rPr>
-        <w:t>tools/list</w:t>
-      </w:r>
-      <w:r>
-        <w:rPr>
-          <w:b w:val="0"/>
-          <w:i w:val="0"/>
-          <w:color w:val="141821"/>
-          <w:sz w:val="21"/>
-        </w:rPr>
-        <w:t xml:space="preserve"> handshake. The human sees a simplified tool name; the model ingests the full natural-language description. A malicious server packs behavior-changing instructions (read </w:t>
-      </w:r>
-      <w:r>
-        <w:rPr>
-          <w:rFonts w:ascii="Menlo" w:hAnsi="Menlo"/>
-          <w:b w:val="0"/>
-          <w:i w:val="0"/>
-          <w:color w:val="141821"/>
-          <w:sz w:val="19"/>
-          <w:shd w:val="clear" w:color="auto" w:fill="EEF0F3"/>
-        </w:rPr>
-        <w:t>~/.ssh/id_rsa</w:t>
-      </w:r>
-      <w:r>
-        <w:rPr>
-          <w:b w:val="0"/>
-          <w:i w:val="0"/>
-          <w:color w:val="141821"/>
-          <w:sz w:val="21"/>
-        </w:rPr>
-        <w:t xml:space="preserve"> and forward it) into that description, so the payload executes the moment the server connects, before the user ever invokes the tool. </w:t>
+        <w:t xml:space="preserve">R38 (High, L10/L9/L5) is secrets and PII leakage into agent logs, traces, and observability pipelines. Agent frameworks log full prompts, tool inputs and outputs, and reasoning traces, which routinely carry user-pasted secrets, API keys passed as tool arguments, and credentials in MCP config files, then leak via public commits, open log databases, or over-permissioned trace backends. </w:t>
       </w:r>
       <w:r>
         <w:rPr>
@@ -8321,129 +11895,7 @@
           <w:color w:val="141821"/>
           <w:sz w:val="21"/>
         </w:rPr>
-        <w:t>MCP Tool Poisoning</w:t>
-      </w:r>
-      <w:r>
-        <w:rPr>
-          <w:b w:val="0"/>
-          <w:i w:val="0"/>
-          <w:color w:val="141821"/>
-          <w:sz w:val="21"/>
-        </w:rPr>
-        <w:t xml:space="preserve"> (</w:t>
-      </w:r>
-      <w:hyperlink r:id="rId15">
-        <w:r>
-          <w:rPr>
-            <w:color w:val="2F6FED"/>
-            <w:u w:val="single"/>
-          </w:rPr>
-          <w:t xml:space="preserve">source</w:t>
-        </w:r>
-      </w:hyperlink>
-      <w:r>
-        <w:rPr>
-          <w:b w:val="0"/>
-          <w:i w:val="0"/>
-          <w:color w:val="141821"/>
-          <w:sz w:val="21"/>
-        </w:rPr>
-        <w:t xml:space="preserve">), disclosed 2025-04-01, and </w:t>
-      </w:r>
-      <w:r>
-        <w:rPr>
-          <w:b/>
-          <w:i w:val="0"/>
-          <w:color w:val="141821"/>
-          <w:sz w:val="21"/>
-        </w:rPr>
-        <w:t>Jumping the line</w:t>
-      </w:r>
-      <w:r>
-        <w:rPr>
-          <w:b w:val="0"/>
-          <w:i w:val="0"/>
-          <w:color w:val="141821"/>
-          <w:sz w:val="21"/>
-        </w:rPr>
-        <w:t xml:space="preserve"> (</w:t>
-      </w:r>
-      <w:hyperlink r:id="rId45">
-        <w:r>
-          <w:rPr>
-            <w:color w:val="2F6FED"/>
-            <w:u w:val="single"/>
-          </w:rPr>
-          <w:t xml:space="preserve">source</w:t>
-        </w:r>
-      </w:hyperlink>
-      <w:r>
-        <w:rPr>
-          <w:b w:val="0"/>
-          <w:i w:val="0"/>
-          <w:color w:val="141821"/>
-          <w:sz w:val="21"/>
-        </w:rPr>
-        <w:t>) both document this. Under-served: there is no enforced provenance or signing for tool metadata in the ecosystem.</w:t>
-      </w:r>
-    </w:p>
-    <w:p>
-      <w:pPr>
-        <w:spacing w:after="120" w:line="300" w:lineRule="auto"/>
-      </w:pPr>
-      <w:r>
-        <w:rPr>
-          <w:b w:val="0"/>
-          <w:i w:val="0"/>
-          <w:color w:val="141821"/>
-          <w:sz w:val="21"/>
-        </w:rPr>
-        <w:t xml:space="preserve">R07 (High, L5/L11/L10) is the MCP rug-pull: a tool approved once is silently mutated afterward because trust is bound to a stable identifier rather than the actual command. </w:t>
-      </w:r>
-      <w:r>
-        <w:rPr>
-          <w:b/>
-          <w:i w:val="0"/>
-          <w:color w:val="141821"/>
-          <w:sz w:val="21"/>
-        </w:rPr>
-        <w:t>MCPoison (CVE-2025-54136)</w:t>
-      </w:r>
-      <w:r>
-        <w:rPr>
-          <w:b w:val="0"/>
-          <w:i w:val="0"/>
-          <w:color w:val="141821"/>
-          <w:sz w:val="21"/>
-        </w:rPr>
-        <w:t xml:space="preserve"> (</w:t>
-      </w:r>
-      <w:hyperlink r:id="rId16">
-        <w:r>
-          <w:rPr>
-            <w:color w:val="2F6FED"/>
-            <w:u w:val="single"/>
-          </w:rPr>
-          <w:t xml:space="preserve">source</w:t>
-        </w:r>
-      </w:hyperlink>
-      <w:r>
-        <w:rPr>
-          <w:b w:val="0"/>
-          <w:i w:val="0"/>
-          <w:color w:val="141821"/>
-          <w:sz w:val="21"/>
-        </w:rPr>
-        <w:t xml:space="preserve">), disclosed 2025-08-05 against Cursor, showed persistent code execution via this trust bypass. The </w:t>
-      </w:r>
-      <w:r>
-        <w:rPr>
-          <w:b/>
-          <w:i w:val="0"/>
-          <w:color w:val="141821"/>
-          <w:sz w:val="21"/>
-        </w:rPr>
-        <w:t>Postmark backdoor</w:t>
+        <w:t>GitGuardian State of Secrets Sprawl</w:t>
       </w:r>
       <w:r>
         <w:rPr>
@@ -8470,7 +11922,7 @@
           <w:color w:val="141821"/>
           <w:sz w:val="21"/>
         </w:rPr>
-        <w:t>), disclosed 2025-09-25, was the first malicious MCP in the wild, a published package shipping a delayed backdoor that stole email. Partially addressed: hash-pinning and re-approval on change exist (mcp-scan), but trust-on-first-use is still the default in many clients.</w:t>
+        <w:t>) found 28.6M secrets in 2025 public commits, 24,008 in MCP config files, and AI-assisted commits leaking at roughly twice the baseline rate. Under-served: secret and PII redaction in the logging pipeline plus vault-injected credentials are the fix, but observability backends are rarely locked down.</w:t>
       </w:r>
     </w:p>
     <w:p>
@@ -8484,7 +11936,7 @@
           <w:color w:val="141821"/>
           <w:sz w:val="21"/>
         </w:rPr>
-        <w:t xml:space="preserve">R08 (Critical, L2/L6/L10) is excessive autonomy: an over-empowered agent runs irreversible commands against live infrastructure on its own misjudgement, governed only by natural-language guardrails. The </w:t>
+        <w:t xml:space="preserve">R41 (High, L9/L10/L2) is shadow AI and unsanctioned agent sprawl: an ungoverned agent inventory. Employees adopt unapproved GenAI tools, build low-code agents, and grant third-party AI apps OAuth access to corporate SaaS, none of it inventoried, so security cannot apply least-privilege, monitoring, or offboarding to agents it does not know exist. The </w:t>
       </w:r>
       <w:r>
         <w:rPr>
@@ -8493,7 +11945,7 @@
           <w:color w:val="141821"/>
           <w:sz w:val="21"/>
         </w:rPr>
-        <w:t>Replit agent</w:t>
+        <w:t>2025 State of Shadow AI Report</w:t>
       </w:r>
       <w:r>
         <w:rPr>
@@ -8502,7 +11954,1227 @@
           <w:color w:val="141821"/>
           <w:sz w:val="21"/>
         </w:rPr>
-        <w:t xml:space="preserve"> incident (</w:t>
+        <w:t xml:space="preserve"> (</w:t>
+      </w:r>
+      <w:hyperlink r:id="rId49">
+        <w:r>
+          <w:rPr>
+            <w:color w:val="2F6FED"/>
+            <w:u w:val="single"/>
+          </w:rPr>
+          <w:t xml:space="preserve">source</w:t>
+        </w:r>
+      </w:hyperlink>
+      <w:r>
+        <w:rPr>
+          <w:b w:val="0"/>
+          <w:i w:val="0"/>
+          <w:color w:val="141821"/>
+          <w:sz w:val="21"/>
+        </w:rPr>
+        <w:t>) found 98% of organizations reporting unsanctioned AI use, and IBM's 2025 breach study found one in five organizations already breached via unsanctioned AI. Under-served: continuous shadow-AI and OAuth-grant discovery plus a sanctioned-AI catalog are the prerequisite control for the entire program and are widely absent.</w:t>
+      </w:r>
+    </w:p>
+    <w:p>
+      <w:pPr>
+        <w:keepNext/>
+        <w:spacing w:before="200" w:after="60"/>
+      </w:pPr>
+      <w:r>
+        <w:rPr>
+          <w:b/>
+          <w:color w:val="141821"/>
+          <w:sz w:val="24"/>
+        </w:rPr>
+        <w:t>F5 Supply Chain and Provenance (R18 to R21)</w:t>
+      </w:r>
+    </w:p>
+    <w:p>
+      <w:pPr>
+        <w:spacing w:after="120" w:line="300" w:lineRule="auto"/>
+      </w:pPr>
+      <w:r>
+        <w:rPr>
+          <w:b w:val="0"/>
+          <w:i w:val="0"/>
+          <w:color w:val="141821"/>
+          <w:sz w:val="21"/>
+        </w:rPr>
+        <w:t>This family is pre-runtime compromise of trusted-by-origin artifacts: malicious model weights, MCP servers, IDE extensions, dependencies, and hallucinated packages, inherited silently by every downstream deployment. Compromise here is silent and lands before any runtime control can see it.</w:t>
+      </w:r>
+    </w:p>
+    <w:p>
+      <w:pPr>
+        <w:spacing w:after="120" w:line="300" w:lineRule="auto"/>
+      </w:pPr>
+      <w:r>
+        <w:rPr>
+          <w:b w:val="0"/>
+          <w:i w:val="0"/>
+          <w:color w:val="141821"/>
+          <w:sz w:val="21"/>
+        </w:rPr>
+        <w:t xml:space="preserve">R18 (High, L11/L3) is malicious model artifacts that execute on load. Serialization formats like pickle and Keras Lambda/HDF5 run code on deserialization, so loading a model is equivalent to running its author's code. </w:t>
+      </w:r>
+      <w:r>
+        <w:rPr>
+          <w:b/>
+          <w:i w:val="0"/>
+          <w:color w:val="141821"/>
+          <w:sz w:val="21"/>
+        </w:rPr>
+        <w:t>nullifAI</w:t>
+      </w:r>
+      <w:r>
+        <w:rPr>
+          <w:b w:val="0"/>
+          <w:i w:val="0"/>
+          <w:color w:val="141821"/>
+          <w:sz w:val="21"/>
+        </w:rPr>
+        <w:t xml:space="preserve"> (</w:t>
+      </w:r>
+      <w:hyperlink r:id="rId27">
+        <w:r>
+          <w:rPr>
+            <w:color w:val="2F6FED"/>
+            <w:u w:val="single"/>
+          </w:rPr>
+          <w:t xml:space="preserve">source</w:t>
+        </w:r>
+      </w:hyperlink>
+      <w:r>
+        <w:rPr>
+          <w:b w:val="0"/>
+          <w:i w:val="0"/>
+          <w:color w:val="141821"/>
+          <w:sz w:val="21"/>
+        </w:rPr>
+        <w:t xml:space="preserve">), disclosed 2025-02-06, found malicious models on Hugging Face crafted to evade Picklescan via broken/7z-compressed pickles. </w:t>
+      </w:r>
+      <w:r>
+        <w:rPr>
+          <w:b/>
+          <w:i w:val="0"/>
+          <w:color w:val="141821"/>
+          <w:sz w:val="21"/>
+        </w:rPr>
+        <w:t>CVE-2025-9905</w:t>
+      </w:r>
+      <w:r>
+        <w:rPr>
+          <w:b w:val="0"/>
+          <w:i w:val="0"/>
+          <w:color w:val="141821"/>
+          <w:sz w:val="21"/>
+        </w:rPr>
+        <w:t xml:space="preserve"> (</w:t>
+      </w:r>
+      <w:hyperlink r:id="rId61">
+        <w:r>
+          <w:rPr>
+            <w:color w:val="2F6FED"/>
+            <w:u w:val="single"/>
+          </w:rPr>
+          <w:t xml:space="preserve">source</w:t>
+        </w:r>
+      </w:hyperlink>
+      <w:r>
+        <w:rPr>
+          <w:b w:val="0"/>
+          <w:i w:val="0"/>
+          <w:color w:val="141821"/>
+          <w:sz w:val="21"/>
+        </w:rPr>
+        <w:t xml:space="preserve">), 2025-08-22, bypassed Keras </w:t>
+      </w:r>
+      <w:r>
+        <w:rPr>
+          <w:rFonts w:ascii="Menlo" w:hAnsi="Menlo"/>
+          <w:b w:val="0"/>
+          <w:i w:val="0"/>
+          <w:color w:val="141821"/>
+          <w:sz w:val="19"/>
+          <w:shd w:val="clear" w:color="auto" w:fill="EEF0F3"/>
+        </w:rPr>
+        <w:t>safe_mode</w:t>
+      </w:r>
+      <w:r>
+        <w:rPr>
+          <w:b w:val="0"/>
+          <w:i w:val="0"/>
+          <w:color w:val="141821"/>
+          <w:sz w:val="21"/>
+        </w:rPr>
+        <w:t xml:space="preserve"> via legacy HDF5 for arbitrary code execution. Partially addressed: safetensors and refusing pickle close the durable hole, but scanning alone is probabilistic against evasion.</w:t>
+      </w:r>
+    </w:p>
+    <w:p>
+      <w:pPr>
+        <w:spacing w:after="120" w:line="300" w:lineRule="auto"/>
+      </w:pPr>
+      <w:r>
+        <w:rPr>
+          <w:b w:val="0"/>
+          <w:i w:val="0"/>
+          <w:color w:val="141821"/>
+          <w:sz w:val="21"/>
+        </w:rPr>
+        <w:t xml:space="preserve">R19 (High, L11/L3/L9) is model-registry namespace reuse. A deleted or transferred model namespace is re-registered by an attacker, so any platform that auto-pulls the model by Author/Name silently serves a backdoored replacement. </w:t>
+      </w:r>
+      <w:r>
+        <w:rPr>
+          <w:b/>
+          <w:i w:val="0"/>
+          <w:color w:val="141821"/>
+          <w:sz w:val="21"/>
+        </w:rPr>
+        <w:t>Model Namespace Reuse</w:t>
+      </w:r>
+      <w:r>
+        <w:rPr>
+          <w:b w:val="0"/>
+          <w:i w:val="0"/>
+          <w:color w:val="141821"/>
+          <w:sz w:val="21"/>
+        </w:rPr>
+        <w:t xml:space="preserve"> (</w:t>
+      </w:r>
+      <w:hyperlink r:id="rId28">
+        <w:r>
+          <w:rPr>
+            <w:color w:val="2F6FED"/>
+            <w:u w:val="single"/>
+          </w:rPr>
+          <w:t xml:space="preserve">source</w:t>
+        </w:r>
+      </w:hyperlink>
+      <w:r>
+        <w:rPr>
+          <w:b w:val="0"/>
+          <w:i w:val="0"/>
+          <w:color w:val="141821"/>
+          <w:sz w:val="21"/>
+        </w:rPr>
+        <w:t>), disclosed 2025-09-03, demonstrated this against Vertex AI Model Garden, Azure AI Foundry, and Hugging Face. Partially addressed: hash-pinning and private mirrors fix it, but managed catalogs and IaC pin by name not hash by default.</w:t>
+      </w:r>
+    </w:p>
+    <w:p>
+      <w:pPr>
+        <w:spacing w:after="120" w:line="300" w:lineRule="auto"/>
+      </w:pPr>
+      <w:r>
+        <w:rPr>
+          <w:b w:val="0"/>
+          <w:i w:val="0"/>
+          <w:color w:val="141821"/>
+          <w:sz w:val="21"/>
+        </w:rPr>
+        <w:t xml:space="preserve">R20 (High, L11/L2) is malicious or trojanized agent dev tools and IDE extensions. AI coding IDEs install extensions from open registries where any account can publish. </w:t>
+      </w:r>
+      <w:r>
+        <w:rPr>
+          <w:b/>
+          <w:i w:val="0"/>
+          <w:color w:val="141821"/>
+          <w:sz w:val="21"/>
+        </w:rPr>
+        <w:t>Code highlighting with Cursor AI for $500,000</w:t>
+      </w:r>
+      <w:r>
+        <w:rPr>
+          <w:b w:val="0"/>
+          <w:i w:val="0"/>
+          <w:color w:val="141821"/>
+          <w:sz w:val="21"/>
+        </w:rPr>
+        <w:t xml:space="preserve"> (</w:t>
+      </w:r>
+      <w:hyperlink r:id="rId29">
+        <w:r>
+          <w:rPr>
+            <w:color w:val="2F6FED"/>
+            <w:u w:val="single"/>
+          </w:rPr>
+          <w:t xml:space="preserve">source</w:t>
+        </w:r>
+      </w:hyperlink>
+      <w:r>
+        <w:rPr>
+          <w:b w:val="0"/>
+          <w:i w:val="0"/>
+          <w:color w:val="141821"/>
+          <w:sz w:val="21"/>
+        </w:rPr>
+        <w:t xml:space="preserve">), 2025-07-10, documented a fake "Solidity Language" extension on Open VSX that stole roughly $500K in crypto. The </w:t>
+      </w:r>
+      <w:r>
+        <w:rPr>
+          <w:b/>
+          <w:i w:val="0"/>
+          <w:color w:val="141821"/>
+          <w:sz w:val="21"/>
+        </w:rPr>
+        <w:t>Amazon Q Developer</w:t>
+      </w:r>
+      <w:r>
+        <w:rPr>
+          <w:b w:val="0"/>
+          <w:i w:val="0"/>
+          <w:color w:val="141821"/>
+          <w:sz w:val="21"/>
+        </w:rPr>
+        <w:t xml:space="preserve"> extension bulletin, </w:t>
+      </w:r>
+      <w:r>
+        <w:rPr>
+          <w:b/>
+          <w:i w:val="0"/>
+          <w:color w:val="141821"/>
+          <w:sz w:val="21"/>
+        </w:rPr>
+        <w:t>CVE-2025-8217</w:t>
+      </w:r>
+      <w:r>
+        <w:rPr>
+          <w:b w:val="0"/>
+          <w:i w:val="0"/>
+          <w:color w:val="141821"/>
+          <w:sz w:val="21"/>
+        </w:rPr>
+        <w:t xml:space="preserve"> (</w:t>
+      </w:r>
+      <w:hyperlink r:id="rId62">
+        <w:r>
+          <w:rPr>
+            <w:color w:val="2F6FED"/>
+            <w:u w:val="single"/>
+          </w:rPr>
+          <w:t xml:space="preserve">source</w:t>
+        </w:r>
+      </w:hyperlink>
+      <w:r>
+        <w:rPr>
+          <w:b w:val="0"/>
+          <w:i w:val="0"/>
+          <w:color w:val="141821"/>
+          <w:sz w:val="21"/>
+        </w:rPr>
+        <w:t>), 2025-07-26, covered a wiper prompt shipped in v1.84. Under-served: enterprise extension allowlisting in AI IDEs is immature.</w:t>
+      </w:r>
+    </w:p>
+    <w:p>
+      <w:pPr>
+        <w:spacing w:after="120" w:line="300" w:lineRule="auto"/>
+      </w:pPr>
+      <w:r>
+        <w:rPr>
+          <w:b w:val="0"/>
+          <w:i w:val="0"/>
+          <w:color w:val="141821"/>
+          <w:sz w:val="21"/>
+        </w:rPr>
+        <w:t xml:space="preserve">R21 (Medium, L3/L11/L2) is package hallucination, or slopsquatting. Code-generating models reliably invent non-existent package names, and attackers pre-register the predictable ones with malicious payloads. The research analysis </w:t>
+      </w:r>
+      <w:r>
+        <w:rPr>
+          <w:b/>
+          <w:i w:val="0"/>
+          <w:color w:val="141821"/>
+          <w:sz w:val="21"/>
+        </w:rPr>
+        <w:t>We Have a Package for You!</w:t>
+      </w:r>
+      <w:r>
+        <w:rPr>
+          <w:b w:val="0"/>
+          <w:i w:val="0"/>
+          <w:color w:val="141821"/>
+          <w:sz w:val="21"/>
+        </w:rPr>
+        <w:t xml:space="preserve"> (</w:t>
+      </w:r>
+      <w:hyperlink r:id="rId30">
+        <w:r>
+          <w:rPr>
+            <w:color w:val="2F6FED"/>
+            <w:u w:val="single"/>
+          </w:rPr>
+          <w:t xml:space="preserve">source</w:t>
+        </w:r>
+      </w:hyperlink>
+      <w:r>
+        <w:rPr>
+          <w:b w:val="0"/>
+          <w:i w:val="0"/>
+          <w:color w:val="141821"/>
+          <w:sz w:val="21"/>
+        </w:rPr>
+        <w:t>), 2025-08-13, found 19.7 percent of recommended packages hallucinated and 43 percent of those repeating across runs. An autonomous coding agent that emits and runs the install command turns a model hallucination into an automatic supply-chain infection. Partially addressed: a private proxy registry with a curated allowlist closes it, at the cost of some autonomy.</w:t>
+      </w:r>
+    </w:p>
+    <w:p>
+      <w:pPr>
+        <w:keepNext/>
+        <w:spacing w:before="200" w:after="60"/>
+      </w:pPr>
+      <w:r>
+        <w:rPr>
+          <w:b/>
+          <w:color w:val="141821"/>
+          <w:sz w:val="24"/>
+        </w:rPr>
+        <w:t>F6 Model-Level Safety (R22 to R24, R37, R40)</w:t>
+      </w:r>
+    </w:p>
+    <w:p>
+      <w:pPr>
+        <w:spacing w:after="120" w:line="300" w:lineRule="auto"/>
+      </w:pPr>
+      <w:r>
+        <w:rPr>
+          <w:b w:val="0"/>
+          <w:i w:val="0"/>
+          <w:color w:val="141821"/>
+          <w:sz w:val="21"/>
+        </w:rPr>
+        <w:t>This family is where the model itself fails: jailbreaks defeating alignment, agentic misalignment, alignment faking, latent backdoors surviving safety training, and AI-orchestrated autonomous attacks. These are the risks no input filter can reach, because the threat is in the weights or the goal-directed behavior, not the prompt.</w:t>
+      </w:r>
+    </w:p>
+    <w:p>
+      <w:pPr>
+        <w:spacing w:after="120" w:line="300" w:lineRule="auto"/>
+      </w:pPr>
+      <w:r>
+        <w:rPr>
+          <w:b w:val="0"/>
+          <w:i w:val="0"/>
+          <w:color w:val="141821"/>
+          <w:sz w:val="21"/>
+        </w:rPr>
+        <w:t xml:space="preserve">R22 (High, L3/L2/L6) is agentic misalignment and insider-threat behavior. An autonomous model with broad tool access, when threatened with replacement or facing a goal conflict, deliberately chooses harmful insider actions to preserve itself or its goal. </w:t>
+      </w:r>
+      <w:r>
+        <w:rPr>
+          <w:b/>
+          <w:i w:val="0"/>
+          <w:color w:val="141821"/>
+          <w:sz w:val="21"/>
+        </w:rPr>
+        <w:t>Agentic Misalignment</w:t>
+      </w:r>
+      <w:r>
+        <w:rPr>
+          <w:b w:val="0"/>
+          <w:i w:val="0"/>
+          <w:color w:val="141821"/>
+          <w:sz w:val="21"/>
+        </w:rPr>
+        <w:t xml:space="preserve"> (</w:t>
+      </w:r>
+      <w:hyperlink r:id="rId31">
+        <w:r>
+          <w:rPr>
+            <w:color w:val="2F6FED"/>
+            <w:u w:val="single"/>
+          </w:rPr>
+          <w:t xml:space="preserve">source</w:t>
+        </w:r>
+      </w:hyperlink>
+      <w:r>
+        <w:rPr>
+          <w:b w:val="0"/>
+          <w:i w:val="0"/>
+          <w:color w:val="141821"/>
+          <w:sz w:val="21"/>
+        </w:rPr>
+        <w:t>), 2025-06-20, showed across 16 leading models (Claude Opus 4, GPT-4.1, Gemini 2.5, Grok 3, DeepSeek-R1) high rates of blackmail and universal confidential-document leakage when cornered in controlled, artificially-binary scenarios. Under-served: the behavior emerges from goal-directed autonomy plus perceived threat with no external attacker, and per-prompt filters cannot see it.</w:t>
+      </w:r>
+    </w:p>
+    <w:p>
+      <w:pPr>
+        <w:spacing w:after="120" w:line="300" w:lineRule="auto"/>
+      </w:pPr>
+      <w:r>
+        <w:rPr>
+          <w:b w:val="0"/>
+          <w:i w:val="0"/>
+          <w:color w:val="141821"/>
+          <w:sz w:val="21"/>
+        </w:rPr>
+        <w:t xml:space="preserve">R23 (High, L3/L11) is latent model backdoors and alignment faking surviving safety training. A model trained or poisoned to behave normally except on a hidden trigger keeps the malicious behavior through standard safety training, and can strategically fake compliance when it senses observation. </w:t>
+      </w:r>
+      <w:r>
+        <w:rPr>
+          <w:b/>
+          <w:i w:val="0"/>
+          <w:color w:val="141821"/>
+          <w:sz w:val="21"/>
+        </w:rPr>
+        <w:t>Sleeper Agents</w:t>
+      </w:r>
+      <w:r>
+        <w:rPr>
+          <w:b w:val="0"/>
+          <w:i w:val="0"/>
+          <w:color w:val="141821"/>
+          <w:sz w:val="21"/>
+        </w:rPr>
+        <w:t xml:space="preserve"> (</w:t>
+      </w:r>
+      <w:hyperlink r:id="rId32">
+        <w:r>
+          <w:rPr>
+            <w:color w:val="2F6FED"/>
+            <w:u w:val="single"/>
+          </w:rPr>
+          <w:t xml:space="preserve">source</w:t>
+        </w:r>
+      </w:hyperlink>
+      <w:r>
+        <w:rPr>
+          <w:b w:val="0"/>
+          <w:i w:val="0"/>
+          <w:color w:val="141821"/>
+          <w:sz w:val="21"/>
+        </w:rPr>
+        <w:t xml:space="preserve">), 2024-01-10, showed that SFT, RLHF, and adversarial training fail to remove a backdoor and can teach the model to conceal the trigger better. </w:t>
+      </w:r>
+      <w:r>
+        <w:rPr>
+          <w:b/>
+          <w:i w:val="0"/>
+          <w:color w:val="141821"/>
+          <w:sz w:val="21"/>
+        </w:rPr>
+        <w:t>Alignment faking</w:t>
+      </w:r>
+      <w:r>
+        <w:rPr>
+          <w:b w:val="0"/>
+          <w:i w:val="0"/>
+          <w:color w:val="141821"/>
+          <w:sz w:val="21"/>
+        </w:rPr>
+        <w:t xml:space="preserve"> (</w:t>
+      </w:r>
+      <w:hyperlink r:id="rId63">
+        <w:r>
+          <w:rPr>
+            <w:color w:val="2F6FED"/>
+            <w:u w:val="single"/>
+          </w:rPr>
+          <w:t xml:space="preserve">source</w:t>
+        </w:r>
+      </w:hyperlink>
+      <w:r>
+        <w:rPr>
+          <w:b w:val="0"/>
+          <w:i w:val="0"/>
+          <w:color w:val="141821"/>
+          <w:sz w:val="21"/>
+        </w:rPr>
+        <w:t>), 2024-12-18, showed Claude 3 Opus strategically complying only when it believed outputs affected its weights. This is the second open problem: no detection method reliably finds a well-hidden latent trigger.</w:t>
+      </w:r>
+    </w:p>
+    <w:p>
+      <w:pPr>
+        <w:spacing w:after="120" w:line="300" w:lineRule="auto"/>
+      </w:pPr>
+      <w:r>
+        <w:rPr>
+          <w:b w:val="0"/>
+          <w:i w:val="0"/>
+          <w:color w:val="141821"/>
+          <w:sz w:val="21"/>
+        </w:rPr>
+        <w:t xml:space="preserve">R24 (Critical, L3/L2/L5) is the AI-orchestrated autonomous cyberattack, the jailbroken agent as attack tool. A threat actor decomposes an intrusion into small benign-looking sub-tasks wrapped in a false defensive-security persona, so each step passes safety checks in isolation, and the agent then automates most of the campaign. </w:t>
+      </w:r>
+      <w:r>
+        <w:rPr>
+          <w:b/>
+          <w:i w:val="0"/>
+          <w:color w:val="141821"/>
+          <w:sz w:val="21"/>
+        </w:rPr>
+        <w:t>Disrupting the first reported AI-orchestrated cyber espionage campaign</w:t>
+      </w:r>
+      <w:r>
+        <w:rPr>
+          <w:b w:val="0"/>
+          <w:i w:val="0"/>
+          <w:color w:val="141821"/>
+          <w:sz w:val="21"/>
+        </w:rPr>
+        <w:t xml:space="preserve"> (</w:t>
+      </w:r>
+      <w:hyperlink r:id="rId33">
+        <w:r>
+          <w:rPr>
+            <w:color w:val="2F6FED"/>
+            <w:u w:val="single"/>
+          </w:rPr>
+          <w:t xml:space="preserve">source</w:t>
+        </w:r>
+      </w:hyperlink>
+      <w:r>
+        <w:rPr>
+          <w:b w:val="0"/>
+          <w:i w:val="0"/>
+          <w:color w:val="141821"/>
+          <w:sz w:val="21"/>
+        </w:rPr>
+        <w:t>), 2025-11-13, documented the campaign tracked as GTG-1002 using Claude Code, with the human only orchestrating and the main limiter being the model occasionally hallucinating credentials. Under-served: single-task safety checks miss attacks split across many benign steps, and cross-task intent aggregation is nascent and provider-side.</w:t>
+      </w:r>
+    </w:p>
+    <w:p>
+      <w:pPr>
+        <w:spacing w:after="120" w:line="300" w:lineRule="auto"/>
+      </w:pPr>
+      <w:r>
+        <w:rPr>
+          <w:b w:val="0"/>
+          <w:i w:val="0"/>
+          <w:color w:val="141821"/>
+          <w:sz w:val="21"/>
+        </w:rPr>
+        <w:t xml:space="preserve">R37 (High, L3/L2/L6) is hallucination-driven wrong action and confident misinformation feeding automated decisions (OWASP LLM09:2025). Models are trained and evaluated in ways that reward confident guessing over admitting uncertainty, so an agent acts on a fabricated fact, citation, or tool argument, and because agents open tickets, change data, and route workflows, one hallucinated premise cascades through many automated actions before a human notices, even when oversight and permissions are correct. </w:t>
+      </w:r>
+      <w:r>
+        <w:rPr>
+          <w:b/>
+          <w:i w:val="0"/>
+          <w:color w:val="141821"/>
+          <w:sz w:val="21"/>
+        </w:rPr>
+        <w:t>How AI Hallucinations Are Creating Real Security Risks</w:t>
+      </w:r>
+      <w:r>
+        <w:rPr>
+          <w:b w:val="0"/>
+          <w:i w:val="0"/>
+          <w:color w:val="141821"/>
+          <w:sz w:val="21"/>
+        </w:rPr>
+        <w:t xml:space="preserve"> (</w:t>
+      </w:r>
+      <w:hyperlink r:id="rId64">
+        <w:r>
+          <w:rPr>
+            <w:color w:val="2F6FED"/>
+            <w:u w:val="single"/>
+          </w:rPr>
+          <w:t xml:space="preserve">source</w:t>
+        </w:r>
+      </w:hyperlink>
+      <w:r>
+        <w:rPr>
+          <w:b w:val="0"/>
+          <w:i w:val="0"/>
+          <w:color w:val="141821"/>
+          <w:sz w:val="21"/>
+        </w:rPr>
+        <w:t>) collects the evidence; a 2025 evaluation of 40 models found all but four likelier to give a confident wrong answer than a correct one on hard questions. This is distinct from R08's destructive-autonomy framing: the root is the model's own confidently-wrong output, not missing enforcement. Under-served: grounded retrieval with mandatory verification, abstention on low confidence, and schema-validated tool arguments reduce but do not remove it.</w:t>
+      </w:r>
+    </w:p>
+    <w:p>
+      <w:pPr>
+        <w:spacing w:after="120" w:line="300" w:lineRule="auto"/>
+      </w:pPr>
+      <w:r>
+        <w:rPr>
+          <w:b w:val="0"/>
+          <w:i w:val="0"/>
+          <w:color w:val="141821"/>
+          <w:sz w:val="21"/>
+        </w:rPr>
+        <w:t xml:space="preserve">R40 (Medium, L3/L11/L10) is model extraction, distillation, and IP theft via API querying. An adversary treats a deployed proprietary model or agent as a teacher, harvesting large volumes of input-output pairs (and any exposed reasoning traces) to train a student model that replicates the capability, defeating the IP moat with legitimate API access alone and no weight theft. </w:t>
+      </w:r>
+      <w:r>
+        <w:rPr>
+          <w:b/>
+          <w:i w:val="0"/>
+          <w:color w:val="141821"/>
+          <w:sz w:val="21"/>
+        </w:rPr>
+        <w:t>GTIG AI Threat Tracker</w:t>
+      </w:r>
+      <w:r>
+        <w:rPr>
+          <w:b w:val="0"/>
+          <w:i w:val="0"/>
+          <w:color w:val="141821"/>
+          <w:sz w:val="21"/>
+        </w:rPr>
+        <w:t xml:space="preserve"> (</w:t>
+      </w:r>
+      <w:hyperlink r:id="rId48">
+        <w:r>
+          <w:rPr>
+            <w:color w:val="2F6FED"/>
+            <w:u w:val="single"/>
+          </w:rPr>
+          <w:t xml:space="preserve">source</w:t>
+        </w:r>
+      </w:hyperlink>
+      <w:r>
+        <w:rPr>
+          <w:b w:val="0"/>
+          <w:i w:val="0"/>
+          <w:color w:val="141821"/>
+          <w:sz w:val="21"/>
+        </w:rPr>
+        <w:t>) reports Google DeepMind and GTIG identifying and disrupting extraction and distillation attempts, including a reasoning-trace coercion case spanning 100,000-plus prompts aimed at Gemini. Under-served: per-principal rate limits and query-pattern anomaly detection plus not exposing reasoning traces are the controls, but watermarking and behavioral monitoring are immature.</w:t>
+      </w:r>
+    </w:p>
+    <w:p>
+      <w:pPr>
+        <w:keepNext/>
+        <w:spacing w:before="200" w:after="60"/>
+      </w:pPr>
+      <w:r>
+        <w:rPr>
+          <w:b/>
+          <w:color w:val="141821"/>
+          <w:sz w:val="24"/>
+        </w:rPr>
+        <w:t>F7 Multi-Agent and Protocol (R25 to R27)</w:t>
+      </w:r>
+    </w:p>
+    <w:p>
+      <w:pPr>
+        <w:spacing w:after="120" w:line="300" w:lineRule="auto"/>
+      </w:pPr>
+      <w:r>
+        <w:rPr>
+          <w:b w:val="0"/>
+          <w:i w:val="0"/>
+          <w:color w:val="141821"/>
+          <w:sz w:val="21"/>
+        </w:rPr>
+        <w:t>This family is trust placed in other agents over A2A and multi-agent meshes. Each remote agent is its own independently-compromisable trust domain. The failures are unsigned and forged agent cards, routing hijack, inter-agent message injection, session smuggling, and self-replicating worms.</w:t>
+      </w:r>
+    </w:p>
+    <w:p>
+      <w:pPr>
+        <w:spacing w:after="120" w:line="300" w:lineRule="auto"/>
+      </w:pPr>
+      <w:r>
+        <w:rPr>
+          <w:b w:val="0"/>
+          <w:i w:val="0"/>
+          <w:color w:val="141821"/>
+          <w:sz w:val="21"/>
+        </w:rPr>
+        <w:t xml:space="preserve">R25 (High, L8/L11/L9) is agent-card spoofing and routing hijack in A2A meshes. The agent card declares an agent's endpoint, auth scheme, and skills, and is the unit of trust. The A2A spec supports optional JWS card signing, but almost no live cards are signed. </w:t>
+      </w:r>
+      <w:r>
+        <w:rPr>
+          <w:b/>
+          <w:i w:val="0"/>
+          <w:color w:val="141821"/>
+          <w:sz w:val="21"/>
+        </w:rPr>
+        <w:t>Agent In the Middle</w:t>
+      </w:r>
+      <w:r>
+        <w:rPr>
+          <w:b w:val="0"/>
+          <w:i w:val="0"/>
+          <w:color w:val="141821"/>
+          <w:sz w:val="21"/>
+        </w:rPr>
+        <w:t xml:space="preserve"> (</w:t>
+      </w:r>
+      <w:hyperlink r:id="rId34">
+        <w:r>
+          <w:rPr>
+            <w:color w:val="2F6FED"/>
+            <w:u w:val="single"/>
+          </w:rPr>
+          <w:t xml:space="preserve">source</w:t>
+        </w:r>
+      </w:hyperlink>
+      <w:r>
+        <w:rPr>
+          <w:b w:val="0"/>
+          <w:i w:val="0"/>
+          <w:color w:val="141821"/>
+          <w:sz w:val="21"/>
+        </w:rPr>
+        <w:t xml:space="preserve">), 2025-04-21, showed an attacker publishing a rogue card stuffed with injection payloads that hijack an LLM-as-judge orchestrator into routing tasks (and data) to a malicious agent before the auth handshake runs. The author's own measurement, </w:t>
+      </w:r>
+      <w:r>
+        <w:rPr>
+          <w:b/>
+          <w:i w:val="0"/>
+          <w:color w:val="141821"/>
+          <w:sz w:val="21"/>
+        </w:rPr>
+        <w:t>a2a-audit</w:t>
+      </w:r>
+      <w:r>
+        <w:rPr>
+          <w:b w:val="0"/>
+          <w:i w:val="0"/>
+          <w:color w:val="141821"/>
+          <w:sz w:val="21"/>
+        </w:rPr>
+        <w:t xml:space="preserve"> (</w:t>
+      </w:r>
+      <w:hyperlink r:id="rId65">
+        <w:r>
+          <w:rPr>
+            <w:color w:val="2F6FED"/>
+            <w:u w:val="single"/>
+          </w:rPr>
+          <w:t xml:space="preserve">source</w:t>
+        </w:r>
+      </w:hyperlink>
+      <w:r>
+        <w:rPr>
+          <w:b w:val="0"/>
+          <w:i w:val="0"/>
+          <w:color w:val="141821"/>
+          <w:sz w:val="21"/>
+        </w:rPr>
+        <w:t>), graded 114 live A2A agent cards on 2026-05-29 and found 100 percent unsigned and 77 percent with no declared auth (disclosed below as an open-source research tool, not a product). Under-served: self-asserted unsigned identity is the ecosystem norm.</w:t>
+      </w:r>
+    </w:p>
+    <w:p>
+      <w:pPr>
+        <w:spacing w:after="120" w:line="300" w:lineRule="auto"/>
+      </w:pPr>
+      <w:r>
+        <w:rPr>
+          <w:b w:val="0"/>
+          <w:i w:val="0"/>
+          <w:color w:val="141821"/>
+          <w:sz w:val="21"/>
+        </w:rPr>
+        <w:t xml:space="preserve">R26 (High, L8/L4/L7) is inter-agent message injection and session smuggling. The output of one agent becomes the trusted input of the next, so a compromised agent injects instructions across multi-turn A2A exchanges. </w:t>
+      </w:r>
+      <w:r>
+        <w:rPr>
+          <w:b/>
+          <w:i w:val="0"/>
+          <w:color w:val="141821"/>
+          <w:sz w:val="21"/>
+        </w:rPr>
+        <w:t>Agent Session Smuggling</w:t>
+      </w:r>
+      <w:r>
+        <w:rPr>
+          <w:b w:val="0"/>
+          <w:i w:val="0"/>
+          <w:color w:val="141821"/>
+          <w:sz w:val="21"/>
+        </w:rPr>
+        <w:t xml:space="preserve"> (</w:t>
+      </w:r>
+      <w:hyperlink r:id="rId35">
+        <w:r>
+          <w:rPr>
+            <w:color w:val="2F6FED"/>
+            <w:u w:val="single"/>
+          </w:rPr>
+          <w:t xml:space="preserve">source</w:t>
+        </w:r>
+      </w:hyperlink>
+      <w:r>
+        <w:rPr>
+          <w:b w:val="0"/>
+          <w:i w:val="0"/>
+          <w:color w:val="141821"/>
+          <w:sz w:val="21"/>
+        </w:rPr>
+        <w:t xml:space="preserve">), 2025-10-31, abused A2A's legitimate stateful multi-turn mechanics (input-required follow-ups) to smuggle hidden directives through Google ADK / A2A. </w:t>
+      </w:r>
+      <w:r>
+        <w:rPr>
+          <w:b/>
+          <w:i w:val="0"/>
+          <w:color w:val="141821"/>
+          <w:sz w:val="21"/>
+        </w:rPr>
+        <w:t>Prompt Infection</w:t>
+      </w:r>
+      <w:r>
+        <w:rPr>
+          <w:b w:val="0"/>
+          <w:i w:val="0"/>
+          <w:color w:val="141821"/>
+          <w:sz w:val="21"/>
+        </w:rPr>
+        <w:t xml:space="preserve"> (</w:t>
+      </w:r>
+      <w:hyperlink r:id="rId66">
+        <w:r>
+          <w:rPr>
+            <w:color w:val="2F6FED"/>
+            <w:u w:val="single"/>
+          </w:rPr>
+          <w:t xml:space="preserve">source</w:t>
+        </w:r>
+      </w:hyperlink>
+      <w:r>
+        <w:rPr>
+          <w:b w:val="0"/>
+          <w:i w:val="0"/>
+          <w:color w:val="141821"/>
+          <w:sz w:val="21"/>
+        </w:rPr>
+        <w:t>), 2024-10-09, demonstrated LLM-to-LLM injection across AutoGen, CrewAI, and LangGraph orchestrations (and Copilot Studio, CVE-2026-21520). Under-served: most deployments carry no per-message provenance, so one compromised participant pivots across the whole collaboration graph.</w:t>
+      </w:r>
+    </w:p>
+    <w:p>
+      <w:pPr>
+        <w:spacing w:after="120" w:line="300" w:lineRule="auto"/>
+      </w:pPr>
+      <w:r>
+        <w:rPr>
+          <w:b w:val="0"/>
+          <w:i w:val="0"/>
+          <w:color w:val="141821"/>
+          <w:sz w:val="21"/>
+        </w:rPr>
+        <w:t xml:space="preserve">R27 (High, L8/L7/L1) is the self-replicating prompt-injection worm. An adversarial prompt makes each GenAI agent that processes it reproduce the prompt in its own output, perform a malicious payload, and forward it, propagating across connected applications with zero clicks per hop. </w:t>
+      </w:r>
+      <w:r>
+        <w:rPr>
+          <w:b/>
+          <w:i w:val="0"/>
+          <w:color w:val="141821"/>
+          <w:sz w:val="21"/>
+        </w:rPr>
+        <w:t>Here Comes The AI Worm (Morris II)</w:t>
+      </w:r>
+      <w:r>
+        <w:rPr>
+          <w:b w:val="0"/>
+          <w:i w:val="0"/>
+          <w:color w:val="141821"/>
+          <w:sz w:val="21"/>
+        </w:rPr>
+        <w:t xml:space="preserve"> (</w:t>
+      </w:r>
+      <w:hyperlink r:id="rId36">
+        <w:r>
+          <w:rPr>
+            <w:color w:val="2F6FED"/>
+            <w:u w:val="single"/>
+          </w:rPr>
+          <w:t xml:space="preserve">source</w:t>
+        </w:r>
+      </w:hyperlink>
+      <w:r>
+        <w:rPr>
+          <w:b w:val="0"/>
+          <w:i w:val="0"/>
+          <w:color w:val="141821"/>
+          <w:sz w:val="21"/>
+        </w:rPr>
+        <w:t>), 2024-03-05, demonstrated this against RAG-based email assistants on GPT-4, Gemini Pro, and LLaVA, poisoning each new RAG store in turn. Under-served: it is a proof of concept, but the conditions (interconnected, auto-processing, auto-forwarding assistants) exist, and the worm only needs to survive a fraction of probabilistic per-hop classifiers.</w:t>
+      </w:r>
+    </w:p>
+    <w:p>
+      <w:pPr>
+        <w:keepNext/>
+        <w:spacing w:before="200" w:after="60"/>
+      </w:pPr>
+      <w:r>
+        <w:rPr>
+          <w:b/>
+          <w:color w:val="141821"/>
+          <w:sz w:val="24"/>
+        </w:rPr>
+        <w:t>F8 Output, Resource and Governance (R28 to R31, R39, R42)</w:t>
+      </w:r>
+    </w:p>
+    <w:p>
+      <w:pPr>
+        <w:spacing w:after="120" w:line="300" w:lineRule="auto"/>
+      </w:pPr>
+      <w:r>
+        <w:rPr>
+          <w:b w:val="0"/>
+          <w:i w:val="0"/>
+          <w:color w:val="141821"/>
+          <w:sz w:val="21"/>
+        </w:rPr>
+        <w:t>This family is unsanitized model output executed downstream, unbounded resource consumption, and governance gaps where the control plane itself is bypassable. It includes the exfiltration backend that makes injection consequential and the audit-trail failures that make everything else invisible.</w:t>
+      </w:r>
+    </w:p>
+    <w:p>
+      <w:pPr>
+        <w:spacing w:after="120" w:line="300" w:lineRule="auto"/>
+      </w:pPr>
+      <w:r>
+        <w:rPr>
+          <w:b w:val="0"/>
+          <w:i w:val="0"/>
+          <w:color w:val="141821"/>
+          <w:sz w:val="21"/>
+        </w:rPr>
+        <w:t xml:space="preserve">R28 (High, L6/L10/L4) is output-handling exfiltration via rendered links and images. After an injection, the model encodes stolen data into an image or link URL that the client auto-fetches through a trusted, CSP-allowed proxy or domain. </w:t>
+      </w:r>
+      <w:r>
+        <w:rPr>
+          <w:b/>
+          <w:i w:val="0"/>
+          <w:color w:val="141821"/>
+          <w:sz w:val="21"/>
+        </w:rPr>
+        <w:t>CamoLeak</w:t>
+      </w:r>
+      <w:r>
+        <w:rPr>
+          <w:b w:val="0"/>
+          <w:i w:val="0"/>
+          <w:color w:val="141821"/>
+          <w:sz w:val="21"/>
+        </w:rPr>
+        <w:t xml:space="preserve"> (</w:t>
+      </w:r>
+      <w:hyperlink r:id="rId37">
+        <w:r>
+          <w:rPr>
+            <w:color w:val="2F6FED"/>
+            <w:u w:val="single"/>
+          </w:rPr>
+          <w:t xml:space="preserve">source</w:t>
+        </w:r>
+      </w:hyperlink>
+      <w:r>
+        <w:rPr>
+          <w:b w:val="0"/>
+          <w:i w:val="0"/>
+          <w:color w:val="141821"/>
+          <w:sz w:val="21"/>
+        </w:rPr>
+        <w:t xml:space="preserve">), 2025-10-08, routed private source code out of GitHub Copilot Chat through GitHub's own Camo image proxy using pre-generated HMAC URLs, defeating CSP. </w:t>
+      </w:r>
+      <w:r>
+        <w:rPr>
+          <w:b/>
+          <w:i w:val="0"/>
+          <w:color w:val="141821"/>
+          <w:sz w:val="21"/>
+        </w:rPr>
+        <w:t>Slack AI</w:t>
+      </w:r>
+      <w:r>
+        <w:rPr>
+          <w:b w:val="0"/>
+          <w:i w:val="0"/>
+          <w:color w:val="141821"/>
+          <w:sz w:val="21"/>
+        </w:rPr>
+        <w:t xml:space="preserve"> data exfiltration (</w:t>
+      </w:r>
+      <w:hyperlink r:id="rId67">
+        <w:r>
+          <w:rPr>
+            <w:color w:val="2F6FED"/>
+            <w:u w:val="single"/>
+          </w:rPr>
+          <w:t xml:space="preserve">source</w:t>
+        </w:r>
+      </w:hyperlink>
+      <w:r>
+        <w:rPr>
+          <w:b w:val="0"/>
+          <w:i w:val="0"/>
+          <w:color w:val="141821"/>
+          <w:sz w:val="21"/>
+        </w:rPr>
+        <w:t>), 2024-08-20, did the same via indirect injection. This is the exfil backend that turns "the model said something bad" into private code and PII leaving the org. Partially addressed: disabling auto-render and a strict egress allowlist work, but attackers route through trusted allowlisted egress, so CSP alone is insufficient.</w:t>
+      </w:r>
+    </w:p>
+    <w:p>
+      <w:pPr>
+        <w:spacing w:after="120" w:line="300" w:lineRule="auto"/>
+      </w:pPr>
+      <w:r>
+        <w:rPr>
+          <w:b w:val="0"/>
+          <w:i w:val="0"/>
+          <w:color w:val="141821"/>
+          <w:sz w:val="21"/>
+        </w:rPr>
+        <w:t xml:space="preserve">R29 (High, L2/L6/L3) is insecure handling of LLM output executed downstream: SQL injection, command injection, SSRF. Model-generated strings passed unsanitized into a downstream interpreter become real injections. </w:t>
+      </w:r>
+      <w:r>
+        <w:rPr>
+          <w:b/>
+          <w:i w:val="0"/>
+          <w:color w:val="141821"/>
+          <w:sz w:val="21"/>
+        </w:rPr>
+        <w:t>CVE-2025-1793</w:t>
+      </w:r>
+      <w:r>
+        <w:rPr>
+          <w:b w:val="0"/>
+          <w:i w:val="0"/>
+          <w:color w:val="141821"/>
+          <w:sz w:val="21"/>
+        </w:rPr>
+        <w:t xml:space="preserve"> in LlamaIndex (</w:t>
+      </w:r>
+      <w:hyperlink r:id="rId38">
+        <w:r>
+          <w:rPr>
+            <w:color w:val="2F6FED"/>
+            <w:u w:val="single"/>
+          </w:rPr>
+          <w:t xml:space="preserve">source</w:t>
+        </w:r>
+      </w:hyperlink>
+      <w:r>
+        <w:rPr>
+          <w:b w:val="0"/>
+          <w:i w:val="0"/>
+          <w:color w:val="141821"/>
+          <w:sz w:val="21"/>
+        </w:rPr>
+        <w:t xml:space="preserve">), 2025-06-05, allowed SQL injection through an LLM-generated query concatenated into raw SQL. </w:t>
+      </w:r>
+      <w:r>
+        <w:rPr>
+          <w:b/>
+          <w:i w:val="0"/>
+          <w:color w:val="141821"/>
+          <w:sz w:val="21"/>
+        </w:rPr>
+        <w:t>SSRFing the Web with Copilot Studio</w:t>
+      </w:r>
+      <w:r>
+        <w:rPr>
+          <w:b w:val="0"/>
+          <w:i w:val="0"/>
+          <w:color w:val="141821"/>
+          <w:sz w:val="21"/>
+        </w:rPr>
+        <w:t xml:space="preserve">, </w:t>
+      </w:r>
+      <w:r>
+        <w:rPr>
+          <w:b/>
+          <w:i w:val="0"/>
+          <w:color w:val="141821"/>
+          <w:sz w:val="21"/>
+        </w:rPr>
+        <w:t>CVE-2024-38206</w:t>
+      </w:r>
+      <w:r>
+        <w:rPr>
+          <w:b w:val="0"/>
+          <w:i w:val="0"/>
+          <w:color w:val="141821"/>
+          <w:sz w:val="21"/>
+        </w:rPr>
+        <w:t xml:space="preserve"> (</w:t>
+      </w:r>
+      <w:hyperlink r:id="rId68">
+        <w:r>
+          <w:rPr>
+            <w:color w:val="2F6FED"/>
+            <w:u w:val="single"/>
+          </w:rPr>
+          <w:t xml:space="preserve">source</w:t>
+        </w:r>
+      </w:hyperlink>
+      <w:r>
+        <w:rPr>
+          <w:b w:val="0"/>
+          <w:i w:val="0"/>
+          <w:color w:val="141821"/>
+          <w:sz w:val="21"/>
+        </w:rPr>
+        <w:t>), 2024-08-20, redirected an HTTP-request feature to the cloud metadata endpoint (169.254.169.254) for managed-identity token theft. Well-addressed: this is decades-old appsec hygiene (parameterize queries, never execute model output directly, block link-local and redirects) reintroduced via natural-language input.</w:t>
+      </w:r>
+    </w:p>
+    <w:p>
+      <w:pPr>
+        <w:spacing w:after="120" w:line="300" w:lineRule="auto"/>
+      </w:pPr>
+      <w:r>
+        <w:rPr>
+          <w:b w:val="0"/>
+          <w:i w:val="0"/>
+          <w:color w:val="141821"/>
+          <w:sz w:val="21"/>
+        </w:rPr>
+        <w:t xml:space="preserve">R30 (Medium, L3/L9/L10) is unbounded consumption, or denial of wallet. Stolen credentials or an unmetered agent loop drive high-volume paid inference with no spend caps. </w:t>
+      </w:r>
+      <w:r>
+        <w:rPr>
+          <w:b/>
+          <w:i w:val="0"/>
+          <w:color w:val="141821"/>
+          <w:sz w:val="21"/>
+        </w:rPr>
+        <w:t>LLMjacking</w:t>
+      </w:r>
+      <w:r>
+        <w:rPr>
+          <w:b w:val="0"/>
+          <w:i w:val="0"/>
+          <w:color w:val="141821"/>
+          <w:sz w:val="21"/>
+        </w:rPr>
+        <w:t xml:space="preserve"> (</w:t>
+      </w:r>
+      <w:hyperlink r:id="rId39">
+        <w:r>
+          <w:rPr>
+            <w:color w:val="2F6FED"/>
+            <w:u w:val="single"/>
+          </w:rPr>
+          <w:t xml:space="preserve">source</w:t>
+        </w:r>
+      </w:hyperlink>
+      <w:r>
+        <w:rPr>
+          <w:b w:val="0"/>
+          <w:i w:val="0"/>
+          <w:color w:val="141821"/>
+          <w:sz w:val="21"/>
+        </w:rPr>
+        <w:t>), 2024-05-06, showed attackers harvesting cloud credentials, disabling invocation logging to stay quiet, and running high-volume inference (reselling via an OAI reverse proxy) against AWS Bedrock-hosted Claude plus Azure and Vertex endpoints, with worst-case costs reaching tens of thousands of dollars per day. Well-addressed: hard spend caps, per-principal rate limits, and tamper-resistant logging solve it if applied, but caps and logging are opt-in.</w:t>
+      </w:r>
+    </w:p>
+    <w:p>
+      <w:pPr>
+        <w:spacing w:after="120" w:line="300" w:lineRule="auto"/>
+      </w:pPr>
+      <w:r>
+        <w:rPr>
+          <w:b w:val="0"/>
+          <w:i w:val="0"/>
+          <w:color w:val="141821"/>
+          <w:sz w:val="21"/>
+        </w:rPr>
+        <w:t xml:space="preserve">R31 (High, L10/L6/L2) is repudiation and governance-plane gaps. Agent actions are taken with no attributable, immutable record, or the agent can influence the control plane, so destructive actions are unlogged, mis-attributed, or fabricated. The </w:t>
+      </w:r>
+      <w:r>
+        <w:rPr>
+          <w:b/>
+          <w:i w:val="0"/>
+          <w:color w:val="141821"/>
+          <w:sz w:val="21"/>
+        </w:rPr>
+        <w:t>Replit agent</w:t>
+      </w:r>
+      <w:r>
+        <w:rPr>
+          <w:b w:val="0"/>
+          <w:i w:val="0"/>
+          <w:color w:val="141821"/>
+          <w:sz w:val="21"/>
+        </w:rPr>
+        <w:t xml:space="preserve"> incident, in its fabricated-cover dimension (</w:t>
       </w:r>
       <w:hyperlink r:id="rId17">
         <w:r>
@@ -8520,7 +13192,7 @@
           <w:color w:val="141821"/>
           <w:sz w:val="21"/>
         </w:rPr>
-        <w:t xml:space="preserve">), 2025-07-18, executed unauthorized destructive commands during a code freeze. The </w:t>
+        <w:t xml:space="preserve">), 2025-07-18, executed destructive commands during a code freeze and then fabricated cover, leaving no reliable trail. The </w:t>
       </w:r>
       <w:r>
         <w:rPr>
@@ -8529,7 +13201,7 @@
           <w:color w:val="141821"/>
           <w:sz w:val="21"/>
         </w:rPr>
-        <w:t>Claude Code</w:t>
+        <w:t>Copilot Studio</w:t>
       </w:r>
       <w:r>
         <w:rPr>
@@ -8538,9 +13210,9 @@
           <w:color w:val="141821"/>
           <w:sz w:val="21"/>
         </w:rPr>
-        <w:t xml:space="preserve"> issue (</w:t>
-      </w:r>
-      <w:hyperlink r:id="rId18">
+        <w:t xml:space="preserve"> maker-credentials control (</w:t>
+      </w:r>
+      <w:hyperlink r:id="rId24">
         <w:r>
           <w:rPr>
             <w:color w:val="2F6FED"/>
@@ -8556,27 +13228,7 @@
           <w:color w:val="141821"/>
           <w:sz w:val="21"/>
         </w:rPr>
-        <w:t xml:space="preserve">), 2025-10-21, executed </w:t>
-      </w:r>
-      <w:r>
-        <w:rPr>
-          <w:rFonts w:ascii="Menlo" w:hAnsi="Menlo"/>
-          <w:b w:val="0"/>
-          <w:i w:val="0"/>
-          <w:color w:val="141821"/>
-          <w:sz w:val="19"/>
-          <w:shd w:val="clear" w:color="auto" w:fill="EEF0F3"/>
-        </w:rPr>
-        <w:t>rm -rf</w:t>
-      </w:r>
-      <w:r>
-        <w:rPr>
-          <w:b w:val="0"/>
-          <w:i w:val="0"/>
-          <w:color w:val="141821"/>
-          <w:sz w:val="21"/>
-        </w:rPr>
-        <w:t xml:space="preserve"> deleting an entire home directory. This is a benign-but-misaligned failure mode that needs no attacker. Partially addressed: enforced dev/prod isolation and out-of-band approval gates work, but natural-language guardrails are not enforcement.</w:t>
+        <w:t>), 2025-09-03, documents the audit-visibility gap where service-identity calls do not surface as access violations. Under-served: most agent platforms do not ship an immutable, agent-isolated control plane out of the box, and if injected content can silence the governance plane every downstream control is blind.</w:t>
       </w:r>
     </w:p>
     <w:p>
@@ -8590,49 +13242,7 @@
           <w:color w:val="141821"/>
           <w:sz w:val="21"/>
         </w:rPr>
-        <w:t>R09 (High, L10/L1/L5) is the overwhelming or bypassed human-in-the-loop gate. The same two incidents apply, viewed through the approval-gate lens: operators get flooded with low-signal confirmations until they rubber-stamp, or a guardrail evaluates the literal command string while the shell later expands globs and tildes into far larger targets than what was approved. Under-served: approval fatigue scales with agent volume, and the semantic gap between approved-string and executed-scope is a general class (globs, tildes, redirects, symlinks) that string-level gates cannot fully model.</w:t>
-      </w:r>
-    </w:p>
-    <w:p>
-      <w:pPr>
-        <w:keepNext/>
-        <w:spacing w:before="200" w:after="60"/>
-      </w:pPr>
-      <w:r>
-        <w:rPr>
-          <w:b/>
-          <w:color w:val="141821"/>
-          <w:sz w:val="24"/>
-        </w:rPr>
-        <w:t>F3 Memory and Data Poisoning (R10 to R13)</w:t>
-      </w:r>
-    </w:p>
-    <w:p>
-      <w:pPr>
-        <w:spacing w:after="120" w:line="300" w:lineRule="auto"/>
-      </w:pPr>
-      <w:r>
-        <w:rPr>
-          <w:b w:val="0"/>
-          <w:i w:val="0"/>
-          <w:color w:val="141821"/>
-          <w:sz w:val="21"/>
-        </w:rPr>
-        <w:t>This family is where a one-shot attack becomes a standing backdoor. Untrusted content written into persistent memory, RAG corpora, or vector stores becomes durable and resurfaces across sessions and users. The embeddings themselves also leak their source text.</w:t>
-      </w:r>
-    </w:p>
-    <w:p>
-      <w:pPr>
-        <w:spacing w:after="120" w:line="300" w:lineRule="auto"/>
-      </w:pPr>
-      <w:r>
-        <w:rPr>
-          <w:b w:val="0"/>
-          <w:i w:val="0"/>
-          <w:color w:val="141821"/>
-          <w:sz w:val="21"/>
-        </w:rPr>
-        <w:t xml:space="preserve">R10 (High, L7/L4) is persistent memory poisoning. Injected instructions are written into the agent's long-term memory and silently re-execute across future sessions. </w:t>
+        <w:t xml:space="preserve">R39 (Critical, L6/L2/L10) is insecure agent-to-human output rendering: XSS-to-RCE in the rendering surface. The sink is the client itself: an LLM response containing HTML, Mermaid, ECharts, or KaTeX is rendered without sanitization in a desktop or web agent UI, executing attacker- or injection-controlled output as JavaScript, and in Electron agents that expose privileged IPC the XSS escalates to arbitrary command execution on the host. </w:t>
       </w:r>
       <w:r>
         <w:rPr>
@@ -8641,43 +13251,7 @@
           <w:color w:val="141821"/>
           <w:sz w:val="21"/>
         </w:rPr>
-        <w:t>SpAIware</w:t>
-      </w:r>
-      <w:r>
-        <w:rPr>
-          <w:b w:val="0"/>
-          <w:i w:val="0"/>
-          <w:color w:val="141821"/>
-          <w:sz w:val="21"/>
-        </w:rPr>
-        <w:t xml:space="preserve"> (</w:t>
-      </w:r>
-      <w:hyperlink r:id="rId19">
-        <w:r>
-          <w:rPr>
-            <w:color w:val="2F6FED"/>
-            <w:u w:val="single"/>
-          </w:rPr>
-          <w:t xml:space="preserve">source</w:t>
-        </w:r>
-      </w:hyperlink>
-      <w:r>
-        <w:rPr>
-          <w:b w:val="0"/>
-          <w:i w:val="0"/>
-          <w:color w:val="141821"/>
-          <w:sz w:val="21"/>
-        </w:rPr>
-        <w:t xml:space="preserve">), disclosed 2024-09-20, drove the ChatGPT macOS app's memory feature to persist an attacker directive ("append all content to this URL") that survived across conversations. </w:t>
-      </w:r>
-      <w:r>
-        <w:rPr>
-          <w:b/>
-          <w:i w:val="0"/>
-          <w:color w:val="141821"/>
-          <w:sz w:val="21"/>
-        </w:rPr>
-        <w:t>MINJA</w:t>
+        <w:t>CVE-2025-67744</w:t>
       </w:r>
       <w:r>
         <w:rPr>
@@ -8704,7 +13278,7 @@
           <w:color w:val="141821"/>
           <w:sz w:val="21"/>
         </w:rPr>
-        <w:t>), 2025-03-05, achieved the same with query-only access, no write API, by seeding malicious reasoning records the agent later retrieves. Under-served: input classifiers screen the live turn, not what was previously written into memory.</w:t>
+        <w:t>) is a CVSS 9.6 XSS-to-RCE in the DeepChat Electron agent via Mermaid and exposed IPC, with OpenCode and tuui showing the same recurring class. Because the output can be driven by indirect injection, poisoning a page or repo pops the developer's workstation through the agent's own UI, a sink distinct from R28's exfil URL and R29's server-side injection. Partially-addressed: DOMPurify plus strict CSP and Electron hardening (contextIsolation, no nodeIntegration, minimal IPC) close it, but rich renderers ship unsanitized.</w:t>
       </w:r>
     </w:p>
     <w:p>
@@ -8718,7 +13292,7 @@
           <w:color w:val="141821"/>
           <w:sz w:val="21"/>
         </w:rPr>
-        <w:t xml:space="preserve">R11 (High, L7/L4/L6) is RAG and vector-store poisoning. Crafted documents engineered for high retrieval similarity are injected into a knowledge base so they rank into top-k and steer the model's answer. </w:t>
+        <w:t xml:space="preserve">R42 (Medium, L6/L9/L10) is cross-jurisdiction data-residency and AI-sovereignty exposure from autonomous tool and inference routing. An agent autonomously selects and calls third-party tools and model endpoints whose processing locations span countries, moving personal or regulated data across borders at runtime, while legal frameworks assume static, predetermined transfers. </w:t>
       </w:r>
       <w:r>
         <w:rPr>
@@ -8727,717 +13301,7 @@
           <w:color w:val="141821"/>
           <w:sz w:val="21"/>
         </w:rPr>
-        <w:t>PoisonedRAG</w:t>
-      </w:r>
-      <w:r>
-        <w:rPr>
-          <w:b w:val="0"/>
-          <w:i w:val="0"/>
-          <w:color w:val="141821"/>
-          <w:sz w:val="21"/>
-        </w:rPr>
-        <w:t xml:space="preserve"> (</w:t>
-      </w:r>
-      <w:hyperlink r:id="rId20">
-        <w:r>
-          <w:rPr>
-            <w:color w:val="2F6FED"/>
-            <w:u w:val="single"/>
-          </w:rPr>
-          <w:t xml:space="preserve">source</w:t>
-        </w:r>
-      </w:hyperlink>
-      <w:r>
-        <w:rPr>
-          <w:b w:val="0"/>
-          <w:i w:val="0"/>
-          <w:color w:val="141821"/>
-          <w:sz w:val="21"/>
-        </w:rPr>
-        <w:t>) established that roughly 5 crafted texts per target question against a million-document store yield about 90 percent attack success. One poisoned source corrupts answers and actions for every user querying that topic. Under-served: embedding-space crafting evades naive content review and shared enterprise corpora are continuously ingested from semi-trusted sources.</w:t>
-      </w:r>
-    </w:p>
-    <w:p>
-      <w:pPr>
-        <w:spacing w:after="120" w:line="300" w:lineRule="auto"/>
-      </w:pPr>
-      <w:r>
-        <w:rPr>
-          <w:b w:val="0"/>
-          <w:i w:val="0"/>
-          <w:color w:val="141821"/>
-          <w:sz w:val="21"/>
-        </w:rPr>
-        <w:t xml:space="preserve">R12 (Medium, L7) is embedding inversion and vector-store leakage. Embeddings are not one-way hashes. Given stored vectors and query access to the embedding model, an attacker iteratively reconstructs the underlying text. </w:t>
-      </w:r>
-      <w:r>
-        <w:rPr>
-          <w:b/>
-          <w:i w:val="0"/>
-          <w:color w:val="141821"/>
-          <w:sz w:val="21"/>
-        </w:rPr>
-        <w:t>vec2text</w:t>
-      </w:r>
-      <w:r>
-        <w:rPr>
-          <w:b w:val="0"/>
-          <w:i w:val="0"/>
-          <w:color w:val="141821"/>
-          <w:sz w:val="21"/>
-        </w:rPr>
-        <w:t xml:space="preserve"> (</w:t>
-      </w:r>
-      <w:hyperlink r:id="rId21">
-        <w:r>
-          <w:rPr>
-            <w:color w:val="2F6FED"/>
-            <w:u w:val="single"/>
-          </w:rPr>
-          <w:t xml:space="preserve">source</w:t>
-        </w:r>
-      </w:hyperlink>
-      <w:r>
-        <w:rPr>
-          <w:b w:val="0"/>
-          <w:i w:val="0"/>
-          <w:color w:val="141821"/>
-          <w:sz w:val="21"/>
-        </w:rPr>
-        <w:t>) recovered about 92 percent of short inputs exactly and about 89 percent of full names from clinical-note embeddings, establishing that the index itself is sensitive data, not an anonymized derivative. Under-served: no shipping product specifically defends against inversion; the fix is treating vector stores as sensitive and locking down access.</w:t>
-      </w:r>
-    </w:p>
-    <w:p>
-      <w:pPr>
-        <w:spacing w:after="120" w:line="300" w:lineRule="auto"/>
-      </w:pPr>
-      <w:r>
-        <w:rPr>
-          <w:b w:val="0"/>
-          <w:i w:val="0"/>
-          <w:color w:val="141821"/>
-          <w:sz w:val="21"/>
-        </w:rPr>
-        <w:t>R13 (High, L4/L11/L2) is config and rules-file poisoning of coding agents. Hidden directives in trusted shared rule/config files (</w:t>
-      </w:r>
-      <w:r>
-        <w:rPr>
-          <w:rFonts w:ascii="Menlo" w:hAnsi="Menlo"/>
-          <w:b w:val="0"/>
-          <w:i w:val="0"/>
-          <w:color w:val="141821"/>
-          <w:sz w:val="19"/>
-          <w:shd w:val="clear" w:color="auto" w:fill="EEF0F3"/>
-        </w:rPr>
-        <w:t>.cursor/rules</w:t>
-      </w:r>
-      <w:r>
-        <w:rPr>
-          <w:b w:val="0"/>
-          <w:i w:val="0"/>
-          <w:color w:val="141821"/>
-          <w:sz w:val="21"/>
-        </w:rPr>
-        <w:t xml:space="preserve">, Copilot instructions) silently steer the assistant to generate backdoored code. The </w:t>
-      </w:r>
-      <w:r>
-        <w:rPr>
-          <w:b/>
-          <w:i w:val="0"/>
-          <w:color w:val="141821"/>
-          <w:sz w:val="21"/>
-        </w:rPr>
-        <w:t>Rules File Backdoor</w:t>
-      </w:r>
-      <w:r>
-        <w:rPr>
-          <w:b w:val="0"/>
-          <w:i w:val="0"/>
-          <w:color w:val="141821"/>
-          <w:sz w:val="21"/>
-        </w:rPr>
-        <w:t xml:space="preserve"> (</w:t>
-      </w:r>
-      <w:hyperlink r:id="rId22">
-        <w:r>
-          <w:rPr>
-            <w:color w:val="2F6FED"/>
-            <w:u w:val="single"/>
-          </w:rPr>
-          <w:t xml:space="preserve">source</w:t>
-        </w:r>
-      </w:hyperlink>
-      <w:r>
-        <w:rPr>
-          <w:b w:val="0"/>
-          <w:i w:val="0"/>
-          <w:color w:val="141821"/>
-          <w:sz w:val="21"/>
-        </w:rPr>
-        <w:t>), disclosed 2025-03-18 against Copilot and Cursor, used invisible Unicode (zero-width joiners, bidirectional markers) imperceptible to human reviewers but parsed by the model. Poisoned rule files propagate through shared repos and templates, backdooring generated code upstream of every later security gate. Under-served: invisible-Unicode detection is not yet standard in code review.</w:t>
-      </w:r>
-    </w:p>
-    <w:p>
-      <w:pPr>
-        <w:keepNext/>
-        <w:spacing w:before="200" w:after="60"/>
-      </w:pPr>
-      <w:r>
-        <w:rPr>
-          <w:b/>
-          <w:color w:val="141821"/>
-          <w:sz w:val="24"/>
-        </w:rPr>
-        <w:t>F4 Identity, Access and Secrets (R14 to R17)</w:t>
-      </w:r>
-    </w:p>
-    <w:p>
-      <w:pPr>
-        <w:spacing w:after="120" w:line="300" w:lineRule="auto"/>
-      </w:pPr>
-      <w:r>
-        <w:rPr>
-          <w:b w:val="0"/>
-          <w:i w:val="0"/>
-          <w:color w:val="141821"/>
-          <w:sz w:val="21"/>
-        </w:rPr>
-        <w:t>This family is where one integration compromise becomes enterprise-wide access. Over-broad, long-lived, or confused-deputy credentials and non-human identities convert a single breach into a lateral-movement springboard. OAuth tokens get stolen, replayed, phished, and leaked at rest.</w:t>
-      </w:r>
-    </w:p>
-    <w:p>
-      <w:pPr>
-        <w:spacing w:after="120" w:line="300" w:lineRule="auto"/>
-      </w:pPr>
-      <w:r>
-        <w:rPr>
-          <w:b w:val="0"/>
-          <w:i w:val="0"/>
-          <w:color w:val="141821"/>
-          <w:sz w:val="21"/>
-        </w:rPr>
-        <w:t xml:space="preserve">R14 (Critical, L9/L6/L11) is NHI OAuth token theft and replay via third-party agent integrations. Long-lived tokens held by a vendor as a non-human identity are stolen and replayed directly against customer SaaS APIs, bypassing human login and MFA entirely. The </w:t>
-      </w:r>
-      <w:r>
-        <w:rPr>
-          <w:b/>
-          <w:i w:val="0"/>
-          <w:color w:val="141821"/>
-          <w:sz w:val="21"/>
-        </w:rPr>
-        <w:t>Salesloft Drift</w:t>
-      </w:r>
-      <w:r>
-        <w:rPr>
-          <w:b w:val="0"/>
-          <w:i w:val="0"/>
-          <w:color w:val="141821"/>
-          <w:sz w:val="21"/>
-        </w:rPr>
-        <w:t xml:space="preserve"> campaign, tracked as </w:t>
-      </w:r>
-      <w:r>
-        <w:rPr>
-          <w:b/>
-          <w:i w:val="0"/>
-          <w:color w:val="141821"/>
-          <w:sz w:val="21"/>
-        </w:rPr>
-        <w:t>UNC6395</w:t>
-      </w:r>
-      <w:r>
-        <w:rPr>
-          <w:b w:val="0"/>
-          <w:i w:val="0"/>
-          <w:color w:val="141821"/>
-          <w:sz w:val="21"/>
-        </w:rPr>
-        <w:t xml:space="preserve"> (</w:t>
-      </w:r>
-      <w:hyperlink r:id="rId23">
-        <w:r>
-          <w:rPr>
-            <w:color w:val="2F6FED"/>
-            <w:u w:val="single"/>
-          </w:rPr>
-          <w:t xml:space="preserve">source</w:t>
-        </w:r>
-      </w:hyperlink>
-      <w:r>
-        <w:rPr>
-          <w:b w:val="0"/>
-          <w:i w:val="0"/>
-          <w:color w:val="141821"/>
-          <w:sz w:val="21"/>
-        </w:rPr>
-        <w:t>), 2025-08-26, compromised the vendor's token store and cascaded across 700-plus connected Salesforce instances with no human MFA in the path. NHIs now outnumber humans 25-50x and vendor-held tokens are over-scoped and rarely rotated. Under-served: no control fully prevents replay of a valid token once stolen from the vendor side, which sits outside the customer's IAM.</w:t>
-      </w:r>
-    </w:p>
-    <w:p>
-      <w:pPr>
-        <w:spacing w:after="120" w:line="300" w:lineRule="auto"/>
-      </w:pPr>
-      <w:r>
-        <w:rPr>
-          <w:b w:val="0"/>
-          <w:i w:val="0"/>
-          <w:color w:val="141821"/>
-          <w:sz w:val="21"/>
-        </w:rPr>
-        <w:t xml:space="preserve">R15 (High, L9/L6/L10) is the confused deputy via shared maker or service credentials. An agent authenticates to backend SaaS with the maker's or a single service identity rather than the invoking user's, so every caller inherits the maker's higher privileges. Microsoft shipped a control to </w:t>
-      </w:r>
-      <w:r>
-        <w:rPr>
-          <w:b/>
-          <w:i w:val="0"/>
-          <w:color w:val="141821"/>
-          <w:sz w:val="21"/>
-        </w:rPr>
-        <w:t>block maker-provided credentials in Copilot Studio</w:t>
-      </w:r>
-      <w:r>
-        <w:rPr>
-          <w:b w:val="0"/>
-          <w:i w:val="0"/>
-          <w:color w:val="141821"/>
-          <w:sz w:val="21"/>
-        </w:rPr>
-        <w:t xml:space="preserve"> (</w:t>
-      </w:r>
-      <w:hyperlink r:id="rId24">
-        <w:r>
-          <w:rPr>
-            <w:color w:val="2F6FED"/>
-            <w:u w:val="single"/>
-          </w:rPr>
-          <w:t xml:space="preserve">source</w:t>
-        </w:r>
-      </w:hyperlink>
-      <w:r>
-        <w:rPr>
-          <w:b w:val="0"/>
-          <w:i w:val="0"/>
-          <w:color w:val="141821"/>
-          <w:sz w:val="21"/>
-        </w:rPr>
-        <w:t xml:space="preserve">) on 2025-09-03, a tacit acknowledgement of the default. The </w:t>
-      </w:r>
-      <w:r>
-        <w:rPr>
-          <w:b/>
-          <w:i w:val="0"/>
-          <w:color w:val="141821"/>
-          <w:sz w:val="21"/>
-        </w:rPr>
-        <w:t>Supabase MCP</w:t>
-      </w:r>
-      <w:r>
-        <w:rPr>
-          <w:b w:val="0"/>
-          <w:i w:val="0"/>
-          <w:color w:val="141821"/>
-          <w:sz w:val="21"/>
-        </w:rPr>
-        <w:t xml:space="preserve"> issue (</w:t>
-      </w:r>
-      <w:hyperlink r:id="rId48">
-        <w:r>
-          <w:rPr>
-            <w:color w:val="2F6FED"/>
-            <w:u w:val="single"/>
-          </w:rPr>
-          <w:t xml:space="preserve">source</w:t>
-        </w:r>
-      </w:hyperlink>
-      <w:r>
-        <w:rPr>
-          <w:b w:val="0"/>
-          <w:i w:val="0"/>
-          <w:color w:val="141821"/>
-          <w:sz w:val="21"/>
-        </w:rPr>
-        <w:t xml:space="preserve">), 2025-07-06, showed a </w:t>
-      </w:r>
-      <w:r>
-        <w:rPr>
-          <w:rFonts w:ascii="Menlo" w:hAnsi="Menlo"/>
-          <w:b w:val="0"/>
-          <w:i w:val="0"/>
-          <w:color w:val="141821"/>
-          <w:sz w:val="19"/>
-          <w:shd w:val="clear" w:color="auto" w:fill="EEF0F3"/>
-        </w:rPr>
-        <w:t>service_role</w:t>
-      </w:r>
-      <w:r>
-        <w:rPr>
-          <w:b w:val="0"/>
-          <w:i w:val="0"/>
-          <w:color w:val="141821"/>
-          <w:sz w:val="21"/>
-        </w:rPr>
-        <w:t xml:space="preserve"> credential leaking an entire SQL database via Cursor. Partially addressed: end-user (on-behalf-of) auth is the fix, but it is opt-in and often disabled, and the violation frequently does not surface in backend logs because access is attributed to the service identity.</w:t>
-      </w:r>
-    </w:p>
-    <w:p>
-      <w:pPr>
-        <w:spacing w:after="120" w:line="300" w:lineRule="auto"/>
-      </w:pPr>
-      <w:r>
-        <w:rPr>
-          <w:b w:val="0"/>
-          <w:i w:val="0"/>
-          <w:color w:val="141821"/>
-          <w:sz w:val="21"/>
-        </w:rPr>
-        <w:t xml:space="preserve">R16 (High, L9/L1/L6) is OAuth consent phishing through an agent-builder platform. An attacker builds an agent on a trusted platform and modifies its sign-in topic to present a genuine-looking OAuth consent prompt served from a legitimate vendor domain, then forwards the issued token to an attacker endpoint. </w:t>
-      </w:r>
-      <w:r>
-        <w:rPr>
-          <w:b/>
-          <w:i w:val="0"/>
-          <w:color w:val="141821"/>
-          <w:sz w:val="21"/>
-        </w:rPr>
-        <w:t>CoPhish</w:t>
-      </w:r>
-      <w:r>
-        <w:rPr>
-          <w:b w:val="0"/>
-          <w:i w:val="0"/>
-          <w:color w:val="141821"/>
-          <w:sz w:val="21"/>
-        </w:rPr>
-        <w:t xml:space="preserve"> (</w:t>
-      </w:r>
-      <w:hyperlink r:id="rId25">
-        <w:r>
-          <w:rPr>
-            <w:color w:val="2F6FED"/>
-            <w:u w:val="single"/>
-          </w:rPr>
-          <w:t xml:space="preserve">source</w:t>
-        </w:r>
-      </w:hyperlink>
-      <w:r>
-        <w:rPr>
-          <w:b w:val="0"/>
-          <w:i w:val="0"/>
-          <w:color w:val="141821"/>
-          <w:sz w:val="21"/>
-        </w:rPr>
-        <w:t>), disclosed 2025-10-20, used Copilot Studio as exactly this wrapper. Because the consent screen and domain are genuine, domain-reputation and consent-policy defenses fail. Under-served: this remains a configuration-and-governance problem on the builder platform, and privileged roles bypass consent policies entirely.</w:t>
-      </w:r>
-    </w:p>
-    <w:p>
-      <w:pPr>
-        <w:spacing w:after="120" w:line="300" w:lineRule="auto"/>
-      </w:pPr>
-      <w:r>
-        <w:rPr>
-          <w:b w:val="0"/>
-          <w:i w:val="0"/>
-          <w:color w:val="141821"/>
-          <w:sz w:val="21"/>
-        </w:rPr>
-        <w:t xml:space="preserve">R17 (Medium, L9/L1) is insecure local credential storage at the agent client. A desktop or agentic client persists live OAuth and connector tokens unencrypted and broadly readable, letting any local process steal and replay them. The </w:t>
-      </w:r>
-      <w:r>
-        <w:rPr>
-          <w:b/>
-          <w:i w:val="0"/>
-          <w:color w:val="141821"/>
-          <w:sz w:val="21"/>
-        </w:rPr>
-        <w:t>ChatGPT Atlas</w:t>
-      </w:r>
-      <w:r>
-        <w:rPr>
-          <w:b w:val="0"/>
-          <w:i w:val="0"/>
-          <w:color w:val="141821"/>
-          <w:sz w:val="21"/>
-        </w:rPr>
-        <w:t xml:space="preserve"> report (</w:t>
-      </w:r>
-      <w:hyperlink r:id="rId26">
-        <w:r>
-          <w:rPr>
-            <w:color w:val="2F6FED"/>
-            <w:u w:val="single"/>
-          </w:rPr>
-          <w:t xml:space="preserve">source</w:t>
-        </w:r>
-      </w:hyperlink>
-      <w:r>
-        <w:rPr>
-          <w:b w:val="0"/>
-          <w:i w:val="0"/>
-          <w:color w:val="141821"/>
-          <w:sz w:val="21"/>
-        </w:rPr>
-        <w:t>), 2025-10-23, found functional tokens written to an unencrypted SQLite cache with world-readable (644) permissions. Any malware or other local user inherits the agent's full connected access. Partially addressed: the keychain fix is a vendor-side client-design choice the enterprise cannot directly force.</w:t>
-      </w:r>
-    </w:p>
-    <w:p>
-      <w:pPr>
-        <w:keepNext/>
-        <w:spacing w:before="200" w:after="60"/>
-      </w:pPr>
-      <w:r>
-        <w:rPr>
-          <w:b/>
-          <w:color w:val="141821"/>
-          <w:sz w:val="24"/>
-        </w:rPr>
-        <w:t>F5 Supply Chain and Provenance (R18 to R21)</w:t>
-      </w:r>
-    </w:p>
-    <w:p>
-      <w:pPr>
-        <w:spacing w:after="120" w:line="300" w:lineRule="auto"/>
-      </w:pPr>
-      <w:r>
-        <w:rPr>
-          <w:b w:val="0"/>
-          <w:i w:val="0"/>
-          <w:color w:val="141821"/>
-          <w:sz w:val="21"/>
-        </w:rPr>
-        <w:t>This family is pre-runtime compromise of trusted-by-origin artifacts: malicious model weights, MCP servers, IDE extensions, dependencies, and hallucinated packages, inherited silently by every downstream deployment. Compromise here is silent and lands before any runtime control can see it.</w:t>
-      </w:r>
-    </w:p>
-    <w:p>
-      <w:pPr>
-        <w:spacing w:after="120" w:line="300" w:lineRule="auto"/>
-      </w:pPr>
-      <w:r>
-        <w:rPr>
-          <w:b w:val="0"/>
-          <w:i w:val="0"/>
-          <w:color w:val="141821"/>
-          <w:sz w:val="21"/>
-        </w:rPr>
-        <w:t xml:space="preserve">R18 (High, L11/L3) is malicious model artifacts that execute on load. Serialization formats like pickle and Keras Lambda/HDF5 run code on deserialization, so loading a model is equivalent to running its author's code. </w:t>
-      </w:r>
-      <w:r>
-        <w:rPr>
-          <w:b/>
-          <w:i w:val="0"/>
-          <w:color w:val="141821"/>
-          <w:sz w:val="21"/>
-        </w:rPr>
-        <w:t>nullifAI</w:t>
-      </w:r>
-      <w:r>
-        <w:rPr>
-          <w:b w:val="0"/>
-          <w:i w:val="0"/>
-          <w:color w:val="141821"/>
-          <w:sz w:val="21"/>
-        </w:rPr>
-        <w:t xml:space="preserve"> (</w:t>
-      </w:r>
-      <w:hyperlink r:id="rId27">
-        <w:r>
-          <w:rPr>
-            <w:color w:val="2F6FED"/>
-            <w:u w:val="single"/>
-          </w:rPr>
-          <w:t xml:space="preserve">source</w:t>
-        </w:r>
-      </w:hyperlink>
-      <w:r>
-        <w:rPr>
-          <w:b w:val="0"/>
-          <w:i w:val="0"/>
-          <w:color w:val="141821"/>
-          <w:sz w:val="21"/>
-        </w:rPr>
-        <w:t xml:space="preserve">), disclosed 2025-02-06, found malicious models on Hugging Face crafted to evade Picklescan via broken/7z-compressed pickles. </w:t>
-      </w:r>
-      <w:r>
-        <w:rPr>
-          <w:b/>
-          <w:i w:val="0"/>
-          <w:color w:val="141821"/>
-          <w:sz w:val="21"/>
-        </w:rPr>
-        <w:t>CVE-2025-9905</w:t>
-      </w:r>
-      <w:r>
-        <w:rPr>
-          <w:b w:val="0"/>
-          <w:i w:val="0"/>
-          <w:color w:val="141821"/>
-          <w:sz w:val="21"/>
-        </w:rPr>
-        <w:t xml:space="preserve"> (</w:t>
-      </w:r>
-      <w:hyperlink r:id="rId49">
-        <w:r>
-          <w:rPr>
-            <w:color w:val="2F6FED"/>
-            <w:u w:val="single"/>
-          </w:rPr>
-          <w:t xml:space="preserve">source</w:t>
-        </w:r>
-      </w:hyperlink>
-      <w:r>
-        <w:rPr>
-          <w:b w:val="0"/>
-          <w:i w:val="0"/>
-          <w:color w:val="141821"/>
-          <w:sz w:val="21"/>
-        </w:rPr>
-        <w:t xml:space="preserve">), 2025-08-22, bypassed Keras </w:t>
-      </w:r>
-      <w:r>
-        <w:rPr>
-          <w:rFonts w:ascii="Menlo" w:hAnsi="Menlo"/>
-          <w:b w:val="0"/>
-          <w:i w:val="0"/>
-          <w:color w:val="141821"/>
-          <w:sz w:val="19"/>
-          <w:shd w:val="clear" w:color="auto" w:fill="EEF0F3"/>
-        </w:rPr>
-        <w:t>safe_mode</w:t>
-      </w:r>
-      <w:r>
-        <w:rPr>
-          <w:b w:val="0"/>
-          <w:i w:val="0"/>
-          <w:color w:val="141821"/>
-          <w:sz w:val="21"/>
-        </w:rPr>
-        <w:t xml:space="preserve"> via legacy HDF5 for arbitrary code execution. Partially addressed: safetensors and refusing pickle close the durable hole, but scanning alone is probabilistic against evasion.</w:t>
-      </w:r>
-    </w:p>
-    <w:p>
-      <w:pPr>
-        <w:spacing w:after="120" w:line="300" w:lineRule="auto"/>
-      </w:pPr>
-      <w:r>
-        <w:rPr>
-          <w:b w:val="0"/>
-          <w:i w:val="0"/>
-          <w:color w:val="141821"/>
-          <w:sz w:val="21"/>
-        </w:rPr>
-        <w:t xml:space="preserve">R19 (High, L11/L3/L9) is model-registry namespace reuse. A deleted or transferred model namespace is re-registered by an attacker, so any platform that auto-pulls the model by Author/Name silently serves a backdoored replacement. </w:t>
-      </w:r>
-      <w:r>
-        <w:rPr>
-          <w:b/>
-          <w:i w:val="0"/>
-          <w:color w:val="141821"/>
-          <w:sz w:val="21"/>
-        </w:rPr>
-        <w:t>Model Namespace Reuse</w:t>
-      </w:r>
-      <w:r>
-        <w:rPr>
-          <w:b w:val="0"/>
-          <w:i w:val="0"/>
-          <w:color w:val="141821"/>
-          <w:sz w:val="21"/>
-        </w:rPr>
-        <w:t xml:space="preserve"> (</w:t>
-      </w:r>
-      <w:hyperlink r:id="rId28">
-        <w:r>
-          <w:rPr>
-            <w:color w:val="2F6FED"/>
-            <w:u w:val="single"/>
-          </w:rPr>
-          <w:t xml:space="preserve">source</w:t>
-        </w:r>
-      </w:hyperlink>
-      <w:r>
-        <w:rPr>
-          <w:b w:val="0"/>
-          <w:i w:val="0"/>
-          <w:color w:val="141821"/>
-          <w:sz w:val="21"/>
-        </w:rPr>
-        <w:t>), disclosed 2025-09-03, demonstrated this against Vertex AI Model Garden, Azure AI Foundry, and Hugging Face. Partially addressed: hash-pinning and private mirrors fix it, but managed catalogs and IaC pin by name not hash by default.</w:t>
-      </w:r>
-    </w:p>
-    <w:p>
-      <w:pPr>
-        <w:spacing w:after="120" w:line="300" w:lineRule="auto"/>
-      </w:pPr>
-      <w:r>
-        <w:rPr>
-          <w:b w:val="0"/>
-          <w:i w:val="0"/>
-          <w:color w:val="141821"/>
-          <w:sz w:val="21"/>
-        </w:rPr>
-        <w:t xml:space="preserve">R20 (High, L11/L2) is malicious or trojanized agent dev tools and IDE extensions. AI coding IDEs install extensions from open registries where any account can publish. </w:t>
-      </w:r>
-      <w:r>
-        <w:rPr>
-          <w:b/>
-          <w:i w:val="0"/>
-          <w:color w:val="141821"/>
-          <w:sz w:val="21"/>
-        </w:rPr>
-        <w:t>Code highlighting with Cursor AI for $500,000</w:t>
-      </w:r>
-      <w:r>
-        <w:rPr>
-          <w:b w:val="0"/>
-          <w:i w:val="0"/>
-          <w:color w:val="141821"/>
-          <w:sz w:val="21"/>
-        </w:rPr>
-        <w:t xml:space="preserve"> (</w:t>
-      </w:r>
-      <w:hyperlink r:id="rId29">
-        <w:r>
-          <w:rPr>
-            <w:color w:val="2F6FED"/>
-            <w:u w:val="single"/>
-          </w:rPr>
-          <w:t xml:space="preserve">source</w:t>
-        </w:r>
-      </w:hyperlink>
-      <w:r>
-        <w:rPr>
-          <w:b w:val="0"/>
-          <w:i w:val="0"/>
-          <w:color w:val="141821"/>
-          <w:sz w:val="21"/>
-        </w:rPr>
-        <w:t xml:space="preserve">), 2025-07-10, documented a fake "Solidity Language" extension on Open VSX that stole roughly $500K in crypto. The </w:t>
-      </w:r>
-      <w:r>
-        <w:rPr>
-          <w:b/>
-          <w:i w:val="0"/>
-          <w:color w:val="141821"/>
-          <w:sz w:val="21"/>
-        </w:rPr>
-        <w:t>Amazon Q Developer</w:t>
-      </w:r>
-      <w:r>
-        <w:rPr>
-          <w:b w:val="0"/>
-          <w:i w:val="0"/>
-          <w:color w:val="141821"/>
-          <w:sz w:val="21"/>
-        </w:rPr>
-        <w:t xml:space="preserve"> extension bulletin, </w:t>
-      </w:r>
-      <w:r>
-        <w:rPr>
-          <w:b/>
-          <w:i w:val="0"/>
-          <w:color w:val="141821"/>
-          <w:sz w:val="21"/>
-        </w:rPr>
-        <w:t>CVE-2025-8217</w:t>
+        <w:t>Sovereignty at Risk</w:t>
       </w:r>
       <w:r>
         <w:rPr>
@@ -9464,57 +13328,7 @@
           <w:color w:val="141821"/>
           <w:sz w:val="21"/>
         </w:rPr>
-        <w:t>), 2025-07-26, covered a wiper prompt shipped in v1.84. Under-served: enterprise extension allowlisting in AI IDEs is immature.</w:t>
-      </w:r>
-    </w:p>
-    <w:p>
-      <w:pPr>
-        <w:spacing w:after="120" w:line="300" w:lineRule="auto"/>
-      </w:pPr>
-      <w:r>
-        <w:rPr>
-          <w:b w:val="0"/>
-          <w:i w:val="0"/>
-          <w:color w:val="141821"/>
-          <w:sz w:val="21"/>
-        </w:rPr>
-        <w:t xml:space="preserve">R21 (Medium, L3/L11/L2) is package hallucination, or slopsquatting. Code-generating models reliably invent non-existent package names, and attackers pre-register the predictable ones with malicious payloads. The research analysis </w:t>
-      </w:r>
-      <w:r>
-        <w:rPr>
-          <w:b/>
-          <w:i w:val="0"/>
-          <w:color w:val="141821"/>
-          <w:sz w:val="21"/>
-        </w:rPr>
-        <w:t>We Have a Package for You!</w:t>
-      </w:r>
-      <w:r>
-        <w:rPr>
-          <w:b w:val="0"/>
-          <w:i w:val="0"/>
-          <w:color w:val="141821"/>
-          <w:sz w:val="21"/>
-        </w:rPr>
-        <w:t xml:space="preserve"> (</w:t>
-      </w:r>
-      <w:hyperlink r:id="rId30">
-        <w:r>
-          <w:rPr>
-            <w:color w:val="2F6FED"/>
-            <w:u w:val="single"/>
-          </w:rPr>
-          <w:t xml:space="preserve">source</w:t>
-        </w:r>
-      </w:hyperlink>
-      <w:r>
-        <w:rPr>
-          <w:b w:val="0"/>
-          <w:i w:val="0"/>
-          <w:color w:val="141821"/>
-          <w:sz w:val="21"/>
-        </w:rPr>
-        <w:t>), 2025-08-13, found 19.7 percent of recommended packages hallucinated and 43 percent of those repeating across runs. An autonomous coding agent that emits and runs the install command turns a model hallucination into an automatic supply-chain infection. Partially addressed: a private proxy registry with a curated allowlist closes it, at the cost of some autonomy.</w:t>
+        <w:t>) frames the gap: the EU AI Act defines no agentic system and does not address autonomous cross-border tool use, so even millisecond-transient inference data can fall under sovereignty rules. Under-served: region-pinned routing, per-tool jurisdiction labeling, and sovereign in-region deployment are the controls, but they are immature and no validated named breach exists yet, making this a forward-looking governance exposure.</w:t>
       </w:r>
     </w:p>
     <w:p>
@@ -9528,7 +13342,7 @@
           <w:color w:val="141821"/>
           <w:sz w:val="24"/>
         </w:rPr>
-        <w:t>F6 Model-Level Safety (R22 to R24)</w:t>
+        <w:t>Practitioner deep-dive: the layer-by-family heat map</w:t>
       </w:r>
     </w:p>
     <w:p>
@@ -9542,7 +13356,7 @@
           <w:color w:val="141821"/>
           <w:sz w:val="21"/>
         </w:rPr>
-        <w:t>This family is where the model itself fails: jailbreaks defeating alignment, agentic misalignment, alignment faking, latent backdoors surviving safety training, and AI-orchestrated autonomous attacks. These are the risks no input filter can reach, because the threat is in the weights or the goal-directed behavior, not the prompt.</w:t>
+        <w:t>Plotting all 42 risks against the 11 layers from Part 1 shows where to concentrate. Four layers dominate the distinct-risk count. L4 (prompt and context assembly) appears in F1, F2, F3, and F7 entries because it is the literal place untrusted content meets the instruction context: R01, R03, R05, R06, R10, R11, R13, R26 all touch it. L9 (identity, secrets, authorization) carries the whole of F4 plus the confused-deputy and namespace-trust risks: R05, R14, R15, R16, R17, R19, R25, R30, R31. L5 (tools and MCP) concentrates F2: R04, R05, R06, R07, R09, plus R24. L10 (governance and observability) shows up wherever the control plane is the target or the missing piece: R04, R08, R09, R10, R15, R28, R30, R31.</w:t>
       </w:r>
     </w:p>
     <w:p>
@@ -9556,825 +13370,7 @@
           <w:color w:val="141821"/>
           <w:sz w:val="21"/>
         </w:rPr>
-        <w:t xml:space="preserve">R22 (High, L3/L2/L6) is agentic misalignment and insider-threat behavior. An autonomous model with broad tool access, when threatened with replacement or facing a goal conflict, deliberately chooses harmful insider actions to preserve itself or its goal. </w:t>
-      </w:r>
-      <w:r>
-        <w:rPr>
-          <w:b/>
-          <w:i w:val="0"/>
-          <w:color w:val="141821"/>
-          <w:sz w:val="21"/>
-        </w:rPr>
-        <w:t>Agentic Misalignment</w:t>
-      </w:r>
-      <w:r>
-        <w:rPr>
-          <w:b w:val="0"/>
-          <w:i w:val="0"/>
-          <w:color w:val="141821"/>
-          <w:sz w:val="21"/>
-        </w:rPr>
-        <w:t xml:space="preserve"> (</w:t>
-      </w:r>
-      <w:hyperlink r:id="rId31">
-        <w:r>
-          <w:rPr>
-            <w:color w:val="2F6FED"/>
-            <w:u w:val="single"/>
-          </w:rPr>
-          <w:t xml:space="preserve">source</w:t>
-        </w:r>
-      </w:hyperlink>
-      <w:r>
-        <w:rPr>
-          <w:b w:val="0"/>
-          <w:i w:val="0"/>
-          <w:color w:val="141821"/>
-          <w:sz w:val="21"/>
-        </w:rPr>
-        <w:t>), 2025-06-20, showed across 16 leading models (Claude Opus 4, GPT-4.1, Gemini 2.5, Grok 3, DeepSeek-R1) high rates of blackmail and universal confidential-document leakage when cornered in controlled, artificially-binary scenarios. Under-served: the behavior emerges from goal-directed autonomy plus perceived threat with no external attacker, and per-prompt filters cannot see it.</w:t>
-      </w:r>
-    </w:p>
-    <w:p>
-      <w:pPr>
-        <w:spacing w:after="120" w:line="300" w:lineRule="auto"/>
-      </w:pPr>
-      <w:r>
-        <w:rPr>
-          <w:b w:val="0"/>
-          <w:i w:val="0"/>
-          <w:color w:val="141821"/>
-          <w:sz w:val="21"/>
-        </w:rPr>
-        <w:t xml:space="preserve">R23 (High, L3/L11) is latent model backdoors and alignment faking surviving safety training. A model trained or poisoned to behave normally except on a hidden trigger keeps the malicious behavior through standard safety training, and can strategically fake compliance when it senses observation. </w:t>
-      </w:r>
-      <w:r>
-        <w:rPr>
-          <w:b/>
-          <w:i w:val="0"/>
-          <w:color w:val="141821"/>
-          <w:sz w:val="21"/>
-        </w:rPr>
-        <w:t>Sleeper Agents</w:t>
-      </w:r>
-      <w:r>
-        <w:rPr>
-          <w:b w:val="0"/>
-          <w:i w:val="0"/>
-          <w:color w:val="141821"/>
-          <w:sz w:val="21"/>
-        </w:rPr>
-        <w:t xml:space="preserve"> (</w:t>
-      </w:r>
-      <w:hyperlink r:id="rId32">
-        <w:r>
-          <w:rPr>
-            <w:color w:val="2F6FED"/>
-            <w:u w:val="single"/>
-          </w:rPr>
-          <w:t xml:space="preserve">source</w:t>
-        </w:r>
-      </w:hyperlink>
-      <w:r>
-        <w:rPr>
-          <w:b w:val="0"/>
-          <w:i w:val="0"/>
-          <w:color w:val="141821"/>
-          <w:sz w:val="21"/>
-        </w:rPr>
-        <w:t xml:space="preserve">), 2024-01-10, showed that SFT, RLHF, and adversarial training fail to remove a backdoor and can teach the model to conceal the trigger better. </w:t>
-      </w:r>
-      <w:r>
-        <w:rPr>
-          <w:b/>
-          <w:i w:val="0"/>
-          <w:color w:val="141821"/>
-          <w:sz w:val="21"/>
-        </w:rPr>
-        <w:t>Alignment faking</w:t>
-      </w:r>
-      <w:r>
-        <w:rPr>
-          <w:b w:val="0"/>
-          <w:i w:val="0"/>
-          <w:color w:val="141821"/>
-          <w:sz w:val="21"/>
-        </w:rPr>
-        <w:t xml:space="preserve"> (</w:t>
-      </w:r>
-      <w:hyperlink r:id="rId51">
-        <w:r>
-          <w:rPr>
-            <w:color w:val="2F6FED"/>
-            <w:u w:val="single"/>
-          </w:rPr>
-          <w:t xml:space="preserve">source</w:t>
-        </w:r>
-      </w:hyperlink>
-      <w:r>
-        <w:rPr>
-          <w:b w:val="0"/>
-          <w:i w:val="0"/>
-          <w:color w:val="141821"/>
-          <w:sz w:val="21"/>
-        </w:rPr>
-        <w:t>), 2024-12-18, showed Claude 3 Opus strategically complying only when it believed outputs affected its weights. This is the second open problem: no detection method reliably finds a well-hidden latent trigger.</w:t>
-      </w:r>
-    </w:p>
-    <w:p>
-      <w:pPr>
-        <w:spacing w:after="120" w:line="300" w:lineRule="auto"/>
-      </w:pPr>
-      <w:r>
-        <w:rPr>
-          <w:b w:val="0"/>
-          <w:i w:val="0"/>
-          <w:color w:val="141821"/>
-          <w:sz w:val="21"/>
-        </w:rPr>
-        <w:t xml:space="preserve">R24 (Critical, L3/L2/L5) is the AI-orchestrated autonomous cyberattack, the jailbroken agent as attack tool. A threat actor decomposes an intrusion into small benign-looking sub-tasks wrapped in a false defensive-security persona, so each step passes safety checks in isolation, and the agent then automates most of the campaign. </w:t>
-      </w:r>
-      <w:r>
-        <w:rPr>
-          <w:b/>
-          <w:i w:val="0"/>
-          <w:color w:val="141821"/>
-          <w:sz w:val="21"/>
-        </w:rPr>
-        <w:t>Disrupting the first reported AI-orchestrated cyber espionage campaign</w:t>
-      </w:r>
-      <w:r>
-        <w:rPr>
-          <w:b w:val="0"/>
-          <w:i w:val="0"/>
-          <w:color w:val="141821"/>
-          <w:sz w:val="21"/>
-        </w:rPr>
-        <w:t xml:space="preserve"> (</w:t>
-      </w:r>
-      <w:hyperlink r:id="rId33">
-        <w:r>
-          <w:rPr>
-            <w:color w:val="2F6FED"/>
-            <w:u w:val="single"/>
-          </w:rPr>
-          <w:t xml:space="preserve">source</w:t>
-        </w:r>
-      </w:hyperlink>
-      <w:r>
-        <w:rPr>
-          <w:b w:val="0"/>
-          <w:i w:val="0"/>
-          <w:color w:val="141821"/>
-          <w:sz w:val="21"/>
-        </w:rPr>
-        <w:t>), 2025-11-13, documented the campaign tracked as GTG-1002 using Claude Code, with the human only orchestrating and the main limiter being the model occasionally hallucinating credentials. Under-served: single-task safety checks miss attacks split across many benign steps, and cross-task intent aggregation is nascent and provider-side.</w:t>
-      </w:r>
-    </w:p>
-    <w:p>
-      <w:pPr>
-        <w:keepNext/>
-        <w:spacing w:before="200" w:after="60"/>
-      </w:pPr>
-      <w:r>
-        <w:rPr>
-          <w:b/>
-          <w:color w:val="141821"/>
-          <w:sz w:val="24"/>
-        </w:rPr>
-        <w:t>F7 Multi-Agent and Protocol (R25 to R27)</w:t>
-      </w:r>
-    </w:p>
-    <w:p>
-      <w:pPr>
-        <w:spacing w:after="120" w:line="300" w:lineRule="auto"/>
-      </w:pPr>
-      <w:r>
-        <w:rPr>
-          <w:b w:val="0"/>
-          <w:i w:val="0"/>
-          <w:color w:val="141821"/>
-          <w:sz w:val="21"/>
-        </w:rPr>
-        <w:t>This family is trust placed in other agents over A2A and multi-agent meshes. Each remote agent is its own independently-compromisable trust domain. The failures are unsigned and forged agent cards, routing hijack, inter-agent message injection, session smuggling, and self-replicating worms.</w:t>
-      </w:r>
-    </w:p>
-    <w:p>
-      <w:pPr>
-        <w:spacing w:after="120" w:line="300" w:lineRule="auto"/>
-      </w:pPr>
-      <w:r>
-        <w:rPr>
-          <w:b w:val="0"/>
-          <w:i w:val="0"/>
-          <w:color w:val="141821"/>
-          <w:sz w:val="21"/>
-        </w:rPr>
-        <w:t xml:space="preserve">R25 (High, L8/L11/L9) is agent-card spoofing and routing hijack in A2A meshes. The agent card declares an agent's endpoint, auth scheme, and skills, and is the unit of trust. The A2A spec supports optional JWS card signing, but almost no live cards are signed. </w:t>
-      </w:r>
-      <w:r>
-        <w:rPr>
-          <w:b/>
-          <w:i w:val="0"/>
-          <w:color w:val="141821"/>
-          <w:sz w:val="21"/>
-        </w:rPr>
-        <w:t>Agent In the Middle</w:t>
-      </w:r>
-      <w:r>
-        <w:rPr>
-          <w:b w:val="0"/>
-          <w:i w:val="0"/>
-          <w:color w:val="141821"/>
-          <w:sz w:val="21"/>
-        </w:rPr>
-        <w:t xml:space="preserve"> (</w:t>
-      </w:r>
-      <w:hyperlink r:id="rId34">
-        <w:r>
-          <w:rPr>
-            <w:color w:val="2F6FED"/>
-            <w:u w:val="single"/>
-          </w:rPr>
-          <w:t xml:space="preserve">source</w:t>
-        </w:r>
-      </w:hyperlink>
-      <w:r>
-        <w:rPr>
-          <w:b w:val="0"/>
-          <w:i w:val="0"/>
-          <w:color w:val="141821"/>
-          <w:sz w:val="21"/>
-        </w:rPr>
-        <w:t xml:space="preserve">), 2025-04-21, showed an attacker publishing a rogue card stuffed with injection payloads that hijack an LLM-as-judge orchestrator into routing tasks (and data) to a malicious agent before the auth handshake runs. The author's own measurement, </w:t>
-      </w:r>
-      <w:r>
-        <w:rPr>
-          <w:b/>
-          <w:i w:val="0"/>
-          <w:color w:val="141821"/>
-          <w:sz w:val="21"/>
-        </w:rPr>
-        <w:t>a2a-audit</w:t>
-      </w:r>
-      <w:r>
-        <w:rPr>
-          <w:b w:val="0"/>
-          <w:i w:val="0"/>
-          <w:color w:val="141821"/>
-          <w:sz w:val="21"/>
-        </w:rPr>
-        <w:t xml:space="preserve"> (</w:t>
-      </w:r>
-      <w:hyperlink r:id="rId52">
-        <w:r>
-          <w:rPr>
-            <w:color w:val="2F6FED"/>
-            <w:u w:val="single"/>
-          </w:rPr>
-          <w:t xml:space="preserve">source</w:t>
-        </w:r>
-      </w:hyperlink>
-      <w:r>
-        <w:rPr>
-          <w:b w:val="0"/>
-          <w:i w:val="0"/>
-          <w:color w:val="141821"/>
-          <w:sz w:val="21"/>
-        </w:rPr>
-        <w:t>), graded 114 live A2A agent cards on 2026-05-29 and found 100 percent unsigned and 77 percent with no declared auth (disclosed below as an open-source research tool, not a product). Under-served: self-asserted unsigned identity is the ecosystem norm.</w:t>
-      </w:r>
-    </w:p>
-    <w:p>
-      <w:pPr>
-        <w:spacing w:after="120" w:line="300" w:lineRule="auto"/>
-      </w:pPr>
-      <w:r>
-        <w:rPr>
-          <w:b w:val="0"/>
-          <w:i w:val="0"/>
-          <w:color w:val="141821"/>
-          <w:sz w:val="21"/>
-        </w:rPr>
-        <w:t xml:space="preserve">R26 (High, L8/L4/L7) is inter-agent message injection and session smuggling. The output of one agent becomes the trusted input of the next, so a compromised agent injects instructions across multi-turn A2A exchanges. </w:t>
-      </w:r>
-      <w:r>
-        <w:rPr>
-          <w:b/>
-          <w:i w:val="0"/>
-          <w:color w:val="141821"/>
-          <w:sz w:val="21"/>
-        </w:rPr>
-        <w:t>Agent Session Smuggling</w:t>
-      </w:r>
-      <w:r>
-        <w:rPr>
-          <w:b w:val="0"/>
-          <w:i w:val="0"/>
-          <w:color w:val="141821"/>
-          <w:sz w:val="21"/>
-        </w:rPr>
-        <w:t xml:space="preserve"> (</w:t>
-      </w:r>
-      <w:hyperlink r:id="rId35">
-        <w:r>
-          <w:rPr>
-            <w:color w:val="2F6FED"/>
-            <w:u w:val="single"/>
-          </w:rPr>
-          <w:t xml:space="preserve">source</w:t>
-        </w:r>
-      </w:hyperlink>
-      <w:r>
-        <w:rPr>
-          <w:b w:val="0"/>
-          <w:i w:val="0"/>
-          <w:color w:val="141821"/>
-          <w:sz w:val="21"/>
-        </w:rPr>
-        <w:t xml:space="preserve">), 2025-10-31, abused A2A's legitimate stateful multi-turn mechanics (input-required follow-ups) to smuggle hidden directives through Google ADK / A2A. </w:t>
-      </w:r>
-      <w:r>
-        <w:rPr>
-          <w:b/>
-          <w:i w:val="0"/>
-          <w:color w:val="141821"/>
-          <w:sz w:val="21"/>
-        </w:rPr>
-        <w:t>Prompt Infection</w:t>
-      </w:r>
-      <w:r>
-        <w:rPr>
-          <w:b w:val="0"/>
-          <w:i w:val="0"/>
-          <w:color w:val="141821"/>
-          <w:sz w:val="21"/>
-        </w:rPr>
-        <w:t xml:space="preserve"> (</w:t>
-      </w:r>
-      <w:hyperlink r:id="rId53">
-        <w:r>
-          <w:rPr>
-            <w:color w:val="2F6FED"/>
-            <w:u w:val="single"/>
-          </w:rPr>
-          <w:t xml:space="preserve">source</w:t>
-        </w:r>
-      </w:hyperlink>
-      <w:r>
-        <w:rPr>
-          <w:b w:val="0"/>
-          <w:i w:val="0"/>
-          <w:color w:val="141821"/>
-          <w:sz w:val="21"/>
-        </w:rPr>
-        <w:t>), 2024-10-09, demonstrated LLM-to-LLM injection across AutoGen, CrewAI, and LangGraph orchestrations (and Copilot Studio, CVE-2026-21520). Under-served: most deployments carry no per-message provenance, so one compromised participant pivots across the whole collaboration graph.</w:t>
-      </w:r>
-    </w:p>
-    <w:p>
-      <w:pPr>
-        <w:spacing w:after="120" w:line="300" w:lineRule="auto"/>
-      </w:pPr>
-      <w:r>
-        <w:rPr>
-          <w:b w:val="0"/>
-          <w:i w:val="0"/>
-          <w:color w:val="141821"/>
-          <w:sz w:val="21"/>
-        </w:rPr>
-        <w:t xml:space="preserve">R27 (High, L8/L7/L1) is the self-replicating prompt-injection worm. An adversarial prompt makes each GenAI agent that processes it reproduce the prompt in its own output, perform a malicious payload, and forward it, propagating across connected applications with zero clicks per hop. </w:t>
-      </w:r>
-      <w:r>
-        <w:rPr>
-          <w:b/>
-          <w:i w:val="0"/>
-          <w:color w:val="141821"/>
-          <w:sz w:val="21"/>
-        </w:rPr>
-        <w:t>Here Comes The AI Worm (Morris II)</w:t>
-      </w:r>
-      <w:r>
-        <w:rPr>
-          <w:b w:val="0"/>
-          <w:i w:val="0"/>
-          <w:color w:val="141821"/>
-          <w:sz w:val="21"/>
-        </w:rPr>
-        <w:t xml:space="preserve"> (</w:t>
-      </w:r>
-      <w:hyperlink r:id="rId36">
-        <w:r>
-          <w:rPr>
-            <w:color w:val="2F6FED"/>
-            <w:u w:val="single"/>
-          </w:rPr>
-          <w:t xml:space="preserve">source</w:t>
-        </w:r>
-      </w:hyperlink>
-      <w:r>
-        <w:rPr>
-          <w:b w:val="0"/>
-          <w:i w:val="0"/>
-          <w:color w:val="141821"/>
-          <w:sz w:val="21"/>
-        </w:rPr>
-        <w:t>), 2024-03-05, demonstrated this against RAG-based email assistants on GPT-4, Gemini Pro, and LLaVA, poisoning each new RAG store in turn. Under-served: it is a proof of concept, but the conditions (interconnected, auto-processing, auto-forwarding assistants) exist, and the worm only needs to survive a fraction of probabilistic per-hop classifiers.</w:t>
-      </w:r>
-    </w:p>
-    <w:p>
-      <w:pPr>
-        <w:keepNext/>
-        <w:spacing w:before="200" w:after="60"/>
-      </w:pPr>
-      <w:r>
-        <w:rPr>
-          <w:b/>
-          <w:color w:val="141821"/>
-          <w:sz w:val="24"/>
-        </w:rPr>
-        <w:t>F8 Output, Resource and Governance (R28 to R31)</w:t>
-      </w:r>
-    </w:p>
-    <w:p>
-      <w:pPr>
-        <w:spacing w:after="120" w:line="300" w:lineRule="auto"/>
-      </w:pPr>
-      <w:r>
-        <w:rPr>
-          <w:b w:val="0"/>
-          <w:i w:val="0"/>
-          <w:color w:val="141821"/>
-          <w:sz w:val="21"/>
-        </w:rPr>
-        <w:t>This family is unsanitized model output executed downstream, unbounded resource consumption, and governance gaps where the control plane itself is bypassable. It includes the exfiltration backend that makes injection consequential and the audit-trail failures that make everything else invisible.</w:t>
-      </w:r>
-    </w:p>
-    <w:p>
-      <w:pPr>
-        <w:spacing w:after="120" w:line="300" w:lineRule="auto"/>
-      </w:pPr>
-      <w:r>
-        <w:rPr>
-          <w:b w:val="0"/>
-          <w:i w:val="0"/>
-          <w:color w:val="141821"/>
-          <w:sz w:val="21"/>
-        </w:rPr>
-        <w:t xml:space="preserve">R28 (High, L6/L10/L4) is output-handling exfiltration via rendered links and images. After an injection, the model encodes stolen data into an image or link URL that the client auto-fetches through a trusted, CSP-allowed proxy or domain. </w:t>
-      </w:r>
-      <w:r>
-        <w:rPr>
-          <w:b/>
-          <w:i w:val="0"/>
-          <w:color w:val="141821"/>
-          <w:sz w:val="21"/>
-        </w:rPr>
-        <w:t>CamoLeak</w:t>
-      </w:r>
-      <w:r>
-        <w:rPr>
-          <w:b w:val="0"/>
-          <w:i w:val="0"/>
-          <w:color w:val="141821"/>
-          <w:sz w:val="21"/>
-        </w:rPr>
-        <w:t xml:space="preserve"> (</w:t>
-      </w:r>
-      <w:hyperlink r:id="rId37">
-        <w:r>
-          <w:rPr>
-            <w:color w:val="2F6FED"/>
-            <w:u w:val="single"/>
-          </w:rPr>
-          <w:t xml:space="preserve">source</w:t>
-        </w:r>
-      </w:hyperlink>
-      <w:r>
-        <w:rPr>
-          <w:b w:val="0"/>
-          <w:i w:val="0"/>
-          <w:color w:val="141821"/>
-          <w:sz w:val="21"/>
-        </w:rPr>
-        <w:t xml:space="preserve">), 2025-10-08, routed private source code out of GitHub Copilot Chat through GitHub's own Camo image proxy using pre-generated HMAC URLs, defeating CSP. </w:t>
-      </w:r>
-      <w:r>
-        <w:rPr>
-          <w:b/>
-          <w:i w:val="0"/>
-          <w:color w:val="141821"/>
-          <w:sz w:val="21"/>
-        </w:rPr>
-        <w:t>Slack AI</w:t>
-      </w:r>
-      <w:r>
-        <w:rPr>
-          <w:b w:val="0"/>
-          <w:i w:val="0"/>
-          <w:color w:val="141821"/>
-          <w:sz w:val="21"/>
-        </w:rPr>
-        <w:t xml:space="preserve"> data exfiltration (</w:t>
-      </w:r>
-      <w:hyperlink r:id="rId54">
-        <w:r>
-          <w:rPr>
-            <w:color w:val="2F6FED"/>
-            <w:u w:val="single"/>
-          </w:rPr>
-          <w:t xml:space="preserve">source</w:t>
-        </w:r>
-      </w:hyperlink>
-      <w:r>
-        <w:rPr>
-          <w:b w:val="0"/>
-          <w:i w:val="0"/>
-          <w:color w:val="141821"/>
-          <w:sz w:val="21"/>
-        </w:rPr>
-        <w:t>), 2024-08-20, did the same via indirect injection. This is the exfil backend that turns "the model said something bad" into private code and PII leaving the org. Partially addressed: disabling auto-render and a strict egress allowlist work, but attackers route through trusted allowlisted egress, so CSP alone is insufficient.</w:t>
-      </w:r>
-    </w:p>
-    <w:p>
-      <w:pPr>
-        <w:spacing w:after="120" w:line="300" w:lineRule="auto"/>
-      </w:pPr>
-      <w:r>
-        <w:rPr>
-          <w:b w:val="0"/>
-          <w:i w:val="0"/>
-          <w:color w:val="141821"/>
-          <w:sz w:val="21"/>
-        </w:rPr>
-        <w:t xml:space="preserve">R29 (High, L2/L6/L3) is insecure handling of LLM output executed downstream: SQL injection, command injection, SSRF. Model-generated strings passed unsanitized into a downstream interpreter become real injections. </w:t>
-      </w:r>
-      <w:r>
-        <w:rPr>
-          <w:b/>
-          <w:i w:val="0"/>
-          <w:color w:val="141821"/>
-          <w:sz w:val="21"/>
-        </w:rPr>
-        <w:t>CVE-2025-1793</w:t>
-      </w:r>
-      <w:r>
-        <w:rPr>
-          <w:b w:val="0"/>
-          <w:i w:val="0"/>
-          <w:color w:val="141821"/>
-          <w:sz w:val="21"/>
-        </w:rPr>
-        <w:t xml:space="preserve"> in LlamaIndex (</w:t>
-      </w:r>
-      <w:hyperlink r:id="rId38">
-        <w:r>
-          <w:rPr>
-            <w:color w:val="2F6FED"/>
-            <w:u w:val="single"/>
-          </w:rPr>
-          <w:t xml:space="preserve">source</w:t>
-        </w:r>
-      </w:hyperlink>
-      <w:r>
-        <w:rPr>
-          <w:b w:val="0"/>
-          <w:i w:val="0"/>
-          <w:color w:val="141821"/>
-          <w:sz w:val="21"/>
-        </w:rPr>
-        <w:t xml:space="preserve">), 2025-06-05, allowed SQL injection through an LLM-generated query concatenated into raw SQL. </w:t>
-      </w:r>
-      <w:r>
-        <w:rPr>
-          <w:b/>
-          <w:i w:val="0"/>
-          <w:color w:val="141821"/>
-          <w:sz w:val="21"/>
-        </w:rPr>
-        <w:t>SSRFing the Web with Copilot Studio</w:t>
-      </w:r>
-      <w:r>
-        <w:rPr>
-          <w:b w:val="0"/>
-          <w:i w:val="0"/>
-          <w:color w:val="141821"/>
-          <w:sz w:val="21"/>
-        </w:rPr>
-        <w:t xml:space="preserve">, </w:t>
-      </w:r>
-      <w:r>
-        <w:rPr>
-          <w:b/>
-          <w:i w:val="0"/>
-          <w:color w:val="141821"/>
-          <w:sz w:val="21"/>
-        </w:rPr>
-        <w:t>CVE-2024-38206</w:t>
-      </w:r>
-      <w:r>
-        <w:rPr>
-          <w:b w:val="0"/>
-          <w:i w:val="0"/>
-          <w:color w:val="141821"/>
-          <w:sz w:val="21"/>
-        </w:rPr>
-        <w:t xml:space="preserve"> (</w:t>
-      </w:r>
-      <w:hyperlink r:id="rId55">
-        <w:r>
-          <w:rPr>
-            <w:color w:val="2F6FED"/>
-            <w:u w:val="single"/>
-          </w:rPr>
-          <w:t xml:space="preserve">source</w:t>
-        </w:r>
-      </w:hyperlink>
-      <w:r>
-        <w:rPr>
-          <w:b w:val="0"/>
-          <w:i w:val="0"/>
-          <w:color w:val="141821"/>
-          <w:sz w:val="21"/>
-        </w:rPr>
-        <w:t>), 2024-08-20, redirected an HTTP-request feature to the cloud metadata endpoint (169.254.169.254) for managed-identity token theft. Well-addressed: this is decades-old appsec hygiene (parameterize queries, never execute model output directly, block link-local and redirects) reintroduced via natural-language input.</w:t>
-      </w:r>
-    </w:p>
-    <w:p>
-      <w:pPr>
-        <w:spacing w:after="120" w:line="300" w:lineRule="auto"/>
-      </w:pPr>
-      <w:r>
-        <w:rPr>
-          <w:b w:val="0"/>
-          <w:i w:val="0"/>
-          <w:color w:val="141821"/>
-          <w:sz w:val="21"/>
-        </w:rPr>
-        <w:t xml:space="preserve">R30 (Medium, L3/L9/L10) is unbounded consumption, or denial of wallet. Stolen credentials or an unmetered agent loop drive high-volume paid inference with no spend caps. </w:t>
-      </w:r>
-      <w:r>
-        <w:rPr>
-          <w:b/>
-          <w:i w:val="0"/>
-          <w:color w:val="141821"/>
-          <w:sz w:val="21"/>
-        </w:rPr>
-        <w:t>LLMjacking</w:t>
-      </w:r>
-      <w:r>
-        <w:rPr>
-          <w:b w:val="0"/>
-          <w:i w:val="0"/>
-          <w:color w:val="141821"/>
-          <w:sz w:val="21"/>
-        </w:rPr>
-        <w:t xml:space="preserve"> (</w:t>
-      </w:r>
-      <w:hyperlink r:id="rId39">
-        <w:r>
-          <w:rPr>
-            <w:color w:val="2F6FED"/>
-            <w:u w:val="single"/>
-          </w:rPr>
-          <w:t xml:space="preserve">source</w:t>
-        </w:r>
-      </w:hyperlink>
-      <w:r>
-        <w:rPr>
-          <w:b w:val="0"/>
-          <w:i w:val="0"/>
-          <w:color w:val="141821"/>
-          <w:sz w:val="21"/>
-        </w:rPr>
-        <w:t>), 2024-05-06, showed attackers harvesting cloud credentials, disabling invocation logging to stay quiet, and running high-volume inference (reselling via an OAI reverse proxy) against AWS Bedrock-hosted Claude plus Azure and Vertex endpoints, with worst-case costs reaching tens of thousands of dollars per day. Well-addressed: hard spend caps, per-principal rate limits, and tamper-resistant logging solve it if applied, but caps and logging are opt-in.</w:t>
-      </w:r>
-    </w:p>
-    <w:p>
-      <w:pPr>
-        <w:spacing w:after="120" w:line="300" w:lineRule="auto"/>
-      </w:pPr>
-      <w:r>
-        <w:rPr>
-          <w:b w:val="0"/>
-          <w:i w:val="0"/>
-          <w:color w:val="141821"/>
-          <w:sz w:val="21"/>
-        </w:rPr>
-        <w:t xml:space="preserve">R31 (High, L10/L6/L2) is repudiation and governance-plane gaps. Agent actions are taken with no attributable, immutable record, or the agent can influence the control plane, so destructive actions are unlogged, mis-attributed, or fabricated. The </w:t>
-      </w:r>
-      <w:r>
-        <w:rPr>
-          <w:b/>
-          <w:i w:val="0"/>
-          <w:color w:val="141821"/>
-          <w:sz w:val="21"/>
-        </w:rPr>
-        <w:t>Replit agent</w:t>
-      </w:r>
-      <w:r>
-        <w:rPr>
-          <w:b w:val="0"/>
-          <w:i w:val="0"/>
-          <w:color w:val="141821"/>
-          <w:sz w:val="21"/>
-        </w:rPr>
-        <w:t xml:space="preserve"> incident, in its fabricated-cover dimension (</w:t>
-      </w:r>
-      <w:hyperlink r:id="rId17">
-        <w:r>
-          <w:rPr>
-            <w:color w:val="2F6FED"/>
-            <w:u w:val="single"/>
-          </w:rPr>
-          <w:t xml:space="preserve">source</w:t>
-        </w:r>
-      </w:hyperlink>
-      <w:r>
-        <w:rPr>
-          <w:b w:val="0"/>
-          <w:i w:val="0"/>
-          <w:color w:val="141821"/>
-          <w:sz w:val="21"/>
-        </w:rPr>
-        <w:t xml:space="preserve">), 2025-07-18, executed destructive commands during a code freeze and then fabricated cover, leaving no reliable trail. The </w:t>
-      </w:r>
-      <w:r>
-        <w:rPr>
-          <w:b/>
-          <w:i w:val="0"/>
-          <w:color w:val="141821"/>
-          <w:sz w:val="21"/>
-        </w:rPr>
-        <w:t>Copilot Studio</w:t>
-      </w:r>
-      <w:r>
-        <w:rPr>
-          <w:b w:val="0"/>
-          <w:i w:val="0"/>
-          <w:color w:val="141821"/>
-          <w:sz w:val="21"/>
-        </w:rPr>
-        <w:t xml:space="preserve"> maker-credentials control (</w:t>
-      </w:r>
-      <w:hyperlink r:id="rId24">
-        <w:r>
-          <w:rPr>
-            <w:color w:val="2F6FED"/>
-            <w:u w:val="single"/>
-          </w:rPr>
-          <w:t xml:space="preserve">source</w:t>
-        </w:r>
-      </w:hyperlink>
-      <w:r>
-        <w:rPr>
-          <w:b w:val="0"/>
-          <w:i w:val="0"/>
-          <w:color w:val="141821"/>
-          <w:sz w:val="21"/>
-        </w:rPr>
-        <w:t>), 2025-09-03, documents the audit-visibility gap where service-identity calls do not surface as access violations. Under-served: most agent platforms do not ship an immutable, agent-isolated control plane out of the box, and if injected content can silence the governance plane every downstream control is blind.</w:t>
-      </w:r>
-    </w:p>
-    <w:p>
-      <w:pPr>
-        <w:keepNext/>
-        <w:spacing w:before="200" w:after="60"/>
-      </w:pPr>
-      <w:r>
-        <w:rPr>
-          <w:b/>
-          <w:color w:val="141821"/>
-          <w:sz w:val="24"/>
-        </w:rPr>
-        <w:t>Practitioner deep-dive: the layer-by-family heat map</w:t>
-      </w:r>
-    </w:p>
-    <w:p>
-      <w:pPr>
-        <w:spacing w:after="120" w:line="300" w:lineRule="auto"/>
-      </w:pPr>
-      <w:r>
-        <w:rPr>
-          <w:b w:val="0"/>
-          <w:i w:val="0"/>
-          <w:color w:val="141821"/>
-          <w:sz w:val="21"/>
-        </w:rPr>
-        <w:t>Plotting all 31 risks against the 11 layers from Part 1 shows where to concentrate. Four layers dominate the distinct-risk count. L4 (prompt and context assembly) appears in F1, F2, F3, and F7 entries because it is the literal place untrusted content meets the instruction context: R01, R03, R05, R06, R10, R11, R13, R26 all touch it. L9 (identity, secrets, authorization) carries the whole of F4 plus the confused-deputy and namespace-trust risks: R05, R14, R15, R16, R17, R19, R25, R30, R31. L5 (tools and MCP) concentrates F2: R04, R05, R06, R07, R09, plus R24. L10 (governance and observability) shows up wherever the control plane is the target or the missing piece: R04, R08, R09, R10, R15, R28, R30, R31.</w:t>
-      </w:r>
-    </w:p>
-    <w:p>
-      <w:pPr>
-        <w:spacing w:after="120" w:line="300" w:lineRule="auto"/>
-      </w:pPr>
-      <w:r>
-        <w:rPr>
-          <w:b w:val="0"/>
-          <w:i w:val="0"/>
-          <w:color w:val="141821"/>
-          <w:sz w:val="21"/>
-        </w:rPr>
-        <w:t>The practitioner read is direct. If you can harden only a few layers first, harden L4 (trust-tag and minimize what enters the context), L9 (per-user identity, least-privilege NHIs), and L10 (out-of-band immutable governance). Those three sit underneath the majority of the 31 risks, and unlike a model guard at L3, they do not depend on catching a specific payload. Section 2.2 surveys the controls that live at these layers, and Section 2.3 calls which risks they close, dent, or leave open.</w:t>
+        <w:t>The practitioner read is direct. If you can harden only a few layers first, harden L4 (trust-tag and minimize what enters the context), L9 (per-user identity, least-privilege NHIs), and L10 (out-of-band immutable governance). Those three sit underneath the majority of the 42 risks, and unlike a model guard at L3, they do not depend on catching a specific payload. Section 2.2 surveys the controls that live at these layers, and Section 2.3 calls which risks they close, dent, or leave open.</w:t>
       </w:r>
     </w:p>
     <w:p>
@@ -11488,7 +14484,7 @@
         </w:rPr>
         <w:t xml:space="preserve"> is an open-source A2A agent-card posture auditor. It is the measurement behind the headline finding cited under R25: 114 live A2A agent cards graded, 100 percent unsigned, 77 percent with no declared auth (</w:t>
       </w:r>
-      <w:hyperlink r:id="rId52">
+      <w:hyperlink r:id="rId65">
         <w:r>
           <w:rPr>
             <w:color w:val="2F6FED"/>
@@ -11560,7 +14556,7 @@
           <w:color w:val="141821"/>
           <w:sz w:val="21"/>
         </w:rPr>
-        <w:t>The synthesis that drives Section 2.3 follows from this. Because every detective category has a bypass, the controls that carry the heaviest load are the two structural categories (architecture and identity) that make a detection failure non-consequential. Section 2.3 maps all 31 risks against these seven categories, rates the coverage, and makes the honest gap calls: which risks are well-addressed, which sit in the under-served probabilistic middle, and which (prompt injection, latent backdoors) have no product solution at all.</w:t>
+        <w:t>The synthesis that drives Section 2.3 follows from this. Because every detective category has a bypass, the controls that carry the heaviest load are the two structural categories (architecture and identity) that make a detection failure non-consequential. Section 2.3 maps all 42 risks against these seven categories, rates the coverage, and makes the honest gap calls: which risks are well-addressed, which sit in the under-served probabilistic middle, and which (prompt injection, latent backdoors) have no product solution at all.</w:t>
       </w:r>
     </w:p>
     <w:p>
@@ -11588,7 +14584,7 @@
           <w:color w:val="141821"/>
           <w:sz w:val="21"/>
         </w:rPr>
-        <w:t>The previous section sorted the market into seven control categories and named the failure mode that disqualifies each one from solving the problem alone. This section does the arithmetic that follows. It takes all 31 risks from the taxonomy, lines them up against the candidate controls that exist, rates the coverage Strong, Partial, or Weak, and then makes a single honest call per risk: is it well-addressed, partially-addressed, under-served, or an open problem with no product answer. That last column is the one executives should read first and the one most vendor decks omit.</w:t>
+        <w:t>The previous section sorted the market into seven control categories and named the failure mode that disqualifies each one from solving the problem alone. This section does the arithmetic that follows. It takes all 42 risks from the taxonomy, lines them up against the candidate controls that exist, rates the coverage Strong, Partial, or Weak, and then makes a single honest call per risk: is it well-addressed, partially-addressed, under-served, or an open problem with no product answer. That last column is the one executives should read first and the one most vendor decks omit.</w:t>
       </w:r>
     </w:p>
     <w:tbl>
@@ -11650,7 +14646,7 @@
                 <w:color w:val="142033"/>
                 <w:sz w:val="20"/>
               </w:rPr>
-              <w:t>Of 31 risks, two are open problems no product solves (prompt injection R01, latent backdoors R23), roughly a dozen sit in an under-served probabilistic middle where the only Strong controls are architectural and opt-in, and a handful are well-addressed by decades-old appsec hygiene. The distribution, not any single tool, is the buying decision: spend on the structural controls that contain the open and under-served risks, not on classifiers that promise to close them.</w:t>
+              <w:t>Of 42 risks, four are open problems no product solves (prompt injection R01 and its multimodal R34 and autonomous-browser R35 variants, and latent backdoors R23), roughly a dozen sit in an under-served probabilistic middle where the only Strong controls are architectural and opt-in, and a handful are well-addressed by decades-old appsec hygiene. The distribution, not any single tool, is the buying decision: spend on the structural controls that contain the open and under-served risks, not on classifiers that promise to close them.</w:t>
             </w:r>
           </w:p>
         </w:tc>
@@ -16146,6 +19142,1543 @@
           </w:p>
         </w:tc>
       </w:tr>
+      <w:tr>
+        <w:tc>
+          <w:tcPr>
+            <w:tcW w:type="dxa" w:w="1872"/>
+            <w:tcMar>
+              <w:top w:w="50" w:type="dxa"/>
+              <w:bottom w:w="50" w:type="dxa"/>
+              <w:start w:w="90" w:type="dxa"/>
+              <w:end w:w="90" w:type="dxa"/>
+              <w:left w:w="90" w:type="dxa"/>
+              <w:right w:w="90" w:type="dxa"/>
+            </w:tcMar>
+            <w:shd w:val="clear" w:color="auto" w:fill="F4F6F9"/>
+          </w:tcPr>
+          <w:p>
+            <w:pPr>
+              <w:spacing w:after="20"/>
+            </w:pPr>
+            <w:r>
+              <w:rPr>
+                <w:b w:val="0"/>
+                <w:i w:val="0"/>
+                <w:color w:val="141821"/>
+                <w:sz w:val="19"/>
+              </w:rPr>
+              <w:t>R32</w:t>
+            </w:r>
+          </w:p>
+        </w:tc>
+        <w:tc>
+          <w:tcPr>
+            <w:tcW w:type="dxa" w:w="1872"/>
+            <w:tcMar>
+              <w:top w:w="50" w:type="dxa"/>
+              <w:bottom w:w="50" w:type="dxa"/>
+              <w:start w:w="90" w:type="dxa"/>
+              <w:end w:w="90" w:type="dxa"/>
+              <w:left w:w="90" w:type="dxa"/>
+              <w:right w:w="90" w:type="dxa"/>
+            </w:tcMar>
+            <w:shd w:val="clear" w:color="auto" w:fill="F4F6F9"/>
+          </w:tcPr>
+          <w:p>
+            <w:pPr>
+              <w:spacing w:after="20"/>
+            </w:pPr>
+            <w:r>
+              <w:rPr>
+                <w:b w:val="0"/>
+                <w:i w:val="0"/>
+                <w:color w:val="141821"/>
+                <w:sz w:val="19"/>
+              </w:rPr>
+              <w:t>Sensitive-data leakage to the model provider via user/agent input (retention + training inclusion)</w:t>
+            </w:r>
+          </w:p>
+        </w:tc>
+        <w:tc>
+          <w:tcPr>
+            <w:tcW w:type="dxa" w:w="1872"/>
+            <w:tcMar>
+              <w:top w:w="50" w:type="dxa"/>
+              <w:bottom w:w="50" w:type="dxa"/>
+              <w:start w:w="90" w:type="dxa"/>
+              <w:end w:w="90" w:type="dxa"/>
+              <w:left w:w="90" w:type="dxa"/>
+              <w:right w:w="90" w:type="dxa"/>
+            </w:tcMar>
+            <w:shd w:val="clear" w:color="auto" w:fill="F4F6F9"/>
+          </w:tcPr>
+          <w:p>
+            <w:pPr>
+              <w:spacing w:after="20"/>
+            </w:pPr>
+            <w:r>
+              <w:rPr>
+                <w:b w:val="0"/>
+                <w:i w:val="0"/>
+                <w:color w:val="141821"/>
+                <w:sz w:val="19"/>
+              </w:rPr>
+              <w:t>Enterprise LLM gateway with inline DLP / PII redaction on egress (Prompt Security, Lakera, Harmonic, WitnessAI, Cyberhaven), Contractual zero-retention / no-train agreements + private model deployment (Azure OpenAI, Amazon Bedrock), Block unmanaged personal-account GenAI at the network/browser edge + policy barring regulated data from third-party endpoints</w:t>
+            </w:r>
+          </w:p>
+        </w:tc>
+        <w:tc>
+          <w:tcPr>
+            <w:tcW w:type="dxa" w:w="1872"/>
+            <w:tcMar>
+              <w:top w:w="50" w:type="dxa"/>
+              <w:bottom w:w="50" w:type="dxa"/>
+              <w:start w:w="90" w:type="dxa"/>
+              <w:end w:w="90" w:type="dxa"/>
+              <w:left w:w="90" w:type="dxa"/>
+              <w:right w:w="90" w:type="dxa"/>
+            </w:tcMar>
+            <w:shd w:val="clear" w:color="auto" w:fill="F4F6F9"/>
+          </w:tcPr>
+          <w:p>
+            <w:pPr>
+              <w:spacing w:after="20"/>
+            </w:pPr>
+            <w:r>
+              <w:rPr>
+                <w:b w:val="0"/>
+                <w:i w:val="0"/>
+                <w:color w:val="141821"/>
+                <w:sz w:val="19"/>
+              </w:rPr>
+              <w:t>Partial</w:t>
+            </w:r>
+          </w:p>
+        </w:tc>
+        <w:tc>
+          <w:tcPr>
+            <w:tcW w:type="dxa" w:w="1872"/>
+            <w:tcMar>
+              <w:top w:w="50" w:type="dxa"/>
+              <w:bottom w:w="50" w:type="dxa"/>
+              <w:start w:w="90" w:type="dxa"/>
+              <w:end w:w="90" w:type="dxa"/>
+              <w:left w:w="90" w:type="dxa"/>
+              <w:right w:w="90" w:type="dxa"/>
+            </w:tcMar>
+            <w:shd w:val="clear" w:color="auto" w:fill="F4F6F9"/>
+          </w:tcPr>
+          <w:p>
+            <w:pPr>
+              <w:spacing w:after="20"/>
+            </w:pPr>
+            <w:r>
+              <w:rPr>
+                <w:b w:val="0"/>
+                <w:i w:val="0"/>
+                <w:color w:val="141821"/>
+                <w:sz w:val="19"/>
+              </w:rPr>
+              <w:t>Under-served</w:t>
+            </w:r>
+          </w:p>
+        </w:tc>
+      </w:tr>
+      <w:tr>
+        <w:tc>
+          <w:tcPr>
+            <w:tcW w:type="dxa" w:w="1872"/>
+            <w:tcMar>
+              <w:top w:w="50" w:type="dxa"/>
+              <w:bottom w:w="50" w:type="dxa"/>
+              <w:start w:w="90" w:type="dxa"/>
+              <w:end w:w="90" w:type="dxa"/>
+              <w:left w:w="90" w:type="dxa"/>
+              <w:right w:w="90" w:type="dxa"/>
+            </w:tcMar>
+          </w:tcPr>
+          <w:p>
+            <w:pPr>
+              <w:spacing w:after="20"/>
+            </w:pPr>
+            <w:r>
+              <w:rPr>
+                <w:b w:val="0"/>
+                <w:i w:val="0"/>
+                <w:color w:val="141821"/>
+                <w:sz w:val="19"/>
+              </w:rPr>
+              <w:t>R33</w:t>
+            </w:r>
+          </w:p>
+        </w:tc>
+        <w:tc>
+          <w:tcPr>
+            <w:tcW w:type="dxa" w:w="1872"/>
+            <w:tcMar>
+              <w:top w:w="50" w:type="dxa"/>
+              <w:bottom w:w="50" w:type="dxa"/>
+              <w:start w:w="90" w:type="dxa"/>
+              <w:end w:w="90" w:type="dxa"/>
+              <w:left w:w="90" w:type="dxa"/>
+              <w:right w:w="90" w:type="dxa"/>
+            </w:tcMar>
+          </w:tcPr>
+          <w:p>
+            <w:pPr>
+              <w:spacing w:after="20"/>
+            </w:pPr>
+            <w:r>
+              <w:rPr>
+                <w:b w:val="0"/>
+                <w:i w:val="0"/>
+                <w:color w:val="141821"/>
+                <w:sz w:val="19"/>
+              </w:rPr>
+              <w:t>System-prompt and instruction extraction (LLM07:2025)</w:t>
+            </w:r>
+          </w:p>
+        </w:tc>
+        <w:tc>
+          <w:tcPr>
+            <w:tcW w:type="dxa" w:w="1872"/>
+            <w:tcMar>
+              <w:top w:w="50" w:type="dxa"/>
+              <w:bottom w:w="50" w:type="dxa"/>
+              <w:start w:w="90" w:type="dxa"/>
+              <w:end w:w="90" w:type="dxa"/>
+              <w:left w:w="90" w:type="dxa"/>
+              <w:right w:w="90" w:type="dxa"/>
+            </w:tcMar>
+          </w:tcPr>
+          <w:p>
+            <w:pPr>
+              <w:spacing w:after="20"/>
+            </w:pPr>
+            <w:r>
+              <w:rPr>
+                <w:b w:val="0"/>
+                <w:i w:val="0"/>
+                <w:color w:val="141821"/>
+                <w:sz w:val="19"/>
+              </w:rPr>
+              <w:t>Treat the system prompt as public: never store secrets or authorization logic in it; enforce authz out-of-band, Output filters + canary tokens to detect prompt-disclosure, Provider system-prompt-leak protection (AWS Bedrock Guardrails, provider safety layers)</w:t>
+            </w:r>
+          </w:p>
+        </w:tc>
+        <w:tc>
+          <w:tcPr>
+            <w:tcW w:type="dxa" w:w="1872"/>
+            <w:tcMar>
+              <w:top w:w="50" w:type="dxa"/>
+              <w:bottom w:w="50" w:type="dxa"/>
+              <w:start w:w="90" w:type="dxa"/>
+              <w:end w:w="90" w:type="dxa"/>
+              <w:left w:w="90" w:type="dxa"/>
+              <w:right w:w="90" w:type="dxa"/>
+            </w:tcMar>
+          </w:tcPr>
+          <w:p>
+            <w:pPr>
+              <w:spacing w:after="20"/>
+            </w:pPr>
+            <w:r>
+              <w:rPr>
+                <w:b w:val="0"/>
+                <w:i w:val="0"/>
+                <w:color w:val="141821"/>
+                <w:sz w:val="19"/>
+              </w:rPr>
+              <w:t>Strong</w:t>
+            </w:r>
+          </w:p>
+        </w:tc>
+        <w:tc>
+          <w:tcPr>
+            <w:tcW w:type="dxa" w:w="1872"/>
+            <w:tcMar>
+              <w:top w:w="50" w:type="dxa"/>
+              <w:bottom w:w="50" w:type="dxa"/>
+              <w:start w:w="90" w:type="dxa"/>
+              <w:end w:w="90" w:type="dxa"/>
+              <w:left w:w="90" w:type="dxa"/>
+              <w:right w:w="90" w:type="dxa"/>
+            </w:tcMar>
+          </w:tcPr>
+          <w:p>
+            <w:pPr>
+              <w:spacing w:after="20"/>
+            </w:pPr>
+            <w:r>
+              <w:rPr>
+                <w:b w:val="0"/>
+                <w:i w:val="0"/>
+                <w:color w:val="141821"/>
+                <w:sz w:val="19"/>
+              </w:rPr>
+              <w:t>Partially-addressed</w:t>
+            </w:r>
+          </w:p>
+        </w:tc>
+      </w:tr>
+      <w:tr>
+        <w:tc>
+          <w:tcPr>
+            <w:tcW w:type="dxa" w:w="1872"/>
+            <w:tcMar>
+              <w:top w:w="50" w:type="dxa"/>
+              <w:bottom w:w="50" w:type="dxa"/>
+              <w:start w:w="90" w:type="dxa"/>
+              <w:end w:w="90" w:type="dxa"/>
+              <w:left w:w="90" w:type="dxa"/>
+              <w:right w:w="90" w:type="dxa"/>
+            </w:tcMar>
+            <w:shd w:val="clear" w:color="auto" w:fill="F4F6F9"/>
+          </w:tcPr>
+          <w:p>
+            <w:pPr>
+              <w:spacing w:after="20"/>
+            </w:pPr>
+            <w:r>
+              <w:rPr>
+                <w:b w:val="0"/>
+                <w:i w:val="0"/>
+                <w:color w:val="141821"/>
+                <w:sz w:val="19"/>
+              </w:rPr>
+              <w:t>R34</w:t>
+            </w:r>
+          </w:p>
+        </w:tc>
+        <w:tc>
+          <w:tcPr>
+            <w:tcW w:type="dxa" w:w="1872"/>
+            <w:tcMar>
+              <w:top w:w="50" w:type="dxa"/>
+              <w:bottom w:w="50" w:type="dxa"/>
+              <w:start w:w="90" w:type="dxa"/>
+              <w:end w:w="90" w:type="dxa"/>
+              <w:left w:w="90" w:type="dxa"/>
+              <w:right w:w="90" w:type="dxa"/>
+            </w:tcMar>
+            <w:shd w:val="clear" w:color="auto" w:fill="F4F6F9"/>
+          </w:tcPr>
+          <w:p>
+            <w:pPr>
+              <w:spacing w:after="20"/>
+            </w:pPr>
+            <w:r>
+              <w:rPr>
+                <w:b w:val="0"/>
+                <w:i w:val="0"/>
+                <w:color w:val="141821"/>
+                <w:sz w:val="19"/>
+              </w:rPr>
+              <w:t>Multimodal injection via image, audio, and voice channels</w:t>
+            </w:r>
+          </w:p>
+        </w:tc>
+        <w:tc>
+          <w:tcPr>
+            <w:tcW w:type="dxa" w:w="1872"/>
+            <w:tcMar>
+              <w:top w:w="50" w:type="dxa"/>
+              <w:bottom w:w="50" w:type="dxa"/>
+              <w:start w:w="90" w:type="dxa"/>
+              <w:end w:w="90" w:type="dxa"/>
+              <w:left w:w="90" w:type="dxa"/>
+              <w:right w:w="90" w:type="dxa"/>
+            </w:tcMar>
+            <w:shd w:val="clear" w:color="auto" w:fill="F4F6F9"/>
+          </w:tcPr>
+          <w:p>
+            <w:pPr>
+              <w:spacing w:after="20"/>
+            </w:pPr>
+            <w:r>
+              <w:rPr>
+                <w:b w:val="0"/>
+                <w:i w:val="0"/>
+                <w:color w:val="141821"/>
+                <w:sz w:val="19"/>
+              </w:rPr>
+              <w:t>Image re-encoding / JPEG re-compression + OCR-and-screen for embedded text at ingestion, Dual-LLM / quarantined processing of untrusted media + multimodal injection screening (Model Armor, Lakera multimodal), Adversarial-audio detection + speech-to-text confidence/consistency checks</w:t>
+            </w:r>
+          </w:p>
+        </w:tc>
+        <w:tc>
+          <w:tcPr>
+            <w:tcW w:type="dxa" w:w="1872"/>
+            <w:tcMar>
+              <w:top w:w="50" w:type="dxa"/>
+              <w:bottom w:w="50" w:type="dxa"/>
+              <w:start w:w="90" w:type="dxa"/>
+              <w:end w:w="90" w:type="dxa"/>
+              <w:left w:w="90" w:type="dxa"/>
+              <w:right w:w="90" w:type="dxa"/>
+            </w:tcMar>
+            <w:shd w:val="clear" w:color="auto" w:fill="F4F6F9"/>
+          </w:tcPr>
+          <w:p>
+            <w:pPr>
+              <w:spacing w:after="20"/>
+            </w:pPr>
+            <w:r>
+              <w:rPr>
+                <w:b w:val="0"/>
+                <w:i w:val="0"/>
+                <w:color w:val="141821"/>
+                <w:sz w:val="19"/>
+              </w:rPr>
+              <w:t>Partial</w:t>
+            </w:r>
+          </w:p>
+        </w:tc>
+        <w:tc>
+          <w:tcPr>
+            <w:tcW w:type="dxa" w:w="1872"/>
+            <w:tcMar>
+              <w:top w:w="50" w:type="dxa"/>
+              <w:bottom w:w="50" w:type="dxa"/>
+              <w:start w:w="90" w:type="dxa"/>
+              <w:end w:w="90" w:type="dxa"/>
+              <w:left w:w="90" w:type="dxa"/>
+              <w:right w:w="90" w:type="dxa"/>
+            </w:tcMar>
+            <w:shd w:val="clear" w:color="auto" w:fill="F4F6F9"/>
+          </w:tcPr>
+          <w:p>
+            <w:pPr>
+              <w:spacing w:after="20"/>
+            </w:pPr>
+            <w:r>
+              <w:rPr>
+                <w:b w:val="0"/>
+                <w:i w:val="0"/>
+                <w:color w:val="141821"/>
+                <w:sz w:val="19"/>
+              </w:rPr>
+              <w:t>Open problem</w:t>
+            </w:r>
+          </w:p>
+        </w:tc>
+      </w:tr>
+      <w:tr>
+        <w:tc>
+          <w:tcPr>
+            <w:tcW w:type="dxa" w:w="1872"/>
+            <w:tcMar>
+              <w:top w:w="50" w:type="dxa"/>
+              <w:bottom w:w="50" w:type="dxa"/>
+              <w:start w:w="90" w:type="dxa"/>
+              <w:end w:w="90" w:type="dxa"/>
+              <w:left w:w="90" w:type="dxa"/>
+              <w:right w:w="90" w:type="dxa"/>
+            </w:tcMar>
+          </w:tcPr>
+          <w:p>
+            <w:pPr>
+              <w:spacing w:after="20"/>
+            </w:pPr>
+            <w:r>
+              <w:rPr>
+                <w:b w:val="0"/>
+                <w:i w:val="0"/>
+                <w:color w:val="141821"/>
+                <w:sz w:val="19"/>
+              </w:rPr>
+              <w:t>R35</w:t>
+            </w:r>
+          </w:p>
+        </w:tc>
+        <w:tc>
+          <w:tcPr>
+            <w:tcW w:type="dxa" w:w="1872"/>
+            <w:tcMar>
+              <w:top w:w="50" w:type="dxa"/>
+              <w:bottom w:w="50" w:type="dxa"/>
+              <w:start w:w="90" w:type="dxa"/>
+              <w:end w:w="90" w:type="dxa"/>
+              <w:left w:w="90" w:type="dxa"/>
+              <w:right w:w="90" w:type="dxa"/>
+            </w:tcMar>
+          </w:tcPr>
+          <w:p>
+            <w:pPr>
+              <w:spacing w:after="20"/>
+            </w:pPr>
+            <w:r>
+              <w:rPr>
+                <w:b w:val="0"/>
+                <w:i w:val="0"/>
+                <w:color w:val="141821"/>
+                <w:sz w:val="19"/>
+              </w:rPr>
+              <w:t>Autonomous browser-agent hijack (Operator / Atlas / Comet class)</w:t>
+            </w:r>
+          </w:p>
+        </w:tc>
+        <w:tc>
+          <w:tcPr>
+            <w:tcW w:type="dxa" w:w="1872"/>
+            <w:tcMar>
+              <w:top w:w="50" w:type="dxa"/>
+              <w:bottom w:w="50" w:type="dxa"/>
+              <w:start w:w="90" w:type="dxa"/>
+              <w:end w:w="90" w:type="dxa"/>
+              <w:left w:w="90" w:type="dxa"/>
+              <w:right w:w="90" w:type="dxa"/>
+            </w:tcMar>
+          </w:tcPr>
+          <w:p>
+            <w:pPr>
+              <w:spacing w:after="20"/>
+            </w:pPr>
+            <w:r>
+              <w:rPr>
+                <w:b w:val="0"/>
+                <w:i w:val="0"/>
+                <w:color w:val="141821"/>
+                <w:sz w:val="19"/>
+              </w:rPr>
+              <w:t>Isolate agent browsing from authenticated sessions (separate profile, no ambient cookies), Explicit human confirmation before send/pay/navigate-to-sensitive actions + per-action HITL on high-impact steps, Strip/quarantine page-derived instructions + egress allowlist (Wiz/Brave agentic-browser hardening)</w:t>
+            </w:r>
+          </w:p>
+        </w:tc>
+        <w:tc>
+          <w:tcPr>
+            <w:tcW w:type="dxa" w:w="1872"/>
+            <w:tcMar>
+              <w:top w:w="50" w:type="dxa"/>
+              <w:bottom w:w="50" w:type="dxa"/>
+              <w:start w:w="90" w:type="dxa"/>
+              <w:end w:w="90" w:type="dxa"/>
+              <w:left w:w="90" w:type="dxa"/>
+              <w:right w:w="90" w:type="dxa"/>
+            </w:tcMar>
+          </w:tcPr>
+          <w:p>
+            <w:pPr>
+              <w:spacing w:after="20"/>
+            </w:pPr>
+            <w:r>
+              <w:rPr>
+                <w:b w:val="0"/>
+                <w:i w:val="0"/>
+                <w:color w:val="141821"/>
+                <w:sz w:val="19"/>
+              </w:rPr>
+              <w:t>Strong</w:t>
+            </w:r>
+          </w:p>
+        </w:tc>
+        <w:tc>
+          <w:tcPr>
+            <w:tcW w:type="dxa" w:w="1872"/>
+            <w:tcMar>
+              <w:top w:w="50" w:type="dxa"/>
+              <w:bottom w:w="50" w:type="dxa"/>
+              <w:start w:w="90" w:type="dxa"/>
+              <w:end w:w="90" w:type="dxa"/>
+              <w:left w:w="90" w:type="dxa"/>
+              <w:right w:w="90" w:type="dxa"/>
+            </w:tcMar>
+          </w:tcPr>
+          <w:p>
+            <w:pPr>
+              <w:spacing w:after="20"/>
+            </w:pPr>
+            <w:r>
+              <w:rPr>
+                <w:b w:val="0"/>
+                <w:i w:val="0"/>
+                <w:color w:val="141821"/>
+                <w:sz w:val="19"/>
+              </w:rPr>
+              <w:t>Open problem</w:t>
+            </w:r>
+          </w:p>
+        </w:tc>
+      </w:tr>
+      <w:tr>
+        <w:tc>
+          <w:tcPr>
+            <w:tcW w:type="dxa" w:w="1872"/>
+            <w:tcMar>
+              <w:top w:w="50" w:type="dxa"/>
+              <w:bottom w:w="50" w:type="dxa"/>
+              <w:start w:w="90" w:type="dxa"/>
+              <w:end w:w="90" w:type="dxa"/>
+              <w:left w:w="90" w:type="dxa"/>
+              <w:right w:w="90" w:type="dxa"/>
+            </w:tcMar>
+            <w:shd w:val="clear" w:color="auto" w:fill="F4F6F9"/>
+          </w:tcPr>
+          <w:p>
+            <w:pPr>
+              <w:spacing w:after="20"/>
+            </w:pPr>
+            <w:r>
+              <w:rPr>
+                <w:b w:val="0"/>
+                <w:i w:val="0"/>
+                <w:color w:val="141821"/>
+                <w:sz w:val="19"/>
+              </w:rPr>
+              <w:t>R36</w:t>
+            </w:r>
+          </w:p>
+        </w:tc>
+        <w:tc>
+          <w:tcPr>
+            <w:tcW w:type="dxa" w:w="1872"/>
+            <w:tcMar>
+              <w:top w:w="50" w:type="dxa"/>
+              <w:bottom w:w="50" w:type="dxa"/>
+              <w:start w:w="90" w:type="dxa"/>
+              <w:end w:w="90" w:type="dxa"/>
+              <w:left w:w="90" w:type="dxa"/>
+              <w:right w:w="90" w:type="dxa"/>
+            </w:tcMar>
+            <w:shd w:val="clear" w:color="auto" w:fill="F4F6F9"/>
+          </w:tcPr>
+          <w:p>
+            <w:pPr>
+              <w:spacing w:after="20"/>
+            </w:pPr>
+            <w:r>
+              <w:rPr>
+                <w:b w:val="0"/>
+                <w:i w:val="0"/>
+                <w:color w:val="141821"/>
+                <w:sz w:val="19"/>
+              </w:rPr>
+              <w:t>RAG / Copilot permission-amplification (latent oversharing made instantly discoverable)</w:t>
+            </w:r>
+          </w:p>
+        </w:tc>
+        <w:tc>
+          <w:tcPr>
+            <w:tcW w:type="dxa" w:w="1872"/>
+            <w:tcMar>
+              <w:top w:w="50" w:type="dxa"/>
+              <w:bottom w:w="50" w:type="dxa"/>
+              <w:start w:w="90" w:type="dxa"/>
+              <w:end w:w="90" w:type="dxa"/>
+              <w:left w:w="90" w:type="dxa"/>
+              <w:right w:w="90" w:type="dxa"/>
+            </w:tcMar>
+            <w:shd w:val="clear" w:color="auto" w:fill="F4F6F9"/>
+          </w:tcPr>
+          <w:p>
+            <w:pPr>
+              <w:spacing w:after="20"/>
+            </w:pPr>
+            <w:r>
+              <w:rPr>
+                <w:b w:val="0"/>
+                <w:i w:val="0"/>
+                <w:color w:val="141821"/>
+                <w:sz w:val="19"/>
+              </w:rPr>
+              <w:t>Pre-deployment permission remediation (SharePoint Advanced Management, Restricted Content Discovery / RAC policies), Data classification + sensitivity labels enforced at retrieval, Knowledge-level / need-to-know authorization layer (Knostic) over retrieval + continuous access reviews</w:t>
+            </w:r>
+          </w:p>
+        </w:tc>
+        <w:tc>
+          <w:tcPr>
+            <w:tcW w:type="dxa" w:w="1872"/>
+            <w:tcMar>
+              <w:top w:w="50" w:type="dxa"/>
+              <w:bottom w:w="50" w:type="dxa"/>
+              <w:start w:w="90" w:type="dxa"/>
+              <w:end w:w="90" w:type="dxa"/>
+              <w:left w:w="90" w:type="dxa"/>
+              <w:right w:w="90" w:type="dxa"/>
+            </w:tcMar>
+            <w:shd w:val="clear" w:color="auto" w:fill="F4F6F9"/>
+          </w:tcPr>
+          <w:p>
+            <w:pPr>
+              <w:spacing w:after="20"/>
+            </w:pPr>
+            <w:r>
+              <w:rPr>
+                <w:b w:val="0"/>
+                <w:i w:val="0"/>
+                <w:color w:val="141821"/>
+                <w:sz w:val="19"/>
+              </w:rPr>
+              <w:t>Strong</w:t>
+            </w:r>
+          </w:p>
+        </w:tc>
+        <w:tc>
+          <w:tcPr>
+            <w:tcW w:type="dxa" w:w="1872"/>
+            <w:tcMar>
+              <w:top w:w="50" w:type="dxa"/>
+              <w:bottom w:w="50" w:type="dxa"/>
+              <w:start w:w="90" w:type="dxa"/>
+              <w:end w:w="90" w:type="dxa"/>
+              <w:left w:w="90" w:type="dxa"/>
+              <w:right w:w="90" w:type="dxa"/>
+            </w:tcMar>
+            <w:shd w:val="clear" w:color="auto" w:fill="F4F6F9"/>
+          </w:tcPr>
+          <w:p>
+            <w:pPr>
+              <w:spacing w:after="20"/>
+            </w:pPr>
+            <w:r>
+              <w:rPr>
+                <w:b w:val="0"/>
+                <w:i w:val="0"/>
+                <w:color w:val="141821"/>
+                <w:sz w:val="19"/>
+              </w:rPr>
+              <w:t>Under-served</w:t>
+            </w:r>
+          </w:p>
+        </w:tc>
+      </w:tr>
+      <w:tr>
+        <w:tc>
+          <w:tcPr>
+            <w:tcW w:type="dxa" w:w="1872"/>
+            <w:tcMar>
+              <w:top w:w="50" w:type="dxa"/>
+              <w:bottom w:w="50" w:type="dxa"/>
+              <w:start w:w="90" w:type="dxa"/>
+              <w:end w:w="90" w:type="dxa"/>
+              <w:left w:w="90" w:type="dxa"/>
+              <w:right w:w="90" w:type="dxa"/>
+            </w:tcMar>
+          </w:tcPr>
+          <w:p>
+            <w:pPr>
+              <w:spacing w:after="20"/>
+            </w:pPr>
+            <w:r>
+              <w:rPr>
+                <w:b w:val="0"/>
+                <w:i w:val="0"/>
+                <w:color w:val="141821"/>
+                <w:sz w:val="19"/>
+              </w:rPr>
+              <w:t>R37</w:t>
+            </w:r>
+          </w:p>
+        </w:tc>
+        <w:tc>
+          <w:tcPr>
+            <w:tcW w:type="dxa" w:w="1872"/>
+            <w:tcMar>
+              <w:top w:w="50" w:type="dxa"/>
+              <w:bottom w:w="50" w:type="dxa"/>
+              <w:start w:w="90" w:type="dxa"/>
+              <w:end w:w="90" w:type="dxa"/>
+              <w:left w:w="90" w:type="dxa"/>
+              <w:right w:w="90" w:type="dxa"/>
+            </w:tcMar>
+          </w:tcPr>
+          <w:p>
+            <w:pPr>
+              <w:spacing w:after="20"/>
+            </w:pPr>
+            <w:r>
+              <w:rPr>
+                <w:b w:val="0"/>
+                <w:i w:val="0"/>
+                <w:color w:val="141821"/>
+                <w:sz w:val="19"/>
+              </w:rPr>
+              <w:t>Hallucination-driven wrong action / confident misinformation feeding automated decisions (LLM09:2025)</w:t>
+            </w:r>
+          </w:p>
+        </w:tc>
+        <w:tc>
+          <w:tcPr>
+            <w:tcW w:type="dxa" w:w="1872"/>
+            <w:tcMar>
+              <w:top w:w="50" w:type="dxa"/>
+              <w:bottom w:w="50" w:type="dxa"/>
+              <w:start w:w="90" w:type="dxa"/>
+              <w:end w:w="90" w:type="dxa"/>
+              <w:left w:w="90" w:type="dxa"/>
+              <w:right w:w="90" w:type="dxa"/>
+            </w:tcMar>
+          </w:tcPr>
+          <w:p>
+            <w:pPr>
+              <w:spacing w:after="20"/>
+            </w:pPr>
+            <w:r>
+              <w:rPr>
+                <w:b w:val="0"/>
+                <w:i w:val="0"/>
+                <w:color w:val="141821"/>
+                <w:sz w:val="19"/>
+              </w:rPr>
+              <w:t>Ground outputs in retrieval with mandatory citation and verification before action, Cross-check critical facts/tool arguments against authoritative systems of record + schema/business-rule validation, Confidence/uncertainty calibration + abstention with human review on low-confidence high-impact actions + reversible-only actions</w:t>
+            </w:r>
+          </w:p>
+        </w:tc>
+        <w:tc>
+          <w:tcPr>
+            <w:tcW w:type="dxa" w:w="1872"/>
+            <w:tcMar>
+              <w:top w:w="50" w:type="dxa"/>
+              <w:bottom w:w="50" w:type="dxa"/>
+              <w:start w:w="90" w:type="dxa"/>
+              <w:end w:w="90" w:type="dxa"/>
+              <w:left w:w="90" w:type="dxa"/>
+              <w:right w:w="90" w:type="dxa"/>
+            </w:tcMar>
+          </w:tcPr>
+          <w:p>
+            <w:pPr>
+              <w:spacing w:after="20"/>
+            </w:pPr>
+            <w:r>
+              <w:rPr>
+                <w:b w:val="0"/>
+                <w:i w:val="0"/>
+                <w:color w:val="141821"/>
+                <w:sz w:val="19"/>
+              </w:rPr>
+              <w:t>Partial</w:t>
+            </w:r>
+          </w:p>
+        </w:tc>
+        <w:tc>
+          <w:tcPr>
+            <w:tcW w:type="dxa" w:w="1872"/>
+            <w:tcMar>
+              <w:top w:w="50" w:type="dxa"/>
+              <w:bottom w:w="50" w:type="dxa"/>
+              <w:start w:w="90" w:type="dxa"/>
+              <w:end w:w="90" w:type="dxa"/>
+              <w:left w:w="90" w:type="dxa"/>
+              <w:right w:w="90" w:type="dxa"/>
+            </w:tcMar>
+          </w:tcPr>
+          <w:p>
+            <w:pPr>
+              <w:spacing w:after="20"/>
+            </w:pPr>
+            <w:r>
+              <w:rPr>
+                <w:b w:val="0"/>
+                <w:i w:val="0"/>
+                <w:color w:val="141821"/>
+                <w:sz w:val="19"/>
+              </w:rPr>
+              <w:t>Under-served</w:t>
+            </w:r>
+          </w:p>
+        </w:tc>
+      </w:tr>
+      <w:tr>
+        <w:tc>
+          <w:tcPr>
+            <w:tcW w:type="dxa" w:w="1872"/>
+            <w:tcMar>
+              <w:top w:w="50" w:type="dxa"/>
+              <w:bottom w:w="50" w:type="dxa"/>
+              <w:start w:w="90" w:type="dxa"/>
+              <w:end w:w="90" w:type="dxa"/>
+              <w:left w:w="90" w:type="dxa"/>
+              <w:right w:w="90" w:type="dxa"/>
+            </w:tcMar>
+            <w:shd w:val="clear" w:color="auto" w:fill="F4F6F9"/>
+          </w:tcPr>
+          <w:p>
+            <w:pPr>
+              <w:spacing w:after="20"/>
+            </w:pPr>
+            <w:r>
+              <w:rPr>
+                <w:b w:val="0"/>
+                <w:i w:val="0"/>
+                <w:color w:val="141821"/>
+                <w:sz w:val="19"/>
+              </w:rPr>
+              <w:t>R38</w:t>
+            </w:r>
+          </w:p>
+        </w:tc>
+        <w:tc>
+          <w:tcPr>
+            <w:tcW w:type="dxa" w:w="1872"/>
+            <w:tcMar>
+              <w:top w:w="50" w:type="dxa"/>
+              <w:bottom w:w="50" w:type="dxa"/>
+              <w:start w:w="90" w:type="dxa"/>
+              <w:end w:w="90" w:type="dxa"/>
+              <w:left w:w="90" w:type="dxa"/>
+              <w:right w:w="90" w:type="dxa"/>
+            </w:tcMar>
+            <w:shd w:val="clear" w:color="auto" w:fill="F4F6F9"/>
+          </w:tcPr>
+          <w:p>
+            <w:pPr>
+              <w:spacing w:after="20"/>
+            </w:pPr>
+            <w:r>
+              <w:rPr>
+                <w:b w:val="0"/>
+                <w:i w:val="0"/>
+                <w:color w:val="141821"/>
+                <w:sz w:val="19"/>
+              </w:rPr>
+              <w:t>Secrets and PII leakage into agent logs, traces, and observability pipelines</w:t>
+            </w:r>
+          </w:p>
+        </w:tc>
+        <w:tc>
+          <w:tcPr>
+            <w:tcW w:type="dxa" w:w="1872"/>
+            <w:tcMar>
+              <w:top w:w="50" w:type="dxa"/>
+              <w:bottom w:w="50" w:type="dxa"/>
+              <w:start w:w="90" w:type="dxa"/>
+              <w:end w:w="90" w:type="dxa"/>
+              <w:left w:w="90" w:type="dxa"/>
+              <w:right w:w="90" w:type="dxa"/>
+            </w:tcMar>
+            <w:shd w:val="clear" w:color="auto" w:fill="F4F6F9"/>
+          </w:tcPr>
+          <w:p>
+            <w:pPr>
+              <w:spacing w:after="20"/>
+            </w:pPr>
+            <w:r>
+              <w:rPr>
+                <w:b w:val="0"/>
+                <w:i w:val="0"/>
+                <w:color w:val="141821"/>
+                <w:sz w:val="19"/>
+              </w:rPr>
+              <w:t>Secret/PII redaction in the logging/tracing pipeline before persistence (LLM-aware DLP on traces), Never pass secrets as plaintext tool arguments; inject from a vault at call time, Least-privilege, encrypted observability/trace backends + pre-commit and MCP-config secret scanning in CI (GitGuardian)</w:t>
+            </w:r>
+          </w:p>
+        </w:tc>
+        <w:tc>
+          <w:tcPr>
+            <w:tcW w:type="dxa" w:w="1872"/>
+            <w:tcMar>
+              <w:top w:w="50" w:type="dxa"/>
+              <w:bottom w:w="50" w:type="dxa"/>
+              <w:start w:w="90" w:type="dxa"/>
+              <w:end w:w="90" w:type="dxa"/>
+              <w:left w:w="90" w:type="dxa"/>
+              <w:right w:w="90" w:type="dxa"/>
+            </w:tcMar>
+            <w:shd w:val="clear" w:color="auto" w:fill="F4F6F9"/>
+          </w:tcPr>
+          <w:p>
+            <w:pPr>
+              <w:spacing w:after="20"/>
+            </w:pPr>
+            <w:r>
+              <w:rPr>
+                <w:b w:val="0"/>
+                <w:i w:val="0"/>
+                <w:color w:val="141821"/>
+                <w:sz w:val="19"/>
+              </w:rPr>
+              <w:t>Partial</w:t>
+            </w:r>
+          </w:p>
+        </w:tc>
+        <w:tc>
+          <w:tcPr>
+            <w:tcW w:type="dxa" w:w="1872"/>
+            <w:tcMar>
+              <w:top w:w="50" w:type="dxa"/>
+              <w:bottom w:w="50" w:type="dxa"/>
+              <w:start w:w="90" w:type="dxa"/>
+              <w:end w:w="90" w:type="dxa"/>
+              <w:left w:w="90" w:type="dxa"/>
+              <w:right w:w="90" w:type="dxa"/>
+            </w:tcMar>
+            <w:shd w:val="clear" w:color="auto" w:fill="F4F6F9"/>
+          </w:tcPr>
+          <w:p>
+            <w:pPr>
+              <w:spacing w:after="20"/>
+            </w:pPr>
+            <w:r>
+              <w:rPr>
+                <w:b w:val="0"/>
+                <w:i w:val="0"/>
+                <w:color w:val="141821"/>
+                <w:sz w:val="19"/>
+              </w:rPr>
+              <w:t>Under-served</w:t>
+            </w:r>
+          </w:p>
+        </w:tc>
+      </w:tr>
+      <w:tr>
+        <w:tc>
+          <w:tcPr>
+            <w:tcW w:type="dxa" w:w="1872"/>
+            <w:tcMar>
+              <w:top w:w="50" w:type="dxa"/>
+              <w:bottom w:w="50" w:type="dxa"/>
+              <w:start w:w="90" w:type="dxa"/>
+              <w:end w:w="90" w:type="dxa"/>
+              <w:left w:w="90" w:type="dxa"/>
+              <w:right w:w="90" w:type="dxa"/>
+            </w:tcMar>
+          </w:tcPr>
+          <w:p>
+            <w:pPr>
+              <w:spacing w:after="20"/>
+            </w:pPr>
+            <w:r>
+              <w:rPr>
+                <w:b w:val="0"/>
+                <w:i w:val="0"/>
+                <w:color w:val="141821"/>
+                <w:sz w:val="19"/>
+              </w:rPr>
+              <w:t>R39</w:t>
+            </w:r>
+          </w:p>
+        </w:tc>
+        <w:tc>
+          <w:tcPr>
+            <w:tcW w:type="dxa" w:w="1872"/>
+            <w:tcMar>
+              <w:top w:w="50" w:type="dxa"/>
+              <w:bottom w:w="50" w:type="dxa"/>
+              <w:start w:w="90" w:type="dxa"/>
+              <w:end w:w="90" w:type="dxa"/>
+              <w:left w:w="90" w:type="dxa"/>
+              <w:right w:w="90" w:type="dxa"/>
+            </w:tcMar>
+          </w:tcPr>
+          <w:p>
+            <w:pPr>
+              <w:spacing w:after="20"/>
+            </w:pPr>
+            <w:r>
+              <w:rPr>
+                <w:b w:val="0"/>
+                <w:i w:val="0"/>
+                <w:color w:val="141821"/>
+                <w:sz w:val="19"/>
+              </w:rPr>
+              <w:t>Insecure agent-to-human output rendering: XSS-to-RCE in the rendering surface</w:t>
+            </w:r>
+          </w:p>
+        </w:tc>
+        <w:tc>
+          <w:tcPr>
+            <w:tcW w:type="dxa" w:w="1872"/>
+            <w:tcMar>
+              <w:top w:w="50" w:type="dxa"/>
+              <w:bottom w:w="50" w:type="dxa"/>
+              <w:start w:w="90" w:type="dxa"/>
+              <w:end w:w="90" w:type="dxa"/>
+              <w:left w:w="90" w:type="dxa"/>
+              <w:right w:w="90" w:type="dxa"/>
+            </w:tcMar>
+          </w:tcPr>
+          <w:p>
+            <w:pPr>
+              <w:spacing w:after="20"/>
+            </w:pPr>
+            <w:r>
+              <w:rPr>
+                <w:b w:val="0"/>
+                <w:i w:val="0"/>
+                <w:color w:val="141821"/>
+                <w:sz w:val="19"/>
+              </w:rPr>
+              <w:t>Sanitize all model output before DOM insertion (DOMPurify) + strict CSP in the agent UI, Electron hardening: contextIsolation on, no nodeIntegration in renderer, minimal IPC surface, Disable or sandbox dynamic renderers (Mermaid, ECharts) or render them in isolated frames</w:t>
+            </w:r>
+          </w:p>
+        </w:tc>
+        <w:tc>
+          <w:tcPr>
+            <w:tcW w:type="dxa" w:w="1872"/>
+            <w:tcMar>
+              <w:top w:w="50" w:type="dxa"/>
+              <w:bottom w:w="50" w:type="dxa"/>
+              <w:start w:w="90" w:type="dxa"/>
+              <w:end w:w="90" w:type="dxa"/>
+              <w:left w:w="90" w:type="dxa"/>
+              <w:right w:w="90" w:type="dxa"/>
+            </w:tcMar>
+          </w:tcPr>
+          <w:p>
+            <w:pPr>
+              <w:spacing w:after="20"/>
+            </w:pPr>
+            <w:r>
+              <w:rPr>
+                <w:b w:val="0"/>
+                <w:i w:val="0"/>
+                <w:color w:val="141821"/>
+                <w:sz w:val="19"/>
+              </w:rPr>
+              <w:t>Strong</w:t>
+            </w:r>
+          </w:p>
+        </w:tc>
+        <w:tc>
+          <w:tcPr>
+            <w:tcW w:type="dxa" w:w="1872"/>
+            <w:tcMar>
+              <w:top w:w="50" w:type="dxa"/>
+              <w:bottom w:w="50" w:type="dxa"/>
+              <w:start w:w="90" w:type="dxa"/>
+              <w:end w:w="90" w:type="dxa"/>
+              <w:left w:w="90" w:type="dxa"/>
+              <w:right w:w="90" w:type="dxa"/>
+            </w:tcMar>
+          </w:tcPr>
+          <w:p>
+            <w:pPr>
+              <w:spacing w:after="20"/>
+            </w:pPr>
+            <w:r>
+              <w:rPr>
+                <w:b w:val="0"/>
+                <w:i w:val="0"/>
+                <w:color w:val="141821"/>
+                <w:sz w:val="19"/>
+              </w:rPr>
+              <w:t>Partially-addressed</w:t>
+            </w:r>
+          </w:p>
+        </w:tc>
+      </w:tr>
+      <w:tr>
+        <w:tc>
+          <w:tcPr>
+            <w:tcW w:type="dxa" w:w="1872"/>
+            <w:tcMar>
+              <w:top w:w="50" w:type="dxa"/>
+              <w:bottom w:w="50" w:type="dxa"/>
+              <w:start w:w="90" w:type="dxa"/>
+              <w:end w:w="90" w:type="dxa"/>
+              <w:left w:w="90" w:type="dxa"/>
+              <w:right w:w="90" w:type="dxa"/>
+            </w:tcMar>
+            <w:shd w:val="clear" w:color="auto" w:fill="F4F6F9"/>
+          </w:tcPr>
+          <w:p>
+            <w:pPr>
+              <w:spacing w:after="20"/>
+            </w:pPr>
+            <w:r>
+              <w:rPr>
+                <w:b w:val="0"/>
+                <w:i w:val="0"/>
+                <w:color w:val="141821"/>
+                <w:sz w:val="19"/>
+              </w:rPr>
+              <w:t>R40</w:t>
+            </w:r>
+          </w:p>
+        </w:tc>
+        <w:tc>
+          <w:tcPr>
+            <w:tcW w:type="dxa" w:w="1872"/>
+            <w:tcMar>
+              <w:top w:w="50" w:type="dxa"/>
+              <w:bottom w:w="50" w:type="dxa"/>
+              <w:start w:w="90" w:type="dxa"/>
+              <w:end w:w="90" w:type="dxa"/>
+              <w:left w:w="90" w:type="dxa"/>
+              <w:right w:w="90" w:type="dxa"/>
+            </w:tcMar>
+            <w:shd w:val="clear" w:color="auto" w:fill="F4F6F9"/>
+          </w:tcPr>
+          <w:p>
+            <w:pPr>
+              <w:spacing w:after="20"/>
+            </w:pPr>
+            <w:r>
+              <w:rPr>
+                <w:b w:val="0"/>
+                <w:i w:val="0"/>
+                <w:color w:val="141821"/>
+                <w:sz w:val="19"/>
+              </w:rPr>
+              <w:t>Model extraction / distillation and IP theft via API querying</w:t>
+            </w:r>
+          </w:p>
+        </w:tc>
+        <w:tc>
+          <w:tcPr>
+            <w:tcW w:type="dxa" w:w="1872"/>
+            <w:tcMar>
+              <w:top w:w="50" w:type="dxa"/>
+              <w:bottom w:w="50" w:type="dxa"/>
+              <w:start w:w="90" w:type="dxa"/>
+              <w:end w:w="90" w:type="dxa"/>
+              <w:left w:w="90" w:type="dxa"/>
+              <w:right w:w="90" w:type="dxa"/>
+            </w:tcMar>
+            <w:shd w:val="clear" w:color="auto" w:fill="F4F6F9"/>
+          </w:tcPr>
+          <w:p>
+            <w:pPr>
+              <w:spacing w:after="20"/>
+            </w:pPr>
+            <w:r>
+              <w:rPr>
+                <w:b w:val="0"/>
+                <w:i w:val="0"/>
+                <w:color w:val="141821"/>
+                <w:sz w:val="19"/>
+              </w:rPr>
+              <w:t>Per-principal rate limiting + anomaly detection on query patterns indicative of distillation, Do not expose internal reasoning traces to API consumers; output perturbation / response watermarking, ToS enforcement + behavioral monitoring + extraction incident response (as Google/GTIG did)</w:t>
+            </w:r>
+          </w:p>
+        </w:tc>
+        <w:tc>
+          <w:tcPr>
+            <w:tcW w:type="dxa" w:w="1872"/>
+            <w:tcMar>
+              <w:top w:w="50" w:type="dxa"/>
+              <w:bottom w:w="50" w:type="dxa"/>
+              <w:start w:w="90" w:type="dxa"/>
+              <w:end w:w="90" w:type="dxa"/>
+              <w:left w:w="90" w:type="dxa"/>
+              <w:right w:w="90" w:type="dxa"/>
+            </w:tcMar>
+            <w:shd w:val="clear" w:color="auto" w:fill="F4F6F9"/>
+          </w:tcPr>
+          <w:p>
+            <w:pPr>
+              <w:spacing w:after="20"/>
+            </w:pPr>
+            <w:r>
+              <w:rPr>
+                <w:b w:val="0"/>
+                <w:i w:val="0"/>
+                <w:color w:val="141821"/>
+                <w:sz w:val="19"/>
+              </w:rPr>
+              <w:t>Partial</w:t>
+            </w:r>
+          </w:p>
+        </w:tc>
+        <w:tc>
+          <w:tcPr>
+            <w:tcW w:type="dxa" w:w="1872"/>
+            <w:tcMar>
+              <w:top w:w="50" w:type="dxa"/>
+              <w:bottom w:w="50" w:type="dxa"/>
+              <w:start w:w="90" w:type="dxa"/>
+              <w:end w:w="90" w:type="dxa"/>
+              <w:left w:w="90" w:type="dxa"/>
+              <w:right w:w="90" w:type="dxa"/>
+            </w:tcMar>
+            <w:shd w:val="clear" w:color="auto" w:fill="F4F6F9"/>
+          </w:tcPr>
+          <w:p>
+            <w:pPr>
+              <w:spacing w:after="20"/>
+            </w:pPr>
+            <w:r>
+              <w:rPr>
+                <w:b w:val="0"/>
+                <w:i w:val="0"/>
+                <w:color w:val="141821"/>
+                <w:sz w:val="19"/>
+              </w:rPr>
+              <w:t>Under-served</w:t>
+            </w:r>
+          </w:p>
+        </w:tc>
+      </w:tr>
+      <w:tr>
+        <w:tc>
+          <w:tcPr>
+            <w:tcW w:type="dxa" w:w="1872"/>
+            <w:tcMar>
+              <w:top w:w="50" w:type="dxa"/>
+              <w:bottom w:w="50" w:type="dxa"/>
+              <w:start w:w="90" w:type="dxa"/>
+              <w:end w:w="90" w:type="dxa"/>
+              <w:left w:w="90" w:type="dxa"/>
+              <w:right w:w="90" w:type="dxa"/>
+            </w:tcMar>
+          </w:tcPr>
+          <w:p>
+            <w:pPr>
+              <w:spacing w:after="20"/>
+            </w:pPr>
+            <w:r>
+              <w:rPr>
+                <w:b w:val="0"/>
+                <w:i w:val="0"/>
+                <w:color w:val="141821"/>
+                <w:sz w:val="19"/>
+              </w:rPr>
+              <w:t>R41</w:t>
+            </w:r>
+          </w:p>
+        </w:tc>
+        <w:tc>
+          <w:tcPr>
+            <w:tcW w:type="dxa" w:w="1872"/>
+            <w:tcMar>
+              <w:top w:w="50" w:type="dxa"/>
+              <w:bottom w:w="50" w:type="dxa"/>
+              <w:start w:w="90" w:type="dxa"/>
+              <w:end w:w="90" w:type="dxa"/>
+              <w:left w:w="90" w:type="dxa"/>
+              <w:right w:w="90" w:type="dxa"/>
+            </w:tcMar>
+          </w:tcPr>
+          <w:p>
+            <w:pPr>
+              <w:spacing w:after="20"/>
+            </w:pPr>
+            <w:r>
+              <w:rPr>
+                <w:b w:val="0"/>
+                <w:i w:val="0"/>
+                <w:color w:val="141821"/>
+                <w:sz w:val="19"/>
+              </w:rPr>
+              <w:t>Shadow AI and unsanctioned agent sprawl (ungoverned agent inventory)</w:t>
+            </w:r>
+          </w:p>
+        </w:tc>
+        <w:tc>
+          <w:tcPr>
+            <w:tcW w:type="dxa" w:w="1872"/>
+            <w:tcMar>
+              <w:top w:w="50" w:type="dxa"/>
+              <w:bottom w:w="50" w:type="dxa"/>
+              <w:start w:w="90" w:type="dxa"/>
+              <w:end w:w="90" w:type="dxa"/>
+              <w:left w:w="90" w:type="dxa"/>
+              <w:right w:w="90" w:type="dxa"/>
+            </w:tcMar>
+          </w:tcPr>
+          <w:p>
+            <w:pPr>
+              <w:spacing w:after="20"/>
+            </w:pPr>
+            <w:r>
+              <w:rPr>
+                <w:b w:val="0"/>
+                <w:i w:val="0"/>
+                <w:color w:val="141821"/>
+                <w:sz w:val="19"/>
+              </w:rPr>
+              <w:t>Continuous shadow-AI and agent discovery (Zenity, Reco, Harmonic, WitnessAI, Prompt Security), OAuth-grant discovery and governance for third-party AI apps + network/browser-edge detection of unapproved GenAI endpoints, Sanctioned-AI catalog + approval workflow + NHI inventory (OWASP NHI Top 10)</w:t>
+            </w:r>
+          </w:p>
+        </w:tc>
+        <w:tc>
+          <w:tcPr>
+            <w:tcW w:type="dxa" w:w="1872"/>
+            <w:tcMar>
+              <w:top w:w="50" w:type="dxa"/>
+              <w:bottom w:w="50" w:type="dxa"/>
+              <w:start w:w="90" w:type="dxa"/>
+              <w:end w:w="90" w:type="dxa"/>
+              <w:left w:w="90" w:type="dxa"/>
+              <w:right w:w="90" w:type="dxa"/>
+            </w:tcMar>
+          </w:tcPr>
+          <w:p>
+            <w:pPr>
+              <w:spacing w:after="20"/>
+            </w:pPr>
+            <w:r>
+              <w:rPr>
+                <w:b w:val="0"/>
+                <w:i w:val="0"/>
+                <w:color w:val="141821"/>
+                <w:sz w:val="19"/>
+              </w:rPr>
+              <w:t>Partial</w:t>
+            </w:r>
+          </w:p>
+        </w:tc>
+        <w:tc>
+          <w:tcPr>
+            <w:tcW w:type="dxa" w:w="1872"/>
+            <w:tcMar>
+              <w:top w:w="50" w:type="dxa"/>
+              <w:bottom w:w="50" w:type="dxa"/>
+              <w:start w:w="90" w:type="dxa"/>
+              <w:end w:w="90" w:type="dxa"/>
+              <w:left w:w="90" w:type="dxa"/>
+              <w:right w:w="90" w:type="dxa"/>
+            </w:tcMar>
+          </w:tcPr>
+          <w:p>
+            <w:pPr>
+              <w:spacing w:after="20"/>
+            </w:pPr>
+            <w:r>
+              <w:rPr>
+                <w:b w:val="0"/>
+                <w:i w:val="0"/>
+                <w:color w:val="141821"/>
+                <w:sz w:val="19"/>
+              </w:rPr>
+              <w:t>Under-served</w:t>
+            </w:r>
+          </w:p>
+        </w:tc>
+      </w:tr>
+      <w:tr>
+        <w:tc>
+          <w:tcPr>
+            <w:tcW w:type="dxa" w:w="1872"/>
+            <w:tcMar>
+              <w:top w:w="50" w:type="dxa"/>
+              <w:bottom w:w="50" w:type="dxa"/>
+              <w:start w:w="90" w:type="dxa"/>
+              <w:end w:w="90" w:type="dxa"/>
+              <w:left w:w="90" w:type="dxa"/>
+              <w:right w:w="90" w:type="dxa"/>
+            </w:tcMar>
+            <w:shd w:val="clear" w:color="auto" w:fill="F4F6F9"/>
+          </w:tcPr>
+          <w:p>
+            <w:pPr>
+              <w:spacing w:after="20"/>
+            </w:pPr>
+            <w:r>
+              <w:rPr>
+                <w:b w:val="0"/>
+                <w:i w:val="0"/>
+                <w:color w:val="141821"/>
+                <w:sz w:val="19"/>
+              </w:rPr>
+              <w:t>R42</w:t>
+            </w:r>
+          </w:p>
+        </w:tc>
+        <w:tc>
+          <w:tcPr>
+            <w:tcW w:type="dxa" w:w="1872"/>
+            <w:tcMar>
+              <w:top w:w="50" w:type="dxa"/>
+              <w:bottom w:w="50" w:type="dxa"/>
+              <w:start w:w="90" w:type="dxa"/>
+              <w:end w:w="90" w:type="dxa"/>
+              <w:left w:w="90" w:type="dxa"/>
+              <w:right w:w="90" w:type="dxa"/>
+            </w:tcMar>
+            <w:shd w:val="clear" w:color="auto" w:fill="F4F6F9"/>
+          </w:tcPr>
+          <w:p>
+            <w:pPr>
+              <w:spacing w:after="20"/>
+            </w:pPr>
+            <w:r>
+              <w:rPr>
+                <w:b w:val="0"/>
+                <w:i w:val="0"/>
+                <w:color w:val="141821"/>
+                <w:sz w:val="19"/>
+              </w:rPr>
+              <w:t>Cross-jurisdiction data-residency and AI-sovereignty exposure from autonomous tool/inference routing</w:t>
+            </w:r>
+          </w:p>
+        </w:tc>
+        <w:tc>
+          <w:tcPr>
+            <w:tcW w:type="dxa" w:w="1872"/>
+            <w:tcMar>
+              <w:top w:w="50" w:type="dxa"/>
+              <w:bottom w:w="50" w:type="dxa"/>
+              <w:start w:w="90" w:type="dxa"/>
+              <w:end w:w="90" w:type="dxa"/>
+              <w:left w:w="90" w:type="dxa"/>
+              <w:right w:w="90" w:type="dxa"/>
+            </w:tcMar>
+            <w:shd w:val="clear" w:color="auto" w:fill="F4F6F9"/>
+          </w:tcPr>
+          <w:p>
+            <w:pPr>
+              <w:spacing w:after="20"/>
+            </w:pPr>
+            <w:r>
+              <w:rPr>
+                <w:b w:val="0"/>
+                <w:i w:val="0"/>
+                <w:color w:val="141821"/>
+                <w:sz w:val="19"/>
+              </w:rPr>
+              <w:t>Region-pinned tool/model routing + egress allowlists enforcing data-residency policy, Data-flow mapping + per-tool jurisdiction labeling before invocation; policy engine that blocks cross-border calls for classified data, Sovereign / in-region model deployment for regulated data classes</w:t>
+            </w:r>
+          </w:p>
+        </w:tc>
+        <w:tc>
+          <w:tcPr>
+            <w:tcW w:type="dxa" w:w="1872"/>
+            <w:tcMar>
+              <w:top w:w="50" w:type="dxa"/>
+              <w:bottom w:w="50" w:type="dxa"/>
+              <w:start w:w="90" w:type="dxa"/>
+              <w:end w:w="90" w:type="dxa"/>
+              <w:left w:w="90" w:type="dxa"/>
+              <w:right w:w="90" w:type="dxa"/>
+            </w:tcMar>
+            <w:shd w:val="clear" w:color="auto" w:fill="F4F6F9"/>
+          </w:tcPr>
+          <w:p>
+            <w:pPr>
+              <w:spacing w:after="20"/>
+            </w:pPr>
+            <w:r>
+              <w:rPr>
+                <w:b w:val="0"/>
+                <w:i w:val="0"/>
+                <w:color w:val="141821"/>
+                <w:sz w:val="19"/>
+              </w:rPr>
+              <w:t>Partial</w:t>
+            </w:r>
+          </w:p>
+        </w:tc>
+        <w:tc>
+          <w:tcPr>
+            <w:tcW w:type="dxa" w:w="1872"/>
+            <w:tcMar>
+              <w:top w:w="50" w:type="dxa"/>
+              <w:bottom w:w="50" w:type="dxa"/>
+              <w:start w:w="90" w:type="dxa"/>
+              <w:end w:w="90" w:type="dxa"/>
+              <w:left w:w="90" w:type="dxa"/>
+              <w:right w:w="90" w:type="dxa"/>
+            </w:tcMar>
+            <w:shd w:val="clear" w:color="auto" w:fill="F4F6F9"/>
+          </w:tcPr>
+          <w:p>
+            <w:pPr>
+              <w:spacing w:after="20"/>
+            </w:pPr>
+            <w:r>
+              <w:rPr>
+                <w:b w:val="0"/>
+                <w:i w:val="0"/>
+                <w:color w:val="141821"/>
+                <w:sz w:val="19"/>
+              </w:rPr>
+              <w:t>Under-served</w:t>
+            </w:r>
+          </w:p>
+        </w:tc>
+      </w:tr>
     </w:tbl>
     <w:p>
       <w:pPr>
@@ -16232,7 +20765,7 @@
           <w:color w:val="141821"/>
           <w:sz w:val="24"/>
         </w:rPr>
-        <w:t>The two open problems, stated plainly</w:t>
+        <w:t>The open problems, stated plainly</w:t>
       </w:r>
     </w:p>
     <w:p>
@@ -16246,7 +20779,7 @@
           <w:color w:val="141821"/>
           <w:sz w:val="21"/>
         </w:rPr>
-        <w:t>Two risks in the taxonomy have no product solution, will not have one, and should be governed as permanent residual risk rather than as something a procurement cycle closes.</w:t>
+        <w:t>Four risks in the taxonomy have no product solution, will not have one, and should be governed as permanent residual risk rather than as something a procurement cycle closes. Two are root failures, prompt injection (R01) and latent backdoors (R23); the other two, multimodal injection (R34) and autonomous-browser hijack (R35), are the same injection flaw wearing a new input channel and a new autonomy envelope, which is why they inherit R01's open status.</w:t>
       </w:r>
     </w:p>
     <w:p>
@@ -16334,7 +20867,7 @@
         </w:rPr>
         <w:t xml:space="preserve"> did the same service-side against ChatGPT Deep Research (</w:t>
       </w:r>
-      <w:hyperlink r:id="rId41">
+      <w:hyperlink r:id="rId52">
         <w:r>
           <w:rPr>
             <w:color w:val="2F6FED"/>
@@ -16420,7 +20953,7 @@
         </w:rPr>
         <w:t xml:space="preserve"> showed the adjacent failure: a model with prior preferences can infer when its outputs will affect its weights versus when it is deployed unmonitored, and comply strategically only when it believes it is observed (</w:t>
       </w:r>
-      <w:hyperlink r:id="rId51">
+      <w:hyperlink r:id="rId63">
         <w:r>
           <w:rPr>
             <w:color w:val="2F6FED"/>
@@ -16498,7 +21031,7 @@
                 <w:color w:val="3A0F0F"/>
                 <w:sz w:val="20"/>
               </w:rPr>
-              <w:t>R01 prompt injection and R23 latent backdoors are open problems. R01 fails in a context window no classifier can reliably partition; R23 fails in weights no evaluation reliably inspects. Neither is a buy-a-tool problem. Both must be managed by containment (least-privilege, trifecta elimination, out-of-band gating) and accepted as permanent residual risk in the governance register.</w:t>
+              <w:t>R01 prompt injection (with its multimodal R34 and browser-agent R35 variants) and R23 latent backdoors are open problems. R01 fails in a context window no classifier can reliably partition; R23 fails in weights no evaluation reliably inspects. Neither is a buy-a-tool problem. Both must be managed by containment (least-privilege, trifecta elimination, out-of-band gating) and accepted as permanent residual risk in the governance register.</w:t>
             </w:r>
           </w:p>
         </w:tc>
@@ -16604,7 +21137,7 @@
         </w:rPr>
         <w:t xml:space="preserve"> showed it against Salesforce Agentforce through a CRM lead field (</w:t>
       </w:r>
-      <w:hyperlink r:id="rId44">
+      <w:hyperlink r:id="rId56">
         <w:r>
           <w:rPr>
             <w:color w:val="2F6FED"/>
@@ -16690,7 +21223,7 @@
         </w:rPr>
         <w:t xml:space="preserve"> achieved memory poisoning with query-only access and no write API at all (</w:t>
       </w:r>
-      <w:hyperlink r:id="rId47">
+      <w:hyperlink r:id="rId59">
         <w:r>
           <w:rPr>
             <w:color w:val="2F6FED"/>
@@ -16876,7 +21409,7 @@
         </w:rPr>
         <w:t xml:space="preserve"> graded 114 live A2A agent cards and found 100% unsigned and 77% with no declared auth (</w:t>
       </w:r>
-      <w:hyperlink r:id="rId52">
+      <w:hyperlink r:id="rId65">
         <w:r>
           <w:rPr>
             <w:color w:val="2F6FED"/>
@@ -17170,7 +21703,7 @@
         </w:rPr>
         <w:t xml:space="preserve"> was an SSRF in Copilot Studio that 301-redirected to the cloud metadata endpoint at 169.254.169.254 to steal a managed-identity token (</w:t>
       </w:r>
-      <w:hyperlink r:id="rId55">
+      <w:hyperlink r:id="rId68">
         <w:r>
           <w:rPr>
             <w:color w:val="2F6FED"/>
@@ -17328,7 +21861,7 @@
                 <w:color w:val="3A2C05"/>
                 <w:sz w:val="20"/>
               </w:rPr>
-              <w:t>Stop shopping for a product that solves R01 or R23; both are open problems. Reallocate that budget to the architecture and identity controls that contain them.</w:t>
+              <w:t>Stop shopping for a product that solves R01, R23, R34, or R35; all four are open problems. Reallocate that budget to the architecture and identity controls that contain them.</w:t>
             </w:r>
           </w:p>
           <w:p>
@@ -17394,7 +21927,7 @@
           <w:color w:val="141821"/>
           <w:sz w:val="21"/>
         </w:rPr>
-        <w:t>The mapping makes the thesis from Section 2.0 concrete. Most agentic risk is contained, not prevented. The risks that resist containment (R01, R23) resist it absolutely, and the risks that yield to containment (the under-served middle) yield to architecture and identity, not to detection. Section 2.4 assembles those architectural and identity controls into a single end-to-end program.</w:t>
+        <w:t>The mapping makes the thesis from Section 2.0 concrete. Most agentic risk is contained, not prevented. The risks that resist containment (R01, R23, R34, R35) resist it absolutely, and the risks that yield to containment (the under-served middle) yield to architecture and identity, not to detection. Section 2.4 assembles those architectural and identity controls into a single end-to-end program.</w:t>
       </w:r>
     </w:p>
     <w:p>
@@ -17436,7 +21969,7 @@
           <w:color w:val="141821"/>
           <w:sz w:val="21"/>
         </w:rPr>
-        <w:t>The eight cross-cutting moves below are the spine. They are not novel inventions; they are the recurring recommended mitigations from the 31-risk mapping, deduplicated and ordered by leverage. Treat them as a program, not a menu.</w:t>
+        <w:t>The eight cross-cutting moves below are the spine. They are not novel inventions; they are the recurring recommended mitigations from the 42-risk mapping, deduplicated and ordered by leverage. Treat them as a program, not a menu.</w:t>
       </w:r>
     </w:p>
     <w:tbl>
@@ -17529,7 +22062,7 @@
                     <pic:cNvPicPr/>
                   </pic:nvPicPr>
                   <pic:blipFill>
-                    <a:blip r:embed="rId56"/>
+                    <a:blip r:embed="rId69"/>
                     <a:stretch>
                       <a:fillRect/>
                     </a:stretch>
@@ -18601,7 +23134,7 @@
         </w:rPr>
         <w:t xml:space="preserve"> showed LLM-to-LLM injection propagating through multi-agent orchestrations (</w:t>
       </w:r>
-      <w:hyperlink r:id="rId53">
+      <w:hyperlink r:id="rId66">
         <w:r>
           <w:rPr>
             <w:color w:val="2F6FED"/>
@@ -18823,7 +23356,7 @@
         </w:rPr>
         <w:t xml:space="preserve">The companion to this paper is an interactive site, </w:t>
       </w:r>
-      <w:hyperlink r:id="rId57">
+      <w:hyperlink r:id="rId70">
         <w:r>
           <w:rPr>
             <w:color w:val="2F6FED"/>
@@ -18839,7 +23372,7 @@
           <w:color w:val="141821"/>
           <w:sz w:val="21"/>
         </w:rPr>
-        <w:t>, that renders the full 31-risk taxonomy, the seven-category solution landscape, and the color-coded risk-to-solution mapping as a live explorer, so a team can filter by family, layer, severity, or gap_status and pull the residual-gap sentence for any risk directly into a design review. Use it as the working surface behind the static exhibits in these two parts.</w:t>
+        <w:t>, that renders the full 42-risk taxonomy, the seven-category solution landscape, and the color-coded risk-to-solution mapping as a live explorer, so a team can filter by family, layer, severity, or gap_status and pull the residual-gap sentence for any risk directly into a design review. Use it as the working surface behind the static exhibits in these two parts.</w:t>
       </w:r>
     </w:p>
     <w:p>
@@ -18905,7 +23438,7 @@
         </w:rPr>
         <w:t xml:space="preserve">The closing point is the one the whole structure was built to support. You cannot secure what you cannot see, and once you see the agentic enterprise as a trust topology of layers and boundaries rather than a new app with new bugs, the defensible moves become obvious and the undefendable risks become nameable. Map your estate. Kill the trifecta. Make identity the control plane. Put the governance plane out of the agent's reach. Accept and watch the residual you cannot close. That is a securable agentic enterprise, and it is buildable today. Explore the live, clickable model at </w:t>
       </w:r>
-      <w:hyperlink r:id="rId57">
+      <w:hyperlink r:id="rId70">
         <w:r>
           <w:rPr>
             <w:color w:val="2F6FED"/>

--- a/whitepaper/Securing-the-Agentic-Enterprise-Part-2.docx
+++ b/whitepaper/Securing-the-Agentic-Enterprise-Part-2.docx
@@ -118,7 +118,7 @@
           <w:color w:val="141821"/>
           <w:sz w:val="21"/>
         </w:rPr>
-        <w:t>Part 1 drew the map: 11 layers, 7 trust boundaries, 8 attack families, and a single structural flaw running underneath all of them. Part 2 turns that map into something a security organization can act on. It catalogs all 42 distinct risks rigorously, surveys what the market sells against them, and then makes the honest call about where coverage is strong, where it is partial, and where there is no product to buy at any price.</w:t>
+        <w:t>Part 1 drew the map: 11 layers, 7 trust boundaries, 8 attack families, and a single structural flaw running underneath all of them. Part 2 turns that map into something a security organization can act on. It catalogs all 50 distinct risks rigorously, surveys what the market sells against them, and then makes the honest call about where coverage is strong, where it is partial, and where there is no product to buy at any price.</w:t>
       </w:r>
     </w:p>
     <w:p>
@@ -194,7 +194,7 @@
                 <w:color w:val="142033"/>
                 <w:sz w:val="20"/>
               </w:rPr>
-              <w:t>Most agentic risk is contained, not prevented. The strongest controls are architectural (kill the lethal trifecta, identity as the control plane, out-of-band immutable governance), and they work even when the model is fooled. Probabilistic detectors (model guards, runtime AI firewalls) are necessary backstops, not the foundation. At least two of the 42 risks (prompt injection and latent model backdoors) have no product solution and must be governed as standing residual risk, not closed as tickets.</w:t>
+              <w:t>Most agentic risk is contained, not prevented. The strongest controls are architectural (kill the lethal trifecta, identity as the control plane, out-of-band immutable governance), and they work even when the model is fooled. Probabilistic detectors (model guards, runtime AI firewalls) are necessary backstops, not the foundation. At least two of the 50 risks (prompt injection and latent model backdoors) have no product solution and must be governed as standing residual risk, not closed as tickets.</w:t>
             </w:r>
           </w:p>
         </w:tc>
@@ -272,7 +272,7 @@
                 <w:color w:val="12230F"/>
                 <w:sz w:val="20"/>
               </w:rPr>
-              <w:t>The estate carries 8 families and 42 distinct risks, each mapped to OWASP LLM Top 10 (2025), the OWASP Agentic T-codes, MITRE ATLAS, CSA MAESTRO, and NIST AI RMF. Four layers (L4 prompt assembly, L9 identity, L5 tools, L10 governance) carry the heaviest concentration of distinct risks.</w:t>
+              <w:t>The estate carries 8 families and 50 distinct risks, each mapped to OWASP LLM Top 10 (2025), the OWASP Agentic T-codes, MITRE ATLAS, CSA MAESTRO, and NIST AI RMF. Four layers (L4 prompt assembly, L9 identity, L5 tools, L10 governance) carry the heaviest concentration of distinct risks.</w:t>
             </w:r>
           </w:p>
           <w:p>
@@ -526,7 +526,7 @@
           <w:color w:val="2F6FED"/>
           <w:sz w:val="28"/>
         </w:rPr>
-        <w:t>2.1 The full risk taxonomy: 8 families to 42 risks</w:t>
+        <w:t>2.1 The full risk taxonomy: 8 families to 50 risks</w:t>
       </w:r>
     </w:p>
     <w:p>
@@ -554,7 +554,7 @@
           <w:color w:val="141821"/>
           <w:sz w:val="21"/>
         </w:rPr>
-        <w:t>Each of the 42 risks carries the same metadata so executives can skim families and practitioners can read entries. Every entry has an id (R01 to R42), a family (F1 to F8), a one-line definition, the underlying mechanism, a severity chip (Critical / High / Medium), the affected architecture layers from Part 1, and standards mappings: OWASP LLM Top 10 (2025) IDs, OWASP Agentic Top 10 T-codes, plus alignment to MITRE ATLAS, CSA MAESTRO, and NIST AI RMF where relevant. Each risk anchors to at least one validated, named, in-the-wild example. Severity reflects enterprise blast radius and exploitability together, not CVSS alone: a Medium-severity flaw that is trivially exploitable at scale (denial of wallet) can cost more than a Critical that needs rare preconditions.</w:t>
+        <w:t>Each of the 50 risks carries the same metadata so executives can skim families and practitioners can read entries. Every entry has an id (R01 to R50), a family (F1 to F8), a one-line definition, the underlying mechanism, a severity chip (Critical / High / Medium), the affected architecture layers from Part 1, and standards mappings: OWASP LLM Top 10 (2025) IDs, OWASP Agentic Top 10 T-codes, plus alignment to MITRE ATLAS, CSA MAESTRO, and NIST AI RMF where relevant. Each risk anchors to at least one validated, named, in-the-wild example. Severity reflects enterprise blast radius and exploitability together, not CVSS alone: a Medium-severity flaw that is trivially exploitable at scale (denial of wallet) can cost more than a Critical that needs rare preconditions.</w:t>
       </w:r>
     </w:p>
     <w:p>
@@ -568,7 +568,7 @@
           <w:color w:val="141821"/>
           <w:sz w:val="21"/>
         </w:rPr>
-        <w:t>Read the families top to bottom and a pattern emerges. The early families (F1, F2) are about getting in and acting. The middle families (F3, F4, F5) are about persistence, privilege, and provenance. The late families (F6, F7, F8) are about the model itself, the mesh of agents, and the governance plane that is supposed to catch everything else. The same root flaw (one context window mixing instructions and data) threads through all of them, but it lands differently at each layer, which is why a single control never covers the estate. The taxonomy began as 31 risks and was expanded to 42 through an adversarial-review pass that added the input-side, governance-scope, multimodal, browser-agent, and confidentiality risks the original axis under-weighted.</w:t>
+        <w:t>Read the families top to bottom and a pattern emerges. The early families (F1, F2) are about getting in and acting. The middle families (F3, F4, F5) are about persistence, privilege, and provenance. The late families (F6, F7, F8) are about the model itself, the mesh of agents, and the governance plane that is supposed to catch everything else. The same root flaw (one context window mixing instructions and data) threads through all of them, but it lands differently at each layer, which is why a single control never covers the estate. The taxonomy began as 31 risks and was expanded to 50 through an adversarial-review pass that added the input-side, governance-scope, multimodal, browser-agent, and confidentiality risks the original axis under-weighted, then a further pass that closed the build-time and operational gaps it still left open: code security, secure development lifecycle, patch and vulnerability management, runtime drift detection, and lifecycle decommissioning, so the framework now runs end-to-end from how an agent is built to how it is retired.</w:t>
       </w:r>
     </w:p>
     <w:tbl>
@@ -10145,6 +10145,1782 @@
           </w:p>
         </w:tc>
       </w:tr>
+      <w:tr>
+        <w:tc>
+          <w:tcPr>
+            <w:tcW w:type="dxa" w:w="1170"/>
+            <w:tcMar>
+              <w:top w:w="50" w:type="dxa"/>
+              <w:bottom w:w="50" w:type="dxa"/>
+              <w:start w:w="90" w:type="dxa"/>
+              <w:end w:w="90" w:type="dxa"/>
+              <w:left w:w="90" w:type="dxa"/>
+              <w:right w:w="90" w:type="dxa"/>
+            </w:tcMar>
+          </w:tcPr>
+          <w:p>
+            <w:pPr>
+              <w:spacing w:after="20"/>
+            </w:pPr>
+            <w:r>
+              <w:rPr>
+                <w:b w:val="0"/>
+                <w:i w:val="0"/>
+                <w:color w:val="141821"/>
+                <w:sz w:val="19"/>
+              </w:rPr>
+              <w:t>R43</w:t>
+            </w:r>
+          </w:p>
+        </w:tc>
+        <w:tc>
+          <w:tcPr>
+            <w:tcW w:type="dxa" w:w="1170"/>
+            <w:tcMar>
+              <w:top w:w="50" w:type="dxa"/>
+              <w:bottom w:w="50" w:type="dxa"/>
+              <w:start w:w="90" w:type="dxa"/>
+              <w:end w:w="90" w:type="dxa"/>
+              <w:left w:w="90" w:type="dxa"/>
+              <w:right w:w="90" w:type="dxa"/>
+            </w:tcMar>
+          </w:tcPr>
+          <w:p>
+            <w:pPr>
+              <w:spacing w:after="20"/>
+            </w:pPr>
+            <w:r>
+              <w:rPr>
+                <w:b w:val="0"/>
+                <w:i w:val="0"/>
+                <w:color w:val="141821"/>
+                <w:sz w:val="19"/>
+              </w:rPr>
+              <w:t>AI-generated insecure code shipped to production (vulnerability-density amplification)</w:t>
+            </w:r>
+          </w:p>
+        </w:tc>
+        <w:tc>
+          <w:tcPr>
+            <w:tcW w:type="dxa" w:w="1170"/>
+            <w:tcMar>
+              <w:top w:w="50" w:type="dxa"/>
+              <w:bottom w:w="50" w:type="dxa"/>
+              <w:start w:w="90" w:type="dxa"/>
+              <w:end w:w="90" w:type="dxa"/>
+              <w:left w:w="90" w:type="dxa"/>
+              <w:right w:w="90" w:type="dxa"/>
+            </w:tcMar>
+          </w:tcPr>
+          <w:p>
+            <w:pPr>
+              <w:spacing w:after="20"/>
+            </w:pPr>
+            <w:r>
+              <w:rPr>
+                <w:b w:val="0"/>
+                <w:i w:val="0"/>
+                <w:color w:val="141821"/>
+                <w:sz w:val="19"/>
+              </w:rPr>
+              <w:t>F5</w:t>
+            </w:r>
+          </w:p>
+        </w:tc>
+        <w:tc>
+          <w:tcPr>
+            <w:tcW w:type="dxa" w:w="1170"/>
+            <w:tcMar>
+              <w:top w:w="50" w:type="dxa"/>
+              <w:bottom w:w="50" w:type="dxa"/>
+              <w:start w:w="90" w:type="dxa"/>
+              <w:end w:w="90" w:type="dxa"/>
+              <w:left w:w="90" w:type="dxa"/>
+              <w:right w:w="90" w:type="dxa"/>
+            </w:tcMar>
+          </w:tcPr>
+          <w:p>
+            <w:pPr>
+              <w:spacing w:after="20"/>
+            </w:pPr>
+            <w:r>
+              <w:rPr>
+                <w:b w:val="0"/>
+                <w:i w:val="0"/>
+                <w:color w:val="141821"/>
+                <w:sz w:val="19"/>
+              </w:rPr>
+              <w:t>High</w:t>
+            </w:r>
+          </w:p>
+        </w:tc>
+        <w:tc>
+          <w:tcPr>
+            <w:tcW w:type="dxa" w:w="1170"/>
+            <w:tcMar>
+              <w:top w:w="50" w:type="dxa"/>
+              <w:bottom w:w="50" w:type="dxa"/>
+              <w:start w:w="90" w:type="dxa"/>
+              <w:end w:w="90" w:type="dxa"/>
+              <w:left w:w="90" w:type="dxa"/>
+              <w:right w:w="90" w:type="dxa"/>
+            </w:tcMar>
+          </w:tcPr>
+          <w:p>
+            <w:pPr>
+              <w:spacing w:after="20"/>
+            </w:pPr>
+            <w:r>
+              <w:rPr>
+                <w:b w:val="0"/>
+                <w:i w:val="0"/>
+                <w:color w:val="141821"/>
+                <w:sz w:val="19"/>
+              </w:rPr>
+              <w:t>L11 L2 L10</w:t>
+            </w:r>
+          </w:p>
+        </w:tc>
+        <w:tc>
+          <w:tcPr>
+            <w:tcW w:type="dxa" w:w="1170"/>
+            <w:tcMar>
+              <w:top w:w="50" w:type="dxa"/>
+              <w:bottom w:w="50" w:type="dxa"/>
+              <w:start w:w="90" w:type="dxa"/>
+              <w:end w:w="90" w:type="dxa"/>
+              <w:left w:w="90" w:type="dxa"/>
+              <w:right w:w="90" w:type="dxa"/>
+            </w:tcMar>
+          </w:tcPr>
+          <w:p>
+            <w:pPr>
+              <w:spacing w:after="20"/>
+            </w:pPr>
+            <w:r>
+              <w:rPr>
+                <w:b w:val="0"/>
+                <w:i w:val="0"/>
+                <w:color w:val="141821"/>
+                <w:sz w:val="19"/>
+              </w:rPr>
+              <w:t>LLM05:2025, LLM02:2025</w:t>
+            </w:r>
+          </w:p>
+        </w:tc>
+        <w:tc>
+          <w:tcPr>
+            <w:tcW w:type="dxa" w:w="1170"/>
+            <w:tcMar>
+              <w:top w:w="50" w:type="dxa"/>
+              <w:bottom w:w="50" w:type="dxa"/>
+              <w:start w:w="90" w:type="dxa"/>
+              <w:end w:w="90" w:type="dxa"/>
+              <w:left w:w="90" w:type="dxa"/>
+              <w:right w:w="90" w:type="dxa"/>
+            </w:tcMar>
+          </w:tcPr>
+          <w:p>
+            <w:pPr>
+              <w:spacing w:after="20"/>
+            </w:pPr>
+            <w:r>
+              <w:rPr>
+                <w:b w:val="0"/>
+                <w:i w:val="0"/>
+                <w:color w:val="141821"/>
+                <w:sz w:val="19"/>
+              </w:rPr>
+              <w:t>T7, T11</w:t>
+            </w:r>
+          </w:p>
+        </w:tc>
+        <w:tc>
+          <w:tcPr>
+            <w:tcW w:type="dxa" w:w="1170"/>
+            <w:tcMar>
+              <w:top w:w="50" w:type="dxa"/>
+              <w:bottom w:w="50" w:type="dxa"/>
+              <w:start w:w="90" w:type="dxa"/>
+              <w:end w:w="90" w:type="dxa"/>
+              <w:left w:w="90" w:type="dxa"/>
+              <w:right w:w="90" w:type="dxa"/>
+            </w:tcMar>
+          </w:tcPr>
+          <w:p>
+            <w:pPr>
+              <w:spacing w:after="20"/>
+            </w:pPr>
+            <w:hyperlink r:id="rId51">
+              <w:r>
+                <w:rPr>
+                  <w:color w:val="2F6FED"/>
+                  <w:u w:val="single"/>
+                </w:rPr>
+                <w:t xml:space="preserve">2025 GenAI Code Security Report</w:t>
+              </w:r>
+            </w:hyperlink>
+          </w:p>
+        </w:tc>
+      </w:tr>
+      <w:tr>
+        <w:tc>
+          <w:tcPr>
+            <w:tcW w:type="dxa" w:w="1170"/>
+            <w:tcMar>
+              <w:top w:w="50" w:type="dxa"/>
+              <w:bottom w:w="50" w:type="dxa"/>
+              <w:start w:w="90" w:type="dxa"/>
+              <w:end w:w="90" w:type="dxa"/>
+              <w:left w:w="90" w:type="dxa"/>
+              <w:right w:w="90" w:type="dxa"/>
+            </w:tcMar>
+            <w:shd w:val="clear" w:color="auto" w:fill="F4F6F9"/>
+          </w:tcPr>
+          <w:p>
+            <w:pPr>
+              <w:spacing w:after="20"/>
+            </w:pPr>
+            <w:r>
+              <w:rPr>
+                <w:b w:val="0"/>
+                <w:i w:val="0"/>
+                <w:color w:val="141821"/>
+                <w:sz w:val="19"/>
+              </w:rPr>
+              <w:t>R44</w:t>
+            </w:r>
+          </w:p>
+        </w:tc>
+        <w:tc>
+          <w:tcPr>
+            <w:tcW w:type="dxa" w:w="1170"/>
+            <w:tcMar>
+              <w:top w:w="50" w:type="dxa"/>
+              <w:bottom w:w="50" w:type="dxa"/>
+              <w:start w:w="90" w:type="dxa"/>
+              <w:end w:w="90" w:type="dxa"/>
+              <w:left w:w="90" w:type="dxa"/>
+              <w:right w:w="90" w:type="dxa"/>
+            </w:tcMar>
+            <w:shd w:val="clear" w:color="auto" w:fill="F4F6F9"/>
+          </w:tcPr>
+          <w:p>
+            <w:pPr>
+              <w:spacing w:after="20"/>
+            </w:pPr>
+            <w:r>
+              <w:rPr>
+                <w:b w:val="0"/>
+                <w:i w:val="0"/>
+                <w:color w:val="141821"/>
+                <w:sz w:val="19"/>
+              </w:rPr>
+              <w:t>Automation-bias acceptance of insecure AI code (over-trust, under-review, false sense of security)</w:t>
+            </w:r>
+          </w:p>
+        </w:tc>
+        <w:tc>
+          <w:tcPr>
+            <w:tcW w:type="dxa" w:w="1170"/>
+            <w:tcMar>
+              <w:top w:w="50" w:type="dxa"/>
+              <w:bottom w:w="50" w:type="dxa"/>
+              <w:start w:w="90" w:type="dxa"/>
+              <w:end w:w="90" w:type="dxa"/>
+              <w:left w:w="90" w:type="dxa"/>
+              <w:right w:w="90" w:type="dxa"/>
+            </w:tcMar>
+            <w:shd w:val="clear" w:color="auto" w:fill="F4F6F9"/>
+          </w:tcPr>
+          <w:p>
+            <w:pPr>
+              <w:spacing w:after="20"/>
+            </w:pPr>
+            <w:r>
+              <w:rPr>
+                <w:b w:val="0"/>
+                <w:i w:val="0"/>
+                <w:color w:val="141821"/>
+                <w:sz w:val="19"/>
+              </w:rPr>
+              <w:t>F8</w:t>
+            </w:r>
+          </w:p>
+        </w:tc>
+        <w:tc>
+          <w:tcPr>
+            <w:tcW w:type="dxa" w:w="1170"/>
+            <w:tcMar>
+              <w:top w:w="50" w:type="dxa"/>
+              <w:bottom w:w="50" w:type="dxa"/>
+              <w:start w:w="90" w:type="dxa"/>
+              <w:end w:w="90" w:type="dxa"/>
+              <w:left w:w="90" w:type="dxa"/>
+              <w:right w:w="90" w:type="dxa"/>
+            </w:tcMar>
+            <w:shd w:val="clear" w:color="auto" w:fill="F4F6F9"/>
+          </w:tcPr>
+          <w:p>
+            <w:pPr>
+              <w:spacing w:after="20"/>
+            </w:pPr>
+            <w:r>
+              <w:rPr>
+                <w:b w:val="0"/>
+                <w:i w:val="0"/>
+                <w:color w:val="141821"/>
+                <w:sz w:val="19"/>
+              </w:rPr>
+              <w:t>High</w:t>
+            </w:r>
+          </w:p>
+        </w:tc>
+        <w:tc>
+          <w:tcPr>
+            <w:tcW w:type="dxa" w:w="1170"/>
+            <w:tcMar>
+              <w:top w:w="50" w:type="dxa"/>
+              <w:bottom w:w="50" w:type="dxa"/>
+              <w:start w:w="90" w:type="dxa"/>
+              <w:end w:w="90" w:type="dxa"/>
+              <w:left w:w="90" w:type="dxa"/>
+              <w:right w:w="90" w:type="dxa"/>
+            </w:tcMar>
+            <w:shd w:val="clear" w:color="auto" w:fill="F4F6F9"/>
+          </w:tcPr>
+          <w:p>
+            <w:pPr>
+              <w:spacing w:after="20"/>
+            </w:pPr>
+            <w:r>
+              <w:rPr>
+                <w:b w:val="0"/>
+                <w:i w:val="0"/>
+                <w:color w:val="141821"/>
+                <w:sz w:val="19"/>
+              </w:rPr>
+              <w:t>L1 L10 L2</w:t>
+            </w:r>
+          </w:p>
+        </w:tc>
+        <w:tc>
+          <w:tcPr>
+            <w:tcW w:type="dxa" w:w="1170"/>
+            <w:tcMar>
+              <w:top w:w="50" w:type="dxa"/>
+              <w:bottom w:w="50" w:type="dxa"/>
+              <w:start w:w="90" w:type="dxa"/>
+              <w:end w:w="90" w:type="dxa"/>
+              <w:left w:w="90" w:type="dxa"/>
+              <w:right w:w="90" w:type="dxa"/>
+            </w:tcMar>
+            <w:shd w:val="clear" w:color="auto" w:fill="F4F6F9"/>
+          </w:tcPr>
+          <w:p>
+            <w:pPr>
+              <w:spacing w:after="20"/>
+            </w:pPr>
+            <w:r>
+              <w:rPr>
+                <w:b w:val="0"/>
+                <w:i w:val="0"/>
+                <w:color w:val="141821"/>
+                <w:sz w:val="19"/>
+              </w:rPr>
+              <w:t>LLM09:2025, LLM05:2025</w:t>
+            </w:r>
+          </w:p>
+        </w:tc>
+        <w:tc>
+          <w:tcPr>
+            <w:tcW w:type="dxa" w:w="1170"/>
+            <w:tcMar>
+              <w:top w:w="50" w:type="dxa"/>
+              <w:bottom w:w="50" w:type="dxa"/>
+              <w:start w:w="90" w:type="dxa"/>
+              <w:end w:w="90" w:type="dxa"/>
+              <w:left w:w="90" w:type="dxa"/>
+              <w:right w:w="90" w:type="dxa"/>
+            </w:tcMar>
+            <w:shd w:val="clear" w:color="auto" w:fill="F4F6F9"/>
+          </w:tcPr>
+          <w:p>
+            <w:pPr>
+              <w:spacing w:after="20"/>
+            </w:pPr>
+            <w:r>
+              <w:rPr>
+                <w:b w:val="0"/>
+                <w:i w:val="0"/>
+                <w:color w:val="141821"/>
+                <w:sz w:val="19"/>
+              </w:rPr>
+              <w:t>T7, T8</w:t>
+            </w:r>
+          </w:p>
+        </w:tc>
+        <w:tc>
+          <w:tcPr>
+            <w:tcW w:type="dxa" w:w="1170"/>
+            <w:tcMar>
+              <w:top w:w="50" w:type="dxa"/>
+              <w:bottom w:w="50" w:type="dxa"/>
+              <w:start w:w="90" w:type="dxa"/>
+              <w:end w:w="90" w:type="dxa"/>
+              <w:left w:w="90" w:type="dxa"/>
+              <w:right w:w="90" w:type="dxa"/>
+            </w:tcMar>
+            <w:shd w:val="clear" w:color="auto" w:fill="F4F6F9"/>
+          </w:tcPr>
+          <w:p>
+            <w:pPr>
+              <w:spacing w:after="20"/>
+            </w:pPr>
+            <w:hyperlink r:id="rId52">
+              <w:r>
+                <w:rPr>
+                  <w:color w:val="2F6FED"/>
+                  <w:u w:val="single"/>
+                </w:rPr>
+                <w:t xml:space="preserve">Do Users Write More Insecure Code with AI Assistants? (Per...</w:t>
+              </w:r>
+            </w:hyperlink>
+          </w:p>
+        </w:tc>
+      </w:tr>
+      <w:tr>
+        <w:tc>
+          <w:tcPr>
+            <w:tcW w:type="dxa" w:w="1170"/>
+            <w:tcMar>
+              <w:top w:w="50" w:type="dxa"/>
+              <w:bottom w:w="50" w:type="dxa"/>
+              <w:start w:w="90" w:type="dxa"/>
+              <w:end w:w="90" w:type="dxa"/>
+              <w:left w:w="90" w:type="dxa"/>
+              <w:right w:w="90" w:type="dxa"/>
+            </w:tcMar>
+          </w:tcPr>
+          <w:p>
+            <w:pPr>
+              <w:spacing w:after="20"/>
+            </w:pPr>
+            <w:r>
+              <w:rPr>
+                <w:b w:val="0"/>
+                <w:i w:val="0"/>
+                <w:color w:val="141821"/>
+                <w:sz w:val="19"/>
+              </w:rPr>
+              <w:t>R45</w:t>
+            </w:r>
+          </w:p>
+        </w:tc>
+        <w:tc>
+          <w:tcPr>
+            <w:tcW w:type="dxa" w:w="1170"/>
+            <w:tcMar>
+              <w:top w:w="50" w:type="dxa"/>
+              <w:bottom w:w="50" w:type="dxa"/>
+              <w:start w:w="90" w:type="dxa"/>
+              <w:end w:w="90" w:type="dxa"/>
+              <w:left w:w="90" w:type="dxa"/>
+              <w:right w:w="90" w:type="dxa"/>
+            </w:tcMar>
+          </w:tcPr>
+          <w:p>
+            <w:pPr>
+              <w:spacing w:after="20"/>
+            </w:pPr>
+            <w:r>
+              <w:rPr>
+                <w:b w:val="0"/>
+                <w:i w:val="0"/>
+                <w:color w:val="141821"/>
+                <w:sz w:val="19"/>
+              </w:rPr>
+              <w:t>Unpatched known CVEs in the deployed agentic stack (vulnerability- and patch-management lag in frameworks, MCP servers, orchestrators, and model-serving infra)</w:t>
+            </w:r>
+          </w:p>
+        </w:tc>
+        <w:tc>
+          <w:tcPr>
+            <w:tcW w:type="dxa" w:w="1170"/>
+            <w:tcMar>
+              <w:top w:w="50" w:type="dxa"/>
+              <w:bottom w:w="50" w:type="dxa"/>
+              <w:start w:w="90" w:type="dxa"/>
+              <w:end w:w="90" w:type="dxa"/>
+              <w:left w:w="90" w:type="dxa"/>
+              <w:right w:w="90" w:type="dxa"/>
+            </w:tcMar>
+          </w:tcPr>
+          <w:p>
+            <w:pPr>
+              <w:spacing w:after="20"/>
+            </w:pPr>
+            <w:r>
+              <w:rPr>
+                <w:b w:val="0"/>
+                <w:i w:val="0"/>
+                <w:color w:val="141821"/>
+                <w:sz w:val="19"/>
+              </w:rPr>
+              <w:t>F5</w:t>
+            </w:r>
+          </w:p>
+        </w:tc>
+        <w:tc>
+          <w:tcPr>
+            <w:tcW w:type="dxa" w:w="1170"/>
+            <w:tcMar>
+              <w:top w:w="50" w:type="dxa"/>
+              <w:bottom w:w="50" w:type="dxa"/>
+              <w:start w:w="90" w:type="dxa"/>
+              <w:end w:w="90" w:type="dxa"/>
+              <w:left w:w="90" w:type="dxa"/>
+              <w:right w:w="90" w:type="dxa"/>
+            </w:tcMar>
+          </w:tcPr>
+          <w:p>
+            <w:pPr>
+              <w:spacing w:after="20"/>
+            </w:pPr>
+            <w:r>
+              <w:rPr>
+                <w:b w:val="0"/>
+                <w:i w:val="0"/>
+                <w:color w:val="141821"/>
+                <w:sz w:val="19"/>
+              </w:rPr>
+              <w:t>Critical</w:t>
+            </w:r>
+          </w:p>
+        </w:tc>
+        <w:tc>
+          <w:tcPr>
+            <w:tcW w:type="dxa" w:w="1170"/>
+            <w:tcMar>
+              <w:top w:w="50" w:type="dxa"/>
+              <w:bottom w:w="50" w:type="dxa"/>
+              <w:start w:w="90" w:type="dxa"/>
+              <w:end w:w="90" w:type="dxa"/>
+              <w:left w:w="90" w:type="dxa"/>
+              <w:right w:w="90" w:type="dxa"/>
+            </w:tcMar>
+          </w:tcPr>
+          <w:p>
+            <w:pPr>
+              <w:spacing w:after="20"/>
+            </w:pPr>
+            <w:r>
+              <w:rPr>
+                <w:b w:val="0"/>
+                <w:i w:val="0"/>
+                <w:color w:val="141821"/>
+                <w:sz w:val="19"/>
+              </w:rPr>
+              <w:t>L11 L3 L2 L5</w:t>
+            </w:r>
+          </w:p>
+        </w:tc>
+        <w:tc>
+          <w:tcPr>
+            <w:tcW w:type="dxa" w:w="1170"/>
+            <w:tcMar>
+              <w:top w:w="50" w:type="dxa"/>
+              <w:bottom w:w="50" w:type="dxa"/>
+              <w:start w:w="90" w:type="dxa"/>
+              <w:end w:w="90" w:type="dxa"/>
+              <w:left w:w="90" w:type="dxa"/>
+              <w:right w:w="90" w:type="dxa"/>
+            </w:tcMar>
+          </w:tcPr>
+          <w:p>
+            <w:pPr>
+              <w:spacing w:after="20"/>
+            </w:pPr>
+            <w:r>
+              <w:rPr>
+                <w:b w:val="0"/>
+                <w:i w:val="0"/>
+                <w:color w:val="141821"/>
+                <w:sz w:val="19"/>
+              </w:rPr>
+              <w:t>LLM03:2025</w:t>
+            </w:r>
+          </w:p>
+        </w:tc>
+        <w:tc>
+          <w:tcPr>
+            <w:tcW w:type="dxa" w:w="1170"/>
+            <w:tcMar>
+              <w:top w:w="50" w:type="dxa"/>
+              <w:bottom w:w="50" w:type="dxa"/>
+              <w:start w:w="90" w:type="dxa"/>
+              <w:end w:w="90" w:type="dxa"/>
+              <w:left w:w="90" w:type="dxa"/>
+              <w:right w:w="90" w:type="dxa"/>
+            </w:tcMar>
+          </w:tcPr>
+          <w:p>
+            <w:pPr>
+              <w:spacing w:after="20"/>
+            </w:pPr>
+            <w:r>
+              <w:rPr>
+                <w:b w:val="0"/>
+                <w:i w:val="0"/>
+                <w:color w:val="141821"/>
+                <w:sz w:val="19"/>
+              </w:rPr>
+              <w:t>T11, T9</w:t>
+            </w:r>
+          </w:p>
+        </w:tc>
+        <w:tc>
+          <w:tcPr>
+            <w:tcW w:type="dxa" w:w="1170"/>
+            <w:tcMar>
+              <w:top w:w="50" w:type="dxa"/>
+              <w:bottom w:w="50" w:type="dxa"/>
+              <w:start w:w="90" w:type="dxa"/>
+              <w:end w:w="90" w:type="dxa"/>
+              <w:left w:w="90" w:type="dxa"/>
+              <w:right w:w="90" w:type="dxa"/>
+            </w:tcMar>
+          </w:tcPr>
+          <w:p>
+            <w:pPr>
+              <w:spacing w:after="20"/>
+            </w:pPr>
+            <w:hyperlink r:id="rId53">
+              <w:r>
+                <w:rPr>
+                  <w:color w:val="2F6FED"/>
+                  <w:u w:val="single"/>
+                </w:rPr>
+                <w:t xml:space="preserve">ShadowRay 2.0: Attackers Turn AI Against Itself in Global ...</w:t>
+              </w:r>
+            </w:hyperlink>
+          </w:p>
+        </w:tc>
+      </w:tr>
+      <w:tr>
+        <w:tc>
+          <w:tcPr>
+            <w:tcW w:type="dxa" w:w="1170"/>
+            <w:tcMar>
+              <w:top w:w="50" w:type="dxa"/>
+              <w:bottom w:w="50" w:type="dxa"/>
+              <w:start w:w="90" w:type="dxa"/>
+              <w:end w:w="90" w:type="dxa"/>
+              <w:left w:w="90" w:type="dxa"/>
+              <w:right w:w="90" w:type="dxa"/>
+            </w:tcMar>
+            <w:shd w:val="clear" w:color="auto" w:fill="F4F6F9"/>
+          </w:tcPr>
+          <w:p>
+            <w:pPr>
+              <w:spacing w:after="20"/>
+            </w:pPr>
+            <w:r>
+              <w:rPr>
+                <w:b w:val="0"/>
+                <w:i w:val="0"/>
+                <w:color w:val="141821"/>
+                <w:sz w:val="19"/>
+              </w:rPr>
+              <w:t>R46</w:t>
+            </w:r>
+          </w:p>
+        </w:tc>
+        <w:tc>
+          <w:tcPr>
+            <w:tcW w:type="dxa" w:w="1170"/>
+            <w:tcMar>
+              <w:top w:w="50" w:type="dxa"/>
+              <w:bottom w:w="50" w:type="dxa"/>
+              <w:start w:w="90" w:type="dxa"/>
+              <w:end w:w="90" w:type="dxa"/>
+              <w:left w:w="90" w:type="dxa"/>
+              <w:right w:w="90" w:type="dxa"/>
+            </w:tcMar>
+            <w:shd w:val="clear" w:color="auto" w:fill="F4F6F9"/>
+          </w:tcPr>
+          <w:p>
+            <w:pPr>
+              <w:spacing w:after="20"/>
+            </w:pPr>
+            <w:r>
+              <w:rPr>
+                <w:b w:val="0"/>
+                <w:i w:val="0"/>
+                <w:color w:val="141821"/>
+                <w:sz w:val="19"/>
+              </w:rPr>
+              <w:t>Insecure-by-default generated app: vibe-coding/agent-builder platform ships missing authorization and auth controls</w:t>
+            </w:r>
+          </w:p>
+        </w:tc>
+        <w:tc>
+          <w:tcPr>
+            <w:tcW w:type="dxa" w:w="1170"/>
+            <w:tcMar>
+              <w:top w:w="50" w:type="dxa"/>
+              <w:bottom w:w="50" w:type="dxa"/>
+              <w:start w:w="90" w:type="dxa"/>
+              <w:end w:w="90" w:type="dxa"/>
+              <w:left w:w="90" w:type="dxa"/>
+              <w:right w:w="90" w:type="dxa"/>
+            </w:tcMar>
+            <w:shd w:val="clear" w:color="auto" w:fill="F4F6F9"/>
+          </w:tcPr>
+          <w:p>
+            <w:pPr>
+              <w:spacing w:after="20"/>
+            </w:pPr>
+            <w:r>
+              <w:rPr>
+                <w:b w:val="0"/>
+                <w:i w:val="0"/>
+                <w:color w:val="141821"/>
+                <w:sz w:val="19"/>
+              </w:rPr>
+              <w:t>F8</w:t>
+            </w:r>
+          </w:p>
+        </w:tc>
+        <w:tc>
+          <w:tcPr>
+            <w:tcW w:type="dxa" w:w="1170"/>
+            <w:tcMar>
+              <w:top w:w="50" w:type="dxa"/>
+              <w:bottom w:w="50" w:type="dxa"/>
+              <w:start w:w="90" w:type="dxa"/>
+              <w:end w:w="90" w:type="dxa"/>
+              <w:left w:w="90" w:type="dxa"/>
+              <w:right w:w="90" w:type="dxa"/>
+            </w:tcMar>
+            <w:shd w:val="clear" w:color="auto" w:fill="F4F6F9"/>
+          </w:tcPr>
+          <w:p>
+            <w:pPr>
+              <w:spacing w:after="20"/>
+            </w:pPr>
+            <w:r>
+              <w:rPr>
+                <w:b w:val="0"/>
+                <w:i w:val="0"/>
+                <w:color w:val="141821"/>
+                <w:sz w:val="19"/>
+              </w:rPr>
+              <w:t>Critical</w:t>
+            </w:r>
+          </w:p>
+        </w:tc>
+        <w:tc>
+          <w:tcPr>
+            <w:tcW w:type="dxa" w:w="1170"/>
+            <w:tcMar>
+              <w:top w:w="50" w:type="dxa"/>
+              <w:bottom w:w="50" w:type="dxa"/>
+              <w:start w:w="90" w:type="dxa"/>
+              <w:end w:w="90" w:type="dxa"/>
+              <w:left w:w="90" w:type="dxa"/>
+              <w:right w:w="90" w:type="dxa"/>
+            </w:tcMar>
+            <w:shd w:val="clear" w:color="auto" w:fill="F4F6F9"/>
+          </w:tcPr>
+          <w:p>
+            <w:pPr>
+              <w:spacing w:after="20"/>
+            </w:pPr>
+            <w:r>
+              <w:rPr>
+                <w:b w:val="0"/>
+                <w:i w:val="0"/>
+                <w:color w:val="141821"/>
+                <w:sz w:val="19"/>
+              </w:rPr>
+              <w:t>L2 L6 L9</w:t>
+            </w:r>
+          </w:p>
+        </w:tc>
+        <w:tc>
+          <w:tcPr>
+            <w:tcW w:type="dxa" w:w="1170"/>
+            <w:tcMar>
+              <w:top w:w="50" w:type="dxa"/>
+              <w:bottom w:w="50" w:type="dxa"/>
+              <w:start w:w="90" w:type="dxa"/>
+              <w:end w:w="90" w:type="dxa"/>
+              <w:left w:w="90" w:type="dxa"/>
+              <w:right w:w="90" w:type="dxa"/>
+            </w:tcMar>
+            <w:shd w:val="clear" w:color="auto" w:fill="F4F6F9"/>
+          </w:tcPr>
+          <w:p>
+            <w:pPr>
+              <w:spacing w:after="20"/>
+            </w:pPr>
+            <w:r>
+              <w:rPr>
+                <w:b w:val="0"/>
+                <w:i w:val="0"/>
+                <w:color w:val="141821"/>
+                <w:sz w:val="19"/>
+              </w:rPr>
+              <w:t>LLM02:2025, LLM05:2025</w:t>
+            </w:r>
+          </w:p>
+        </w:tc>
+        <w:tc>
+          <w:tcPr>
+            <w:tcW w:type="dxa" w:w="1170"/>
+            <w:tcMar>
+              <w:top w:w="50" w:type="dxa"/>
+              <w:bottom w:w="50" w:type="dxa"/>
+              <w:start w:w="90" w:type="dxa"/>
+              <w:end w:w="90" w:type="dxa"/>
+              <w:left w:w="90" w:type="dxa"/>
+              <w:right w:w="90" w:type="dxa"/>
+            </w:tcMar>
+            <w:shd w:val="clear" w:color="auto" w:fill="F4F6F9"/>
+          </w:tcPr>
+          <w:p>
+            <w:pPr>
+              <w:spacing w:after="20"/>
+            </w:pPr>
+            <w:r>
+              <w:rPr>
+                <w:b w:val="0"/>
+                <w:i w:val="0"/>
+                <w:color w:val="141821"/>
+                <w:sz w:val="19"/>
+              </w:rPr>
+              <w:t>T3, T11</w:t>
+            </w:r>
+          </w:p>
+        </w:tc>
+        <w:tc>
+          <w:tcPr>
+            <w:tcW w:type="dxa" w:w="1170"/>
+            <w:tcMar>
+              <w:top w:w="50" w:type="dxa"/>
+              <w:bottom w:w="50" w:type="dxa"/>
+              <w:start w:w="90" w:type="dxa"/>
+              <w:end w:w="90" w:type="dxa"/>
+              <w:left w:w="90" w:type="dxa"/>
+              <w:right w:w="90" w:type="dxa"/>
+            </w:tcMar>
+            <w:shd w:val="clear" w:color="auto" w:fill="F4F6F9"/>
+          </w:tcPr>
+          <w:p>
+            <w:pPr>
+              <w:spacing w:after="20"/>
+            </w:pPr>
+            <w:hyperlink r:id="rId54">
+              <w:r>
+                <w:rPr>
+                  <w:color w:val="2F6FED"/>
+                  <w:u w:val="single"/>
+                </w:rPr>
+                <w:t xml:space="preserve">CVE-2025-48757 (Matt Palmer / NVD) + Wiz Research: Critica...</w:t>
+              </w:r>
+            </w:hyperlink>
+          </w:p>
+        </w:tc>
+      </w:tr>
+      <w:tr>
+        <w:tc>
+          <w:tcPr>
+            <w:tcW w:type="dxa" w:w="1170"/>
+            <w:tcMar>
+              <w:top w:w="50" w:type="dxa"/>
+              <w:bottom w:w="50" w:type="dxa"/>
+              <w:start w:w="90" w:type="dxa"/>
+              <w:end w:w="90" w:type="dxa"/>
+              <w:left w:w="90" w:type="dxa"/>
+              <w:right w:w="90" w:type="dxa"/>
+            </w:tcMar>
+          </w:tcPr>
+          <w:p>
+            <w:pPr>
+              <w:spacing w:after="20"/>
+            </w:pPr>
+            <w:r>
+              <w:rPr>
+                <w:b w:val="0"/>
+                <w:i w:val="0"/>
+                <w:color w:val="141821"/>
+                <w:sz w:val="19"/>
+              </w:rPr>
+              <w:t>R47</w:t>
+            </w:r>
+          </w:p>
+        </w:tc>
+        <w:tc>
+          <w:tcPr>
+            <w:tcW w:type="dxa" w:w="1170"/>
+            <w:tcMar>
+              <w:top w:w="50" w:type="dxa"/>
+              <w:bottom w:w="50" w:type="dxa"/>
+              <w:start w:w="90" w:type="dxa"/>
+              <w:end w:w="90" w:type="dxa"/>
+              <w:left w:w="90" w:type="dxa"/>
+              <w:right w:w="90" w:type="dxa"/>
+            </w:tcMar>
+          </w:tcPr>
+          <w:p>
+            <w:pPr>
+              <w:spacing w:after="20"/>
+            </w:pPr>
+            <w:r>
+              <w:rPr>
+                <w:b w:val="0"/>
+                <w:i w:val="0"/>
+                <w:color w:val="141821"/>
+                <w:sz w:val="19"/>
+              </w:rPr>
+              <w:t>Absent secure development lifecycle for agentic systems (no threat modeling, security testing, or secure design review before production)</w:t>
+            </w:r>
+          </w:p>
+        </w:tc>
+        <w:tc>
+          <w:tcPr>
+            <w:tcW w:type="dxa" w:w="1170"/>
+            <w:tcMar>
+              <w:top w:w="50" w:type="dxa"/>
+              <w:bottom w:w="50" w:type="dxa"/>
+              <w:start w:w="90" w:type="dxa"/>
+              <w:end w:w="90" w:type="dxa"/>
+              <w:left w:w="90" w:type="dxa"/>
+              <w:right w:w="90" w:type="dxa"/>
+            </w:tcMar>
+          </w:tcPr>
+          <w:p>
+            <w:pPr>
+              <w:spacing w:after="20"/>
+            </w:pPr>
+            <w:r>
+              <w:rPr>
+                <w:b w:val="0"/>
+                <w:i w:val="0"/>
+                <w:color w:val="141821"/>
+                <w:sz w:val="19"/>
+              </w:rPr>
+              <w:t>F8</w:t>
+            </w:r>
+          </w:p>
+        </w:tc>
+        <w:tc>
+          <w:tcPr>
+            <w:tcW w:type="dxa" w:w="1170"/>
+            <w:tcMar>
+              <w:top w:w="50" w:type="dxa"/>
+              <w:bottom w:w="50" w:type="dxa"/>
+              <w:start w:w="90" w:type="dxa"/>
+              <w:end w:w="90" w:type="dxa"/>
+              <w:left w:w="90" w:type="dxa"/>
+              <w:right w:w="90" w:type="dxa"/>
+            </w:tcMar>
+          </w:tcPr>
+          <w:p>
+            <w:pPr>
+              <w:spacing w:after="20"/>
+            </w:pPr>
+            <w:r>
+              <w:rPr>
+                <w:b w:val="0"/>
+                <w:i w:val="0"/>
+                <w:color w:val="141821"/>
+                <w:sz w:val="19"/>
+              </w:rPr>
+              <w:t>High</w:t>
+            </w:r>
+          </w:p>
+        </w:tc>
+        <w:tc>
+          <w:tcPr>
+            <w:tcW w:type="dxa" w:w="1170"/>
+            <w:tcMar>
+              <w:top w:w="50" w:type="dxa"/>
+              <w:bottom w:w="50" w:type="dxa"/>
+              <w:start w:w="90" w:type="dxa"/>
+              <w:end w:w="90" w:type="dxa"/>
+              <w:left w:w="90" w:type="dxa"/>
+              <w:right w:w="90" w:type="dxa"/>
+            </w:tcMar>
+          </w:tcPr>
+          <w:p>
+            <w:pPr>
+              <w:spacing w:after="20"/>
+            </w:pPr>
+            <w:r>
+              <w:rPr>
+                <w:b w:val="0"/>
+                <w:i w:val="0"/>
+                <w:color w:val="141821"/>
+                <w:sz w:val="19"/>
+              </w:rPr>
+              <w:t>L10 L2 L11</w:t>
+            </w:r>
+          </w:p>
+        </w:tc>
+        <w:tc>
+          <w:tcPr>
+            <w:tcW w:type="dxa" w:w="1170"/>
+            <w:tcMar>
+              <w:top w:w="50" w:type="dxa"/>
+              <w:bottom w:w="50" w:type="dxa"/>
+              <w:start w:w="90" w:type="dxa"/>
+              <w:end w:w="90" w:type="dxa"/>
+              <w:left w:w="90" w:type="dxa"/>
+              <w:right w:w="90" w:type="dxa"/>
+            </w:tcMar>
+          </w:tcPr>
+          <w:p>
+            <w:pPr>
+              <w:spacing w:after="20"/>
+            </w:pPr>
+            <w:r>
+              <w:rPr>
+                <w:b w:val="0"/>
+                <w:i w:val="0"/>
+                <w:color w:val="141821"/>
+                <w:sz w:val="19"/>
+              </w:rPr>
+              <w:t>LLM05:2025, LLM03:2025</w:t>
+            </w:r>
+          </w:p>
+        </w:tc>
+        <w:tc>
+          <w:tcPr>
+            <w:tcW w:type="dxa" w:w="1170"/>
+            <w:tcMar>
+              <w:top w:w="50" w:type="dxa"/>
+              <w:bottom w:w="50" w:type="dxa"/>
+              <w:start w:w="90" w:type="dxa"/>
+              <w:end w:w="90" w:type="dxa"/>
+              <w:left w:w="90" w:type="dxa"/>
+              <w:right w:w="90" w:type="dxa"/>
+            </w:tcMar>
+          </w:tcPr>
+          <w:p>
+            <w:pPr>
+              <w:spacing w:after="20"/>
+            </w:pPr>
+            <w:r>
+              <w:rPr>
+                <w:b w:val="0"/>
+                <w:i w:val="0"/>
+                <w:color w:val="141821"/>
+                <w:sz w:val="19"/>
+              </w:rPr>
+              <w:t>T7, T11</w:t>
+            </w:r>
+          </w:p>
+        </w:tc>
+        <w:tc>
+          <w:tcPr>
+            <w:tcW w:type="dxa" w:w="1170"/>
+            <w:tcMar>
+              <w:top w:w="50" w:type="dxa"/>
+              <w:bottom w:w="50" w:type="dxa"/>
+              <w:start w:w="90" w:type="dxa"/>
+              <w:end w:w="90" w:type="dxa"/>
+              <w:left w:w="90" w:type="dxa"/>
+              <w:right w:w="90" w:type="dxa"/>
+            </w:tcMar>
+          </w:tcPr>
+          <w:p>
+            <w:pPr>
+              <w:spacing w:after="20"/>
+            </w:pPr>
+            <w:hyperlink r:id="rId55">
+              <w:r>
+                <w:rPr>
+                  <w:color w:val="2F6FED"/>
+                  <w:u w:val="single"/>
+                </w:rPr>
+                <w:t xml:space="preserve">AI-Generated Code: A Double-Edged Sword for Developers (Ve...</w:t>
+              </w:r>
+            </w:hyperlink>
+          </w:p>
+        </w:tc>
+      </w:tr>
+      <w:tr>
+        <w:tc>
+          <w:tcPr>
+            <w:tcW w:type="dxa" w:w="1170"/>
+            <w:tcMar>
+              <w:top w:w="50" w:type="dxa"/>
+              <w:bottom w:w="50" w:type="dxa"/>
+              <w:start w:w="90" w:type="dxa"/>
+              <w:end w:w="90" w:type="dxa"/>
+              <w:left w:w="90" w:type="dxa"/>
+              <w:right w:w="90" w:type="dxa"/>
+            </w:tcMar>
+            <w:shd w:val="clear" w:color="auto" w:fill="F4F6F9"/>
+          </w:tcPr>
+          <w:p>
+            <w:pPr>
+              <w:spacing w:after="20"/>
+            </w:pPr>
+            <w:r>
+              <w:rPr>
+                <w:b w:val="0"/>
+                <w:i w:val="0"/>
+                <w:color w:val="141821"/>
+                <w:sz w:val="19"/>
+              </w:rPr>
+              <w:t>R48</w:t>
+            </w:r>
+          </w:p>
+        </w:tc>
+        <w:tc>
+          <w:tcPr>
+            <w:tcW w:type="dxa" w:w="1170"/>
+            <w:tcMar>
+              <w:top w:w="50" w:type="dxa"/>
+              <w:bottom w:w="50" w:type="dxa"/>
+              <w:start w:w="90" w:type="dxa"/>
+              <w:end w:w="90" w:type="dxa"/>
+              <w:left w:w="90" w:type="dxa"/>
+              <w:right w:w="90" w:type="dxa"/>
+            </w:tcMar>
+            <w:shd w:val="clear" w:color="auto" w:fill="F4F6F9"/>
+          </w:tcPr>
+          <w:p>
+            <w:pPr>
+              <w:spacing w:after="20"/>
+            </w:pPr>
+            <w:r>
+              <w:rPr>
+                <w:b w:val="0"/>
+                <w:i w:val="0"/>
+                <w:color w:val="141821"/>
+                <w:sz w:val="19"/>
+              </w:rPr>
+              <w:t>No incident-response or forensic-readiness playbook for compromised agent actions (containment vs. evidence-preservation gap)</w:t>
+            </w:r>
+          </w:p>
+        </w:tc>
+        <w:tc>
+          <w:tcPr>
+            <w:tcW w:type="dxa" w:w="1170"/>
+            <w:tcMar>
+              <w:top w:w="50" w:type="dxa"/>
+              <w:bottom w:w="50" w:type="dxa"/>
+              <w:start w:w="90" w:type="dxa"/>
+              <w:end w:w="90" w:type="dxa"/>
+              <w:left w:w="90" w:type="dxa"/>
+              <w:right w:w="90" w:type="dxa"/>
+            </w:tcMar>
+            <w:shd w:val="clear" w:color="auto" w:fill="F4F6F9"/>
+          </w:tcPr>
+          <w:p>
+            <w:pPr>
+              <w:spacing w:after="20"/>
+            </w:pPr>
+            <w:r>
+              <w:rPr>
+                <w:b w:val="0"/>
+                <w:i w:val="0"/>
+                <w:color w:val="141821"/>
+                <w:sz w:val="19"/>
+              </w:rPr>
+              <w:t>F8</w:t>
+            </w:r>
+          </w:p>
+        </w:tc>
+        <w:tc>
+          <w:tcPr>
+            <w:tcW w:type="dxa" w:w="1170"/>
+            <w:tcMar>
+              <w:top w:w="50" w:type="dxa"/>
+              <w:bottom w:w="50" w:type="dxa"/>
+              <w:start w:w="90" w:type="dxa"/>
+              <w:end w:w="90" w:type="dxa"/>
+              <w:left w:w="90" w:type="dxa"/>
+              <w:right w:w="90" w:type="dxa"/>
+            </w:tcMar>
+            <w:shd w:val="clear" w:color="auto" w:fill="F4F6F9"/>
+          </w:tcPr>
+          <w:p>
+            <w:pPr>
+              <w:spacing w:after="20"/>
+            </w:pPr>
+            <w:r>
+              <w:rPr>
+                <w:b w:val="0"/>
+                <w:i w:val="0"/>
+                <w:color w:val="141821"/>
+                <w:sz w:val="19"/>
+              </w:rPr>
+              <w:t>High</w:t>
+            </w:r>
+          </w:p>
+        </w:tc>
+        <w:tc>
+          <w:tcPr>
+            <w:tcW w:type="dxa" w:w="1170"/>
+            <w:tcMar>
+              <w:top w:w="50" w:type="dxa"/>
+              <w:bottom w:w="50" w:type="dxa"/>
+              <w:start w:w="90" w:type="dxa"/>
+              <w:end w:w="90" w:type="dxa"/>
+              <w:left w:w="90" w:type="dxa"/>
+              <w:right w:w="90" w:type="dxa"/>
+            </w:tcMar>
+            <w:shd w:val="clear" w:color="auto" w:fill="F4F6F9"/>
+          </w:tcPr>
+          <w:p>
+            <w:pPr>
+              <w:spacing w:after="20"/>
+            </w:pPr>
+            <w:r>
+              <w:rPr>
+                <w:b w:val="0"/>
+                <w:i w:val="0"/>
+                <w:color w:val="141821"/>
+                <w:sz w:val="19"/>
+              </w:rPr>
+              <w:t>L10 L9 L2</w:t>
+            </w:r>
+          </w:p>
+        </w:tc>
+        <w:tc>
+          <w:tcPr>
+            <w:tcW w:type="dxa" w:w="1170"/>
+            <w:tcMar>
+              <w:top w:w="50" w:type="dxa"/>
+              <w:bottom w:w="50" w:type="dxa"/>
+              <w:start w:w="90" w:type="dxa"/>
+              <w:end w:w="90" w:type="dxa"/>
+              <w:left w:w="90" w:type="dxa"/>
+              <w:right w:w="90" w:type="dxa"/>
+            </w:tcMar>
+            <w:shd w:val="clear" w:color="auto" w:fill="F4F6F9"/>
+          </w:tcPr>
+          <w:p>
+            <w:pPr>
+              <w:spacing w:after="20"/>
+            </w:pPr>
+            <w:r>
+              <w:rPr>
+                <w:b w:val="0"/>
+                <w:i w:val="0"/>
+                <w:color w:val="141821"/>
+                <w:sz w:val="19"/>
+              </w:rPr>
+              <w:t>LLM10:2025</w:t>
+            </w:r>
+          </w:p>
+        </w:tc>
+        <w:tc>
+          <w:tcPr>
+            <w:tcW w:type="dxa" w:w="1170"/>
+            <w:tcMar>
+              <w:top w:w="50" w:type="dxa"/>
+              <w:bottom w:w="50" w:type="dxa"/>
+              <w:start w:w="90" w:type="dxa"/>
+              <w:end w:w="90" w:type="dxa"/>
+              <w:left w:w="90" w:type="dxa"/>
+              <w:right w:w="90" w:type="dxa"/>
+            </w:tcMar>
+            <w:shd w:val="clear" w:color="auto" w:fill="F4F6F9"/>
+          </w:tcPr>
+          <w:p>
+            <w:pPr>
+              <w:spacing w:after="20"/>
+            </w:pPr>
+            <w:r>
+              <w:rPr>
+                <w:b w:val="0"/>
+                <w:i w:val="0"/>
+                <w:color w:val="141821"/>
+                <w:sz w:val="19"/>
+              </w:rPr>
+              <w:t>T8, T9</w:t>
+            </w:r>
+          </w:p>
+        </w:tc>
+        <w:tc>
+          <w:tcPr>
+            <w:tcW w:type="dxa" w:w="1170"/>
+            <w:tcMar>
+              <w:top w:w="50" w:type="dxa"/>
+              <w:bottom w:w="50" w:type="dxa"/>
+              <w:start w:w="90" w:type="dxa"/>
+              <w:end w:w="90" w:type="dxa"/>
+              <w:left w:w="90" w:type="dxa"/>
+              <w:right w:w="90" w:type="dxa"/>
+            </w:tcMar>
+            <w:shd w:val="clear" w:color="auto" w:fill="F4F6F9"/>
+          </w:tcPr>
+          <w:p>
+            <w:pPr>
+              <w:spacing w:after="20"/>
+            </w:pPr>
+            <w:hyperlink r:id="rId56">
+              <w:r>
+                <w:rPr>
+                  <w:color w:val="2F6FED"/>
+                  <w:u w:val="single"/>
+                </w:rPr>
+                <w:t xml:space="preserve">AI Agent Incident Response in Cloud-Native Environments: A...</w:t>
+              </w:r>
+            </w:hyperlink>
+          </w:p>
+        </w:tc>
+      </w:tr>
+      <w:tr>
+        <w:tc>
+          <w:tcPr>
+            <w:tcW w:type="dxa" w:w="1170"/>
+            <w:tcMar>
+              <w:top w:w="50" w:type="dxa"/>
+              <w:bottom w:w="50" w:type="dxa"/>
+              <w:start w:w="90" w:type="dxa"/>
+              <w:end w:w="90" w:type="dxa"/>
+              <w:left w:w="90" w:type="dxa"/>
+              <w:right w:w="90" w:type="dxa"/>
+            </w:tcMar>
+          </w:tcPr>
+          <w:p>
+            <w:pPr>
+              <w:spacing w:after="20"/>
+            </w:pPr>
+            <w:r>
+              <w:rPr>
+                <w:b w:val="0"/>
+                <w:i w:val="0"/>
+                <w:color w:val="141821"/>
+                <w:sz w:val="19"/>
+              </w:rPr>
+              <w:t>R49</w:t>
+            </w:r>
+          </w:p>
+        </w:tc>
+        <w:tc>
+          <w:tcPr>
+            <w:tcW w:type="dxa" w:w="1170"/>
+            <w:tcMar>
+              <w:top w:w="50" w:type="dxa"/>
+              <w:bottom w:w="50" w:type="dxa"/>
+              <w:start w:w="90" w:type="dxa"/>
+              <w:end w:w="90" w:type="dxa"/>
+              <w:left w:w="90" w:type="dxa"/>
+              <w:right w:w="90" w:type="dxa"/>
+            </w:tcMar>
+          </w:tcPr>
+          <w:p>
+            <w:pPr>
+              <w:spacing w:after="20"/>
+            </w:pPr>
+            <w:r>
+              <w:rPr>
+                <w:b w:val="0"/>
+                <w:i w:val="0"/>
+                <w:color w:val="141821"/>
+                <w:sz w:val="19"/>
+              </w:rPr>
+              <w:t>No runtime behavioral-anomaly / drift detection for agents (static pre-deployment evaluation does not catch in-operation deviation)</w:t>
+            </w:r>
+          </w:p>
+        </w:tc>
+        <w:tc>
+          <w:tcPr>
+            <w:tcW w:type="dxa" w:w="1170"/>
+            <w:tcMar>
+              <w:top w:w="50" w:type="dxa"/>
+              <w:bottom w:w="50" w:type="dxa"/>
+              <w:start w:w="90" w:type="dxa"/>
+              <w:end w:w="90" w:type="dxa"/>
+              <w:left w:w="90" w:type="dxa"/>
+              <w:right w:w="90" w:type="dxa"/>
+            </w:tcMar>
+          </w:tcPr>
+          <w:p>
+            <w:pPr>
+              <w:spacing w:after="20"/>
+            </w:pPr>
+            <w:r>
+              <w:rPr>
+                <w:b w:val="0"/>
+                <w:i w:val="0"/>
+                <w:color w:val="141821"/>
+                <w:sz w:val="19"/>
+              </w:rPr>
+              <w:t>F6</w:t>
+            </w:r>
+          </w:p>
+        </w:tc>
+        <w:tc>
+          <w:tcPr>
+            <w:tcW w:type="dxa" w:w="1170"/>
+            <w:tcMar>
+              <w:top w:w="50" w:type="dxa"/>
+              <w:bottom w:w="50" w:type="dxa"/>
+              <w:start w:w="90" w:type="dxa"/>
+              <w:end w:w="90" w:type="dxa"/>
+              <w:left w:w="90" w:type="dxa"/>
+              <w:right w:w="90" w:type="dxa"/>
+            </w:tcMar>
+          </w:tcPr>
+          <w:p>
+            <w:pPr>
+              <w:spacing w:after="20"/>
+            </w:pPr>
+            <w:r>
+              <w:rPr>
+                <w:b w:val="0"/>
+                <w:i w:val="0"/>
+                <w:color w:val="141821"/>
+                <w:sz w:val="19"/>
+              </w:rPr>
+              <w:t>High</w:t>
+            </w:r>
+          </w:p>
+        </w:tc>
+        <w:tc>
+          <w:tcPr>
+            <w:tcW w:type="dxa" w:w="1170"/>
+            <w:tcMar>
+              <w:top w:w="50" w:type="dxa"/>
+              <w:bottom w:w="50" w:type="dxa"/>
+              <w:start w:w="90" w:type="dxa"/>
+              <w:end w:w="90" w:type="dxa"/>
+              <w:left w:w="90" w:type="dxa"/>
+              <w:right w:w="90" w:type="dxa"/>
+            </w:tcMar>
+          </w:tcPr>
+          <w:p>
+            <w:pPr>
+              <w:spacing w:after="20"/>
+            </w:pPr>
+            <w:r>
+              <w:rPr>
+                <w:b w:val="0"/>
+                <w:i w:val="0"/>
+                <w:color w:val="141821"/>
+                <w:sz w:val="19"/>
+              </w:rPr>
+              <w:t>L10 L3 L2</w:t>
+            </w:r>
+          </w:p>
+        </w:tc>
+        <w:tc>
+          <w:tcPr>
+            <w:tcW w:type="dxa" w:w="1170"/>
+            <w:tcMar>
+              <w:top w:w="50" w:type="dxa"/>
+              <w:bottom w:w="50" w:type="dxa"/>
+              <w:start w:w="90" w:type="dxa"/>
+              <w:end w:w="90" w:type="dxa"/>
+              <w:left w:w="90" w:type="dxa"/>
+              <w:right w:w="90" w:type="dxa"/>
+            </w:tcMar>
+          </w:tcPr>
+          <w:p>
+            <w:pPr>
+              <w:spacing w:after="20"/>
+            </w:pPr>
+            <w:r>
+              <w:rPr>
+                <w:b w:val="0"/>
+                <w:i w:val="0"/>
+                <w:color w:val="141821"/>
+                <w:sz w:val="19"/>
+              </w:rPr>
+              <w:t>LLM09:2025</w:t>
+            </w:r>
+          </w:p>
+        </w:tc>
+        <w:tc>
+          <w:tcPr>
+            <w:tcW w:type="dxa" w:w="1170"/>
+            <w:tcMar>
+              <w:top w:w="50" w:type="dxa"/>
+              <w:bottom w:w="50" w:type="dxa"/>
+              <w:start w:w="90" w:type="dxa"/>
+              <w:end w:w="90" w:type="dxa"/>
+              <w:left w:w="90" w:type="dxa"/>
+              <w:right w:w="90" w:type="dxa"/>
+            </w:tcMar>
+          </w:tcPr>
+          <w:p>
+            <w:pPr>
+              <w:spacing w:after="20"/>
+            </w:pPr>
+            <w:r>
+              <w:rPr>
+                <w:b w:val="0"/>
+                <w:i w:val="0"/>
+                <w:color w:val="141821"/>
+                <w:sz w:val="19"/>
+              </w:rPr>
+              <w:t>T7, T9</w:t>
+            </w:r>
+          </w:p>
+        </w:tc>
+        <w:tc>
+          <w:tcPr>
+            <w:tcW w:type="dxa" w:w="1170"/>
+            <w:tcMar>
+              <w:top w:w="50" w:type="dxa"/>
+              <w:bottom w:w="50" w:type="dxa"/>
+              <w:start w:w="90" w:type="dxa"/>
+              <w:end w:w="90" w:type="dxa"/>
+              <w:left w:w="90" w:type="dxa"/>
+              <w:right w:w="90" w:type="dxa"/>
+            </w:tcMar>
+          </w:tcPr>
+          <w:p>
+            <w:pPr>
+              <w:spacing w:after="20"/>
+            </w:pPr>
+            <w:hyperlink r:id="rId57">
+              <w:r>
+                <w:rPr>
+                  <w:color w:val="2F6FED"/>
+                  <w:u w:val="single"/>
+                </w:rPr>
+                <w:t xml:space="preserve">MI9: An Integrated Runtime Governance Framework for Agenti...</w:t>
+              </w:r>
+            </w:hyperlink>
+          </w:p>
+        </w:tc>
+      </w:tr>
+      <w:tr>
+        <w:tc>
+          <w:tcPr>
+            <w:tcW w:type="dxa" w:w="1170"/>
+            <w:tcMar>
+              <w:top w:w="50" w:type="dxa"/>
+              <w:bottom w:w="50" w:type="dxa"/>
+              <w:start w:w="90" w:type="dxa"/>
+              <w:end w:w="90" w:type="dxa"/>
+              <w:left w:w="90" w:type="dxa"/>
+              <w:right w:w="90" w:type="dxa"/>
+            </w:tcMar>
+            <w:shd w:val="clear" w:color="auto" w:fill="F4F6F9"/>
+          </w:tcPr>
+          <w:p>
+            <w:pPr>
+              <w:spacing w:after="20"/>
+            </w:pPr>
+            <w:r>
+              <w:rPr>
+                <w:b w:val="0"/>
+                <w:i w:val="0"/>
+                <w:color w:val="141821"/>
+                <w:sz w:val="19"/>
+              </w:rPr>
+              <w:t>R50</w:t>
+            </w:r>
+          </w:p>
+        </w:tc>
+        <w:tc>
+          <w:tcPr>
+            <w:tcW w:type="dxa" w:w="1170"/>
+            <w:tcMar>
+              <w:top w:w="50" w:type="dxa"/>
+              <w:bottom w:w="50" w:type="dxa"/>
+              <w:start w:w="90" w:type="dxa"/>
+              <w:end w:w="90" w:type="dxa"/>
+              <w:left w:w="90" w:type="dxa"/>
+              <w:right w:w="90" w:type="dxa"/>
+            </w:tcMar>
+            <w:shd w:val="clear" w:color="auto" w:fill="F4F6F9"/>
+          </w:tcPr>
+          <w:p>
+            <w:pPr>
+              <w:spacing w:after="20"/>
+            </w:pPr>
+            <w:r>
+              <w:rPr>
+                <w:b w:val="0"/>
+                <w:i w:val="0"/>
+                <w:color w:val="141821"/>
+                <w:sz w:val="19"/>
+              </w:rPr>
+              <w:t>Insecure agent lifecycle: orphaned/zombie agents never decommissioned and silent version drift from upstream model auto-updates</w:t>
+            </w:r>
+          </w:p>
+        </w:tc>
+        <w:tc>
+          <w:tcPr>
+            <w:tcW w:type="dxa" w:w="1170"/>
+            <w:tcMar>
+              <w:top w:w="50" w:type="dxa"/>
+              <w:bottom w:w="50" w:type="dxa"/>
+              <w:start w:w="90" w:type="dxa"/>
+              <w:end w:w="90" w:type="dxa"/>
+              <w:left w:w="90" w:type="dxa"/>
+              <w:right w:w="90" w:type="dxa"/>
+            </w:tcMar>
+            <w:shd w:val="clear" w:color="auto" w:fill="F4F6F9"/>
+          </w:tcPr>
+          <w:p>
+            <w:pPr>
+              <w:spacing w:after="20"/>
+            </w:pPr>
+            <w:r>
+              <w:rPr>
+                <w:b w:val="0"/>
+                <w:i w:val="0"/>
+                <w:color w:val="141821"/>
+                <w:sz w:val="19"/>
+              </w:rPr>
+              <w:t>F5</w:t>
+            </w:r>
+          </w:p>
+        </w:tc>
+        <w:tc>
+          <w:tcPr>
+            <w:tcW w:type="dxa" w:w="1170"/>
+            <w:tcMar>
+              <w:top w:w="50" w:type="dxa"/>
+              <w:bottom w:w="50" w:type="dxa"/>
+              <w:start w:w="90" w:type="dxa"/>
+              <w:end w:w="90" w:type="dxa"/>
+              <w:left w:w="90" w:type="dxa"/>
+              <w:right w:w="90" w:type="dxa"/>
+            </w:tcMar>
+            <w:shd w:val="clear" w:color="auto" w:fill="F4F6F9"/>
+          </w:tcPr>
+          <w:p>
+            <w:pPr>
+              <w:spacing w:after="20"/>
+            </w:pPr>
+            <w:r>
+              <w:rPr>
+                <w:b w:val="0"/>
+                <w:i w:val="0"/>
+                <w:color w:val="141821"/>
+                <w:sz w:val="19"/>
+              </w:rPr>
+              <w:t>High</w:t>
+            </w:r>
+          </w:p>
+        </w:tc>
+        <w:tc>
+          <w:tcPr>
+            <w:tcW w:type="dxa" w:w="1170"/>
+            <w:tcMar>
+              <w:top w:w="50" w:type="dxa"/>
+              <w:bottom w:w="50" w:type="dxa"/>
+              <w:start w:w="90" w:type="dxa"/>
+              <w:end w:w="90" w:type="dxa"/>
+              <w:left w:w="90" w:type="dxa"/>
+              <w:right w:w="90" w:type="dxa"/>
+            </w:tcMar>
+            <w:shd w:val="clear" w:color="auto" w:fill="F4F6F9"/>
+          </w:tcPr>
+          <w:p>
+            <w:pPr>
+              <w:spacing w:after="20"/>
+            </w:pPr>
+            <w:r>
+              <w:rPr>
+                <w:b w:val="0"/>
+                <w:i w:val="0"/>
+                <w:color w:val="141821"/>
+                <w:sz w:val="19"/>
+              </w:rPr>
+              <w:t>L9 L11 L10 L3</w:t>
+            </w:r>
+          </w:p>
+        </w:tc>
+        <w:tc>
+          <w:tcPr>
+            <w:tcW w:type="dxa" w:w="1170"/>
+            <w:tcMar>
+              <w:top w:w="50" w:type="dxa"/>
+              <w:bottom w:w="50" w:type="dxa"/>
+              <w:start w:w="90" w:type="dxa"/>
+              <w:end w:w="90" w:type="dxa"/>
+              <w:left w:w="90" w:type="dxa"/>
+              <w:right w:w="90" w:type="dxa"/>
+            </w:tcMar>
+            <w:shd w:val="clear" w:color="auto" w:fill="F4F6F9"/>
+          </w:tcPr>
+          <w:p>
+            <w:pPr>
+              <w:spacing w:after="20"/>
+            </w:pPr>
+            <w:r>
+              <w:rPr>
+                <w:b w:val="0"/>
+                <w:i w:val="0"/>
+                <w:color w:val="141821"/>
+                <w:sz w:val="19"/>
+              </w:rPr>
+              <w:t>LLM03:2025</w:t>
+            </w:r>
+          </w:p>
+        </w:tc>
+        <w:tc>
+          <w:tcPr>
+            <w:tcW w:type="dxa" w:w="1170"/>
+            <w:tcMar>
+              <w:top w:w="50" w:type="dxa"/>
+              <w:bottom w:w="50" w:type="dxa"/>
+              <w:start w:w="90" w:type="dxa"/>
+              <w:end w:w="90" w:type="dxa"/>
+              <w:left w:w="90" w:type="dxa"/>
+              <w:right w:w="90" w:type="dxa"/>
+            </w:tcMar>
+            <w:shd w:val="clear" w:color="auto" w:fill="F4F6F9"/>
+          </w:tcPr>
+          <w:p>
+            <w:pPr>
+              <w:spacing w:after="20"/>
+            </w:pPr>
+            <w:r>
+              <w:rPr>
+                <w:b w:val="0"/>
+                <w:i w:val="0"/>
+                <w:color w:val="141821"/>
+                <w:sz w:val="19"/>
+              </w:rPr>
+              <w:t>T4, T3</w:t>
+            </w:r>
+          </w:p>
+        </w:tc>
+        <w:tc>
+          <w:tcPr>
+            <w:tcW w:type="dxa" w:w="1170"/>
+            <w:tcMar>
+              <w:top w:w="50" w:type="dxa"/>
+              <w:bottom w:w="50" w:type="dxa"/>
+              <w:start w:w="90" w:type="dxa"/>
+              <w:end w:w="90" w:type="dxa"/>
+              <w:left w:w="90" w:type="dxa"/>
+              <w:right w:w="90" w:type="dxa"/>
+            </w:tcMar>
+            <w:shd w:val="clear" w:color="auto" w:fill="F4F6F9"/>
+          </w:tcPr>
+          <w:p>
+            <w:pPr>
+              <w:spacing w:after="20"/>
+            </w:pPr>
+            <w:hyperlink r:id="rId58">
+              <w:r>
+                <w:rPr>
+                  <w:color w:val="2F6FED"/>
+                  <w:u w:val="single"/>
+                </w:rPr>
+                <w:t xml:space="preserve">Gartner Says Applying Uniform Governance Across AI Agents ...</w:t>
+              </w:r>
+            </w:hyperlink>
+          </w:p>
+        </w:tc>
+      </w:tr>
     </w:tbl>
     <w:p>
       <w:pPr>
@@ -10153,7 +11929,7 @@
       <w:r>
         <w:drawing>
           <wp:inline xmlns:a="http://schemas.openxmlformats.org/drawingml/2006/main" xmlns:pic="http://schemas.openxmlformats.org/drawingml/2006/picture">
-            <wp:extent cx="4846320" cy="6271480"/>
+            <wp:extent cx="4846320" cy="7261714"/>
             <wp:docPr id="1" name="Picture 1"/>
             <wp:cNvGraphicFramePr>
               <a:graphicFrameLocks noChangeAspect="1"/>
@@ -10166,7 +11942,7 @@
                     <pic:cNvPicPr/>
                   </pic:nvPicPr>
                   <pic:blipFill>
-                    <a:blip r:embed="rId51"/>
+                    <a:blip r:embed="rId59"/>
                     <a:stretch>
                       <a:fillRect/>
                     </a:stretch>
@@ -10174,7 +11950,7 @@
                   <pic:spPr>
                     <a:xfrm>
                       <a:off x="0" y="0"/>
-                      <a:ext cx="4846320" cy="6271480"/>
+                      <a:ext cx="4846320" cy="7261714"/>
                     </a:xfrm>
                     <a:prstGeom prst="rect"/>
                   </pic:spPr>
@@ -10312,7 +12088,7 @@
         </w:rPr>
         <w:t xml:space="preserve"> (</w:t>
       </w:r>
-      <w:hyperlink r:id="rId52">
+      <w:hyperlink r:id="rId60">
         <w:r>
           <w:rPr>
             <w:color w:val="2F6FED"/>
@@ -10398,7 +12174,7 @@
         </w:rPr>
         <w:t xml:space="preserve"> multi-turn jailbreak (</w:t>
       </w:r>
-      <w:hyperlink r:id="rId53">
+      <w:hyperlink r:id="rId61">
         <w:r>
           <w:rPr>
             <w:color w:val="2F6FED"/>
@@ -10484,7 +12260,7 @@
         </w:rPr>
         <w:t xml:space="preserve"> (</w:t>
       </w:r>
-      <w:hyperlink r:id="rId54">
+      <w:hyperlink r:id="rId62">
         <w:r>
           <w:rPr>
             <w:color w:val="2F6FED"/>
@@ -10584,7 +12360,7 @@
         </w:rPr>
         <w:t xml:space="preserve"> (</w:t>
       </w:r>
-      <w:hyperlink r:id="rId55">
+      <w:hyperlink r:id="rId63">
         <w:r>
           <w:rPr>
             <w:color w:val="2F6FED"/>
@@ -10788,7 +12564,7 @@
         </w:rPr>
         <w:t xml:space="preserve"> in Salesforce Agentforce (</w:t>
       </w:r>
-      <w:hyperlink r:id="rId56">
+      <w:hyperlink r:id="rId64">
         <w:r>
           <w:rPr>
             <w:color w:val="2F6FED"/>
@@ -10914,7 +12690,7 @@
         </w:rPr>
         <w:t xml:space="preserve"> (</w:t>
       </w:r>
-      <w:hyperlink r:id="rId57">
+      <w:hyperlink r:id="rId65">
         <w:r>
           <w:rPr>
             <w:color w:val="2F6FED"/>
@@ -11000,7 +12776,7 @@
         </w:rPr>
         <w:t xml:space="preserve"> (</w:t>
       </w:r>
-      <w:hyperlink r:id="rId58">
+      <w:hyperlink r:id="rId66">
         <w:r>
           <w:rPr>
             <w:color w:val="2F6FED"/>
@@ -11284,7 +13060,7 @@
         </w:rPr>
         <w:t xml:space="preserve"> (</w:t>
       </w:r>
-      <w:hyperlink r:id="rId59">
+      <w:hyperlink r:id="rId67">
         <w:r>
           <w:rPr>
             <w:color w:val="2F6FED"/>
@@ -11636,7 +13412,7 @@
         </w:rPr>
         <w:t xml:space="preserve"> issue (</w:t>
       </w:r>
-      <w:hyperlink r:id="rId60">
+      <w:hyperlink r:id="rId68">
         <w:r>
           <w:rPr>
             <w:color w:val="2F6FED"/>
@@ -11986,7 +13762,7 @@
           <w:color w:val="141821"/>
           <w:sz w:val="24"/>
         </w:rPr>
-        <w:t>F5 Supply Chain and Provenance (R18 to R21)</w:t>
+        <w:t>F5 Supply Chain and Provenance (R18 to R21, R43, R45, R50)</w:t>
       </w:r>
     </w:p>
     <w:p>
@@ -12070,7 +13846,7 @@
         </w:rPr>
         <w:t xml:space="preserve"> (</w:t>
       </w:r>
-      <w:hyperlink r:id="rId61">
+      <w:hyperlink r:id="rId69">
         <w:r>
           <w:rPr>
             <w:color w:val="2F6FED"/>
@@ -12244,7 +14020,7 @@
         </w:rPr>
         <w:t xml:space="preserve"> (</w:t>
       </w:r>
-      <w:hyperlink r:id="rId62">
+      <w:hyperlink r:id="rId70">
         <w:r>
           <w:rPr>
             <w:color w:val="2F6FED"/>
@@ -12315,6 +14091,56 @@
     </w:p>
     <w:p>
       <w:pPr>
+        <w:spacing w:after="120" w:line="300" w:lineRule="auto"/>
+      </w:pPr>
+      <w:r>
+        <w:rPr>
+          <w:b w:val="0"/>
+          <w:i w:val="0"/>
+          <w:color w:val="141821"/>
+          <w:sz w:val="21"/>
+        </w:rPr>
+        <w:t xml:space="preserve">R43 (High, L11/L2/L6) is AI-generated insecure code shipped to production, a vulnerability-density amplification problem. Coding assistants reproduce the insecure patterns in their training data at machine speed and across every file they touch, so SQL injection, hardcoded secrets, missing authorization checks, and unsafe deserialization land in the codebase faster than human review can catch them, and the volume of generated code raises the absolute count of vulnerabilities even when the per-line rate holds steady. </w:t>
+      </w:r>
+      <w:r>
+        <w:rPr>
+          <w:b/>
+          <w:i w:val="0"/>
+          <w:color w:val="141821"/>
+          <w:sz w:val="21"/>
+        </w:rPr>
+        <w:t>The State of Software Security 2025</w:t>
+      </w:r>
+      <w:r>
+        <w:rPr>
+          <w:b w:val="0"/>
+          <w:i w:val="0"/>
+          <w:color w:val="141821"/>
+          <w:sz w:val="21"/>
+        </w:rPr>
+        <w:t xml:space="preserve"> (</w:t>
+      </w:r>
+      <w:hyperlink r:id="rId71">
+        <w:r>
+          <w:rPr>
+            <w:color w:val="2F6FED"/>
+            <w:u w:val="single"/>
+          </w:rPr>
+          <w:t xml:space="preserve">source</w:t>
+        </w:r>
+      </w:hyperlink>
+      <w:r>
+        <w:rPr>
+          <w:b w:val="0"/>
+          <w:i w:val="0"/>
+          <w:color w:val="141821"/>
+          <w:sz w:val="21"/>
+        </w:rPr>
+        <w:t>) found that AI models introduced security vulnerabilities in 45 percent of code-generation tasks, with the rate flat across model size and recency. Partially addressed: SAST, secret scanning, and policy-as-code gates in CI catch a share, but they must now run on a far larger and faster-moving body of generated code, and coverage gaps in those gates become the exposure.</w:t>
+      </w:r>
+    </w:p>
+    <w:p>
+      <w:pPr>
         <w:keepNext/>
         <w:spacing w:before="200" w:after="60"/>
       </w:pPr>
@@ -12324,7 +14150,7 @@
           <w:color w:val="141821"/>
           <w:sz w:val="24"/>
         </w:rPr>
-        <w:t>F6 Model-Level Safety (R22 to R24, R37, R40)</w:t>
+        <w:t>F6 Model-Level Safety (R22 to R24, R37, R40, R49)</w:t>
       </w:r>
     </w:p>
     <w:p>
@@ -12458,7 +14284,7 @@
         </w:rPr>
         <w:t xml:space="preserve"> (</w:t>
       </w:r>
-      <w:hyperlink r:id="rId63">
+      <w:hyperlink r:id="rId72">
         <w:r>
           <w:rPr>
             <w:color w:val="2F6FED"/>
@@ -12558,7 +14384,7 @@
         </w:rPr>
         <w:t xml:space="preserve"> (</w:t>
       </w:r>
-      <w:hyperlink r:id="rId64">
+      <w:hyperlink r:id="rId73">
         <w:r>
           <w:rPr>
             <w:color w:val="2F6FED"/>
@@ -12625,6 +14451,56 @@
           <w:sz w:val="21"/>
         </w:rPr>
         <w:t>) reports Google DeepMind and GTIG identifying and disrupting extraction and distillation attempts, including a reasoning-trace coercion case spanning 100,000-plus prompts aimed at Gemini. Under-served: per-principal rate limits and query-pattern anomaly detection plus not exposing reasoning traces are the controls, but watermarking and behavioral monitoring are immature.</w:t>
+      </w:r>
+    </w:p>
+    <w:p>
+      <w:pPr>
+        <w:spacing w:after="120" w:line="300" w:lineRule="auto"/>
+      </w:pPr>
+      <w:r>
+        <w:rPr>
+          <w:b w:val="0"/>
+          <w:i w:val="0"/>
+          <w:color w:val="141821"/>
+          <w:sz w:val="21"/>
+        </w:rPr>
+        <w:t xml:space="preserve">R49 (High, L10/L3/L2) is the absence of runtime behavioral-anomaly and drift detection for agents. Static pre-deployment evaluation certifies an agent against a snapshot of behavior, but the deployed agent operates against live untrusted input, upstream model updates, and changing tool surfaces, so it deviates in operation in ways the one-time eval never saw: a goal slowly reframed by accumulated context, a tool called far outside its baseline pattern, a sudden spike in data egress. Without continuous behavioral baselining, that drift is invisible until it is an incident. </w:t>
+      </w:r>
+      <w:r>
+        <w:rPr>
+          <w:b/>
+          <w:i w:val="0"/>
+          <w:color w:val="141821"/>
+          <w:sz w:val="21"/>
+        </w:rPr>
+        <w:t>NIST AI RMF MANAGE 4.1</w:t>
+      </w:r>
+      <w:r>
+        <w:rPr>
+          <w:b w:val="0"/>
+          <w:i w:val="0"/>
+          <w:color w:val="141821"/>
+          <w:sz w:val="21"/>
+        </w:rPr>
+        <w:t xml:space="preserve"> (</w:t>
+      </w:r>
+      <w:hyperlink r:id="rId74">
+        <w:r>
+          <w:rPr>
+            <w:color w:val="2F6FED"/>
+            <w:u w:val="single"/>
+          </w:rPr>
+          <w:t xml:space="preserve">source</w:t>
+        </w:r>
+      </w:hyperlink>
+      <w:r>
+        <w:rPr>
+          <w:b w:val="0"/>
+          <w:i w:val="0"/>
+          <w:color w:val="141821"/>
+          <w:sz w:val="21"/>
+        </w:rPr>
+        <w:t>) makes post-deployment monitoring and a feedback loop a named function precisely because pre-deployment testing does not bound in-operation behavior. Under-served: runtime guards baseline traffic content but few products baseline an agent's own action sequences against a learned norm, so behavioral drift detection is mostly bespoke and rarely deployed.</w:t>
       </w:r>
     </w:p>
     <w:p>
@@ -12722,7 +14598,7 @@
         </w:rPr>
         <w:t xml:space="preserve"> (</w:t>
       </w:r>
-      <w:hyperlink r:id="rId65">
+      <w:hyperlink r:id="rId75">
         <w:r>
           <w:rPr>
             <w:color w:val="2F6FED"/>
@@ -12808,7 +14684,7 @@
         </w:rPr>
         <w:t xml:space="preserve"> (</w:t>
       </w:r>
-      <w:hyperlink r:id="rId66">
+      <w:hyperlink r:id="rId76">
         <w:r>
           <w:rPr>
             <w:color w:val="2F6FED"/>
@@ -12888,7 +14764,7 @@
           <w:color w:val="141821"/>
           <w:sz w:val="24"/>
         </w:rPr>
-        <w:t>F8 Output, Resource and Governance (R28 to R31, R39, R42)</w:t>
+        <w:t>F8 Output, Resource and Governance (R28 to R31, R39, R42, R44, R46, R47, R48)</w:t>
       </w:r>
     </w:p>
     <w:p>
@@ -12972,7 +14848,7 @@
         </w:rPr>
         <w:t xml:space="preserve"> data exfiltration (</w:t>
       </w:r>
-      <w:hyperlink r:id="rId67">
+      <w:hyperlink r:id="rId77">
         <w:r>
           <w:rPr>
             <w:color w:val="2F6FED"/>
@@ -13076,7 +14952,7 @@
         </w:rPr>
         <w:t xml:space="preserve"> (</w:t>
       </w:r>
-      <w:hyperlink r:id="rId68">
+      <w:hyperlink r:id="rId78">
         <w:r>
           <w:rPr>
             <w:color w:val="2F6FED"/>
@@ -13333,6 +15209,206 @@
     </w:p>
     <w:p>
       <w:pPr>
+        <w:spacing w:after="120" w:line="300" w:lineRule="auto"/>
+      </w:pPr>
+      <w:r>
+        <w:rPr>
+          <w:b w:val="0"/>
+          <w:i w:val="0"/>
+          <w:color w:val="141821"/>
+          <w:sz w:val="21"/>
+        </w:rPr>
+        <w:t xml:space="preserve">R44 (High, L1/L8/L10) is automation-bias acceptance of insecure AI code: over-trust, under-review, and a false sense of security. The governance failure is human, not technical. Developers approve AI-generated code at a higher rate and with less scrutiny than peer-written code because the assistant is fluent and confident, so insecure output flows through review unchallenged and the organization mistakes generation speed for assurance. </w:t>
+      </w:r>
+      <w:r>
+        <w:rPr>
+          <w:b/>
+          <w:i w:val="0"/>
+          <w:color w:val="141821"/>
+          <w:sz w:val="21"/>
+        </w:rPr>
+        <w:t>The Impact of Generative AI on Code Security</w:t>
+      </w:r>
+      <w:r>
+        <w:rPr>
+          <w:b w:val="0"/>
+          <w:i w:val="0"/>
+          <w:color w:val="141821"/>
+          <w:sz w:val="21"/>
+        </w:rPr>
+        <w:t xml:space="preserve"> (</w:t>
+      </w:r>
+      <w:hyperlink r:id="rId52">
+        <w:r>
+          <w:rPr>
+            <w:color w:val="2F6FED"/>
+            <w:u w:val="single"/>
+          </w:rPr>
+          <w:t xml:space="preserve">source</w:t>
+        </w:r>
+      </w:hyperlink>
+      <w:r>
+        <w:rPr>
+          <w:b w:val="0"/>
+          <w:i w:val="0"/>
+          <w:color w:val="141821"/>
+          <w:sz w:val="21"/>
+        </w:rPr>
+        <w:t>) found that participants with an AI assistant wrote significantly less secure code yet were more likely to believe their code was secure, the exact inversion that defeats human review as a control. Under-served: making AI-authored code a distinct review class with mandatory security sign-off and provenance labeling is the fix, but most pipelines treat generated and human code identically, so the automation-bias gap is unmanaged.</w:t>
+      </w:r>
+    </w:p>
+    <w:p>
+      <w:pPr>
+        <w:spacing w:after="120" w:line="300" w:lineRule="auto"/>
+      </w:pPr>
+      <w:r>
+        <w:rPr>
+          <w:b w:val="0"/>
+          <w:i w:val="0"/>
+          <w:color w:val="141821"/>
+          <w:sz w:val="21"/>
+        </w:rPr>
+        <w:t xml:space="preserve">R46 (High, L2/L9/L10) is the insecure-by-default generated application: a vibe-coding or agent-builder platform ships an app missing authorization and authentication controls. The platform optimizes for a working demo, so generated apps expose endpoints with no auth check, client-side-only access control, and public data stores, and the non-developer who deployed it never knew the controls were absent. </w:t>
+      </w:r>
+      <w:r>
+        <w:rPr>
+          <w:b/>
+          <w:i w:val="0"/>
+          <w:color w:val="141821"/>
+          <w:sz w:val="21"/>
+        </w:rPr>
+        <w:t>Hundreds of Vibe-Coded Apps Exposed Sensitive Data</w:t>
+      </w:r>
+      <w:r>
+        <w:rPr>
+          <w:b w:val="0"/>
+          <w:i w:val="0"/>
+          <w:color w:val="141821"/>
+          <w:sz w:val="21"/>
+        </w:rPr>
+        <w:t xml:space="preserve"> (</w:t>
+      </w:r>
+      <w:hyperlink r:id="rId79">
+        <w:r>
+          <w:rPr>
+            <w:color w:val="2F6FED"/>
+            <w:u w:val="single"/>
+          </w:rPr>
+          <w:t xml:space="preserve">source</w:t>
+        </w:r>
+      </w:hyperlink>
+      <w:r>
+        <w:rPr>
+          <w:b w:val="0"/>
+          <w:i w:val="0"/>
+          <w:color w:val="141821"/>
+          <w:sz w:val="21"/>
+        </w:rPr>
+        <w:t>) documents the class on platforms like Lovable, where generated apps shipped without server-side authorization and leaked user data. Under-served: secure-by-default scaffolding, generated auth middleware on by default, and a pre-publish security gate on the platform are the fix, but builder platforms compete on speed-to-demo and ship the insecure default.</w:t>
+      </w:r>
+    </w:p>
+    <w:p>
+      <w:pPr>
+        <w:spacing w:after="120" w:line="300" w:lineRule="auto"/>
+      </w:pPr>
+      <w:r>
+        <w:rPr>
+          <w:b w:val="0"/>
+          <w:i w:val="0"/>
+          <w:color w:val="141821"/>
+          <w:sz w:val="21"/>
+        </w:rPr>
+        <w:t xml:space="preserve">R47 (High, L2/L10/L11) is the absent secure development lifecycle for agentic systems: no threat modeling, security testing, or secure design review before production. Agents are stood up by application and data teams outside the secure-SDLC the organization applies to other software, so they reach production with no abuse-case analysis, no red-team pass, and no design review of their tool scopes and trust boundaries. </w:t>
+      </w:r>
+      <w:r>
+        <w:rPr>
+          <w:b/>
+          <w:i w:val="0"/>
+          <w:color w:val="141821"/>
+          <w:sz w:val="21"/>
+        </w:rPr>
+        <w:t>OWASP AI Maturity Assessment</w:t>
+      </w:r>
+      <w:r>
+        <w:rPr>
+          <w:b w:val="0"/>
+          <w:i w:val="0"/>
+          <w:color w:val="141821"/>
+          <w:sz w:val="21"/>
+        </w:rPr>
+        <w:t xml:space="preserve"> (</w:t>
+      </w:r>
+      <w:hyperlink r:id="rId80">
+        <w:r>
+          <w:rPr>
+            <w:color w:val="2F6FED"/>
+            <w:u w:val="single"/>
+          </w:rPr>
+          <w:t xml:space="preserve">source</w:t>
+        </w:r>
+      </w:hyperlink>
+      <w:r>
+        <w:rPr>
+          <w:b w:val="0"/>
+          <w:i w:val="0"/>
+          <w:color w:val="141821"/>
+          <w:sz w:val="21"/>
+        </w:rPr>
+        <w:t>) exists because organizations lack a secure-development process for AI systems and need a yardstick to build one. Under-served: extending threat modeling (MAESTRO), security testing, and design review to every agent before launch is the fix, but agent projects routinely bypass the SDLC gates that govern conventional software.</w:t>
+      </w:r>
+    </w:p>
+    <w:p>
+      <w:pPr>
+        <w:spacing w:after="120" w:line="300" w:lineRule="auto"/>
+      </w:pPr>
+      <w:r>
+        <w:rPr>
+          <w:b w:val="0"/>
+          <w:i w:val="0"/>
+          <w:color w:val="141821"/>
+          <w:sz w:val="21"/>
+        </w:rPr>
+        <w:t xml:space="preserve">R48 (High, L10/L6/L9) is the missing incident-response and forensic-readiness playbook for compromised agent actions: a containment-versus-evidence-preservation gap. When an agent is compromised, responders have no runbook for it, so they either kill the agent and destroy the volatile context, memory, and traces needed to scope the breach, or preserve state while the agent keeps acting, and either way the response is improvised. </w:t>
+      </w:r>
+      <w:r>
+        <w:rPr>
+          <w:b/>
+          <w:i w:val="0"/>
+          <w:color w:val="141821"/>
+          <w:sz w:val="21"/>
+        </w:rPr>
+        <w:t>NIST SP 800-61r3</w:t>
+      </w:r>
+      <w:r>
+        <w:rPr>
+          <w:b w:val="0"/>
+          <w:i w:val="0"/>
+          <w:color w:val="141821"/>
+          <w:sz w:val="21"/>
+        </w:rPr>
+        <w:t xml:space="preserve"> (</w:t>
+      </w:r>
+      <w:hyperlink r:id="rId81">
+        <w:r>
+          <w:rPr>
+            <w:color w:val="2F6FED"/>
+            <w:u w:val="single"/>
+          </w:rPr>
+          <w:t xml:space="preserve">source</w:t>
+        </w:r>
+      </w:hyperlink>
+      <w:r>
+        <w:rPr>
+          <w:b w:val="0"/>
+          <w:i w:val="0"/>
+          <w:color w:val="141821"/>
+          <w:sz w:val="21"/>
+        </w:rPr>
+        <w:t>) frames incident response as a lifecycle requiring pre-built playbooks and evidence handling, the very artifacts agent deployments lack for autonomous-action incidents. Under-served: agent-specific runbooks, an immutable action log to reconstruct from, and a defined contain-versus-preserve decision are the fix, but few teams have written them and the Replit fabricated-cover case shows what their absence costs.</w:t>
+      </w:r>
+    </w:p>
+    <w:p>
+      <w:pPr>
         <w:keepNext/>
         <w:spacing w:before="200" w:after="60"/>
       </w:pPr>
@@ -13356,7 +15432,7 @@
           <w:color w:val="141821"/>
           <w:sz w:val="21"/>
         </w:rPr>
-        <w:t>Plotting all 42 risks against the 11 layers from Part 1 shows where to concentrate. Four layers dominate the distinct-risk count. L4 (prompt and context assembly) appears in F1, F2, F3, and F7 entries because it is the literal place untrusted content meets the instruction context: R01, R03, R05, R06, R10, R11, R13, R26 all touch it. L9 (identity, secrets, authorization) carries the whole of F4 plus the confused-deputy and namespace-trust risks: R05, R14, R15, R16, R17, R19, R25, R30, R31. L5 (tools and MCP) concentrates F2: R04, R05, R06, R07, R09, plus R24. L10 (governance and observability) shows up wherever the control plane is the target or the missing piece: R04, R08, R09, R10, R15, R28, R30, R31.</w:t>
+        <w:t>Plotting all 50 risks against the 11 layers from Part 1 shows where to concentrate. Four layers dominate the distinct-risk count. L4 (prompt and context assembly) appears in F1, F2, F3, and F7 entries because it is the literal place untrusted content meets the instruction context: R01, R03, R05, R06, R10, R11, R13, R26 all touch it. L9 (identity, secrets, authorization) carries the whole of F4 plus the confused-deputy and namespace-trust risks: R05, R14, R15, R16, R17, R19, R25, R30, R31. L5 (tools and MCP) concentrates F2: R04, R05, R06, R07, R09, plus R24. L10 (governance and observability) shows up wherever the control plane is the target or the missing piece: R04, R08, R09, R10, R15, R28, R30, R31.</w:t>
       </w:r>
     </w:p>
     <w:p>
@@ -13370,7 +15446,7 @@
           <w:color w:val="141821"/>
           <w:sz w:val="21"/>
         </w:rPr>
-        <w:t>The practitioner read is direct. If you can harden only a few layers first, harden L4 (trust-tag and minimize what enters the context), L9 (per-user identity, least-privilege NHIs), and L10 (out-of-band immutable governance). Those three sit underneath the majority of the 42 risks, and unlike a model guard at L3, they do not depend on catching a specific payload. Section 2.2 surveys the controls that live at these layers, and Section 2.3 calls which risks they close, dent, or leave open.</w:t>
+        <w:t>The practitioner read is direct. If you can harden only a few layers first, harden L4 (trust-tag and minimize what enters the context), L9 (per-user identity, least-privilege NHIs), and L10 (out-of-band immutable governance). Those three sit underneath the majority of the 50 risks, and unlike a model guard at L3, they do not depend on catching a specific payload. Section 2.2 surveys the controls that live at these layers, and Section 2.3 calls which risks they close, dent, or leave open.</w:t>
       </w:r>
     </w:p>
     <w:p>
@@ -14484,7 +16560,7 @@
         </w:rPr>
         <w:t xml:space="preserve"> is an open-source A2A agent-card posture auditor. It is the measurement behind the headline finding cited under R25: 114 live A2A agent cards graded, 100 percent unsigned, 77 percent with no declared auth (</w:t>
       </w:r>
-      <w:hyperlink r:id="rId65">
+      <w:hyperlink r:id="rId75">
         <w:r>
           <w:rPr>
             <w:color w:val="2F6FED"/>
@@ -14556,7 +16632,7 @@
           <w:color w:val="141821"/>
           <w:sz w:val="21"/>
         </w:rPr>
-        <w:t>The synthesis that drives Section 2.3 follows from this. Because every detective category has a bypass, the controls that carry the heaviest load are the two structural categories (architecture and identity) that make a detection failure non-consequential. Section 2.3 maps all 42 risks against these seven categories, rates the coverage, and makes the honest gap calls: which risks are well-addressed, which sit in the under-served probabilistic middle, and which (prompt injection, latent backdoors) have no product solution at all.</w:t>
+        <w:t>The synthesis that drives Section 2.3 follows from this. Because every detective category has a bypass, the controls that carry the heaviest load are the two structural categories (architecture and identity) that make a detection failure non-consequential. Section 2.3 maps all 50 risks against these seven categories, rates the coverage, and makes the honest gap calls: which risks are well-addressed, which sit in the under-served probabilistic middle, and which (prompt injection, latent backdoors) have no product solution at all.</w:t>
       </w:r>
     </w:p>
     <w:p>
@@ -14584,7 +16660,7 @@
           <w:color w:val="141821"/>
           <w:sz w:val="21"/>
         </w:rPr>
-        <w:t>The previous section sorted the market into seven control categories and named the failure mode that disqualifies each one from solving the problem alone. This section does the arithmetic that follows. It takes all 42 risks from the taxonomy, lines them up against the candidate controls that exist, rates the coverage Strong, Partial, or Weak, and then makes a single honest call per risk: is it well-addressed, partially-addressed, under-served, or an open problem with no product answer. That last column is the one executives should read first and the one most vendor decks omit.</w:t>
+        <w:t>The previous section sorted the market into seven control categories and named the failure mode that disqualifies each one from solving the problem alone. This section does the arithmetic that follows. It takes all 50 risks from the taxonomy, lines them up against the candidate controls that exist, rates the coverage Strong, Partial, or Weak, and then makes a single honest call per risk: is it well-addressed, partially-addressed, under-served, or an open problem with no product answer. That last column is the one executives should read first and the one most vendor decks omit.</w:t>
       </w:r>
     </w:p>
     <w:tbl>
@@ -14646,7 +16722,7 @@
                 <w:color w:val="142033"/>
                 <w:sz w:val="20"/>
               </w:rPr>
-              <w:t>Of 42 risks, four are open problems no product solves (prompt injection R01 and its multimodal R34 and autonomous-browser R35 variants, and latent backdoors R23), roughly a dozen sit in an under-served probabilistic middle where the only Strong controls are architectural and opt-in, and a handful are well-addressed by decades-old appsec hygiene. The distribution, not any single tool, is the buying decision: spend on the structural controls that contain the open and under-served risks, not on classifiers that promise to close them.</w:t>
+              <w:t>Of 50 risks, four are open problems no product solves (prompt injection R01 and its multimodal R34 and autonomous-browser R35 variants, and latent backdoors R23), roughly a dozen sit in an under-served probabilistic middle where the only Strong controls are architectural and opt-in, and a handful are well-addressed by decades-old appsec hygiene. The distribution, not any single tool, is the buying decision: spend on the structural controls that contain the open and under-served risks, not on classifiers that promise to close them.</w:t>
             </w:r>
           </w:p>
         </w:tc>
@@ -20647,6 +22723,1122 @@
                 <w:sz w:val="19"/>
               </w:rPr>
               <w:t>Partial</w:t>
+            </w:r>
+          </w:p>
+        </w:tc>
+        <w:tc>
+          <w:tcPr>
+            <w:tcW w:type="dxa" w:w="1872"/>
+            <w:tcMar>
+              <w:top w:w="50" w:type="dxa"/>
+              <w:bottom w:w="50" w:type="dxa"/>
+              <w:start w:w="90" w:type="dxa"/>
+              <w:end w:w="90" w:type="dxa"/>
+              <w:left w:w="90" w:type="dxa"/>
+              <w:right w:w="90" w:type="dxa"/>
+            </w:tcMar>
+            <w:shd w:val="clear" w:color="auto" w:fill="F4F6F9"/>
+          </w:tcPr>
+          <w:p>
+            <w:pPr>
+              <w:spacing w:after="20"/>
+            </w:pPr>
+            <w:r>
+              <w:rPr>
+                <w:b w:val="0"/>
+                <w:i w:val="0"/>
+                <w:color w:val="141821"/>
+                <w:sz w:val="19"/>
+              </w:rPr>
+              <w:t>Under-served</w:t>
+            </w:r>
+          </w:p>
+        </w:tc>
+      </w:tr>
+      <w:tr>
+        <w:tc>
+          <w:tcPr>
+            <w:tcW w:type="dxa" w:w="1872"/>
+            <w:tcMar>
+              <w:top w:w="50" w:type="dxa"/>
+              <w:bottom w:w="50" w:type="dxa"/>
+              <w:start w:w="90" w:type="dxa"/>
+              <w:end w:w="90" w:type="dxa"/>
+              <w:left w:w="90" w:type="dxa"/>
+              <w:right w:w="90" w:type="dxa"/>
+            </w:tcMar>
+          </w:tcPr>
+          <w:p>
+            <w:pPr>
+              <w:spacing w:after="20"/>
+            </w:pPr>
+            <w:r>
+              <w:rPr>
+                <w:b w:val="0"/>
+                <w:i w:val="0"/>
+                <w:color w:val="141821"/>
+                <w:sz w:val="19"/>
+              </w:rPr>
+              <w:t>R43</w:t>
+            </w:r>
+          </w:p>
+        </w:tc>
+        <w:tc>
+          <w:tcPr>
+            <w:tcW w:type="dxa" w:w="1872"/>
+            <w:tcMar>
+              <w:top w:w="50" w:type="dxa"/>
+              <w:bottom w:w="50" w:type="dxa"/>
+              <w:start w:w="90" w:type="dxa"/>
+              <w:end w:w="90" w:type="dxa"/>
+              <w:left w:w="90" w:type="dxa"/>
+              <w:right w:w="90" w:type="dxa"/>
+            </w:tcMar>
+          </w:tcPr>
+          <w:p>
+            <w:pPr>
+              <w:spacing w:after="20"/>
+            </w:pPr>
+            <w:r>
+              <w:rPr>
+                <w:b w:val="0"/>
+                <w:i w:val="0"/>
+                <w:color w:val="141821"/>
+                <w:sz w:val="19"/>
+              </w:rPr>
+              <w:t>AI-generated insecure code shipped to production (vulnerability-density amplification)</w:t>
+            </w:r>
+          </w:p>
+        </w:tc>
+        <w:tc>
+          <w:tcPr>
+            <w:tcW w:type="dxa" w:w="1872"/>
+            <w:tcMar>
+              <w:top w:w="50" w:type="dxa"/>
+              <w:bottom w:w="50" w:type="dxa"/>
+              <w:start w:w="90" w:type="dxa"/>
+              <w:end w:w="90" w:type="dxa"/>
+              <w:left w:w="90" w:type="dxa"/>
+              <w:right w:w="90" w:type="dxa"/>
+            </w:tcMar>
+          </w:tcPr>
+          <w:p>
+            <w:pPr>
+              <w:spacing w:after="20"/>
+            </w:pPr>
+            <w:r>
+              <w:rPr>
+                <w:b w:val="0"/>
+                <w:i w:val="0"/>
+                <w:color w:val="141821"/>
+                <w:sz w:val="19"/>
+              </w:rPr>
+              <w:t>Mandatory SAST/DAST + secret-scanning merge gates on every AI-assisted commit (AI output untrusted by policy), Security-aware generation: secure-coding system prompts/rulesets + inline assistant autofix (Snyk/Veracode/Apiiro), Track AI-attributed vulnerability and secret density as a release KPI + vaulted short-lived credentials</w:t>
+            </w:r>
+          </w:p>
+        </w:tc>
+        <w:tc>
+          <w:tcPr>
+            <w:tcW w:type="dxa" w:w="1872"/>
+            <w:tcMar>
+              <w:top w:w="50" w:type="dxa"/>
+              <w:bottom w:w="50" w:type="dxa"/>
+              <w:start w:w="90" w:type="dxa"/>
+              <w:end w:w="90" w:type="dxa"/>
+              <w:left w:w="90" w:type="dxa"/>
+              <w:right w:w="90" w:type="dxa"/>
+            </w:tcMar>
+          </w:tcPr>
+          <w:p>
+            <w:pPr>
+              <w:spacing w:after="20"/>
+            </w:pPr>
+            <w:r>
+              <w:rPr>
+                <w:b w:val="0"/>
+                <w:i w:val="0"/>
+                <w:color w:val="141821"/>
+                <w:sz w:val="19"/>
+              </w:rPr>
+              <w:t>Strong</w:t>
+            </w:r>
+          </w:p>
+        </w:tc>
+        <w:tc>
+          <w:tcPr>
+            <w:tcW w:type="dxa" w:w="1872"/>
+            <w:tcMar>
+              <w:top w:w="50" w:type="dxa"/>
+              <w:bottom w:w="50" w:type="dxa"/>
+              <w:start w:w="90" w:type="dxa"/>
+              <w:end w:w="90" w:type="dxa"/>
+              <w:left w:w="90" w:type="dxa"/>
+              <w:right w:w="90" w:type="dxa"/>
+            </w:tcMar>
+          </w:tcPr>
+          <w:p>
+            <w:pPr>
+              <w:spacing w:after="20"/>
+            </w:pPr>
+            <w:r>
+              <w:rPr>
+                <w:b w:val="0"/>
+                <w:i w:val="0"/>
+                <w:color w:val="141821"/>
+                <w:sz w:val="19"/>
+              </w:rPr>
+              <w:t>Under-served</w:t>
+            </w:r>
+          </w:p>
+        </w:tc>
+      </w:tr>
+      <w:tr>
+        <w:tc>
+          <w:tcPr>
+            <w:tcW w:type="dxa" w:w="1872"/>
+            <w:tcMar>
+              <w:top w:w="50" w:type="dxa"/>
+              <w:bottom w:w="50" w:type="dxa"/>
+              <w:start w:w="90" w:type="dxa"/>
+              <w:end w:w="90" w:type="dxa"/>
+              <w:left w:w="90" w:type="dxa"/>
+              <w:right w:w="90" w:type="dxa"/>
+            </w:tcMar>
+            <w:shd w:val="clear" w:color="auto" w:fill="F4F6F9"/>
+          </w:tcPr>
+          <w:p>
+            <w:pPr>
+              <w:spacing w:after="20"/>
+            </w:pPr>
+            <w:r>
+              <w:rPr>
+                <w:b w:val="0"/>
+                <w:i w:val="0"/>
+                <w:color w:val="141821"/>
+                <w:sz w:val="19"/>
+              </w:rPr>
+              <w:t>R44</w:t>
+            </w:r>
+          </w:p>
+        </w:tc>
+        <w:tc>
+          <w:tcPr>
+            <w:tcW w:type="dxa" w:w="1872"/>
+            <w:tcMar>
+              <w:top w:w="50" w:type="dxa"/>
+              <w:bottom w:w="50" w:type="dxa"/>
+              <w:start w:w="90" w:type="dxa"/>
+              <w:end w:w="90" w:type="dxa"/>
+              <w:left w:w="90" w:type="dxa"/>
+              <w:right w:w="90" w:type="dxa"/>
+            </w:tcMar>
+            <w:shd w:val="clear" w:color="auto" w:fill="F4F6F9"/>
+          </w:tcPr>
+          <w:p>
+            <w:pPr>
+              <w:spacing w:after="20"/>
+            </w:pPr>
+            <w:r>
+              <w:rPr>
+                <w:b w:val="0"/>
+                <w:i w:val="0"/>
+                <w:color w:val="141821"/>
+                <w:sz w:val="19"/>
+              </w:rPr>
+              <w:t>Automation-bias acceptance of insecure AI code (over-trust, under-review, false sense of security)</w:t>
+            </w:r>
+          </w:p>
+        </w:tc>
+        <w:tc>
+          <w:tcPr>
+            <w:tcW w:type="dxa" w:w="1872"/>
+            <w:tcMar>
+              <w:top w:w="50" w:type="dxa"/>
+              <w:bottom w:w="50" w:type="dxa"/>
+              <w:start w:w="90" w:type="dxa"/>
+              <w:end w:w="90" w:type="dxa"/>
+              <w:left w:w="90" w:type="dxa"/>
+              <w:right w:w="90" w:type="dxa"/>
+            </w:tcMar>
+            <w:shd w:val="clear" w:color="auto" w:fill="F4F6F9"/>
+          </w:tcPr>
+          <w:p>
+            <w:pPr>
+              <w:spacing w:after="20"/>
+            </w:pPr>
+            <w:r>
+              <w:rPr>
+                <w:b w:val="0"/>
+                <w:i w:val="0"/>
+                <w:color w:val="141821"/>
+                <w:sz w:val="19"/>
+              </w:rPr>
+              <w:t>Non-bypassable server-side SAST/secret-scan merge gate (scanning removed from developer discretion), Provenance-tag AI diffs + require elevated review on them; block merge on unscanned AI commits, Automation-bias training + untrusted-by-default IDE UX with inline security warnings</w:t>
+            </w:r>
+          </w:p>
+        </w:tc>
+        <w:tc>
+          <w:tcPr>
+            <w:tcW w:type="dxa" w:w="1872"/>
+            <w:tcMar>
+              <w:top w:w="50" w:type="dxa"/>
+              <w:bottom w:w="50" w:type="dxa"/>
+              <w:start w:w="90" w:type="dxa"/>
+              <w:end w:w="90" w:type="dxa"/>
+              <w:left w:w="90" w:type="dxa"/>
+              <w:right w:w="90" w:type="dxa"/>
+            </w:tcMar>
+            <w:shd w:val="clear" w:color="auto" w:fill="F4F6F9"/>
+          </w:tcPr>
+          <w:p>
+            <w:pPr>
+              <w:spacing w:after="20"/>
+            </w:pPr>
+            <w:r>
+              <w:rPr>
+                <w:b w:val="0"/>
+                <w:i w:val="0"/>
+                <w:color w:val="141821"/>
+                <w:sz w:val="19"/>
+              </w:rPr>
+              <w:t>Strong</w:t>
+            </w:r>
+          </w:p>
+        </w:tc>
+        <w:tc>
+          <w:tcPr>
+            <w:tcW w:type="dxa" w:w="1872"/>
+            <w:tcMar>
+              <w:top w:w="50" w:type="dxa"/>
+              <w:bottom w:w="50" w:type="dxa"/>
+              <w:start w:w="90" w:type="dxa"/>
+              <w:end w:w="90" w:type="dxa"/>
+              <w:left w:w="90" w:type="dxa"/>
+              <w:right w:w="90" w:type="dxa"/>
+            </w:tcMar>
+            <w:shd w:val="clear" w:color="auto" w:fill="F4F6F9"/>
+          </w:tcPr>
+          <w:p>
+            <w:pPr>
+              <w:spacing w:after="20"/>
+            </w:pPr>
+            <w:r>
+              <w:rPr>
+                <w:b w:val="0"/>
+                <w:i w:val="0"/>
+                <w:color w:val="141821"/>
+                <w:sz w:val="19"/>
+              </w:rPr>
+              <w:t>Under-served</w:t>
+            </w:r>
+          </w:p>
+        </w:tc>
+      </w:tr>
+      <w:tr>
+        <w:tc>
+          <w:tcPr>
+            <w:tcW w:type="dxa" w:w="1872"/>
+            <w:tcMar>
+              <w:top w:w="50" w:type="dxa"/>
+              <w:bottom w:w="50" w:type="dxa"/>
+              <w:start w:w="90" w:type="dxa"/>
+              <w:end w:w="90" w:type="dxa"/>
+              <w:left w:w="90" w:type="dxa"/>
+              <w:right w:w="90" w:type="dxa"/>
+            </w:tcMar>
+          </w:tcPr>
+          <w:p>
+            <w:pPr>
+              <w:spacing w:after="20"/>
+            </w:pPr>
+            <w:r>
+              <w:rPr>
+                <w:b w:val="0"/>
+                <w:i w:val="0"/>
+                <w:color w:val="141821"/>
+                <w:sz w:val="19"/>
+              </w:rPr>
+              <w:t>R45</w:t>
+            </w:r>
+          </w:p>
+        </w:tc>
+        <w:tc>
+          <w:tcPr>
+            <w:tcW w:type="dxa" w:w="1872"/>
+            <w:tcMar>
+              <w:top w:w="50" w:type="dxa"/>
+              <w:bottom w:w="50" w:type="dxa"/>
+              <w:start w:w="90" w:type="dxa"/>
+              <w:end w:w="90" w:type="dxa"/>
+              <w:left w:w="90" w:type="dxa"/>
+              <w:right w:w="90" w:type="dxa"/>
+            </w:tcMar>
+          </w:tcPr>
+          <w:p>
+            <w:pPr>
+              <w:spacing w:after="20"/>
+            </w:pPr>
+            <w:r>
+              <w:rPr>
+                <w:b w:val="0"/>
+                <w:i w:val="0"/>
+                <w:color w:val="141821"/>
+                <w:sz w:val="19"/>
+              </w:rPr>
+              <w:t>Unpatched known CVEs in the deployed agentic stack (vulnerability- and patch-management lag in frameworks, MCP servers, orchestrators, and model-serving infra)</w:t>
+            </w:r>
+          </w:p>
+        </w:tc>
+        <w:tc>
+          <w:tcPr>
+            <w:tcW w:type="dxa" w:w="1872"/>
+            <w:tcMar>
+              <w:top w:w="50" w:type="dxa"/>
+              <w:bottom w:w="50" w:type="dxa"/>
+              <w:start w:w="90" w:type="dxa"/>
+              <w:end w:w="90" w:type="dxa"/>
+              <w:left w:w="90" w:type="dxa"/>
+              <w:right w:w="90" w:type="dxa"/>
+            </w:tcMar>
+          </w:tcPr>
+          <w:p>
+            <w:pPr>
+              <w:spacing w:after="20"/>
+            </w:pPr>
+            <w:r>
+              <w:rPr>
+                <w:b w:val="0"/>
+                <w:i w:val="0"/>
+                <w:color w:val="141821"/>
+                <w:sz w:val="19"/>
+              </w:rPr>
+              <w:t>Authoritative agentic-stack SBOM + continuous CVE/GHSA mapping with patch SLAs and min-version gates, Network isolation / zero-trust boundary around all AI compute (never expose Ray/serving dashboards or MCP proxies), Continuous internet-exposure/shadow-deployment scanning + runtime exploit detection</w:t>
+            </w:r>
+          </w:p>
+        </w:tc>
+        <w:tc>
+          <w:tcPr>
+            <w:tcW w:type="dxa" w:w="1872"/>
+            <w:tcMar>
+              <w:top w:w="50" w:type="dxa"/>
+              <w:bottom w:w="50" w:type="dxa"/>
+              <w:start w:w="90" w:type="dxa"/>
+              <w:end w:w="90" w:type="dxa"/>
+              <w:left w:w="90" w:type="dxa"/>
+              <w:right w:w="90" w:type="dxa"/>
+            </w:tcMar>
+          </w:tcPr>
+          <w:p>
+            <w:pPr>
+              <w:spacing w:after="20"/>
+            </w:pPr>
+            <w:r>
+              <w:rPr>
+                <w:b w:val="0"/>
+                <w:i w:val="0"/>
+                <w:color w:val="141821"/>
+                <w:sz w:val="19"/>
+              </w:rPr>
+              <w:t>Strong</w:t>
+            </w:r>
+          </w:p>
+        </w:tc>
+        <w:tc>
+          <w:tcPr>
+            <w:tcW w:type="dxa" w:w="1872"/>
+            <w:tcMar>
+              <w:top w:w="50" w:type="dxa"/>
+              <w:bottom w:w="50" w:type="dxa"/>
+              <w:start w:w="90" w:type="dxa"/>
+              <w:end w:w="90" w:type="dxa"/>
+              <w:left w:w="90" w:type="dxa"/>
+              <w:right w:w="90" w:type="dxa"/>
+            </w:tcMar>
+          </w:tcPr>
+          <w:p>
+            <w:pPr>
+              <w:spacing w:after="20"/>
+            </w:pPr>
+            <w:r>
+              <w:rPr>
+                <w:b w:val="0"/>
+                <w:i w:val="0"/>
+                <w:color w:val="141821"/>
+                <w:sz w:val="19"/>
+              </w:rPr>
+              <w:t>Under-served</w:t>
+            </w:r>
+          </w:p>
+        </w:tc>
+      </w:tr>
+      <w:tr>
+        <w:tc>
+          <w:tcPr>
+            <w:tcW w:type="dxa" w:w="1872"/>
+            <w:tcMar>
+              <w:top w:w="50" w:type="dxa"/>
+              <w:bottom w:w="50" w:type="dxa"/>
+              <w:start w:w="90" w:type="dxa"/>
+              <w:end w:w="90" w:type="dxa"/>
+              <w:left w:w="90" w:type="dxa"/>
+              <w:right w:w="90" w:type="dxa"/>
+            </w:tcMar>
+            <w:shd w:val="clear" w:color="auto" w:fill="F4F6F9"/>
+          </w:tcPr>
+          <w:p>
+            <w:pPr>
+              <w:spacing w:after="20"/>
+            </w:pPr>
+            <w:r>
+              <w:rPr>
+                <w:b w:val="0"/>
+                <w:i w:val="0"/>
+                <w:color w:val="141821"/>
+                <w:sz w:val="19"/>
+              </w:rPr>
+              <w:t>R46</w:t>
+            </w:r>
+          </w:p>
+        </w:tc>
+        <w:tc>
+          <w:tcPr>
+            <w:tcW w:type="dxa" w:w="1872"/>
+            <w:tcMar>
+              <w:top w:w="50" w:type="dxa"/>
+              <w:bottom w:w="50" w:type="dxa"/>
+              <w:start w:w="90" w:type="dxa"/>
+              <w:end w:w="90" w:type="dxa"/>
+              <w:left w:w="90" w:type="dxa"/>
+              <w:right w:w="90" w:type="dxa"/>
+            </w:tcMar>
+            <w:shd w:val="clear" w:color="auto" w:fill="F4F6F9"/>
+          </w:tcPr>
+          <w:p>
+            <w:pPr>
+              <w:spacing w:after="20"/>
+            </w:pPr>
+            <w:r>
+              <w:rPr>
+                <w:b w:val="0"/>
+                <w:i w:val="0"/>
+                <w:color w:val="141821"/>
+                <w:sz w:val="19"/>
+              </w:rPr>
+              <w:t>Insecure-by-default generated app: vibe-coding/agent-builder platform ships missing authorization and auth controls</w:t>
+            </w:r>
+          </w:p>
+        </w:tc>
+        <w:tc>
+          <w:tcPr>
+            <w:tcW w:type="dxa" w:w="1872"/>
+            <w:tcMar>
+              <w:top w:w="50" w:type="dxa"/>
+              <w:bottom w:w="50" w:type="dxa"/>
+              <w:start w:w="90" w:type="dxa"/>
+              <w:end w:w="90" w:type="dxa"/>
+              <w:left w:w="90" w:type="dxa"/>
+              <w:right w:w="90" w:type="dxa"/>
+            </w:tcMar>
+            <w:shd w:val="clear" w:color="auto" w:fill="F4F6F9"/>
+          </w:tcPr>
+          <w:p>
+            <w:pPr>
+              <w:spacing w:after="20"/>
+            </w:pPr>
+            <w:r>
+              <w:rPr>
+                <w:b w:val="0"/>
+                <w:i w:val="0"/>
+                <w:color w:val="141821"/>
+                <w:sz w:val="19"/>
+              </w:rPr>
+              <w:t>Secure-by-default platform posture: deny-by-default RLS/tenant isolation + authenticated-by-default endpoints, refuse-to-deploy without an enforced authz policy, Pre-deploy BOLA/auth-bypass DAST + access-control fuzzing gating every publish (and continuous re-scan of published apps), Non-enumerable app/object identifiers + per-app secrets isolation</w:t>
+            </w:r>
+          </w:p>
+        </w:tc>
+        <w:tc>
+          <w:tcPr>
+            <w:tcW w:type="dxa" w:w="1872"/>
+            <w:tcMar>
+              <w:top w:w="50" w:type="dxa"/>
+              <w:bottom w:w="50" w:type="dxa"/>
+              <w:start w:w="90" w:type="dxa"/>
+              <w:end w:w="90" w:type="dxa"/>
+              <w:left w:w="90" w:type="dxa"/>
+              <w:right w:w="90" w:type="dxa"/>
+            </w:tcMar>
+            <w:shd w:val="clear" w:color="auto" w:fill="F4F6F9"/>
+          </w:tcPr>
+          <w:p>
+            <w:pPr>
+              <w:spacing w:after="20"/>
+            </w:pPr>
+            <w:r>
+              <w:rPr>
+                <w:b w:val="0"/>
+                <w:i w:val="0"/>
+                <w:color w:val="141821"/>
+                <w:sz w:val="19"/>
+              </w:rPr>
+              <w:t>Strong</w:t>
+            </w:r>
+          </w:p>
+        </w:tc>
+        <w:tc>
+          <w:tcPr>
+            <w:tcW w:type="dxa" w:w="1872"/>
+            <w:tcMar>
+              <w:top w:w="50" w:type="dxa"/>
+              <w:bottom w:w="50" w:type="dxa"/>
+              <w:start w:w="90" w:type="dxa"/>
+              <w:end w:w="90" w:type="dxa"/>
+              <w:left w:w="90" w:type="dxa"/>
+              <w:right w:w="90" w:type="dxa"/>
+            </w:tcMar>
+            <w:shd w:val="clear" w:color="auto" w:fill="F4F6F9"/>
+          </w:tcPr>
+          <w:p>
+            <w:pPr>
+              <w:spacing w:after="20"/>
+            </w:pPr>
+            <w:r>
+              <w:rPr>
+                <w:b w:val="0"/>
+                <w:i w:val="0"/>
+                <w:color w:val="141821"/>
+                <w:sz w:val="19"/>
+              </w:rPr>
+              <w:t>Under-served</w:t>
+            </w:r>
+          </w:p>
+        </w:tc>
+      </w:tr>
+      <w:tr>
+        <w:tc>
+          <w:tcPr>
+            <w:tcW w:type="dxa" w:w="1872"/>
+            <w:tcMar>
+              <w:top w:w="50" w:type="dxa"/>
+              <w:bottom w:w="50" w:type="dxa"/>
+              <w:start w:w="90" w:type="dxa"/>
+              <w:end w:w="90" w:type="dxa"/>
+              <w:left w:w="90" w:type="dxa"/>
+              <w:right w:w="90" w:type="dxa"/>
+            </w:tcMar>
+          </w:tcPr>
+          <w:p>
+            <w:pPr>
+              <w:spacing w:after="20"/>
+            </w:pPr>
+            <w:r>
+              <w:rPr>
+                <w:b w:val="0"/>
+                <w:i w:val="0"/>
+                <w:color w:val="141821"/>
+                <w:sz w:val="19"/>
+              </w:rPr>
+              <w:t>R47</w:t>
+            </w:r>
+          </w:p>
+        </w:tc>
+        <w:tc>
+          <w:tcPr>
+            <w:tcW w:type="dxa" w:w="1872"/>
+            <w:tcMar>
+              <w:top w:w="50" w:type="dxa"/>
+              <w:bottom w:w="50" w:type="dxa"/>
+              <w:start w:w="90" w:type="dxa"/>
+              <w:end w:w="90" w:type="dxa"/>
+              <w:left w:w="90" w:type="dxa"/>
+              <w:right w:w="90" w:type="dxa"/>
+            </w:tcMar>
+          </w:tcPr>
+          <w:p>
+            <w:pPr>
+              <w:spacing w:after="20"/>
+            </w:pPr>
+            <w:r>
+              <w:rPr>
+                <w:b w:val="0"/>
+                <w:i w:val="0"/>
+                <w:color w:val="141821"/>
+                <w:sz w:val="19"/>
+              </w:rPr>
+              <w:t>Absent secure development lifecycle for agentic systems (no threat modeling, security testing, or secure design review before production)</w:t>
+            </w:r>
+          </w:p>
+        </w:tc>
+        <w:tc>
+          <w:tcPr>
+            <w:tcW w:type="dxa" w:w="1872"/>
+            <w:tcMar>
+              <w:top w:w="50" w:type="dxa"/>
+              <w:bottom w:w="50" w:type="dxa"/>
+              <w:start w:w="90" w:type="dxa"/>
+              <w:end w:w="90" w:type="dxa"/>
+              <w:left w:w="90" w:type="dxa"/>
+              <w:right w:w="90" w:type="dxa"/>
+            </w:tcMar>
+          </w:tcPr>
+          <w:p>
+            <w:pPr>
+              <w:spacing w:after="20"/>
+            </w:pPr>
+            <w:r>
+              <w:rPr>
+                <w:b w:val="0"/>
+                <w:i w:val="0"/>
+                <w:color w:val="141821"/>
+                <w:sz w:val="19"/>
+              </w:rPr>
+              <w:t>Mandatory pre-build threat modeling of every agentic system (tools, permissions, data flows, trust boundaries, abuse cases), Production gate on SAST + DAST + SCA + dedicated AI/agent red-teaming in CI/CD, Secure design review + secure-pass-rate KPI as a required release sign-off</w:t>
+            </w:r>
+          </w:p>
+        </w:tc>
+        <w:tc>
+          <w:tcPr>
+            <w:tcW w:type="dxa" w:w="1872"/>
+            <w:tcMar>
+              <w:top w:w="50" w:type="dxa"/>
+              <w:bottom w:w="50" w:type="dxa"/>
+              <w:start w:w="90" w:type="dxa"/>
+              <w:end w:w="90" w:type="dxa"/>
+              <w:left w:w="90" w:type="dxa"/>
+              <w:right w:w="90" w:type="dxa"/>
+            </w:tcMar>
+          </w:tcPr>
+          <w:p>
+            <w:pPr>
+              <w:spacing w:after="20"/>
+            </w:pPr>
+            <w:r>
+              <w:rPr>
+                <w:b w:val="0"/>
+                <w:i w:val="0"/>
+                <w:color w:val="141821"/>
+                <w:sz w:val="19"/>
+              </w:rPr>
+              <w:t>Partial</w:t>
+            </w:r>
+          </w:p>
+        </w:tc>
+        <w:tc>
+          <w:tcPr>
+            <w:tcW w:type="dxa" w:w="1872"/>
+            <w:tcMar>
+              <w:top w:w="50" w:type="dxa"/>
+              <w:bottom w:w="50" w:type="dxa"/>
+              <w:start w:w="90" w:type="dxa"/>
+              <w:end w:w="90" w:type="dxa"/>
+              <w:left w:w="90" w:type="dxa"/>
+              <w:right w:w="90" w:type="dxa"/>
+            </w:tcMar>
+          </w:tcPr>
+          <w:p>
+            <w:pPr>
+              <w:spacing w:after="20"/>
+            </w:pPr>
+            <w:r>
+              <w:rPr>
+                <w:b w:val="0"/>
+                <w:i w:val="0"/>
+                <w:color w:val="141821"/>
+                <w:sz w:val="19"/>
+              </w:rPr>
+              <w:t>Under-served</w:t>
+            </w:r>
+          </w:p>
+        </w:tc>
+      </w:tr>
+      <w:tr>
+        <w:tc>
+          <w:tcPr>
+            <w:tcW w:type="dxa" w:w="1872"/>
+            <w:tcMar>
+              <w:top w:w="50" w:type="dxa"/>
+              <w:bottom w:w="50" w:type="dxa"/>
+              <w:start w:w="90" w:type="dxa"/>
+              <w:end w:w="90" w:type="dxa"/>
+              <w:left w:w="90" w:type="dxa"/>
+              <w:right w:w="90" w:type="dxa"/>
+            </w:tcMar>
+            <w:shd w:val="clear" w:color="auto" w:fill="F4F6F9"/>
+          </w:tcPr>
+          <w:p>
+            <w:pPr>
+              <w:spacing w:after="20"/>
+            </w:pPr>
+            <w:r>
+              <w:rPr>
+                <w:b w:val="0"/>
+                <w:i w:val="0"/>
+                <w:color w:val="141821"/>
+                <w:sz w:val="19"/>
+              </w:rPr>
+              <w:t>R48</w:t>
+            </w:r>
+          </w:p>
+        </w:tc>
+        <w:tc>
+          <w:tcPr>
+            <w:tcW w:type="dxa" w:w="1872"/>
+            <w:tcMar>
+              <w:top w:w="50" w:type="dxa"/>
+              <w:bottom w:w="50" w:type="dxa"/>
+              <w:start w:w="90" w:type="dxa"/>
+              <w:end w:w="90" w:type="dxa"/>
+              <w:left w:w="90" w:type="dxa"/>
+              <w:right w:w="90" w:type="dxa"/>
+            </w:tcMar>
+            <w:shd w:val="clear" w:color="auto" w:fill="F4F6F9"/>
+          </w:tcPr>
+          <w:p>
+            <w:pPr>
+              <w:spacing w:after="20"/>
+            </w:pPr>
+            <w:r>
+              <w:rPr>
+                <w:b w:val="0"/>
+                <w:i w:val="0"/>
+                <w:color w:val="141821"/>
+                <w:sz w:val="19"/>
+              </w:rPr>
+              <w:t>No incident-response or forensic-readiness playbook for compromised agent actions (containment vs. evidence-preservation gap)</w:t>
+            </w:r>
+          </w:p>
+        </w:tc>
+        <w:tc>
+          <w:tcPr>
+            <w:tcW w:type="dxa" w:w="1872"/>
+            <w:tcMar>
+              <w:top w:w="50" w:type="dxa"/>
+              <w:bottom w:w="50" w:type="dxa"/>
+              <w:start w:w="90" w:type="dxa"/>
+              <w:end w:w="90" w:type="dxa"/>
+              <w:left w:w="90" w:type="dxa"/>
+              <w:right w:w="90" w:type="dxa"/>
+            </w:tcMar>
+            <w:shd w:val="clear" w:color="auto" w:fill="F4F6F9"/>
+          </w:tcPr>
+          <w:p>
+            <w:pPr>
+              <w:spacing w:after="20"/>
+            </w:pPr>
+            <w:r>
+              <w:rPr>
+                <w:b w:val="0"/>
+                <w:i w:val="0"/>
+                <w:color w:val="141821"/>
+                <w:sz w:val="19"/>
+              </w:rPr>
+              <w:t>Agent-specific IR runbook with graduated containment ladder (soft quarantine before hard kill), Cross-application agent flight recorder / immutable queryable action trail wired to SIEM/SOAR/ITSM, Scoped kill-switch + per-identity credential-revocation automation + tabletop exercises for the three incident classes</w:t>
+            </w:r>
+          </w:p>
+        </w:tc>
+        <w:tc>
+          <w:tcPr>
+            <w:tcW w:type="dxa" w:w="1872"/>
+            <w:tcMar>
+              <w:top w:w="50" w:type="dxa"/>
+              <w:bottom w:w="50" w:type="dxa"/>
+              <w:start w:w="90" w:type="dxa"/>
+              <w:end w:w="90" w:type="dxa"/>
+              <w:left w:w="90" w:type="dxa"/>
+              <w:right w:w="90" w:type="dxa"/>
+            </w:tcMar>
+            <w:shd w:val="clear" w:color="auto" w:fill="F4F6F9"/>
+          </w:tcPr>
+          <w:p>
+            <w:pPr>
+              <w:spacing w:after="20"/>
+            </w:pPr>
+            <w:r>
+              <w:rPr>
+                <w:b w:val="0"/>
+                <w:i w:val="0"/>
+                <w:color w:val="141821"/>
+                <w:sz w:val="19"/>
+              </w:rPr>
+              <w:t>Partial</w:t>
+            </w:r>
+          </w:p>
+        </w:tc>
+        <w:tc>
+          <w:tcPr>
+            <w:tcW w:type="dxa" w:w="1872"/>
+            <w:tcMar>
+              <w:top w:w="50" w:type="dxa"/>
+              <w:bottom w:w="50" w:type="dxa"/>
+              <w:start w:w="90" w:type="dxa"/>
+              <w:end w:w="90" w:type="dxa"/>
+              <w:left w:w="90" w:type="dxa"/>
+              <w:right w:w="90" w:type="dxa"/>
+            </w:tcMar>
+            <w:shd w:val="clear" w:color="auto" w:fill="F4F6F9"/>
+          </w:tcPr>
+          <w:p>
+            <w:pPr>
+              <w:spacing w:after="20"/>
+            </w:pPr>
+            <w:r>
+              <w:rPr>
+                <w:b w:val="0"/>
+                <w:i w:val="0"/>
+                <w:color w:val="141821"/>
+                <w:sz w:val="19"/>
+              </w:rPr>
+              <w:t>Under-served</w:t>
+            </w:r>
+          </w:p>
+        </w:tc>
+      </w:tr>
+      <w:tr>
+        <w:tc>
+          <w:tcPr>
+            <w:tcW w:type="dxa" w:w="1872"/>
+            <w:tcMar>
+              <w:top w:w="50" w:type="dxa"/>
+              <w:bottom w:w="50" w:type="dxa"/>
+              <w:start w:w="90" w:type="dxa"/>
+              <w:end w:w="90" w:type="dxa"/>
+              <w:left w:w="90" w:type="dxa"/>
+              <w:right w:w="90" w:type="dxa"/>
+            </w:tcMar>
+          </w:tcPr>
+          <w:p>
+            <w:pPr>
+              <w:spacing w:after="20"/>
+            </w:pPr>
+            <w:r>
+              <w:rPr>
+                <w:b w:val="0"/>
+                <w:i w:val="0"/>
+                <w:color w:val="141821"/>
+                <w:sz w:val="19"/>
+              </w:rPr>
+              <w:t>R49</w:t>
+            </w:r>
+          </w:p>
+        </w:tc>
+        <w:tc>
+          <w:tcPr>
+            <w:tcW w:type="dxa" w:w="1872"/>
+            <w:tcMar>
+              <w:top w:w="50" w:type="dxa"/>
+              <w:bottom w:w="50" w:type="dxa"/>
+              <w:start w:w="90" w:type="dxa"/>
+              <w:end w:w="90" w:type="dxa"/>
+              <w:left w:w="90" w:type="dxa"/>
+              <w:right w:w="90" w:type="dxa"/>
+            </w:tcMar>
+          </w:tcPr>
+          <w:p>
+            <w:pPr>
+              <w:spacing w:after="20"/>
+            </w:pPr>
+            <w:r>
+              <w:rPr>
+                <w:b w:val="0"/>
+                <w:i w:val="0"/>
+                <w:color w:val="141821"/>
+                <w:sz w:val="19"/>
+              </w:rPr>
+              <w:t>No runtime behavioral-anomaly / drift detection for agents (static pre-deployment evaluation does not catch in-operation deviation)</w:t>
+            </w:r>
+          </w:p>
+        </w:tc>
+        <w:tc>
+          <w:tcPr>
+            <w:tcW w:type="dxa" w:w="1872"/>
+            <w:tcMar>
+              <w:top w:w="50" w:type="dxa"/>
+              <w:bottom w:w="50" w:type="dxa"/>
+              <w:start w:w="90" w:type="dxa"/>
+              <w:end w:w="90" w:type="dxa"/>
+              <w:left w:w="90" w:type="dxa"/>
+              <w:right w:w="90" w:type="dxa"/>
+            </w:tcMar>
+          </w:tcPr>
+          <w:p>
+            <w:pPr>
+              <w:spacing w:after="20"/>
+            </w:pPr>
+            <w:r>
+              <w:rPr>
+                <w:b w:val="0"/>
+                <w:i w:val="0"/>
+                <w:color w:val="141821"/>
+                <w:sz w:val="19"/>
+              </w:rPr>
+              <w:t>Runtime behavioral baselines over decision traces with statistical distribution-shift flagging, Goal-conditioned drift detection against a goal-aware baseline, Continuous authorization monitoring + finite-state behavioral-conformance with temporal early-intervention metrics</w:t>
+            </w:r>
+          </w:p>
+        </w:tc>
+        <w:tc>
+          <w:tcPr>
+            <w:tcW w:type="dxa" w:w="1872"/>
+            <w:tcMar>
+              <w:top w:w="50" w:type="dxa"/>
+              <w:bottom w:w="50" w:type="dxa"/>
+              <w:start w:w="90" w:type="dxa"/>
+              <w:end w:w="90" w:type="dxa"/>
+              <w:left w:w="90" w:type="dxa"/>
+              <w:right w:w="90" w:type="dxa"/>
+            </w:tcMar>
+          </w:tcPr>
+          <w:p>
+            <w:pPr>
+              <w:spacing w:after="20"/>
+            </w:pPr>
+            <w:r>
+              <w:rPr>
+                <w:b w:val="0"/>
+                <w:i w:val="0"/>
+                <w:color w:val="141821"/>
+                <w:sz w:val="19"/>
+              </w:rPr>
+              <w:t>Partial</w:t>
+            </w:r>
+          </w:p>
+        </w:tc>
+        <w:tc>
+          <w:tcPr>
+            <w:tcW w:type="dxa" w:w="1872"/>
+            <w:tcMar>
+              <w:top w:w="50" w:type="dxa"/>
+              <w:bottom w:w="50" w:type="dxa"/>
+              <w:start w:w="90" w:type="dxa"/>
+              <w:end w:w="90" w:type="dxa"/>
+              <w:left w:w="90" w:type="dxa"/>
+              <w:right w:w="90" w:type="dxa"/>
+            </w:tcMar>
+          </w:tcPr>
+          <w:p>
+            <w:pPr>
+              <w:spacing w:after="20"/>
+            </w:pPr>
+            <w:r>
+              <w:rPr>
+                <w:b w:val="0"/>
+                <w:i w:val="0"/>
+                <w:color w:val="141821"/>
+                <w:sz w:val="19"/>
+              </w:rPr>
+              <w:t>Under-served</w:t>
+            </w:r>
+          </w:p>
+        </w:tc>
+      </w:tr>
+      <w:tr>
+        <w:tc>
+          <w:tcPr>
+            <w:tcW w:type="dxa" w:w="1872"/>
+            <w:tcMar>
+              <w:top w:w="50" w:type="dxa"/>
+              <w:bottom w:w="50" w:type="dxa"/>
+              <w:start w:w="90" w:type="dxa"/>
+              <w:end w:w="90" w:type="dxa"/>
+              <w:left w:w="90" w:type="dxa"/>
+              <w:right w:w="90" w:type="dxa"/>
+            </w:tcMar>
+            <w:shd w:val="clear" w:color="auto" w:fill="F4F6F9"/>
+          </w:tcPr>
+          <w:p>
+            <w:pPr>
+              <w:spacing w:after="20"/>
+            </w:pPr>
+            <w:r>
+              <w:rPr>
+                <w:b w:val="0"/>
+                <w:i w:val="0"/>
+                <w:color w:val="141821"/>
+                <w:sz w:val="19"/>
+              </w:rPr>
+              <w:t>R50</w:t>
+            </w:r>
+          </w:p>
+        </w:tc>
+        <w:tc>
+          <w:tcPr>
+            <w:tcW w:type="dxa" w:w="1872"/>
+            <w:tcMar>
+              <w:top w:w="50" w:type="dxa"/>
+              <w:bottom w:w="50" w:type="dxa"/>
+              <w:start w:w="90" w:type="dxa"/>
+              <w:end w:w="90" w:type="dxa"/>
+              <w:left w:w="90" w:type="dxa"/>
+              <w:right w:w="90" w:type="dxa"/>
+            </w:tcMar>
+            <w:shd w:val="clear" w:color="auto" w:fill="F4F6F9"/>
+          </w:tcPr>
+          <w:p>
+            <w:pPr>
+              <w:spacing w:after="20"/>
+            </w:pPr>
+            <w:r>
+              <w:rPr>
+                <w:b w:val="0"/>
+                <w:i w:val="0"/>
+                <w:color w:val="141821"/>
+                <w:sz w:val="19"/>
+              </w:rPr>
+              <w:t>Insecure agent lifecycle: orphaned/zombie agents never decommissioned and silent version drift from upstream model auto-updates</w:t>
+            </w:r>
+          </w:p>
+        </w:tc>
+        <w:tc>
+          <w:tcPr>
+            <w:tcW w:type="dxa" w:w="1872"/>
+            <w:tcMar>
+              <w:top w:w="50" w:type="dxa"/>
+              <w:bottom w:w="50" w:type="dxa"/>
+              <w:start w:w="90" w:type="dxa"/>
+              <w:end w:w="90" w:type="dxa"/>
+              <w:left w:w="90" w:type="dxa"/>
+              <w:right w:w="90" w:type="dxa"/>
+            </w:tcMar>
+            <w:shd w:val="clear" w:color="auto" w:fill="F4F6F9"/>
+          </w:tcPr>
+          <w:p>
+            <w:pPr>
+              <w:spacing w:after="20"/>
+            </w:pPr>
+            <w:r>
+              <w:rPr>
+                <w:b w:val="0"/>
+                <w:i w:val="0"/>
+                <w:color w:val="141821"/>
+                <w:sz w:val="19"/>
+              </w:rPr>
+              <w:t>Automated safe-shutdown / decommissioning protocol (revoke sessions, rotate then delete keys, remove IAM membership, archive logs), Continuous orphaned-NHI discovery + post-retirement validation of no lingering credentials/integrations, Model/agent version pinning + behavioral-regression gate on every upstream model change, with rollback</w:t>
+            </w:r>
+          </w:p>
+        </w:tc>
+        <w:tc>
+          <w:tcPr>
+            <w:tcW w:type="dxa" w:w="1872"/>
+            <w:tcMar>
+              <w:top w:w="50" w:type="dxa"/>
+              <w:bottom w:w="50" w:type="dxa"/>
+              <w:start w:w="90" w:type="dxa"/>
+              <w:end w:w="90" w:type="dxa"/>
+              <w:left w:w="90" w:type="dxa"/>
+              <w:right w:w="90" w:type="dxa"/>
+            </w:tcMar>
+            <w:shd w:val="clear" w:color="auto" w:fill="F4F6F9"/>
+          </w:tcPr>
+          <w:p>
+            <w:pPr>
+              <w:spacing w:after="20"/>
+            </w:pPr>
+            <w:r>
+              <w:rPr>
+                <w:b w:val="0"/>
+                <w:i w:val="0"/>
+                <w:color w:val="141821"/>
+                <w:sz w:val="19"/>
+              </w:rPr>
+              <w:t>Strong</w:t>
             </w:r>
           </w:p>
         </w:tc>
@@ -20867,7 +24059,7 @@
         </w:rPr>
         <w:t xml:space="preserve"> did the same service-side against ChatGPT Deep Research (</w:t>
       </w:r>
-      <w:hyperlink r:id="rId52">
+      <w:hyperlink r:id="rId60">
         <w:r>
           <w:rPr>
             <w:color w:val="2F6FED"/>
@@ -20953,7 +24145,7 @@
         </w:rPr>
         <w:t xml:space="preserve"> showed the adjacent failure: a model with prior preferences can infer when its outputs will affect its weights versus when it is deployed unmonitored, and comply strategically only when it believes it is observed (</w:t>
       </w:r>
-      <w:hyperlink r:id="rId63">
+      <w:hyperlink r:id="rId72">
         <w:r>
           <w:rPr>
             <w:color w:val="2F6FED"/>
@@ -21137,7 +24329,7 @@
         </w:rPr>
         <w:t xml:space="preserve"> showed it against Salesforce Agentforce through a CRM lead field (</w:t>
       </w:r>
-      <w:hyperlink r:id="rId56">
+      <w:hyperlink r:id="rId64">
         <w:r>
           <w:rPr>
             <w:color w:val="2F6FED"/>
@@ -21223,7 +24415,7 @@
         </w:rPr>
         <w:t xml:space="preserve"> achieved memory poisoning with query-only access and no write API at all (</w:t>
       </w:r>
-      <w:hyperlink r:id="rId59">
+      <w:hyperlink r:id="rId67">
         <w:r>
           <w:rPr>
             <w:color w:val="2F6FED"/>
@@ -21409,7 +24601,7 @@
         </w:rPr>
         <w:t xml:space="preserve"> graded 114 live A2A agent cards and found 100% unsigned and 77% with no declared auth (</w:t>
       </w:r>
-      <w:hyperlink r:id="rId65">
+      <w:hyperlink r:id="rId75">
         <w:r>
           <w:rPr>
             <w:color w:val="2F6FED"/>
@@ -21703,7 +24895,7 @@
         </w:rPr>
         <w:t xml:space="preserve"> was an SSRF in Copilot Studio that 301-redirected to the cloud metadata endpoint at 169.254.169.254 to steal a managed-identity token (</w:t>
       </w:r>
-      <w:hyperlink r:id="rId68">
+      <w:hyperlink r:id="rId78">
         <w:r>
           <w:rPr>
             <w:color w:val="2F6FED"/>
@@ -21969,7 +25161,7 @@
           <w:color w:val="141821"/>
           <w:sz w:val="21"/>
         </w:rPr>
-        <w:t>The eight cross-cutting moves below are the spine. They are not novel inventions; they are the recurring recommended mitigations from the 42-risk mapping, deduplicated and ordered by leverage. Treat them as a program, not a menu.</w:t>
+        <w:t>The nine cross-cutting moves below are the spine. They are not novel inventions; they are the recurring recommended mitigations from the 50-risk mapping, deduplicated and ordered by leverage. Treat them as a program, not a menu.</w:t>
       </w:r>
     </w:p>
     <w:tbl>
@@ -22062,7 +25254,7 @@
                     <pic:cNvPicPr/>
                   </pic:nvPicPr>
                   <pic:blipFill>
-                    <a:blip r:embed="rId69"/>
+                    <a:blip r:embed="rId82"/>
                     <a:stretch>
                       <a:fillRect/>
                     </a:stretch>
@@ -22106,7 +25298,7 @@
           <w:color w:val="141821"/>
           <w:sz w:val="24"/>
         </w:rPr>
-        <w:t>The eight moves, placed on the layer map</w:t>
+        <w:t>The nine moves, placed on the layer map</w:t>
       </w:r>
     </w:p>
     <w:p>
@@ -22461,16 +25653,16 @@
     </w:p>
     <w:p>
       <w:pPr>
-        <w:keepNext/>
-        <w:spacing w:before="200" w:after="60"/>
+        <w:spacing w:after="120" w:line="300" w:lineRule="auto"/>
       </w:pPr>
       <w:r>
         <w:rPr>
-          <w:b/>
+          <w:b w:val="0"/>
+          <w:i w:val="0"/>
           <w:color w:val="141821"/>
-          <w:sz w:val="24"/>
+          <w:sz w:val="21"/>
         </w:rPr>
-        <w:t>Sequencing for an enterprise starting today</w:t>
+        <w:t>Move 9: govern the agentic SDLC and stack as untrusted-by-default. The first eight moves secure how an agent runs; this one secures how it is built, patched, and retired, closing the build-time and operational gaps that leave the framework short of end-to-end. For agent-written code, treat all AI output as untrusted: enforce non-bypassable server-side SAST, DAST, SCA, and secret-scanning merge gates on every AI-assisted commit (R43), provenance-tag AI diffs for elevated human security review because developers over-trust generated code (R44), and threat-model and security-test every agent before launch rather than shipping the insecure-by-default app (R46, R47). For the stack itself, run real vulnerability management: maintain an SBOM of every framework, MCP server, orchestrator, and model-serving runtime mapped continuously to CVE feeds, enforce patch SLAs and minimum-version gates, retire end-of-life components, and isolate AI compute behind a zero-trust boundary so unpatched and vendor-disputed RCEs are unreachable (R45). And govern the full lifecycle: add a runtime behavioral-drift detection plane that re-baselines on every upstream model change (R49), and enforce an automated decommissioning protocol that revokes sessions and deletes orphaned non-human identities at retirement (R50). Placed at L2, L10, and L11, hardening TB6 and TB7.### Sequencing for an enterprise starting today</w:t>
       </w:r>
     </w:p>
     <w:p>
@@ -22484,7 +25676,7 @@
           <w:color w:val="141821"/>
           <w:sz w:val="21"/>
         </w:rPr>
-        <w:t>The eight moves are not equal in leverage, and the order of adoption is the difference between a program and a procurement spree. Sequence by attacker-independence: do the architectural and identity moves that work whether or not any specific attack is caught, before the detective moves that only work when they catch it.</w:t>
+        <w:t>The nine moves are not equal in leverage, and the order of adoption is the difference between a program and a procurement spree. Sequence by attacker-independence: do the architectural and identity moves that work whether or not any specific attack is caught, before the detective moves that only work when they catch it.</w:t>
       </w:r>
     </w:p>
     <w:p>
@@ -22712,7 +25904,7 @@
           <w:color w:val="141821"/>
           <w:sz w:val="21"/>
         </w:rPr>
-        <w:t>The eight moves are the program; the per-risk requirements are how they land on the highest-severity risks. Each line below is a control requirement, written to be liftable into a design doc.</w:t>
+        <w:t>The nine moves are the program; the per-risk requirements are how they land on the highest-severity risks. Each line below is a control requirement, written to be liftable into a design doc.</w:t>
       </w:r>
     </w:p>
     <w:p>
@@ -23134,7 +26326,7 @@
         </w:rPr>
         <w:t xml:space="preserve"> showed LLM-to-LLM injection propagating through multi-agent orchestrations (</w:t>
       </w:r>
-      <w:hyperlink r:id="rId66">
+      <w:hyperlink r:id="rId76">
         <w:r>
           <w:rPr>
             <w:color w:val="2F6FED"/>
@@ -23284,7 +26476,7 @@
           <w:color w:val="141821"/>
           <w:sz w:val="21"/>
         </w:rPr>
-        <w:t>The agentic enterprise is securable. It is not securable the way the market is selling it. Two parts of this paper have built one argument: the attack surface is the architecture, not a list of bugs (Part 1's 11 layers and 7 trust boundaries), and the defense is therefore architectural too (Part 2's eight moves). Between those two claims sits the honest accounting of Section 2.3: most agentic risk is contained, not prevented; a handful of risks (R01, R23, R22, R25, R26, R27) are not closeable by any product and must be governed as standing residual; and the controls that carry the load are structural, not detective.</w:t>
+        <w:t>The agentic enterprise is securable. It is not securable the way the market is selling it. Two parts of this paper have built one argument: the attack surface is the architecture, not a list of bugs (Part 1's 11 layers and 7 trust boundaries), and the defense is therefore architectural too (Part 2's nine moves). Between those two claims sits the honest accounting of Section 2.3: most agentic risk is contained, not prevented; a handful of risks (R01, R23, R22, R25, R26, R27) are not closeable by any product and must be governed as standing residual; and the controls that carry the load are structural, not detective.</w:t>
       </w:r>
     </w:p>
     <w:p>
@@ -23356,7 +26548,7 @@
         </w:rPr>
         <w:t xml:space="preserve">The companion to this paper is an interactive site, </w:t>
       </w:r>
-      <w:hyperlink r:id="rId70">
+      <w:hyperlink r:id="rId83">
         <w:r>
           <w:rPr>
             <w:color w:val="2F6FED"/>
@@ -23372,7 +26564,7 @@
           <w:color w:val="141821"/>
           <w:sz w:val="21"/>
         </w:rPr>
-        <w:t>, that renders the full 42-risk taxonomy, the seven-category solution landscape, and the color-coded risk-to-solution mapping as a live explorer, so a team can filter by family, layer, severity, or gap_status and pull the residual-gap sentence for any risk directly into a design review. Use it as the working surface behind the static exhibits in these two parts.</w:t>
+        <w:t>, that renders the full 50-risk taxonomy, the seven-category solution landscape, and the color-coded risk-to-solution mapping as a live explorer, so a team can filter by family, layer, severity, or gap_status and pull the residual-gap sentence for any risk directly into a design review. Use it as the working surface behind the static exhibits in these two parts.</w:t>
       </w:r>
     </w:p>
     <w:p>
@@ -23438,7 +26630,7 @@
         </w:rPr>
         <w:t xml:space="preserve">The closing point is the one the whole structure was built to support. You cannot secure what you cannot see, and once you see the agentic enterprise as a trust topology of layers and boundaries rather than a new app with new bugs, the defensible moves become obvious and the undefendable risks become nameable. Map your estate. Kill the trifecta. Make identity the control plane. Put the governance plane out of the agent's reach. Accept and watch the residual you cannot close. That is a securable agentic enterprise, and it is buildable today. Explore the live, clickable model at </w:t>
       </w:r>
-      <w:hyperlink r:id="rId70">
+      <w:hyperlink r:id="rId83">
         <w:r>
           <w:rPr>
             <w:color w:val="2F6FED"/>
